--- a/新泰週報20260830[2635]B4F.docx
+++ b/新泰週報20260830[2635]B4F.docx
@@ -1,6 +1,6 @@
 
 <file path=word/document.xml><?xml version="1.0" encoding="utf-8"?>
-<w:document xmlns:wpc="http://schemas.microsoft.com/office/word/2010/wordprocessingCanvas" xmlns:mc="http://schemas.openxmlformats.org/markup-compatibility/2006" xmlns:o="urn:schemas-microsoft-com:office:office" xmlns:r="http://schemas.openxmlformats.org/officeDocument/2006/relationships" xmlns:m="http://schemas.openxmlformats.org/officeDocument/2006/math" xmlns:v="urn:schemas-microsoft-com:vml" xmlns:wp14="http://schemas.microsoft.com/office/word/2010/wordprocessingDrawing" xmlns:wp="http://schemas.openxmlformats.org/drawingml/2006/wordprocessingDrawing" xmlns:w10="urn:schemas-microsoft-com:office:word" xmlns:w="http://schemas.openxmlformats.org/wordprocessingml/2006/main" xmlns:w14="http://schemas.microsoft.com/office/word/2010/wordml" xmlns:w15="http://schemas.microsoft.com/office/word/2012/wordml" xmlns:wpg="http://schemas.microsoft.com/office/word/2010/wordprocessingGroup" xmlns:wpi="http://schemas.microsoft.com/office/word/2010/wordprocessingInk" xmlns:wne="http://schemas.microsoft.com/office/word/2006/wordml" xmlns:wps="http://schemas.microsoft.com/office/word/2010/wordprocessingShape" mc:Ignorable="w14 w15 wp14">
+<w:document xmlns:wpc="http://schemas.microsoft.com/office/word/2010/wordprocessingCanvas" xmlns:cx="http://schemas.microsoft.com/office/drawing/2014/chartex" xmlns:cx1="http://schemas.microsoft.com/office/drawing/2015/9/8/chartex" xmlns:cx2="http://schemas.microsoft.com/office/drawing/2015/10/21/chartex" xmlns:cx3="http://schemas.microsoft.com/office/drawing/2016/5/9/chartex" xmlns:cx4="http://schemas.microsoft.com/office/drawing/2016/5/10/chartex" xmlns:cx5="http://schemas.microsoft.com/office/drawing/2016/5/11/chartex" xmlns:cx6="http://schemas.microsoft.com/office/drawing/2016/5/12/chartex" xmlns:cx7="http://schemas.microsoft.com/office/drawing/2016/5/13/chartex" xmlns:cx8="http://schemas.microsoft.com/office/drawing/2016/5/14/chartex" xmlns:mc="http://schemas.openxmlformats.org/markup-compatibility/2006" xmlns:aink="http://schemas.microsoft.com/office/drawing/2016/ink" xmlns:am3d="http://schemas.microsoft.com/office/drawing/2017/model3d" xmlns:o="urn:schemas-microsoft-com:office:office" xmlns:oel="http://schemas.microsoft.com/office/2019/extlst" xmlns:r="http://schemas.openxmlformats.org/officeDocument/2006/relationships" xmlns:m="http://schemas.openxmlformats.org/officeDocument/2006/math" xmlns:v="urn:schemas-microsoft-com:vml" xmlns:wp14="http://schemas.microsoft.com/office/word/2010/wordprocessingDrawing" xmlns:wp="http://schemas.openxmlformats.org/drawingml/2006/wordprocessingDrawing" xmlns:w10="urn:schemas-microsoft-com:office:word" xmlns:w="http://schemas.openxmlformats.org/wordprocessingml/2006/main" xmlns:w14="http://schemas.microsoft.com/office/word/2010/wordml" xmlns:w15="http://schemas.microsoft.com/office/word/2012/wordml" xmlns:w16cex="http://schemas.microsoft.com/office/word/2018/wordml/cex" xmlns:w16cid="http://schemas.microsoft.com/office/word/2016/wordml/cid" xmlns:w16="http://schemas.microsoft.com/office/word/2018/wordml" xmlns:w16sdtdh="http://schemas.microsoft.com/office/word/2020/wordml/sdtdatahash" xmlns:w16se="http://schemas.microsoft.com/office/word/2015/wordml/symex" xmlns:wpg="http://schemas.microsoft.com/office/word/2010/wordprocessingGroup" xmlns:wpi="http://schemas.microsoft.com/office/word/2010/wordprocessingInk" xmlns:wne="http://schemas.microsoft.com/office/word/2006/wordml" xmlns:wps="http://schemas.microsoft.com/office/word/2010/wordprocessingShape" mc:Ignorable="w14 w15 w16se w16cid w16 w16cex w16sdtdh wp14">
   <w:body>
     <w:p>
       <w:pPr>
@@ -4014,9 +4014,21 @@
           <w:sz w:val="26"/>
           <w:szCs w:val="26"/>
         </w:rPr>
-        <w:t>我心讚美上帝，自然</w:t>
-      </w:r>
-      <w:proofErr w:type="gramStart"/>
+        <w:t>我心讚美上帝，</w:t>
+      </w:r>
+    </w:p>
+    <w:p>
+      <w:pPr>
+        <w:snapToGrid w:val="0"/>
+        <w:spacing w:line="300" w:lineRule="exact"/>
+        <w:rPr>
+          <w:rFonts w:asciiTheme="majorBidi" w:eastAsia="標楷體" w:hAnsiTheme="majorBidi" w:cstheme="majorBidi"/>
+          <w:bCs/>
+          <w:w w:val="90"/>
+          <w:sz w:val="26"/>
+          <w:szCs w:val="26"/>
+        </w:rPr>
+      </w:pPr>
       <w:r>
         <w:rPr>
           <w:rFonts w:asciiTheme="majorBidi" w:eastAsia="標楷體" w:hAnsiTheme="majorBidi" w:cstheme="majorBidi" w:hint="eastAsia"/>
@@ -4025,9 +4037,9 @@
           <w:sz w:val="26"/>
           <w:szCs w:val="26"/>
         </w:rPr>
-        <w:t>永活的父</w:t>
-      </w:r>
-      <w:proofErr w:type="gramEnd"/>
+        <w:t>自然</w:t>
+      </w:r>
+      <w:proofErr w:type="gramStart"/>
       <w:r>
         <w:rPr>
           <w:rFonts w:asciiTheme="majorBidi" w:eastAsia="標楷體" w:hAnsiTheme="majorBidi" w:cstheme="majorBidi" w:hint="eastAsia"/>
@@ -4036,7 +4048,18 @@
           <w:sz w:val="26"/>
           <w:szCs w:val="26"/>
         </w:rPr>
-        <w:t>，天地萬物相及應聲，</w:t>
+        <w:t>永活的父</w:t>
+      </w:r>
+      <w:proofErr w:type="gramEnd"/>
+      <w:r>
+        <w:rPr>
+          <w:rFonts w:asciiTheme="majorBidi" w:eastAsia="標楷體" w:hAnsiTheme="majorBidi" w:cstheme="majorBidi" w:hint="eastAsia"/>
+          <w:bCs/>
+          <w:w w:val="90"/>
+          <w:sz w:val="26"/>
+          <w:szCs w:val="26"/>
+        </w:rPr>
+        <w:t>，</w:t>
       </w:r>
     </w:p>
     <w:p>
@@ -4059,9 +4082,21 @@
           <w:sz w:val="26"/>
           <w:szCs w:val="26"/>
         </w:rPr>
-        <w:t>讚美</w:t>
-      </w:r>
-      <w:proofErr w:type="gramStart"/>
+        <w:t>天地萬物相及應聲，</w:t>
+      </w:r>
+    </w:p>
+    <w:p>
+      <w:pPr>
+        <w:snapToGrid w:val="0"/>
+        <w:spacing w:line="300" w:lineRule="exact"/>
+        <w:rPr>
+          <w:rFonts w:asciiTheme="majorBidi" w:eastAsia="標楷體" w:hAnsiTheme="majorBidi" w:cstheme="majorBidi"/>
+          <w:bCs/>
+          <w:w w:val="90"/>
+          <w:sz w:val="26"/>
+          <w:szCs w:val="26"/>
+        </w:rPr>
+      </w:pPr>
       <w:r>
         <w:rPr>
           <w:rFonts w:asciiTheme="majorBidi" w:eastAsia="標楷體" w:hAnsiTheme="majorBidi" w:cstheme="majorBidi" w:hint="eastAsia"/>
@@ -4070,9 +4105,9 @@
           <w:sz w:val="26"/>
           <w:szCs w:val="26"/>
         </w:rPr>
-        <w:t>祂大尊名</w:t>
-      </w:r>
-      <w:proofErr w:type="gramEnd"/>
+        <w:t>讚美</w:t>
+      </w:r>
+      <w:proofErr w:type="gramStart"/>
       <w:r>
         <w:rPr>
           <w:rFonts w:asciiTheme="majorBidi" w:eastAsia="標楷體" w:hAnsiTheme="majorBidi" w:cstheme="majorBidi" w:hint="eastAsia"/>
@@ -4081,6 +4116,17 @@
           <w:sz w:val="26"/>
           <w:szCs w:val="26"/>
         </w:rPr>
+        <w:t>祂大尊名</w:t>
+      </w:r>
+      <w:proofErr w:type="gramEnd"/>
+      <w:r>
+        <w:rPr>
+          <w:rFonts w:asciiTheme="majorBidi" w:eastAsia="標楷體" w:hAnsiTheme="majorBidi" w:cstheme="majorBidi" w:hint="eastAsia"/>
+          <w:bCs/>
+          <w:w w:val="90"/>
+          <w:sz w:val="26"/>
+          <w:szCs w:val="26"/>
+        </w:rPr>
         <w:t>。</w:t>
       </w:r>
     </w:p>
@@ -4089,7 +4135,7 @@
         <w:snapToGrid w:val="0"/>
         <w:spacing w:line="300" w:lineRule="exact"/>
         <w:rPr>
-          <w:rFonts w:asciiTheme="majorBidi" w:eastAsia="標楷體" w:hAnsiTheme="majorBidi" w:cstheme="majorBidi" w:hint="eastAsia"/>
+          <w:rFonts w:asciiTheme="majorBidi" w:eastAsia="標楷體" w:hAnsiTheme="majorBidi" w:cstheme="majorBidi"/>
           <w:bCs/>
           <w:w w:val="90"/>
           <w:sz w:val="26"/>
@@ -4119,6 +4165,19 @@
         </w:rPr>
         <w:t>樹木田園水泉，</w:t>
       </w:r>
+    </w:p>
+    <w:p>
+      <w:pPr>
+        <w:snapToGrid w:val="0"/>
+        <w:spacing w:line="300" w:lineRule="exact"/>
+        <w:rPr>
+          <w:rFonts w:asciiTheme="majorBidi" w:eastAsia="標楷體" w:hAnsiTheme="majorBidi" w:cstheme="majorBidi"/>
+          <w:bCs/>
+          <w:w w:val="90"/>
+          <w:sz w:val="26"/>
+          <w:szCs w:val="26"/>
+        </w:rPr>
+      </w:pPr>
       <w:proofErr w:type="gramStart"/>
       <w:r>
         <w:rPr>
@@ -4139,9 +4198,21 @@
           <w:sz w:val="26"/>
           <w:szCs w:val="26"/>
         </w:rPr>
-        <w:t>蒼大海高山，顯明</w:t>
-      </w:r>
-      <w:proofErr w:type="gramStart"/>
+        <w:t>蒼大海高山，</w:t>
+      </w:r>
+    </w:p>
+    <w:p>
+      <w:pPr>
+        <w:snapToGrid w:val="0"/>
+        <w:spacing w:line="300" w:lineRule="exact"/>
+        <w:rPr>
+          <w:rFonts w:asciiTheme="majorBidi" w:eastAsia="標楷體" w:hAnsiTheme="majorBidi" w:cstheme="majorBidi"/>
+          <w:bCs/>
+          <w:w w:val="90"/>
+          <w:sz w:val="26"/>
+          <w:szCs w:val="26"/>
+        </w:rPr>
+      </w:pPr>
       <w:r>
         <w:rPr>
           <w:rFonts w:asciiTheme="majorBidi" w:eastAsia="標楷體" w:hAnsiTheme="majorBidi" w:cstheme="majorBidi" w:hint="eastAsia"/>
@@ -4150,9 +4221,9 @@
           <w:sz w:val="26"/>
           <w:szCs w:val="26"/>
         </w:rPr>
-        <w:t>祂</w:t>
-      </w:r>
-      <w:proofErr w:type="gramEnd"/>
+        <w:t>顯明</w:t>
+      </w:r>
+      <w:proofErr w:type="gramStart"/>
       <w:r>
         <w:rPr>
           <w:rFonts w:asciiTheme="majorBidi" w:eastAsia="標楷體" w:hAnsiTheme="majorBidi" w:cstheme="majorBidi" w:hint="eastAsia"/>
@@ -4161,6 +4232,17 @@
           <w:sz w:val="26"/>
           <w:szCs w:val="26"/>
         </w:rPr>
+        <w:t>祂</w:t>
+      </w:r>
+      <w:proofErr w:type="gramEnd"/>
+      <w:r>
+        <w:rPr>
+          <w:rFonts w:asciiTheme="majorBidi" w:eastAsia="標楷體" w:hAnsiTheme="majorBidi" w:cstheme="majorBidi" w:hint="eastAsia"/>
+          <w:bCs/>
+          <w:w w:val="90"/>
+          <w:sz w:val="26"/>
+          <w:szCs w:val="26"/>
+        </w:rPr>
         <w:t>大權能榮光，</w:t>
       </w:r>
     </w:p>
@@ -4169,7 +4251,7 @@
         <w:snapToGrid w:val="0"/>
         <w:spacing w:line="300" w:lineRule="exact"/>
         <w:rPr>
-          <w:rFonts w:asciiTheme="majorBidi" w:eastAsia="標楷體" w:hAnsiTheme="majorBidi" w:cstheme="majorBidi" w:hint="eastAsia"/>
+          <w:rFonts w:asciiTheme="majorBidi" w:eastAsia="標楷體" w:hAnsiTheme="majorBidi" w:cstheme="majorBidi"/>
           <w:bCs/>
           <w:w w:val="90"/>
           <w:sz w:val="26"/>
@@ -4220,7 +4302,7 @@
           <w:sz w:val="26"/>
           <w:szCs w:val="26"/>
         </w:rPr>
-        <w:t>我心讚美上帝，世間眾人的父，空中飛鳥吟詩出聲，</w:t>
+        <w:t>我心讚美上帝，</w:t>
       </w:r>
     </w:p>
     <w:p>
@@ -4243,9 +4325,21 @@
           <w:sz w:val="26"/>
           <w:szCs w:val="26"/>
         </w:rPr>
-        <w:t>讚美</w:t>
-      </w:r>
-      <w:proofErr w:type="gramStart"/>
+        <w:t>世間眾人的父，</w:t>
+      </w:r>
+    </w:p>
+    <w:p>
+      <w:pPr>
+        <w:snapToGrid w:val="0"/>
+        <w:spacing w:line="300" w:lineRule="exact"/>
+        <w:rPr>
+          <w:rFonts w:asciiTheme="majorBidi" w:eastAsia="標楷體" w:hAnsiTheme="majorBidi" w:cstheme="majorBidi"/>
+          <w:bCs/>
+          <w:w w:val="90"/>
+          <w:sz w:val="26"/>
+          <w:szCs w:val="26"/>
+        </w:rPr>
+      </w:pPr>
       <w:r>
         <w:rPr>
           <w:rFonts w:asciiTheme="majorBidi" w:eastAsia="標楷體" w:hAnsiTheme="majorBidi" w:cstheme="majorBidi" w:hint="eastAsia"/>
@@ -4254,9 +4348,21 @@
           <w:sz w:val="26"/>
           <w:szCs w:val="26"/>
         </w:rPr>
-        <w:t>祂大尊名</w:t>
-      </w:r>
-      <w:proofErr w:type="gramEnd"/>
+        <w:t>空中飛鳥吟詩出聲，</w:t>
+      </w:r>
+    </w:p>
+    <w:p>
+      <w:pPr>
+        <w:snapToGrid w:val="0"/>
+        <w:spacing w:line="300" w:lineRule="exact"/>
+        <w:rPr>
+          <w:rFonts w:asciiTheme="majorBidi" w:eastAsia="標楷體" w:hAnsiTheme="majorBidi" w:cstheme="majorBidi"/>
+          <w:bCs/>
+          <w:w w:val="90"/>
+          <w:sz w:val="26"/>
+          <w:szCs w:val="26"/>
+        </w:rPr>
+      </w:pPr>
       <w:r>
         <w:rPr>
           <w:rFonts w:asciiTheme="majorBidi" w:eastAsia="標楷體" w:hAnsiTheme="majorBidi" w:cstheme="majorBidi" w:hint="eastAsia"/>
@@ -4265,13 +4371,10 @@
           <w:sz w:val="26"/>
           <w:szCs w:val="26"/>
         </w:rPr>
-        <w:t>。</w:t>
-      </w:r>
-    </w:p>
-    <w:p>
-      <w:pPr>
-        <w:snapToGrid w:val="0"/>
-        <w:spacing w:line="300" w:lineRule="exact"/>
+        <w:t>讚美</w:t>
+      </w:r>
+      <w:proofErr w:type="gramStart"/>
+      <w:r>
         <w:rPr>
           <w:rFonts w:asciiTheme="majorBidi" w:eastAsia="標楷體" w:hAnsiTheme="majorBidi" w:cstheme="majorBidi" w:hint="eastAsia"/>
           <w:bCs/>
@@ -4279,22 +4382,9 @@
           <w:sz w:val="26"/>
           <w:szCs w:val="26"/>
         </w:rPr>
-      </w:pPr>
-      <w:bookmarkStart w:id="6" w:name="_GoBack"/>
-      <w:bookmarkEnd w:id="6"/>
-    </w:p>
-    <w:p>
-      <w:pPr>
-        <w:snapToGrid w:val="0"/>
-        <w:spacing w:line="300" w:lineRule="exact"/>
-        <w:rPr>
-          <w:rFonts w:asciiTheme="majorBidi" w:eastAsia="標楷體" w:hAnsiTheme="majorBidi" w:cstheme="majorBidi"/>
-          <w:bCs/>
-          <w:w w:val="90"/>
-          <w:sz w:val="26"/>
-          <w:szCs w:val="26"/>
-        </w:rPr>
-      </w:pPr>
+        <w:t>祂大尊名</w:t>
+      </w:r>
+      <w:proofErr w:type="gramEnd"/>
       <w:r>
         <w:rPr>
           <w:rFonts w:asciiTheme="majorBidi" w:eastAsia="標楷體" w:hAnsiTheme="majorBidi" w:cstheme="majorBidi" w:hint="eastAsia"/>
@@ -4303,52 +4393,7 @@
           <w:sz w:val="26"/>
           <w:szCs w:val="26"/>
         </w:rPr>
-        <w:t>溪水草</w:t>
-      </w:r>
-      <w:proofErr w:type="gramStart"/>
-      <w:r>
-        <w:rPr>
-          <w:rFonts w:asciiTheme="majorBidi" w:eastAsia="標楷體" w:hAnsiTheme="majorBidi" w:cstheme="majorBidi" w:hint="eastAsia"/>
-          <w:bCs/>
-          <w:w w:val="90"/>
-          <w:sz w:val="26"/>
-          <w:szCs w:val="26"/>
-        </w:rPr>
-        <w:t>埔</w:t>
-      </w:r>
-      <w:proofErr w:type="gramEnd"/>
-      <w:r>
-        <w:rPr>
-          <w:rFonts w:asciiTheme="majorBidi" w:eastAsia="標楷體" w:hAnsiTheme="majorBidi" w:cstheme="majorBidi" w:hint="eastAsia"/>
-          <w:bCs/>
-          <w:w w:val="90"/>
-          <w:sz w:val="26"/>
-          <w:szCs w:val="26"/>
-        </w:rPr>
-        <w:t>青翠，香花果子極美，日光照來涼風吹來，</w:t>
-      </w:r>
-    </w:p>
-    <w:p>
-      <w:pPr>
-        <w:snapToGrid w:val="0"/>
-        <w:spacing w:line="300" w:lineRule="exact"/>
-        <w:rPr>
-          <w:rFonts w:asciiTheme="majorBidi" w:eastAsia="標楷體" w:hAnsiTheme="majorBidi" w:cstheme="majorBidi" w:hint="eastAsia"/>
-          <w:bCs/>
-          <w:w w:val="90"/>
-          <w:sz w:val="26"/>
-          <w:szCs w:val="26"/>
-        </w:rPr>
-      </w:pPr>
-      <w:r>
-        <w:rPr>
-          <w:rFonts w:asciiTheme="majorBidi" w:eastAsia="標楷體" w:hAnsiTheme="majorBidi" w:cstheme="majorBidi" w:hint="eastAsia"/>
-          <w:bCs/>
-          <w:w w:val="90"/>
-          <w:sz w:val="26"/>
-          <w:szCs w:val="26"/>
-        </w:rPr>
-        <w:t>講起上帝仁愛。</w:t>
+        <w:t>。</w:t>
       </w:r>
     </w:p>
     <w:p>
@@ -4369,13 +4414,24 @@
         <w:snapToGrid w:val="0"/>
         <w:spacing w:line="300" w:lineRule="exact"/>
         <w:rPr>
+          <w:rFonts w:asciiTheme="majorBidi" w:eastAsia="標楷體" w:hAnsiTheme="majorBidi" w:cstheme="majorBidi"/>
+          <w:bCs/>
+          <w:w w:val="90"/>
+          <w:sz w:val="26"/>
+          <w:szCs w:val="26"/>
+        </w:rPr>
+      </w:pPr>
+      <w:r>
+        <w:rPr>
           <w:rFonts w:asciiTheme="majorBidi" w:eastAsia="標楷體" w:hAnsiTheme="majorBidi" w:cstheme="majorBidi" w:hint="eastAsia"/>
           <w:bCs/>
           <w:w w:val="90"/>
           <w:sz w:val="26"/>
           <w:szCs w:val="26"/>
         </w:rPr>
-      </w:pPr>
+        <w:t>溪水草</w:t>
+      </w:r>
+      <w:proofErr w:type="gramStart"/>
       <w:r>
         <w:rPr>
           <w:rFonts w:asciiTheme="majorBidi" w:eastAsia="標楷體" w:hAnsiTheme="majorBidi" w:cstheme="majorBidi" w:hint="eastAsia"/>
@@ -4384,7 +4440,87 @@
           <w:sz w:val="26"/>
           <w:szCs w:val="26"/>
         </w:rPr>
-        <w:t>我心讚美上帝，天下本對一家，雖然歹事暫時縱橫，公義穩當得勝。</w:t>
+        <w:t>埔</w:t>
+      </w:r>
+      <w:proofErr w:type="gramEnd"/>
+      <w:r>
+        <w:rPr>
+          <w:rFonts w:asciiTheme="majorBidi" w:eastAsia="標楷體" w:hAnsiTheme="majorBidi" w:cstheme="majorBidi" w:hint="eastAsia"/>
+          <w:bCs/>
+          <w:w w:val="90"/>
+          <w:sz w:val="26"/>
+          <w:szCs w:val="26"/>
+        </w:rPr>
+        <w:t>青翠，</w:t>
+      </w:r>
+    </w:p>
+    <w:p>
+      <w:pPr>
+        <w:snapToGrid w:val="0"/>
+        <w:spacing w:line="300" w:lineRule="exact"/>
+        <w:rPr>
+          <w:rFonts w:asciiTheme="majorBidi" w:eastAsia="標楷體" w:hAnsiTheme="majorBidi" w:cstheme="majorBidi"/>
+          <w:bCs/>
+          <w:w w:val="90"/>
+          <w:sz w:val="26"/>
+          <w:szCs w:val="26"/>
+        </w:rPr>
+      </w:pPr>
+      <w:r>
+        <w:rPr>
+          <w:rFonts w:asciiTheme="majorBidi" w:eastAsia="標楷體" w:hAnsiTheme="majorBidi" w:cstheme="majorBidi" w:hint="eastAsia"/>
+          <w:bCs/>
+          <w:w w:val="90"/>
+          <w:sz w:val="26"/>
+          <w:szCs w:val="26"/>
+        </w:rPr>
+        <w:t>香花果子極美，</w:t>
+      </w:r>
+    </w:p>
+    <w:p>
+      <w:pPr>
+        <w:snapToGrid w:val="0"/>
+        <w:spacing w:line="300" w:lineRule="exact"/>
+        <w:rPr>
+          <w:rFonts w:asciiTheme="majorBidi" w:eastAsia="標楷體" w:hAnsiTheme="majorBidi" w:cstheme="majorBidi"/>
+          <w:bCs/>
+          <w:w w:val="90"/>
+          <w:sz w:val="26"/>
+          <w:szCs w:val="26"/>
+        </w:rPr>
+      </w:pPr>
+      <w:r>
+        <w:rPr>
+          <w:rFonts w:asciiTheme="majorBidi" w:eastAsia="標楷體" w:hAnsiTheme="majorBidi" w:cstheme="majorBidi" w:hint="eastAsia"/>
+          <w:bCs/>
+          <w:w w:val="90"/>
+          <w:sz w:val="26"/>
+          <w:szCs w:val="26"/>
+        </w:rPr>
+        <w:t>日光照來涼風吹來，</w:t>
+      </w:r>
+    </w:p>
+    <w:p>
+      <w:pPr>
+        <w:snapToGrid w:val="0"/>
+        <w:spacing w:line="300" w:lineRule="exact"/>
+        <w:rPr>
+          <w:rFonts w:asciiTheme="majorBidi" w:eastAsia="標楷體" w:hAnsiTheme="majorBidi" w:cstheme="majorBidi"/>
+          <w:bCs/>
+          <w:w w:val="90"/>
+          <w:sz w:val="26"/>
+          <w:szCs w:val="26"/>
+        </w:rPr>
+      </w:pPr>
+      <w:r>
+        <w:rPr>
+          <w:rFonts w:asciiTheme="majorBidi" w:eastAsia="標楷體" w:hAnsiTheme="majorBidi" w:cstheme="majorBidi" w:hint="eastAsia"/>
+          <w:bCs/>
+          <w:w w:val="90"/>
+          <w:sz w:val="26"/>
+          <w:szCs w:val="26"/>
+        </w:rPr>
+        <w:t>講起上帝仁愛。</w:t>
       </w:r>
     </w:p>
     <w:p>
@@ -4420,9 +4556,21 @@
           <w:sz w:val="26"/>
           <w:szCs w:val="26"/>
         </w:rPr>
-        <w:t>在咱天父世界，上帝權能統管，天下</w:t>
-      </w:r>
-      <w:proofErr w:type="gramStart"/>
+        <w:t>我心讚美上帝，</w:t>
+      </w:r>
+    </w:p>
+    <w:p>
+      <w:pPr>
+        <w:snapToGrid w:val="0"/>
+        <w:spacing w:line="300" w:lineRule="exact"/>
+        <w:rPr>
+          <w:rFonts w:asciiTheme="majorBidi" w:eastAsia="標楷體" w:hAnsiTheme="majorBidi" w:cstheme="majorBidi"/>
+          <w:bCs/>
+          <w:w w:val="90"/>
+          <w:sz w:val="26"/>
+          <w:szCs w:val="26"/>
+        </w:rPr>
+      </w:pPr>
       <w:r>
         <w:rPr>
           <w:rFonts w:asciiTheme="majorBidi" w:eastAsia="標楷體" w:hAnsiTheme="majorBidi" w:cstheme="majorBidi" w:hint="eastAsia"/>
@@ -4431,9 +4579,21 @@
           <w:sz w:val="26"/>
           <w:szCs w:val="26"/>
         </w:rPr>
-        <w:t>到尾合做</w:t>
-      </w:r>
-      <w:proofErr w:type="gramEnd"/>
+        <w:t>天下本對一家，</w:t>
+      </w:r>
+    </w:p>
+    <w:p>
+      <w:pPr>
+        <w:snapToGrid w:val="0"/>
+        <w:spacing w:line="300" w:lineRule="exact"/>
+        <w:rPr>
+          <w:rFonts w:asciiTheme="majorBidi" w:eastAsia="標楷體" w:hAnsiTheme="majorBidi" w:cstheme="majorBidi"/>
+          <w:bCs/>
+          <w:w w:val="90"/>
+          <w:sz w:val="26"/>
+          <w:szCs w:val="26"/>
+        </w:rPr>
+      </w:pPr>
       <w:r>
         <w:rPr>
           <w:rFonts w:asciiTheme="majorBidi" w:eastAsia="標楷體" w:hAnsiTheme="majorBidi" w:cstheme="majorBidi" w:hint="eastAsia"/>
@@ -4442,7 +4602,157 @@
           <w:sz w:val="26"/>
           <w:szCs w:val="26"/>
         </w:rPr>
-        <w:t>一家，榮光歸於上帝！</w:t>
+        <w:t>雖然歹事暫時縱橫，</w:t>
+      </w:r>
+    </w:p>
+    <w:p>
+      <w:pPr>
+        <w:snapToGrid w:val="0"/>
+        <w:spacing w:line="300" w:lineRule="exact"/>
+        <w:rPr>
+          <w:rFonts w:asciiTheme="majorBidi" w:eastAsia="標楷體" w:hAnsiTheme="majorBidi" w:cstheme="majorBidi"/>
+          <w:bCs/>
+          <w:w w:val="90"/>
+          <w:sz w:val="26"/>
+          <w:szCs w:val="26"/>
+        </w:rPr>
+      </w:pPr>
+      <w:r>
+        <w:rPr>
+          <w:rFonts w:asciiTheme="majorBidi" w:eastAsia="標楷體" w:hAnsiTheme="majorBidi" w:cstheme="majorBidi" w:hint="eastAsia"/>
+          <w:bCs/>
+          <w:w w:val="90"/>
+          <w:sz w:val="26"/>
+          <w:szCs w:val="26"/>
+        </w:rPr>
+        <w:t>公義穩當得勝。</w:t>
+      </w:r>
+    </w:p>
+    <w:p>
+      <w:pPr>
+        <w:snapToGrid w:val="0"/>
+        <w:spacing w:line="300" w:lineRule="exact"/>
+        <w:rPr>
+          <w:rFonts w:asciiTheme="majorBidi" w:eastAsia="標楷體" w:hAnsiTheme="majorBidi" w:cstheme="majorBidi"/>
+          <w:bCs/>
+          <w:w w:val="90"/>
+          <w:sz w:val="26"/>
+          <w:szCs w:val="26"/>
+        </w:rPr>
+      </w:pPr>
+    </w:p>
+    <w:p>
+      <w:pPr>
+        <w:snapToGrid w:val="0"/>
+        <w:spacing w:line="300" w:lineRule="exact"/>
+        <w:rPr>
+          <w:rFonts w:asciiTheme="majorBidi" w:eastAsia="標楷體" w:hAnsiTheme="majorBidi" w:cstheme="majorBidi"/>
+          <w:bCs/>
+          <w:w w:val="90"/>
+          <w:sz w:val="26"/>
+          <w:szCs w:val="26"/>
+        </w:rPr>
+      </w:pPr>
+      <w:r>
+        <w:rPr>
+          <w:rFonts w:asciiTheme="majorBidi" w:eastAsia="標楷體" w:hAnsiTheme="majorBidi" w:cstheme="majorBidi" w:hint="eastAsia"/>
+          <w:bCs/>
+          <w:w w:val="90"/>
+          <w:sz w:val="26"/>
+          <w:szCs w:val="26"/>
+        </w:rPr>
+        <w:t>在咱天父世界，</w:t>
+      </w:r>
+    </w:p>
+    <w:p>
+      <w:pPr>
+        <w:snapToGrid w:val="0"/>
+        <w:spacing w:line="300" w:lineRule="exact"/>
+        <w:rPr>
+          <w:rFonts w:asciiTheme="majorBidi" w:eastAsia="標楷體" w:hAnsiTheme="majorBidi" w:cstheme="majorBidi"/>
+          <w:bCs/>
+          <w:w w:val="90"/>
+          <w:sz w:val="26"/>
+          <w:szCs w:val="26"/>
+        </w:rPr>
+      </w:pPr>
+      <w:r>
+        <w:rPr>
+          <w:rFonts w:asciiTheme="majorBidi" w:eastAsia="標楷體" w:hAnsiTheme="majorBidi" w:cstheme="majorBidi" w:hint="eastAsia"/>
+          <w:bCs/>
+          <w:w w:val="90"/>
+          <w:sz w:val="26"/>
+          <w:szCs w:val="26"/>
+        </w:rPr>
+        <w:t>上帝權能統管，</w:t>
+      </w:r>
+    </w:p>
+    <w:p>
+      <w:pPr>
+        <w:snapToGrid w:val="0"/>
+        <w:spacing w:line="300" w:lineRule="exact"/>
+        <w:rPr>
+          <w:rFonts w:asciiTheme="majorBidi" w:eastAsia="標楷體" w:hAnsiTheme="majorBidi" w:cstheme="majorBidi"/>
+          <w:bCs/>
+          <w:w w:val="90"/>
+          <w:sz w:val="26"/>
+          <w:szCs w:val="26"/>
+        </w:rPr>
+      </w:pPr>
+      <w:r>
+        <w:rPr>
+          <w:rFonts w:asciiTheme="majorBidi" w:eastAsia="標楷體" w:hAnsiTheme="majorBidi" w:cstheme="majorBidi" w:hint="eastAsia"/>
+          <w:bCs/>
+          <w:w w:val="90"/>
+          <w:sz w:val="26"/>
+          <w:szCs w:val="26"/>
+        </w:rPr>
+        <w:t>天下</w:t>
+      </w:r>
+      <w:proofErr w:type="gramStart"/>
+      <w:r>
+        <w:rPr>
+          <w:rFonts w:asciiTheme="majorBidi" w:eastAsia="標楷體" w:hAnsiTheme="majorBidi" w:cstheme="majorBidi" w:hint="eastAsia"/>
+          <w:bCs/>
+          <w:w w:val="90"/>
+          <w:sz w:val="26"/>
+          <w:szCs w:val="26"/>
+        </w:rPr>
+        <w:t>到尾合做</w:t>
+      </w:r>
+      <w:proofErr w:type="gramEnd"/>
+      <w:r>
+        <w:rPr>
+          <w:rFonts w:asciiTheme="majorBidi" w:eastAsia="標楷體" w:hAnsiTheme="majorBidi" w:cstheme="majorBidi" w:hint="eastAsia"/>
+          <w:bCs/>
+          <w:w w:val="90"/>
+          <w:sz w:val="26"/>
+          <w:szCs w:val="26"/>
+        </w:rPr>
+        <w:t>一家，</w:t>
+      </w:r>
+    </w:p>
+    <w:p>
+      <w:pPr>
+        <w:snapToGrid w:val="0"/>
+        <w:spacing w:line="300" w:lineRule="exact"/>
+        <w:rPr>
+          <w:rFonts w:asciiTheme="majorBidi" w:eastAsia="標楷體" w:hAnsiTheme="majorBidi" w:cstheme="majorBidi"/>
+          <w:bCs/>
+          <w:w w:val="90"/>
+          <w:sz w:val="26"/>
+          <w:szCs w:val="26"/>
+        </w:rPr>
+      </w:pPr>
+      <w:r>
+        <w:rPr>
+          <w:rFonts w:asciiTheme="majorBidi" w:eastAsia="標楷體" w:hAnsiTheme="majorBidi" w:cstheme="majorBidi" w:hint="eastAsia"/>
+          <w:bCs/>
+          <w:w w:val="90"/>
+          <w:sz w:val="26"/>
+          <w:szCs w:val="26"/>
+        </w:rPr>
+        <w:t>榮光歸於上帝！</w:t>
       </w:r>
     </w:p>
     <w:p>
@@ -4674,7 +4984,7 @@
           </mc:Choice>
           <mc:Fallback>
             <w:pict>
-              <v:group w14:anchorId="789743EB" id="群組 21" o:spid="_x0000_s1026" style="position:absolute;margin-left:538.15pt;margin-top:28.9pt;width:134.65pt;height:261.65pt;z-index:251663360;mso-position-horizontal-relative:page;mso-position-vertical-relative:page;mso-width-relative:margin;mso-height-relative:margin" coordsize="17094,33223" o:gfxdata="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">
+              <v:group w14:anchorId="789743EB" id="群組 21" o:spid="_x0000_s1026" style="position:absolute;margin-left:538.15pt;margin-top:28.9pt;width:134.65pt;height:261.65pt;z-index:251663360;mso-position-horizontal-relative:page;mso-position-vertical-relative:page;mso-width-relative:margin;mso-height-relative:margin" coordsize="17094,33223" o:gfxdata="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">
                 <v:shapetype id="_x0000_t75" coordsize="21600,21600" o:spt="75" o:preferrelative="t" path="m@4@5l@4@11@9@11@9@5xe" filled="f" stroked="f">
                   <v:stroke joinstyle="miter"/>
                   <v:formulas>
@@ -4694,11 +5004,10 @@
                   <v:path o:extrusionok="f" gradientshapeok="t" o:connecttype="rect"/>
                   <o:lock v:ext="edit" aspectratio="t"/>
                 </v:shapetype>
-                <v:shape id="圖片 18" o:spid="_x0000_s1027" type="#_x0000_t75" style="position:absolute;left:-8065;top:8065;width:33223;height:17094;rotation:90;visibility:visible;mso-wrap-style:square" o:gfxdata="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">
+                <v:shape id="圖片 18" o:spid="_x0000_s1027" type="#_x0000_t75" style="position:absolute;left:-8065;top:8065;width:33223;height:17094;rotation:90;visibility:visible;mso-wrap-style:square" o:gfxdata="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">
                   <v:imagedata r:id="rId11" o:title=""/>
-                  <v:path arrowok="t"/>
                 </v:shape>
-                <v:roundrect id="圓角矩形 7" o:spid="_x0000_s1028" style="position:absolute;left:1666;top:2875;width:14086;height:28296;visibility:visible;mso-wrap-style:square;v-text-anchor:top" arcsize="3131f" o:gfxdata="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" filled="f" stroked="f" strokeweight="2.5pt">
+                <v:roundrect id="圓角矩形 7" o:spid="_x0000_s1028" style="position:absolute;left:1666;top:2875;width:14086;height:28296;visibility:visible;mso-wrap-style:square;v-text-anchor:top" arcsize="3131f" o:gfxdata="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" filled="f" stroked="f" strokeweight="2.5pt">
                   <v:stroke joinstyle="miter"/>
                   <v:textbox style="layout-flow:vertical-ideographic" inset="1mm,1mm,1mm,1mm">
                     <w:txbxContent>
@@ -4800,7 +5109,7 @@
           <w:noProof/>
         </w:rPr>
         <w:drawing>
-          <wp:anchor distT="0" distB="0" distL="114300" distR="114300" simplePos="0" relativeHeight="251659264" behindDoc="0" locked="0" layoutInCell="1" allowOverlap="1" wp14:anchorId="0030E694" wp14:editId="3E41FB92">
+          <wp:anchor distT="0" distB="0" distL="114300" distR="114300" simplePos="0" relativeHeight="251659264" behindDoc="0" locked="0" layoutInCell="1" allowOverlap="1" wp14:anchorId="0030E694" wp14:editId="44025671">
             <wp:simplePos x="0" y="0"/>
             <wp:positionH relativeFrom="column">
               <wp:posOffset>2160905</wp:posOffset>
@@ -6750,12 +7059,12 @@
           </mc:Choice>
           <mc:Fallback>
             <w:pict>
-              <v:group w14:anchorId="5DF93223" id="群組 24" o:spid="_x0000_s1029" style="position:absolute;margin-left:533.85pt;margin-top:298.55pt;width:140.3pt;height:259.35pt;z-index:251661312;mso-position-horizontal-relative:page;mso-position-vertical-relative:page;mso-width-relative:margin;mso-height-relative:margin" coordsize="17818,32941" o:gfxdata="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">
+              <v:group w14:anchorId="5DF93223" id="群組 24" o:spid="_x0000_s1029" style="position:absolute;margin-left:533.85pt;margin-top:298.55pt;width:140.3pt;height:259.35pt;z-index:251661312;mso-position-horizontal-relative:page;mso-position-vertical-relative:page;mso-width-relative:margin;mso-height-relative:margin" coordsize="17818,32941" o:gfxdata="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">
                 <v:shapetype id="_x0000_t202" coordsize="21600,21600" o:spt="202" path="m,l,21600r21600,l21600,xe">
                   <v:stroke joinstyle="miter"/>
                   <v:path gradientshapeok="t" o:connecttype="rect"/>
                 </v:shapetype>
-                <v:shape id="_x0000_s1030" type="#_x0000_t202" style="position:absolute;left:351;top:293;width:17279;height:32590;visibility:visible;mso-wrap-style:square;v-text-anchor:top" o:gfxdata="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" stroked="f">
+                <v:shape id="_x0000_s1030" type="#_x0000_t202" style="position:absolute;left:351;top:293;width:17279;height:32590;visibility:visible;mso-wrap-style:square;v-text-anchor:top" o:gfxdata="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" stroked="f">
                   <v:textbox inset="0,0,0,0">
                     <w:txbxContent>
                       <w:p>
@@ -8453,7 +8762,7 @@
                     </w:txbxContent>
                   </v:textbox>
                 </v:shape>
-                <v:roundrect id="圓角矩形 5" o:spid="_x0000_s1031" style="position:absolute;width:17818;height:32941;visibility:visible;mso-wrap-style:square;v-text-anchor:middle" arcsize="2169f" o:gfxdata="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" filled="f" strokecolor="#5a5a5a [2109]" strokeweight="2.5pt">
+                <v:roundrect id="圓角矩形 5" o:spid="_x0000_s1031" style="position:absolute;width:17818;height:32941;visibility:visible;mso-wrap-style:square;v-text-anchor:middle" arcsize="2169f" o:gfxdata="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" filled="f" strokecolor="#5a5a5a [2109]" strokeweight="2.5pt">
                   <v:stroke joinstyle="miter"/>
                 </v:roundrect>
                 <w10:wrap anchorx="page" anchory="page"/>
@@ -9506,8 +9815,8 @@
           </mc:Choice>
           <mc:Fallback>
             <w:pict>
-              <v:group w14:anchorId="0AB0FEB2" id="群組 19" o:spid="_x0000_s1032" style="position:absolute;left:0;text-align:left;margin-left:534.4pt;margin-top:567.3pt;width:140.6pt;height:130.1pt;z-index:251651072;mso-position-horizontal-relative:page;mso-position-vertical-relative:page;mso-width-relative:margin;mso-height-relative:margin" coordorigin="108" coordsize="17868,16510" o:gfxdata="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">
-                <v:shape id="_x0000_s1033" type="#_x0000_t202" style="position:absolute;left:317;top:444;width:17634;height:15621;visibility:visible;mso-wrap-style:square;v-text-anchor:top" o:gfxdata="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" stroked="f">
+              <v:group w14:anchorId="0AB0FEB2" id="群組 19" o:spid="_x0000_s1032" style="position:absolute;left:0;text-align:left;margin-left:534.4pt;margin-top:567.3pt;width:140.6pt;height:130.1pt;z-index:251651072;mso-position-horizontal-relative:page;mso-position-vertical-relative:page;mso-width-relative:margin;mso-height-relative:margin" coordorigin="108" coordsize="17868,16510" o:gfxdata="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">
+                <v:shape id="_x0000_s1033" type="#_x0000_t202" style="position:absolute;left:317;top:444;width:17634;height:15621;visibility:visible;mso-wrap-style:square;v-text-anchor:top" o:gfxdata="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" stroked="f">
                   <v:textbox inset="0,0,0,0">
                     <w:txbxContent>
                       <w:p>
@@ -10389,7 +10698,7 @@
                     </w:txbxContent>
                   </v:textbox>
                 </v:shape>
-                <v:roundrect id="圓角矩形 25" o:spid="_x0000_s1034" style="position:absolute;left:108;width:17869;height:16510;visibility:visible;mso-wrap-style:square;v-text-anchor:middle" arcsize="4542f" o:gfxdata="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" filled="f" strokecolor="#5a5a5a [2109]" strokeweight="2.5pt">
+                <v:roundrect id="圓角矩形 25" o:spid="_x0000_s1034" style="position:absolute;left:108;width:17869;height:16510;visibility:visible;mso-wrap-style:square;v-text-anchor:middle" arcsize="4542f" o:gfxdata="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" filled="f" strokecolor="#5a5a5a [2109]" strokeweight="2.5pt">
                   <v:stroke joinstyle="miter"/>
                 </v:roundrect>
                 <w10:wrap anchorx="page" anchory="page"/>
@@ -10557,7 +10866,7 @@
           </mc:Choice>
           <mc:Fallback>
             <w:pict>
-              <v:shape w14:anchorId="76BD7DFF" id="文字方塊 2" o:spid="_x0000_s1035" type="#_x0000_t202" style="position:absolute;margin-left:31.4pt;margin-top:-54.1pt;width:109.8pt;height:110.6pt;z-index:251666432;visibility:visible;mso-wrap-style:square;mso-width-percent:0;mso-height-percent:200;mso-wrap-distance-left:9pt;mso-wrap-distance-top:3.6pt;mso-wrap-distance-right:9pt;mso-wrap-distance-bottom:3.6pt;mso-position-horizontal:absolute;mso-position-horizontal-relative:text;mso-position-vertical:absolute;mso-position-vertical-relative:text;mso-width-percent:0;mso-height-percent:200;mso-width-relative:margin;mso-height-relative:margin;v-text-anchor:top" o:gfxdata="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" filled="f" stroked="f">
+              <v:shape w14:anchorId="76BD7DFF" id="文字方塊 2" o:spid="_x0000_s1035" type="#_x0000_t202" style="position:absolute;margin-left:31.4pt;margin-top:-54.1pt;width:109.8pt;height:110.6pt;z-index:251666432;visibility:visible;mso-wrap-style:square;mso-width-percent:0;mso-height-percent:200;mso-wrap-distance-left:9pt;mso-wrap-distance-top:3.6pt;mso-wrap-distance-right:9pt;mso-wrap-distance-bottom:3.6pt;mso-position-horizontal:absolute;mso-position-horizontal-relative:text;mso-position-vertical:absolute;mso-position-vertical-relative:text;mso-width-percent:0;mso-height-percent:200;mso-width-relative:margin;mso-height-relative:margin;v-text-anchor:top" o:gfxdata="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" filled="f" stroked="f">
                 <v:textbox style="mso-fit-shape-to-text:t" inset="1mm,1mm,1mm,1mm">
                   <w:txbxContent>
                     <w:p>
@@ -10756,7 +11065,7 @@
           </mc:Choice>
           <mc:Fallback>
             <w:pict>
-              <v:roundrect w14:anchorId="4775AEF3" id="圓角矩形 12" o:spid="_x0000_s1036" style="position:absolute;margin-left:-.9pt;margin-top:16.35pt;width:49.3pt;height:15.45pt;z-index:251646976;visibility:visible;mso-wrap-style:square;mso-width-percent:0;mso-height-percent:0;mso-wrap-distance-left:9pt;mso-wrap-distance-top:0;mso-wrap-distance-right:9pt;mso-wrap-distance-bottom:0;mso-position-horizontal:absolute;mso-position-horizontal-relative:text;mso-position-vertical:absolute;mso-position-vertical-relative:text;mso-width-percent:0;mso-height-percent:0;mso-width-relative:margin;mso-height-relative:margin;v-text-anchor:middle" arcsize="10923f" o:gfxdata="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" fillcolor="#5a5a5a [2109]" stroked="f" strokeweight="1pt">
+              <v:roundrect w14:anchorId="4775AEF3" id="圓角矩形 12" o:spid="_x0000_s1036" style="position:absolute;margin-left:-.9pt;margin-top:16.35pt;width:49.3pt;height:15.45pt;z-index:251646976;visibility:visible;mso-wrap-style:square;mso-width-percent:0;mso-height-percent:0;mso-wrap-distance-left:9pt;mso-wrap-distance-top:0;mso-wrap-distance-right:9pt;mso-wrap-distance-bottom:0;mso-position-horizontal:absolute;mso-position-horizontal-relative:text;mso-position-vertical:absolute;mso-position-vertical-relative:text;mso-width-percent:0;mso-height-percent:0;mso-width-relative:margin;mso-height-relative:margin;v-text-anchor:middle" arcsize="10923f" o:gfxdata="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" fillcolor="#5a5a5a [2109]" stroked="f" strokeweight="1pt">
                 <v:stroke joinstyle="miter"/>
                 <v:textbox inset=".5mm,0,.5mm,0">
                   <w:txbxContent>
@@ -10896,7 +11205,7 @@
           </mc:Choice>
           <mc:Fallback>
             <w:pict>
-              <v:roundrect w14:anchorId="196DC3BF" id="圓角矩形 14" o:spid="_x0000_s1037" style="position:absolute;margin-left:-1.25pt;margin-top:16.7pt;width:83.6pt;height:15.3pt;z-index:251648000;visibility:visible;mso-wrap-style:square;mso-width-percent:0;mso-height-percent:0;mso-wrap-distance-left:9pt;mso-wrap-distance-top:0;mso-wrap-distance-right:9pt;mso-wrap-distance-bottom:0;mso-position-horizontal:absolute;mso-position-horizontal-relative:text;mso-position-vertical:absolute;mso-position-vertical-relative:text;mso-width-percent:0;mso-height-percent:0;mso-width-relative:margin;mso-height-relative:margin;v-text-anchor:middle" arcsize="10923f" o:gfxdata="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" fillcolor="#5a5a5a [2109]" stroked="f" strokeweight="1pt">
+              <v:roundrect w14:anchorId="196DC3BF" id="圓角矩形 14" o:spid="_x0000_s1037" style="position:absolute;margin-left:-1.25pt;margin-top:16.7pt;width:83.6pt;height:15.3pt;z-index:251648000;visibility:visible;mso-wrap-style:square;mso-width-percent:0;mso-height-percent:0;mso-wrap-distance-left:9pt;mso-wrap-distance-top:0;mso-wrap-distance-right:9pt;mso-wrap-distance-bottom:0;mso-position-horizontal:absolute;mso-position-horizontal-relative:text;mso-position-vertical:absolute;mso-position-vertical-relative:text;mso-width-percent:0;mso-height-percent:0;mso-width-relative:margin;mso-height-relative:margin;v-text-anchor:middle" arcsize="10923f" o:gfxdata="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" fillcolor="#5a5a5a [2109]" stroked="f" strokeweight="1pt">
                 <v:stroke joinstyle="miter"/>
                 <v:textbox inset=".5mm,0,.5mm,0">
                   <w:txbxContent>
@@ -11092,7 +11401,7 @@
           </mc:Choice>
           <mc:Fallback>
             <w:pict>
-              <v:roundrect w14:anchorId="1A4DC044" id="圓角矩形 9" o:spid="_x0000_s1038" style="position:absolute;margin-left:-.6pt;margin-top:16.6pt;width:30.35pt;height:15.3pt;z-index:251649024;visibility:visible;mso-wrap-style:square;mso-width-percent:0;mso-height-percent:0;mso-wrap-distance-left:9pt;mso-wrap-distance-top:0;mso-wrap-distance-right:9pt;mso-wrap-distance-bottom:0;mso-position-horizontal:absolute;mso-position-horizontal-relative:text;mso-position-vertical:absolute;mso-position-vertical-relative:text;mso-width-percent:0;mso-height-percent:0;mso-width-relative:margin;mso-height-relative:margin;v-text-anchor:middle" arcsize="10923f" o:gfxdata="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" fillcolor="#5a5a5a [2109]" stroked="f" strokeweight="1pt">
+              <v:roundrect w14:anchorId="1A4DC044" id="圓角矩形 9" o:spid="_x0000_s1038" style="position:absolute;margin-left:-.6pt;margin-top:16.6pt;width:30.35pt;height:15.3pt;z-index:251649024;visibility:visible;mso-wrap-style:square;mso-width-percent:0;mso-height-percent:0;mso-wrap-distance-left:9pt;mso-wrap-distance-top:0;mso-wrap-distance-right:9pt;mso-wrap-distance-bottom:0;mso-position-horizontal:absolute;mso-position-horizontal-relative:text;mso-position-vertical:absolute;mso-position-vertical-relative:text;mso-width-percent:0;mso-height-percent:0;mso-width-relative:margin;mso-height-relative:margin;v-text-anchor:middle" arcsize="10923f" o:gfxdata="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" fillcolor="#5a5a5a [2109]" stroked="f" strokeweight="1pt">
                 <v:stroke joinstyle="miter"/>
                 <v:textbox inset=".5mm,0,.5mm,0">
                   <w:txbxContent>
@@ -11356,7 +11665,7 @@
           </mc:Choice>
           <mc:Fallback>
             <w:pict>
-              <v:roundrect w14:anchorId="03BFD3A3" id="圓角矩形 13" o:spid="_x0000_s1039" style="position:absolute;margin-left:-.4pt;margin-top:16.65pt;width:49.3pt;height:15.3pt;z-index:251650048;visibility:visible;mso-wrap-style:square;mso-width-percent:0;mso-height-percent:0;mso-wrap-distance-left:9pt;mso-wrap-distance-top:0;mso-wrap-distance-right:9pt;mso-wrap-distance-bottom:0;mso-position-horizontal:absolute;mso-position-horizontal-relative:text;mso-position-vertical:absolute;mso-position-vertical-relative:text;mso-width-percent:0;mso-height-percent:0;mso-width-relative:margin;mso-height-relative:margin;v-text-anchor:middle" arcsize="10923f" o:gfxdata="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" fillcolor="#5a5a5a [2109]" stroked="f" strokeweight="1pt">
+              <v:roundrect w14:anchorId="03BFD3A3" id="圓角矩形 13" o:spid="_x0000_s1039" style="position:absolute;margin-left:-.4pt;margin-top:16.65pt;width:49.3pt;height:15.3pt;z-index:251650048;visibility:visible;mso-wrap-style:square;mso-width-percent:0;mso-height-percent:0;mso-wrap-distance-left:9pt;mso-wrap-distance-top:0;mso-wrap-distance-right:9pt;mso-wrap-distance-bottom:0;mso-position-horizontal:absolute;mso-position-horizontal-relative:text;mso-position-vertical:absolute;mso-position-vertical-relative:text;mso-width-percent:0;mso-height-percent:0;mso-width-relative:margin;mso-height-relative:margin;v-text-anchor:middle" arcsize="10923f" o:gfxdata="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" fillcolor="#5a5a5a [2109]" stroked="f" strokeweight="1pt">
                 <v:stroke joinstyle="miter"/>
                 <v:textbox inset=".5mm,0,.5mm,0">
                   <w:txbxContent>
@@ -11596,7 +11905,7 @@
           </mc:Choice>
           <mc:Fallback>
             <w:pict>
-              <v:shape w14:anchorId="77C1E33A" id="_x0000_s1040" type="#_x0000_t202" style="position:absolute;margin-left:107.25pt;margin-top:6.2pt;width:125.55pt;height:16.3pt;z-index:251665408;visibility:visible;mso-wrap-style:square;mso-width-percent:0;mso-height-percent:0;mso-wrap-distance-left:9pt;mso-wrap-distance-top:3.6pt;mso-wrap-distance-right:9pt;mso-wrap-distance-bottom:3.6pt;mso-position-horizontal:absolute;mso-position-horizontal-relative:text;mso-position-vertical:absolute;mso-position-vertical-relative:text;mso-width-percent:0;mso-height-percent:0;mso-width-relative:margin;mso-height-relative:margin;v-text-anchor:top" o:gfxdata="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" filled="f" stroked="f">
+              <v:shape w14:anchorId="77C1E33A" id="_x0000_s1040" type="#_x0000_t202" style="position:absolute;margin-left:107.25pt;margin-top:6.2pt;width:125.55pt;height:16.3pt;z-index:251665408;visibility:visible;mso-wrap-style:square;mso-width-percent:0;mso-height-percent:0;mso-wrap-distance-left:9pt;mso-wrap-distance-top:3.6pt;mso-wrap-distance-right:9pt;mso-wrap-distance-bottom:3.6pt;mso-position-horizontal:absolute;mso-position-horizontal-relative:text;mso-position-vertical:absolute;mso-position-vertical-relative:text;mso-width-percent:0;mso-height-percent:0;mso-width-relative:margin;mso-height-relative:margin;v-text-anchor:top" o:gfxdata="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" filled="f" stroked="f">
                 <v:textbox inset="0,0,0,0">
                   <w:txbxContent>
                     <w:p>
@@ -11673,19 +11982,8 @@
           <w:sz w:val="28"/>
           <w:szCs w:val="28"/>
         </w:rPr>
-        <w:t xml:space="preserve"> </w:t>
-      </w:r>
-      <w:proofErr w:type="gramStart"/>
-      <w:r>
-        <w:rPr>
-          <w:rFonts w:ascii="Old English Text MT" w:hAnsi="Old English Text MT"/>
-          <w:color w:val="404040" w:themeColor="text1" w:themeTint="BF"/>
-          <w:sz w:val="28"/>
-          <w:szCs w:val="28"/>
-        </w:rPr>
-        <w:t>Weekly</w:t>
-      </w:r>
-      <w:proofErr w:type="gramEnd"/>
+        <w:t xml:space="preserve"> Weekly</w:t>
+      </w:r>
     </w:p>
     <w:p>
       <w:pPr>
@@ -12540,15 +12838,7 @@
                                       <w:color w:val="FFFFFF"/>
                                       <w:w w:val="66"/>
                                     </w:rPr>
-                                    <w:t xml:space="preserve">恭候　</w:t>
-                                  </w:r>
-                                  <w:r>
-                                    <w:rPr>
-                                      <w:rFonts w:ascii="華康儷中黑" w:eastAsia="華康儷中黑" w:hAnsi="Calibri" w:cs="Arial" w:hint="eastAsia"/>
-                                      <w:color w:val="FFFFFF"/>
-                                      <w:w w:val="66"/>
-                                    </w:rPr>
-                                    <w:t>神的話</w:t>
+                                    <w:t>恭候　神的話</w:t>
                                   </w:r>
                                 </w:p>
                               </w:txbxContent>
@@ -12573,7 +12863,7 @@
                 </mc:Choice>
                 <mc:Fallback>
                   <w:pict>
-                    <v:rect w14:anchorId="343BC9BA" id="矩形 8" o:spid="_x0000_s1041" style="position:absolute;left:0;text-align:left;margin-left:-.7pt;margin-top:2.7pt;width:18.75pt;height:92.3pt;z-index:251662336;visibility:visible;mso-wrap-style:square;mso-width-percent:0;mso-height-percent:0;mso-wrap-distance-left:9pt;mso-wrap-distance-top:0;mso-wrap-distance-right:9pt;mso-wrap-distance-bottom:0;mso-position-horizontal:absolute;mso-position-horizontal-relative:text;mso-position-vertical:absolute;mso-position-vertical-relative:text;mso-width-percent:0;mso-height-percent:0;mso-width-relative:margin;mso-height-relative:margin;v-text-anchor:middle" o:gfxdata="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" fillcolor="#5a5a5a [2109]" stroked="f" strokeweight="1pt">
+                    <v:rect w14:anchorId="343BC9BA" id="矩形 8" o:spid="_x0000_s1041" style="position:absolute;left:0;text-align:left;margin-left:-.7pt;margin-top:2.7pt;width:18.75pt;height:92.3pt;z-index:251662336;visibility:visible;mso-wrap-style:square;mso-width-percent:0;mso-height-percent:0;mso-wrap-distance-left:9pt;mso-wrap-distance-top:0;mso-wrap-distance-right:9pt;mso-wrap-distance-bottom:0;mso-position-horizontal:absolute;mso-position-horizontal-relative:text;mso-position-vertical:absolute;mso-position-vertical-relative:text;mso-width-percent:0;mso-height-percent:0;mso-width-relative:margin;mso-height-relative:margin;v-text-anchor:middle" o:gfxdata="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" fillcolor="#5a5a5a [2109]" stroked="f" strokeweight="1pt">
                       <v:textbox style="layout-flow:vertical-ideographic" inset="1mm,1mm,1mm,1mm">
                         <w:txbxContent>
                           <w:p>
@@ -12593,15 +12883,7 @@
                                 <w:color w:val="FFFFFF"/>
                                 <w:w w:val="66"/>
                               </w:rPr>
-                              <w:t xml:space="preserve">恭候　</w:t>
-                            </w:r>
-                            <w:r>
-                              <w:rPr>
-                                <w:rFonts w:ascii="華康儷中黑" w:eastAsia="華康儷中黑" w:hAnsi="Calibri" w:cs="Arial" w:hint="eastAsia"/>
-                                <w:color w:val="FFFFFF"/>
-                                <w:w w:val="66"/>
-                              </w:rPr>
-                              <w:t>神的話</w:t>
+                              <w:t>恭候　神的話</w:t>
                             </w:r>
                           </w:p>
                         </w:txbxContent>
@@ -13649,7 +13931,7 @@
                 </mc:Choice>
                 <mc:Fallback>
                   <w:pict>
-                    <v:rect w14:anchorId="363672F5" id="矩形 10" o:spid="_x0000_s1042" style="position:absolute;left:0;text-align:left;margin-left:-.7pt;margin-top:12.9pt;width:19.25pt;height:42.9pt;z-index:251658240;visibility:visible;mso-wrap-style:square;mso-width-percent:0;mso-height-percent:0;mso-wrap-distance-left:9pt;mso-wrap-distance-top:0;mso-wrap-distance-right:9pt;mso-wrap-distance-bottom:0;mso-position-horizontal:absolute;mso-position-horizontal-relative:text;mso-position-vertical:absolute;mso-position-vertical-relative:text;mso-width-percent:0;mso-height-percent:0;mso-width-relative:margin;mso-height-relative:margin;v-text-anchor:middle" o:gfxdata="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" fillcolor="#5a5a5a [2109]" stroked="f" strokeweight="1pt">
+                    <v:rect w14:anchorId="363672F5" id="矩形 10" o:spid="_x0000_s1042" style="position:absolute;left:0;text-align:left;margin-left:-.7pt;margin-top:12.9pt;width:19.25pt;height:42.9pt;z-index:251658240;visibility:visible;mso-wrap-style:square;mso-width-percent:0;mso-height-percent:0;mso-wrap-distance-left:9pt;mso-wrap-distance-top:0;mso-wrap-distance-right:9pt;mso-wrap-distance-bottom:0;mso-position-horizontal:absolute;mso-position-horizontal-relative:text;mso-position-vertical:absolute;mso-position-vertical-relative:text;mso-width-percent:0;mso-height-percent:0;mso-width-relative:margin;mso-height-relative:margin;v-text-anchor:middle" o:gfxdata="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" fillcolor="#5a5a5a [2109]" stroked="f" strokeweight="1pt">
                       <v:textbox style="layout-flow:vertical-ideographic" inset="1mm,1mm,1mm,1mm">
                         <w:txbxContent>
                           <w:p>
@@ -14433,7 +14715,7 @@
                 </mc:Choice>
                 <mc:Fallback>
                   <w:pict>
-                    <v:rect w14:anchorId="4D37C684" id="矩形 11" o:spid="_x0000_s1043" style="position:absolute;left:0;text-align:left;margin-left:-.7pt;margin-top:1.65pt;width:19.25pt;height:111.25pt;z-index:251656192;visibility:visible;mso-wrap-style:square;mso-width-percent:0;mso-height-percent:0;mso-wrap-distance-left:9pt;mso-wrap-distance-top:0;mso-wrap-distance-right:9pt;mso-wrap-distance-bottom:0;mso-position-horizontal:absolute;mso-position-horizontal-relative:text;mso-position-vertical:absolute;mso-position-vertical-relative:text;mso-width-percent:0;mso-height-percent:0;mso-width-relative:margin;mso-height-relative:margin;v-text-anchor:middle" o:gfxdata="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" fillcolor="#5a5a5a [2109]" stroked="f" strokeweight="1pt">
+                    <v:rect w14:anchorId="4D37C684" id="矩形 11" o:spid="_x0000_s1043" style="position:absolute;left:0;text-align:left;margin-left:-.7pt;margin-top:1.65pt;width:19.25pt;height:111.25pt;z-index:251656192;visibility:visible;mso-wrap-style:square;mso-width-percent:0;mso-height-percent:0;mso-wrap-distance-left:9pt;mso-wrap-distance-top:0;mso-wrap-distance-right:9pt;mso-wrap-distance-bottom:0;mso-position-horizontal:absolute;mso-position-horizontal-relative:text;mso-position-vertical:absolute;mso-position-vertical-relative:text;mso-width-percent:0;mso-height-percent:0;mso-width-relative:margin;mso-height-relative:margin;v-text-anchor:middle" o:gfxdata="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" fillcolor="#5a5a5a [2109]" stroked="f" strokeweight="1pt">
                       <v:textbox style="layout-flow:vertical-ideographic" inset="1mm,1mm,1mm,1mm">
                         <w:txbxContent>
                           <w:p>
@@ -16197,7 +16479,7 @@
           </mc:Choice>
           <mc:Fallback>
             <w:pict>
-              <v:line w14:anchorId="7F1E2FDA" id="直線接點 2" o:spid="_x0000_s1026" style="position:absolute;z-index:251653120;visibility:visible;mso-wrap-style:square;mso-height-percent:0;mso-wrap-distance-left:9pt;mso-wrap-distance-top:0;mso-wrap-distance-right:9pt;mso-wrap-distance-bottom:0;mso-position-horizontal:absolute;mso-position-horizontal-relative:page;mso-position-vertical:absolute;mso-position-vertical-relative:page;mso-height-percent:0;mso-height-relative:margin" from="687.75pt,19.85pt" to="687.75pt,709.8pt" o:gfxdata="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" strokecolor="black [3213]" strokeweight=".5pt">
+              <v:line w14:anchorId="16361CDE" id="直線接點 2" o:spid="_x0000_s1026" style="position:absolute;z-index:251653120;visibility:visible;mso-wrap-style:square;mso-height-percent:0;mso-wrap-distance-left:9pt;mso-wrap-distance-top:0;mso-wrap-distance-right:9pt;mso-wrap-distance-bottom:0;mso-position-horizontal:absolute;mso-position-horizontal-relative:page;mso-position-vertical:absolute;mso-position-vertical-relative:page;mso-height-percent:0;mso-height-relative:margin" from="687.75pt,19.85pt" to="687.75pt,709.8pt" o:gfxdata="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" strokecolor="black [3213]" strokeweight=".5pt">
                 <v:stroke dashstyle="3 1" joinstyle="miter"/>
                 <w10:wrap anchorx="page" anchory="page"/>
               </v:line>
@@ -22348,7 +22630,15 @@
                 <w:w w:val="80"/>
                 <w:szCs w:val="24"/>
               </w:rPr>
-              <w:t>65</w:t>
+              <w:t>6</w:t>
+            </w:r>
+            <w:r>
+              <w:rPr>
+                <w:rFonts w:ascii="Barlow Condensed Medium" w:eastAsia="華康中黑體" w:hAnsi="Barlow Condensed Medium" w:cs="Times New Roman" w:hint="eastAsia"/>
+                <w:w w:val="80"/>
+                <w:szCs w:val="24"/>
+              </w:rPr>
+              <w:t>0</w:t>
             </w:r>
             <w:r>
               <w:rPr>
@@ -22486,15 +22776,7 @@
                 <w:w w:val="80"/>
                 <w:szCs w:val="24"/>
               </w:rPr>
-              <w:t>1</w:t>
-            </w:r>
-            <w:r>
-              <w:rPr>
-                <w:rFonts w:ascii="Barlow Condensed Medium" w:eastAsia="標楷體" w:hAnsi="Barlow Condensed Medium" w:cstheme="minorHAnsi" w:hint="eastAsia"/>
-                <w:w w:val="80"/>
-                <w:szCs w:val="24"/>
-              </w:rPr>
-              <w:t>1</w:t>
+              <w:t>33</w:t>
             </w:r>
             <w:r>
               <w:rPr>
@@ -22532,7 +22814,7 @@
                 <w:w w:val="80"/>
                 <w:szCs w:val="24"/>
               </w:rPr>
-              <w:t>3</w:t>
+              <w:t>1</w:t>
             </w:r>
             <w:r>
               <w:rPr>
@@ -22571,23 +22853,6 @@
                 <w:szCs w:val="24"/>
               </w:rPr>
             </w:pPr>
-            <w:r>
-              <w:rPr>
-                <w:rFonts w:ascii="Barlow Condensed Medium" w:eastAsia="標楷體" w:hAnsi="Barlow Condensed Medium" w:cstheme="minorHAnsi" w:hint="eastAsia"/>
-                <w:w w:val="80"/>
-                <w:szCs w:val="24"/>
-              </w:rPr>
-              <w:t>46</w:t>
-            </w:r>
-            <w:r>
-              <w:rPr>
-                <w:rFonts w:ascii="Barlow Condensed Medium" w:eastAsia="標楷體" w:hAnsi="Barlow Condensed Medium" w:cstheme="minorHAnsi" w:hint="eastAsia"/>
-                <w:w w:val="80"/>
-                <w:szCs w:val="24"/>
-                <w:lang w:eastAsia="zh-HK"/>
-              </w:rPr>
-              <w:t>號</w:t>
-            </w:r>
           </w:p>
         </w:tc>
         <w:tc>
@@ -22609,30 +22874,6 @@
                 <w:szCs w:val="24"/>
               </w:rPr>
             </w:pPr>
-            <w:r>
-              <w:rPr>
-                <w:rFonts w:ascii="Barlow Condensed Medium" w:eastAsia="標楷體" w:hAnsi="Barlow Condensed Medium" w:cstheme="minorHAnsi"/>
-                <w:w w:val="80"/>
-                <w:szCs w:val="24"/>
-              </w:rPr>
-              <w:t>1,</w:t>
-            </w:r>
-            <w:r>
-              <w:rPr>
-                <w:rFonts w:ascii="Barlow Condensed Medium" w:eastAsia="標楷體" w:hAnsi="Barlow Condensed Medium" w:cstheme="minorHAnsi" w:hint="eastAsia"/>
-                <w:w w:val="80"/>
-                <w:szCs w:val="24"/>
-              </w:rPr>
-              <w:t>0</w:t>
-            </w:r>
-            <w:r>
-              <w:rPr>
-                <w:rFonts w:ascii="Barlow Condensed Medium" w:eastAsia="標楷體" w:hAnsi="Barlow Condensed Medium" w:cstheme="minorHAnsi"/>
-                <w:w w:val="80"/>
-                <w:szCs w:val="24"/>
-              </w:rPr>
-              <w:t>00</w:t>
-            </w:r>
           </w:p>
         </w:tc>
         <w:tc>
@@ -22655,31 +22896,6 @@
                 <w:szCs w:val="24"/>
               </w:rPr>
             </w:pPr>
-            <w:r>
-              <w:rPr>
-                <w:rFonts w:ascii="Barlow Condensed Medium" w:eastAsia="標楷體" w:hAnsi="Barlow Condensed Medium" w:cstheme="minorHAnsi"/>
-                <w:w w:val="80"/>
-                <w:szCs w:val="24"/>
-              </w:rPr>
-              <w:t>2</w:t>
-            </w:r>
-            <w:r>
-              <w:rPr>
-                <w:rFonts w:ascii="Barlow Condensed Medium" w:eastAsia="標楷體" w:hAnsi="Barlow Condensed Medium" w:cstheme="minorHAnsi" w:hint="eastAsia"/>
-                <w:w w:val="80"/>
-                <w:szCs w:val="24"/>
-              </w:rPr>
-              <w:t>7</w:t>
-            </w:r>
-            <w:r>
-              <w:rPr>
-                <w:rFonts w:ascii="Barlow Condensed Medium" w:eastAsia="標楷體" w:hAnsi="Barlow Condensed Medium" w:cstheme="minorHAnsi" w:hint="eastAsia"/>
-                <w:w w:val="80"/>
-                <w:szCs w:val="24"/>
-                <w:lang w:eastAsia="zh-HK"/>
-              </w:rPr>
-              <w:t>號</w:t>
-            </w:r>
           </w:p>
         </w:tc>
         <w:tc>
@@ -22700,38 +22916,6 @@
                 <w:szCs w:val="24"/>
               </w:rPr>
             </w:pPr>
-            <w:r>
-              <w:rPr>
-                <w:rFonts w:ascii="Barlow Condensed Medium" w:eastAsia="標楷體" w:hAnsi="Barlow Condensed Medium" w:cstheme="minorHAnsi" w:hint="eastAsia"/>
-                <w:w w:val="80"/>
-                <w:szCs w:val="24"/>
-              </w:rPr>
-              <w:t>2</w:t>
-            </w:r>
-            <w:r>
-              <w:rPr>
-                <w:rFonts w:ascii="Barlow Condensed Medium" w:eastAsia="標楷體" w:hAnsi="Barlow Condensed Medium" w:cstheme="minorHAnsi"/>
-                <w:w w:val="80"/>
-                <w:szCs w:val="24"/>
-              </w:rPr>
-              <w:t>,</w:t>
-            </w:r>
-            <w:r>
-              <w:rPr>
-                <w:rFonts w:ascii="Barlow Condensed Medium" w:eastAsia="標楷體" w:hAnsi="Barlow Condensed Medium" w:cstheme="minorHAnsi" w:hint="eastAsia"/>
-                <w:w w:val="80"/>
-                <w:szCs w:val="24"/>
-              </w:rPr>
-              <w:t>0</w:t>
-            </w:r>
-            <w:r>
-              <w:rPr>
-                <w:rFonts w:ascii="Barlow Condensed Medium" w:eastAsia="標楷體" w:hAnsi="Barlow Condensed Medium" w:cstheme="minorHAnsi"/>
-                <w:w w:val="80"/>
-                <w:szCs w:val="24"/>
-              </w:rPr>
-              <w:t>00</w:t>
-            </w:r>
           </w:p>
         </w:tc>
       </w:tr>
@@ -22964,19 +23148,11 @@
             </w:pPr>
             <w:r>
               <w:rPr>
-                <w:rFonts w:ascii="Barlow Condensed Medium" w:eastAsia="標楷體" w:hAnsi="Barlow Condensed Medium" w:cstheme="minorHAnsi"/>
-                <w:w w:val="80"/>
-                <w:szCs w:val="24"/>
-              </w:rPr>
-              <w:t>1</w:t>
-            </w:r>
-            <w:r>
-              <w:rPr>
                 <w:rFonts w:ascii="Barlow Condensed Medium" w:eastAsia="標楷體" w:hAnsi="Barlow Condensed Medium" w:cstheme="minorHAnsi" w:hint="eastAsia"/>
                 <w:w w:val="80"/>
                 <w:szCs w:val="24"/>
               </w:rPr>
-              <w:t>2</w:t>
+              <w:t>21</w:t>
             </w:r>
             <w:r>
               <w:rPr>
@@ -23014,23 +23190,7 @@
                 <w:w w:val="80"/>
                 <w:szCs w:val="24"/>
               </w:rPr>
-              <w:t>2</w:t>
-            </w:r>
-            <w:r>
-              <w:rPr>
-                <w:rFonts w:ascii="Barlow Condensed Medium" w:eastAsia="標楷體" w:hAnsi="Barlow Condensed Medium" w:cstheme="minorHAnsi" w:hint="eastAsia"/>
-                <w:w w:val="80"/>
-                <w:szCs w:val="24"/>
-              </w:rPr>
-              <w:t>,</w:t>
-            </w:r>
-            <w:r>
-              <w:rPr>
-                <w:rFonts w:ascii="Barlow Condensed Medium" w:eastAsia="標楷體" w:hAnsi="Barlow Condensed Medium" w:cstheme="minorHAnsi" w:hint="eastAsia"/>
-                <w:w w:val="80"/>
-                <w:szCs w:val="24"/>
-              </w:rPr>
-              <w:t>0</w:t>
+              <w:t>2,0</w:t>
             </w:r>
             <w:r>
               <w:rPr>
@@ -23061,6 +23221,23 @@
                 <w:szCs w:val="24"/>
               </w:rPr>
             </w:pPr>
+            <w:r>
+              <w:rPr>
+                <w:rFonts w:ascii="Barlow Condensed Medium" w:eastAsia="標楷體" w:hAnsi="Barlow Condensed Medium" w:cstheme="minorHAnsi" w:hint="eastAsia"/>
+                <w:w w:val="80"/>
+                <w:szCs w:val="24"/>
+              </w:rPr>
+              <w:t>54</w:t>
+            </w:r>
+            <w:r>
+              <w:rPr>
+                <w:rFonts w:ascii="Barlow Condensed Medium" w:eastAsia="標楷體" w:hAnsi="Barlow Condensed Medium" w:cstheme="minorHAnsi" w:hint="eastAsia"/>
+                <w:w w:val="80"/>
+                <w:szCs w:val="24"/>
+                <w:lang w:eastAsia="zh-HK"/>
+              </w:rPr>
+              <w:t>號</w:t>
+            </w:r>
           </w:p>
         </w:tc>
         <w:tc>
@@ -23082,6 +23259,22 @@
                 <w:szCs w:val="24"/>
               </w:rPr>
             </w:pPr>
+            <w:r>
+              <w:rPr>
+                <w:rFonts w:ascii="Barlow Condensed Medium" w:eastAsia="標楷體" w:hAnsi="Barlow Condensed Medium" w:cstheme="minorHAnsi" w:hint="eastAsia"/>
+                <w:w w:val="80"/>
+                <w:szCs w:val="24"/>
+              </w:rPr>
+              <w:t>3</w:t>
+            </w:r>
+            <w:r>
+              <w:rPr>
+                <w:rFonts w:ascii="Barlow Condensed Medium" w:eastAsia="標楷體" w:hAnsi="Barlow Condensed Medium" w:cstheme="minorHAnsi"/>
+                <w:w w:val="80"/>
+                <w:szCs w:val="24"/>
+              </w:rPr>
+              <w:t>,000</w:t>
+            </w:r>
           </w:p>
         </w:tc>
         <w:tc>
@@ -23104,6 +23297,23 @@
                 <w:szCs w:val="24"/>
               </w:rPr>
             </w:pPr>
+            <w:r>
+              <w:rPr>
+                <w:rFonts w:ascii="Barlow Condensed Medium" w:eastAsia="標楷體" w:hAnsi="Barlow Condensed Medium" w:cstheme="minorHAnsi" w:hint="eastAsia"/>
+                <w:w w:val="80"/>
+                <w:szCs w:val="24"/>
+              </w:rPr>
+              <w:t>54-3</w:t>
+            </w:r>
+            <w:r>
+              <w:rPr>
+                <w:rFonts w:ascii="Barlow Condensed Medium" w:eastAsia="標楷體" w:hAnsi="Barlow Condensed Medium" w:cstheme="minorHAnsi" w:hint="eastAsia"/>
+                <w:w w:val="80"/>
+                <w:szCs w:val="24"/>
+                <w:lang w:eastAsia="zh-HK"/>
+              </w:rPr>
+              <w:t>號</w:t>
+            </w:r>
           </w:p>
         </w:tc>
         <w:tc>
@@ -23124,6 +23334,30 @@
                 <w:szCs w:val="24"/>
               </w:rPr>
             </w:pPr>
+            <w:r>
+              <w:rPr>
+                <w:rFonts w:ascii="Barlow Condensed Medium" w:eastAsia="標楷體" w:hAnsi="Barlow Condensed Medium" w:cstheme="minorHAnsi" w:hint="eastAsia"/>
+                <w:w w:val="80"/>
+                <w:szCs w:val="24"/>
+              </w:rPr>
+              <w:t>1,</w:t>
+            </w:r>
+            <w:r>
+              <w:rPr>
+                <w:rFonts w:ascii="Barlow Condensed Medium" w:eastAsia="標楷體" w:hAnsi="Barlow Condensed Medium" w:cstheme="minorHAnsi" w:hint="eastAsia"/>
+                <w:w w:val="80"/>
+                <w:szCs w:val="24"/>
+              </w:rPr>
+              <w:t>5</w:t>
+            </w:r>
+            <w:r>
+              <w:rPr>
+                <w:rFonts w:ascii="Barlow Condensed Medium" w:eastAsia="標楷體" w:hAnsi="Barlow Condensed Medium" w:cstheme="minorHAnsi"/>
+                <w:w w:val="80"/>
+                <w:szCs w:val="24"/>
+              </w:rPr>
+              <w:t>00</w:t>
+            </w:r>
           </w:p>
         </w:tc>
       </w:tr>
@@ -23170,6 +23404,31 @@
                 <w:szCs w:val="24"/>
               </w:rPr>
             </w:pPr>
+            <w:r>
+              <w:rPr>
+                <w:rFonts w:ascii="Barlow Condensed Medium" w:eastAsia="標楷體" w:hAnsi="Barlow Condensed Medium" w:cstheme="minorHAnsi" w:hint="eastAsia"/>
+                <w:w w:val="80"/>
+                <w:szCs w:val="24"/>
+              </w:rPr>
+              <w:t>54-</w:t>
+            </w:r>
+            <w:r>
+              <w:rPr>
+                <w:rFonts w:ascii="Barlow Condensed Medium" w:eastAsia="標楷體" w:hAnsi="Barlow Condensed Medium" w:cstheme="minorHAnsi" w:hint="eastAsia"/>
+                <w:w w:val="80"/>
+                <w:szCs w:val="24"/>
+              </w:rPr>
+              <w:t>4</w:t>
+            </w:r>
+            <w:r>
+              <w:rPr>
+                <w:rFonts w:ascii="Barlow Condensed Medium" w:eastAsia="標楷體" w:hAnsi="Barlow Condensed Medium" w:cstheme="minorHAnsi" w:hint="eastAsia"/>
+                <w:w w:val="80"/>
+                <w:szCs w:val="24"/>
+                <w:lang w:eastAsia="zh-HK"/>
+              </w:rPr>
+              <w:t>號</w:t>
+            </w:r>
           </w:p>
         </w:tc>
         <w:tc>
@@ -23191,6 +23450,22 @@
                 <w:szCs w:val="24"/>
               </w:rPr>
             </w:pPr>
+            <w:r>
+              <w:rPr>
+                <w:rFonts w:ascii="Barlow Condensed Medium" w:eastAsia="標楷體" w:hAnsi="Barlow Condensed Medium" w:cstheme="minorHAnsi" w:hint="eastAsia"/>
+                <w:w w:val="80"/>
+                <w:szCs w:val="24"/>
+              </w:rPr>
+              <w:t>1,5</w:t>
+            </w:r>
+            <w:r>
+              <w:rPr>
+                <w:rFonts w:ascii="Barlow Condensed Medium" w:eastAsia="標楷體" w:hAnsi="Barlow Condensed Medium" w:cstheme="minorHAnsi"/>
+                <w:w w:val="80"/>
+                <w:szCs w:val="24"/>
+              </w:rPr>
+              <w:t>00</w:t>
+            </w:r>
           </w:p>
         </w:tc>
         <w:tc>
@@ -23212,6 +23487,23 @@
                 <w:szCs w:val="24"/>
               </w:rPr>
             </w:pPr>
+            <w:r>
+              <w:rPr>
+                <w:rFonts w:ascii="Barlow Condensed Medium" w:eastAsia="標楷體" w:hAnsi="Barlow Condensed Medium" w:cstheme="minorHAnsi" w:hint="eastAsia"/>
+                <w:w w:val="80"/>
+                <w:szCs w:val="24"/>
+              </w:rPr>
+              <w:t>33</w:t>
+            </w:r>
+            <w:r>
+              <w:rPr>
+                <w:rFonts w:ascii="Barlow Condensed Medium" w:eastAsia="標楷體" w:hAnsi="Barlow Condensed Medium" w:cstheme="minorHAnsi" w:hint="eastAsia"/>
+                <w:w w:val="80"/>
+                <w:szCs w:val="24"/>
+                <w:lang w:eastAsia="zh-HK"/>
+              </w:rPr>
+              <w:t>號</w:t>
+            </w:r>
           </w:p>
         </w:tc>
         <w:tc>
@@ -23233,6 +23525,22 @@
                 <w:szCs w:val="24"/>
               </w:rPr>
             </w:pPr>
+            <w:r>
+              <w:rPr>
+                <w:rFonts w:ascii="Barlow Condensed Medium" w:eastAsia="標楷體" w:hAnsi="Barlow Condensed Medium" w:cstheme="minorHAnsi" w:hint="eastAsia"/>
+                <w:w w:val="80"/>
+                <w:szCs w:val="24"/>
+              </w:rPr>
+              <w:t>1,0</w:t>
+            </w:r>
+            <w:r>
+              <w:rPr>
+                <w:rFonts w:ascii="Barlow Condensed Medium" w:eastAsia="標楷體" w:hAnsi="Barlow Condensed Medium" w:cstheme="minorHAnsi"/>
+                <w:w w:val="80"/>
+                <w:szCs w:val="24"/>
+              </w:rPr>
+              <w:t>00</w:t>
+            </w:r>
           </w:p>
         </w:tc>
         <w:tc>
@@ -23294,54 +23602,12 @@
           <w:p>
             <w:pPr>
               <w:snapToGrid w:val="0"/>
-              <w:jc w:val="both"/>
               <w:rPr>
                 <w:rFonts w:ascii="Barlow Condensed Medium" w:eastAsia="華康中黑體" w:hAnsi="Barlow Condensed Medium" w:cstheme="minorHAnsi"/>
                 <w:w w:val="80"/>
                 <w:szCs w:val="24"/>
               </w:rPr>
             </w:pPr>
-            <w:r>
-              <w:rPr>
-                <w:rFonts w:ascii="Barlow Condensed Medium" w:eastAsia="華康中黑體" w:hAnsi="Barlow Condensed Medium" w:cstheme="minorHAnsi"/>
-                <w:w w:val="80"/>
-                <w:szCs w:val="24"/>
-              </w:rPr>
-              <w:sym w:font="Wingdings 2" w:char="F0AE"/>
-            </w:r>
-            <w:r>
-              <w:rPr>
-                <w:rFonts w:ascii="Barlow Condensed Medium" w:eastAsia="華康中黑體" w:hAnsi="Barlow Condensed Medium" w:cstheme="minorHAnsi" w:hint="eastAsia"/>
-                <w:w w:val="80"/>
-                <w:szCs w:val="24"/>
-                <w:lang w:eastAsia="zh-HK"/>
-              </w:rPr>
-              <w:t>為</w:t>
-            </w:r>
-            <w:r>
-              <w:rPr>
-                <w:rFonts w:ascii="Barlow Condensed Medium" w:eastAsia="華康中黑體" w:hAnsi="Barlow Condensed Medium" w:cstheme="minorHAnsi" w:hint="eastAsia"/>
-                <w:w w:val="80"/>
-                <w:szCs w:val="24"/>
-              </w:rPr>
-              <w:t>婦女團契</w:t>
-            </w:r>
-            <w:r>
-              <w:rPr>
-                <w:rFonts w:ascii="Barlow Condensed Medium" w:eastAsia="華康中黑體" w:hAnsi="Barlow Condensed Medium" w:cstheme="minorHAnsi" w:hint="eastAsia"/>
-                <w:w w:val="80"/>
-                <w:szCs w:val="24"/>
-              </w:rPr>
-              <w:t>奉獻</w:t>
-            </w:r>
-            <w:r>
-              <w:rPr>
-                <w:rFonts w:ascii="Barlow Condensed Medium" w:eastAsia="華康中黑體" w:hAnsi="Barlow Condensed Medium" w:cstheme="minorHAnsi"/>
-                <w:w w:val="80"/>
-                <w:szCs w:val="24"/>
-              </w:rPr>
-              <w:t>:</w:t>
-            </w:r>
           </w:p>
         </w:tc>
         <w:tc>
@@ -23358,37 +23624,11 @@
               <w:snapToGrid w:val="0"/>
               <w:jc w:val="right"/>
               <w:rPr>
-                <w:rFonts w:ascii="Barlow Condensed Medium" w:eastAsia="標楷體" w:hAnsi="Barlow Condensed Medium" w:cstheme="minorHAnsi"/>
-                <w:w w:val="80"/>
-                <w:szCs w:val="24"/>
-                <w:lang w:eastAsia="zh-HK"/>
-              </w:rPr>
-            </w:pPr>
-            <w:r>
-              <w:rPr>
-                <w:rFonts w:ascii="Barlow Condensed Medium" w:eastAsia="標楷體" w:hAnsi="Barlow Condensed Medium" w:cstheme="minorHAnsi"/>
-                <w:w w:val="80"/>
-                <w:szCs w:val="24"/>
-              </w:rPr>
-              <w:t>2</w:t>
-            </w:r>
-            <w:r>
-              <w:rPr>
                 <w:rFonts w:ascii="Barlow Condensed Medium" w:eastAsia="標楷體" w:hAnsi="Barlow Condensed Medium" w:cstheme="minorHAnsi" w:hint="eastAsia"/>
                 <w:w w:val="80"/>
                 <w:szCs w:val="24"/>
               </w:rPr>
-              <w:t>7</w:t>
-            </w:r>
-            <w:r>
-              <w:rPr>
-                <w:rFonts w:ascii="Barlow Condensed Medium" w:eastAsia="標楷體" w:hAnsi="Barlow Condensed Medium" w:cstheme="minorHAnsi" w:hint="eastAsia"/>
-                <w:w w:val="80"/>
-                <w:szCs w:val="24"/>
-                <w:lang w:eastAsia="zh-HK"/>
-              </w:rPr>
-              <w:t>號</w:t>
-            </w:r>
+            </w:pPr>
           </w:p>
         </w:tc>
         <w:tc>
@@ -23405,43 +23645,11 @@
               <w:snapToGrid w:val="0"/>
               <w:ind w:leftChars="-2" w:left="-5" w:rightChars="-3" w:right="-7"/>
               <w:rPr>
-                <w:rFonts w:ascii="Barlow Condensed Medium" w:eastAsia="標楷體" w:hAnsi="Barlow Condensed Medium" w:cstheme="minorHAnsi"/>
-                <w:w w:val="80"/>
-                <w:szCs w:val="24"/>
-              </w:rPr>
-            </w:pPr>
-            <w:r>
-              <w:rPr>
                 <w:rFonts w:ascii="Barlow Condensed Medium" w:eastAsia="標楷體" w:hAnsi="Barlow Condensed Medium" w:cstheme="minorHAnsi" w:hint="eastAsia"/>
                 <w:w w:val="80"/>
                 <w:szCs w:val="24"/>
               </w:rPr>
-              <w:t>1</w:t>
-            </w:r>
-            <w:r>
-              <w:rPr>
-                <w:rFonts w:ascii="Barlow Condensed Medium" w:eastAsia="標楷體" w:hAnsi="Barlow Condensed Medium" w:cstheme="minorHAnsi"/>
-                <w:w w:val="80"/>
-                <w:szCs w:val="24"/>
-              </w:rPr>
-              <w:t>,</w:t>
-            </w:r>
-            <w:r>
-              <w:rPr>
-                <w:rFonts w:ascii="Barlow Condensed Medium" w:eastAsia="標楷體" w:hAnsi="Barlow Condensed Medium" w:cstheme="minorHAnsi" w:hint="eastAsia"/>
-                <w:w w:val="80"/>
-                <w:szCs w:val="24"/>
-              </w:rPr>
-              <w:t>0</w:t>
-            </w:r>
-            <w:r>
-              <w:rPr>
-                <w:rFonts w:ascii="Barlow Condensed Medium" w:eastAsia="標楷體" w:hAnsi="Barlow Condensed Medium" w:cstheme="minorHAnsi"/>
-                <w:w w:val="80"/>
-                <w:szCs w:val="24"/>
-              </w:rPr>
-              <w:t>00</w:t>
-            </w:r>
+            </w:pPr>
           </w:p>
         </w:tc>
         <w:tc>
@@ -23458,7 +23666,7 @@
               <w:snapToGrid w:val="0"/>
               <w:jc w:val="right"/>
               <w:rPr>
-                <w:rFonts w:ascii="Barlow Condensed Medium" w:eastAsia="標楷體" w:hAnsi="Barlow Condensed Medium" w:cstheme="minorHAnsi"/>
+                <w:rFonts w:ascii="Barlow Condensed Medium" w:eastAsia="標楷體" w:hAnsi="Barlow Condensed Medium" w:cstheme="minorHAnsi" w:hint="eastAsia"/>
                 <w:w w:val="80"/>
                 <w:szCs w:val="24"/>
               </w:rPr>
@@ -23479,7 +23687,7 @@
             <w:pPr>
               <w:snapToGrid w:val="0"/>
               <w:rPr>
-                <w:rFonts w:ascii="Barlow Condensed Medium" w:eastAsia="標楷體" w:hAnsi="Barlow Condensed Medium" w:cstheme="minorHAnsi"/>
+                <w:rFonts w:ascii="Barlow Condensed Medium" w:eastAsia="標楷體" w:hAnsi="Barlow Condensed Medium" w:cstheme="minorHAnsi" w:hint="eastAsia"/>
                 <w:w w:val="80"/>
                 <w:szCs w:val="24"/>
               </w:rPr>
@@ -23552,6 +23760,47 @@
                 <w:szCs w:val="24"/>
               </w:rPr>
             </w:pPr>
+            <w:r>
+              <w:rPr>
+                <w:rFonts w:ascii="Barlow Condensed Medium" w:eastAsia="華康中黑體" w:hAnsi="Barlow Condensed Medium" w:cstheme="minorHAnsi"/>
+                <w:w w:val="80"/>
+                <w:szCs w:val="24"/>
+              </w:rPr>
+              <w:sym w:font="Wingdings 2" w:char="F0AE"/>
+            </w:r>
+            <w:r>
+              <w:rPr>
+                <w:rFonts w:ascii="Barlow Condensed Medium" w:eastAsia="華康中黑體" w:hAnsi="Barlow Condensed Medium" w:cstheme="minorHAnsi" w:hint="eastAsia"/>
+                <w:w w:val="80"/>
+                <w:szCs w:val="24"/>
+                <w:lang w:eastAsia="zh-HK"/>
+              </w:rPr>
+              <w:t>為</w:t>
+            </w:r>
+            <w:r>
+              <w:rPr>
+                <w:rFonts w:ascii="Barlow Condensed Medium" w:eastAsia="華康中黑體" w:hAnsi="Barlow Condensed Medium" w:cstheme="minorHAnsi" w:hint="eastAsia"/>
+                <w:w w:val="80"/>
+                <w:szCs w:val="24"/>
+              </w:rPr>
+              <w:t>主日獻花</w:t>
+            </w:r>
+            <w:r>
+              <w:rPr>
+                <w:rFonts w:ascii="Barlow Condensed Medium" w:eastAsia="華康中黑體" w:hAnsi="Barlow Condensed Medium" w:cstheme="minorHAnsi" w:hint="eastAsia"/>
+                <w:w w:val="80"/>
+                <w:szCs w:val="24"/>
+              </w:rPr>
+              <w:t>奉獻</w:t>
+            </w:r>
+            <w:r>
+              <w:rPr>
+                <w:rFonts w:ascii="Barlow Condensed Medium" w:eastAsia="華康中黑體" w:hAnsi="Barlow Condensed Medium" w:cstheme="minorHAnsi"/>
+                <w:w w:val="80"/>
+                <w:szCs w:val="24"/>
+              </w:rPr>
+              <w:t>:</w:t>
+            </w:r>
           </w:p>
         </w:tc>
         <w:tc>
@@ -23571,8 +23820,26 @@
                 <w:rFonts w:ascii="Barlow Condensed Medium" w:eastAsia="標楷體" w:hAnsi="Barlow Condensed Medium" w:cstheme="minorHAnsi"/>
                 <w:w w:val="80"/>
                 <w:szCs w:val="24"/>
-              </w:rPr>
-            </w:pPr>
+                <w:lang w:eastAsia="zh-HK"/>
+              </w:rPr>
+            </w:pPr>
+            <w:r>
+              <w:rPr>
+                <w:rFonts w:ascii="Barlow Condensed Medium" w:eastAsia="標楷體" w:hAnsi="Barlow Condensed Medium" w:cstheme="minorHAnsi" w:hint="eastAsia"/>
+                <w:w w:val="80"/>
+                <w:szCs w:val="24"/>
+              </w:rPr>
+              <w:t>62</w:t>
+            </w:r>
+            <w:r>
+              <w:rPr>
+                <w:rFonts w:ascii="Barlow Condensed Medium" w:eastAsia="標楷體" w:hAnsi="Barlow Condensed Medium" w:cstheme="minorHAnsi" w:hint="eastAsia"/>
+                <w:w w:val="80"/>
+                <w:szCs w:val="24"/>
+                <w:lang w:eastAsia="zh-HK"/>
+              </w:rPr>
+              <w:t>號</w:t>
+            </w:r>
           </w:p>
         </w:tc>
         <w:tc>
@@ -23594,6 +23861,38 @@
                 <w:szCs w:val="24"/>
               </w:rPr>
             </w:pPr>
+            <w:r>
+              <w:rPr>
+                <w:rFonts w:ascii="Barlow Condensed Medium" w:eastAsia="標楷體" w:hAnsi="Barlow Condensed Medium" w:cstheme="minorHAnsi" w:hint="eastAsia"/>
+                <w:w w:val="80"/>
+                <w:szCs w:val="24"/>
+              </w:rPr>
+              <w:t>1</w:t>
+            </w:r>
+            <w:r>
+              <w:rPr>
+                <w:rFonts w:ascii="Barlow Condensed Medium" w:eastAsia="標楷體" w:hAnsi="Barlow Condensed Medium" w:cstheme="minorHAnsi"/>
+                <w:w w:val="80"/>
+                <w:szCs w:val="24"/>
+              </w:rPr>
+              <w:t>,</w:t>
+            </w:r>
+            <w:r>
+              <w:rPr>
+                <w:rFonts w:ascii="Barlow Condensed Medium" w:eastAsia="標楷體" w:hAnsi="Barlow Condensed Medium" w:cstheme="minorHAnsi" w:hint="eastAsia"/>
+                <w:w w:val="80"/>
+                <w:szCs w:val="24"/>
+              </w:rPr>
+              <w:t>0</w:t>
+            </w:r>
+            <w:r>
+              <w:rPr>
+                <w:rFonts w:ascii="Barlow Condensed Medium" w:eastAsia="標楷體" w:hAnsi="Barlow Condensed Medium" w:cstheme="minorHAnsi"/>
+                <w:w w:val="80"/>
+                <w:szCs w:val="24"/>
+              </w:rPr>
+              <w:t>00</w:t>
+            </w:r>
           </w:p>
         </w:tc>
         <w:tc>
@@ -23704,47 +24003,6 @@
                 <w:szCs w:val="24"/>
               </w:rPr>
             </w:pPr>
-            <w:r>
-              <w:rPr>
-                <w:rFonts w:ascii="Barlow Condensed Medium" w:eastAsia="華康中黑體" w:hAnsi="Barlow Condensed Medium" w:cstheme="minorHAnsi"/>
-                <w:w w:val="80"/>
-                <w:szCs w:val="24"/>
-              </w:rPr>
-              <w:sym w:font="Wingdings 2" w:char="F0AE"/>
-            </w:r>
-            <w:r>
-              <w:rPr>
-                <w:rFonts w:ascii="Barlow Condensed Medium" w:eastAsia="華康中黑體" w:hAnsi="Barlow Condensed Medium" w:cstheme="minorHAnsi" w:hint="eastAsia"/>
-                <w:w w:val="80"/>
-                <w:szCs w:val="24"/>
-                <w:lang w:eastAsia="zh-HK"/>
-              </w:rPr>
-              <w:t>為</w:t>
-            </w:r>
-            <w:r>
-              <w:rPr>
-                <w:rFonts w:ascii="Barlow Condensed Medium" w:eastAsia="華康中黑體" w:hAnsi="Barlow Condensed Medium" w:cstheme="minorHAnsi" w:hint="eastAsia"/>
-                <w:w w:val="80"/>
-                <w:szCs w:val="24"/>
-              </w:rPr>
-              <w:t>松年團契</w:t>
-            </w:r>
-            <w:r>
-              <w:rPr>
-                <w:rFonts w:ascii="Barlow Condensed Medium" w:eastAsia="華康中黑體" w:hAnsi="Barlow Condensed Medium" w:cstheme="minorHAnsi" w:hint="eastAsia"/>
-                <w:w w:val="80"/>
-                <w:szCs w:val="24"/>
-              </w:rPr>
-              <w:t>奉獻</w:t>
-            </w:r>
-            <w:r>
-              <w:rPr>
-                <w:rFonts w:ascii="Barlow Condensed Medium" w:eastAsia="華康中黑體" w:hAnsi="Barlow Condensed Medium" w:cstheme="minorHAnsi"/>
-                <w:w w:val="80"/>
-                <w:szCs w:val="24"/>
-              </w:rPr>
-              <w:t>:</w:t>
-            </w:r>
           </w:p>
         </w:tc>
         <w:tc>
@@ -23766,31 +24024,6 @@
                 <w:szCs w:val="24"/>
               </w:rPr>
             </w:pPr>
-            <w:r>
-              <w:rPr>
-                <w:rFonts w:ascii="Barlow Condensed Medium" w:eastAsia="標楷體" w:hAnsi="Barlow Condensed Medium" w:cstheme="minorHAnsi"/>
-                <w:w w:val="80"/>
-                <w:szCs w:val="24"/>
-              </w:rPr>
-              <w:t>2</w:t>
-            </w:r>
-            <w:r>
-              <w:rPr>
-                <w:rFonts w:ascii="Barlow Condensed Medium" w:eastAsia="標楷體" w:hAnsi="Barlow Condensed Medium" w:cstheme="minorHAnsi" w:hint="eastAsia"/>
-                <w:w w:val="80"/>
-                <w:szCs w:val="24"/>
-              </w:rPr>
-              <w:t>7</w:t>
-            </w:r>
-            <w:r>
-              <w:rPr>
-                <w:rFonts w:ascii="Barlow Condensed Medium" w:eastAsia="標楷體" w:hAnsi="Barlow Condensed Medium" w:cstheme="minorHAnsi" w:hint="eastAsia"/>
-                <w:w w:val="80"/>
-                <w:szCs w:val="24"/>
-                <w:lang w:eastAsia="zh-HK"/>
-              </w:rPr>
-              <w:t>號</w:t>
-            </w:r>
           </w:p>
         </w:tc>
         <w:tc>
@@ -23812,38 +24045,6 @@
                 <w:szCs w:val="24"/>
               </w:rPr>
             </w:pPr>
-            <w:r>
-              <w:rPr>
-                <w:rFonts w:ascii="Barlow Condensed Medium" w:eastAsia="標楷體" w:hAnsi="Barlow Condensed Medium" w:cstheme="minorHAnsi" w:hint="eastAsia"/>
-                <w:w w:val="80"/>
-                <w:szCs w:val="24"/>
-              </w:rPr>
-              <w:t>1</w:t>
-            </w:r>
-            <w:r>
-              <w:rPr>
-                <w:rFonts w:ascii="Barlow Condensed Medium" w:eastAsia="標楷體" w:hAnsi="Barlow Condensed Medium" w:cstheme="minorHAnsi"/>
-                <w:w w:val="80"/>
-                <w:szCs w:val="24"/>
-              </w:rPr>
-              <w:t>,</w:t>
-            </w:r>
-            <w:r>
-              <w:rPr>
-                <w:rFonts w:ascii="Barlow Condensed Medium" w:eastAsia="標楷體" w:hAnsi="Barlow Condensed Medium" w:cstheme="minorHAnsi" w:hint="eastAsia"/>
-                <w:w w:val="80"/>
-                <w:szCs w:val="24"/>
-              </w:rPr>
-              <w:t>0</w:t>
-            </w:r>
-            <w:r>
-              <w:rPr>
-                <w:rFonts w:ascii="Barlow Condensed Medium" w:eastAsia="標楷體" w:hAnsi="Barlow Condensed Medium" w:cstheme="minorHAnsi"/>
-                <w:w w:val="80"/>
-                <w:szCs w:val="24"/>
-              </w:rPr>
-              <w:t>00</w:t>
-            </w:r>
           </w:p>
         </w:tc>
         <w:tc>
@@ -23928,1385 +24129,6 @@
                 <w:szCs w:val="24"/>
               </w:rPr>
             </w:pPr>
-          </w:p>
-        </w:tc>
-      </w:tr>
-      <w:tr>
-        <w:trPr>
-          <w:trHeight w:hRule="exact" w:val="340"/>
-        </w:trPr>
-        <w:tc>
-          <w:tcPr>
-            <w:tcW w:w="1622" w:type="dxa"/>
-            <w:tcMar>
-              <w:left w:w="28" w:type="dxa"/>
-              <w:right w:w="28" w:type="dxa"/>
-            </w:tcMar>
-            <w:vAlign w:val="center"/>
-          </w:tcPr>
-          <w:p>
-            <w:pPr>
-              <w:snapToGrid w:val="0"/>
-              <w:jc w:val="both"/>
-              <w:rPr>
-                <w:rFonts w:ascii="Barlow Condensed Medium" w:eastAsia="華康中黑體" w:hAnsi="Barlow Condensed Medium" w:cstheme="minorHAnsi"/>
-                <w:w w:val="80"/>
-                <w:szCs w:val="24"/>
-              </w:rPr>
-            </w:pPr>
-          </w:p>
-        </w:tc>
-        <w:tc>
-          <w:tcPr>
-            <w:tcW w:w="685" w:type="dxa"/>
-            <w:tcMar>
-              <w:left w:w="28" w:type="dxa"/>
-              <w:right w:w="28" w:type="dxa"/>
-            </w:tcMar>
-            <w:vAlign w:val="center"/>
-          </w:tcPr>
-          <w:p>
-            <w:pPr>
-              <w:snapToGrid w:val="0"/>
-              <w:jc w:val="right"/>
-              <w:rPr>
-                <w:rFonts w:ascii="Barlow Condensed Medium" w:eastAsia="標楷體" w:hAnsi="Barlow Condensed Medium" w:cstheme="minorHAnsi"/>
-                <w:w w:val="80"/>
-                <w:szCs w:val="24"/>
-              </w:rPr>
-            </w:pPr>
-          </w:p>
-        </w:tc>
-        <w:tc>
-          <w:tcPr>
-            <w:tcW w:w="685" w:type="dxa"/>
-            <w:tcMar>
-              <w:left w:w="113" w:type="dxa"/>
-              <w:right w:w="28" w:type="dxa"/>
-            </w:tcMar>
-            <w:vAlign w:val="center"/>
-          </w:tcPr>
-          <w:p>
-            <w:pPr>
-              <w:snapToGrid w:val="0"/>
-              <w:ind w:leftChars="-2" w:left="-5" w:rightChars="-3" w:right="-7"/>
-              <w:rPr>
-                <w:rFonts w:ascii="Barlow Condensed Medium" w:eastAsia="標楷體" w:hAnsi="Barlow Condensed Medium" w:cstheme="minorHAnsi"/>
-                <w:w w:val="80"/>
-                <w:szCs w:val="24"/>
-              </w:rPr>
-            </w:pPr>
-          </w:p>
-        </w:tc>
-        <w:tc>
-          <w:tcPr>
-            <w:tcW w:w="686" w:type="dxa"/>
-            <w:tcMar>
-              <w:left w:w="28" w:type="dxa"/>
-              <w:right w:w="28" w:type="dxa"/>
-            </w:tcMar>
-            <w:vAlign w:val="center"/>
-          </w:tcPr>
-          <w:p>
-            <w:pPr>
-              <w:snapToGrid w:val="0"/>
-              <w:jc w:val="right"/>
-              <w:rPr>
-                <w:rFonts w:ascii="Barlow Condensed Medium" w:eastAsia="標楷體" w:hAnsi="Barlow Condensed Medium" w:cstheme="minorHAnsi"/>
-                <w:w w:val="80"/>
-                <w:szCs w:val="24"/>
-              </w:rPr>
-            </w:pPr>
-          </w:p>
-        </w:tc>
-        <w:tc>
-          <w:tcPr>
-            <w:tcW w:w="682" w:type="dxa"/>
-            <w:gridSpan w:val="2"/>
-            <w:tcMar>
-              <w:left w:w="113" w:type="dxa"/>
-              <w:right w:w="28" w:type="dxa"/>
-            </w:tcMar>
-            <w:vAlign w:val="center"/>
-          </w:tcPr>
-          <w:p>
-            <w:pPr>
-              <w:snapToGrid w:val="0"/>
-              <w:rPr>
-                <w:rFonts w:ascii="Barlow Condensed Medium" w:eastAsia="標楷體" w:hAnsi="Barlow Condensed Medium" w:cstheme="minorHAnsi"/>
-                <w:w w:val="80"/>
-                <w:szCs w:val="24"/>
-              </w:rPr>
-            </w:pPr>
-          </w:p>
-        </w:tc>
-        <w:tc>
-          <w:tcPr>
-            <w:tcW w:w="683" w:type="dxa"/>
-            <w:gridSpan w:val="2"/>
-            <w:tcMar>
-              <w:left w:w="28" w:type="dxa"/>
-              <w:right w:w="28" w:type="dxa"/>
-            </w:tcMar>
-            <w:vAlign w:val="center"/>
-          </w:tcPr>
-          <w:p>
-            <w:pPr>
-              <w:snapToGrid w:val="0"/>
-              <w:jc w:val="right"/>
-              <w:rPr>
-                <w:rFonts w:ascii="Barlow Condensed Medium" w:eastAsia="標楷體" w:hAnsi="Barlow Condensed Medium" w:cstheme="minorHAnsi"/>
-                <w:w w:val="80"/>
-                <w:szCs w:val="24"/>
-              </w:rPr>
-            </w:pPr>
-          </w:p>
-        </w:tc>
-        <w:tc>
-          <w:tcPr>
-            <w:tcW w:w="683" w:type="dxa"/>
-            <w:tcMar>
-              <w:left w:w="113" w:type="dxa"/>
-              <w:right w:w="28" w:type="dxa"/>
-            </w:tcMar>
-            <w:vAlign w:val="center"/>
-          </w:tcPr>
-          <w:p>
-            <w:pPr>
-              <w:snapToGrid w:val="0"/>
-              <w:rPr>
-                <w:rFonts w:ascii="Barlow Condensed Medium" w:eastAsia="標楷體" w:hAnsi="Barlow Condensed Medium" w:cstheme="minorHAnsi"/>
-                <w:w w:val="80"/>
-                <w:szCs w:val="24"/>
-              </w:rPr>
-            </w:pPr>
-          </w:p>
-        </w:tc>
-      </w:tr>
-      <w:tr>
-        <w:trPr>
-          <w:trHeight w:hRule="exact" w:val="340"/>
-        </w:trPr>
-        <w:tc>
-          <w:tcPr>
-            <w:tcW w:w="1622" w:type="dxa"/>
-            <w:tcMar>
-              <w:left w:w="28" w:type="dxa"/>
-              <w:right w:w="28" w:type="dxa"/>
-            </w:tcMar>
-            <w:vAlign w:val="center"/>
-          </w:tcPr>
-          <w:p>
-            <w:pPr>
-              <w:snapToGrid w:val="0"/>
-              <w:jc w:val="both"/>
-              <w:rPr>
-                <w:rFonts w:ascii="Barlow Condensed Medium" w:eastAsia="華康中黑體" w:hAnsi="Barlow Condensed Medium" w:cstheme="minorHAnsi"/>
-                <w:w w:val="80"/>
-                <w:szCs w:val="24"/>
-              </w:rPr>
-            </w:pPr>
-            <w:r>
-              <w:rPr>
-                <w:rFonts w:ascii="Barlow Condensed Medium" w:eastAsia="華康中黑體" w:hAnsi="Barlow Condensed Medium" w:cstheme="minorHAnsi"/>
-                <w:w w:val="80"/>
-                <w:szCs w:val="24"/>
-              </w:rPr>
-              <w:sym w:font="Wingdings 2" w:char="F0AE"/>
-            </w:r>
-            <w:r>
-              <w:rPr>
-                <w:rFonts w:ascii="Barlow Condensed Medium" w:eastAsia="華康中黑體" w:hAnsi="Barlow Condensed Medium" w:cstheme="minorHAnsi" w:hint="eastAsia"/>
-                <w:w w:val="80"/>
-                <w:szCs w:val="24"/>
-                <w:lang w:eastAsia="zh-HK"/>
-              </w:rPr>
-              <w:t>為</w:t>
-            </w:r>
-            <w:r>
-              <w:rPr>
-                <w:rFonts w:ascii="Barlow Condensed Medium" w:eastAsia="華康中黑體" w:hAnsi="Barlow Condensed Medium" w:cstheme="minorHAnsi" w:hint="eastAsia"/>
-                <w:w w:val="80"/>
-                <w:szCs w:val="24"/>
-              </w:rPr>
-              <w:t>青少團契</w:t>
-            </w:r>
-            <w:r>
-              <w:rPr>
-                <w:rFonts w:ascii="Barlow Condensed Medium" w:eastAsia="華康中黑體" w:hAnsi="Barlow Condensed Medium" w:cstheme="minorHAnsi" w:hint="eastAsia"/>
-                <w:w w:val="80"/>
-                <w:szCs w:val="24"/>
-              </w:rPr>
-              <w:t>奉獻</w:t>
-            </w:r>
-            <w:r>
-              <w:rPr>
-                <w:rFonts w:ascii="Barlow Condensed Medium" w:eastAsia="華康中黑體" w:hAnsi="Barlow Condensed Medium" w:cstheme="minorHAnsi"/>
-                <w:w w:val="80"/>
-                <w:szCs w:val="24"/>
-              </w:rPr>
-              <w:t>:</w:t>
-            </w:r>
-          </w:p>
-        </w:tc>
-        <w:tc>
-          <w:tcPr>
-            <w:tcW w:w="685" w:type="dxa"/>
-            <w:tcMar>
-              <w:left w:w="28" w:type="dxa"/>
-              <w:right w:w="28" w:type="dxa"/>
-            </w:tcMar>
-            <w:vAlign w:val="center"/>
-          </w:tcPr>
-          <w:p>
-            <w:pPr>
-              <w:snapToGrid w:val="0"/>
-              <w:jc w:val="right"/>
-              <w:rPr>
-                <w:rFonts w:ascii="Barlow Condensed Medium" w:eastAsia="標楷體" w:hAnsi="Barlow Condensed Medium" w:cstheme="minorHAnsi"/>
-                <w:w w:val="80"/>
-                <w:szCs w:val="24"/>
-              </w:rPr>
-            </w:pPr>
-            <w:r>
-              <w:rPr>
-                <w:rFonts w:ascii="Barlow Condensed Medium" w:eastAsia="標楷體" w:hAnsi="Barlow Condensed Medium" w:cstheme="minorHAnsi" w:hint="eastAsia"/>
-                <w:w w:val="80"/>
-                <w:szCs w:val="24"/>
-              </w:rPr>
-              <w:t>37</w:t>
-            </w:r>
-            <w:r>
-              <w:rPr>
-                <w:rFonts w:ascii="Barlow Condensed Medium" w:eastAsia="標楷體" w:hAnsi="Barlow Condensed Medium" w:cstheme="minorHAnsi" w:hint="eastAsia"/>
-                <w:w w:val="80"/>
-                <w:szCs w:val="24"/>
-                <w:lang w:eastAsia="zh-HK"/>
-              </w:rPr>
-              <w:t>號</w:t>
-            </w:r>
-          </w:p>
-        </w:tc>
-        <w:tc>
-          <w:tcPr>
-            <w:tcW w:w="685" w:type="dxa"/>
-            <w:tcMar>
-              <w:left w:w="113" w:type="dxa"/>
-              <w:right w:w="28" w:type="dxa"/>
-            </w:tcMar>
-            <w:vAlign w:val="center"/>
-          </w:tcPr>
-          <w:p>
-            <w:pPr>
-              <w:snapToGrid w:val="0"/>
-              <w:ind w:leftChars="-2" w:left="-5" w:rightChars="-3" w:right="-7"/>
-              <w:rPr>
-                <w:rFonts w:ascii="Barlow Condensed Medium" w:eastAsia="標楷體" w:hAnsi="Barlow Condensed Medium" w:cstheme="minorHAnsi"/>
-                <w:w w:val="80"/>
-                <w:szCs w:val="24"/>
-              </w:rPr>
-            </w:pPr>
-            <w:r>
-              <w:rPr>
-                <w:rFonts w:ascii="Barlow Condensed Medium" w:eastAsia="標楷體" w:hAnsi="Barlow Condensed Medium" w:cstheme="minorHAnsi" w:hint="eastAsia"/>
-                <w:w w:val="80"/>
-                <w:szCs w:val="24"/>
-              </w:rPr>
-              <w:t>3</w:t>
-            </w:r>
-            <w:r>
-              <w:rPr>
-                <w:rFonts w:ascii="Barlow Condensed Medium" w:eastAsia="標楷體" w:hAnsi="Barlow Condensed Medium" w:cstheme="minorHAnsi"/>
-                <w:w w:val="80"/>
-                <w:szCs w:val="24"/>
-              </w:rPr>
-              <w:t>,</w:t>
-            </w:r>
-            <w:r>
-              <w:rPr>
-                <w:rFonts w:ascii="Barlow Condensed Medium" w:eastAsia="標楷體" w:hAnsi="Barlow Condensed Medium" w:cstheme="minorHAnsi" w:hint="eastAsia"/>
-                <w:w w:val="80"/>
-                <w:szCs w:val="24"/>
-              </w:rPr>
-              <w:t>1</w:t>
-            </w:r>
-            <w:r>
-              <w:rPr>
-                <w:rFonts w:ascii="Barlow Condensed Medium" w:eastAsia="標楷體" w:hAnsi="Barlow Condensed Medium" w:cstheme="minorHAnsi"/>
-                <w:w w:val="80"/>
-                <w:szCs w:val="24"/>
-              </w:rPr>
-              <w:t>00</w:t>
-            </w:r>
-          </w:p>
-        </w:tc>
-        <w:tc>
-          <w:tcPr>
-            <w:tcW w:w="686" w:type="dxa"/>
-            <w:tcMar>
-              <w:left w:w="28" w:type="dxa"/>
-              <w:right w:w="28" w:type="dxa"/>
-            </w:tcMar>
-            <w:vAlign w:val="center"/>
-          </w:tcPr>
-          <w:p>
-            <w:pPr>
-              <w:snapToGrid w:val="0"/>
-              <w:jc w:val="right"/>
-              <w:rPr>
-                <w:rFonts w:ascii="Barlow Condensed Medium" w:eastAsia="標楷體" w:hAnsi="Barlow Condensed Medium" w:cstheme="minorHAnsi"/>
-                <w:w w:val="80"/>
-                <w:szCs w:val="24"/>
-              </w:rPr>
-            </w:pPr>
-          </w:p>
-        </w:tc>
-        <w:tc>
-          <w:tcPr>
-            <w:tcW w:w="682" w:type="dxa"/>
-            <w:gridSpan w:val="2"/>
-            <w:tcMar>
-              <w:left w:w="113" w:type="dxa"/>
-              <w:right w:w="28" w:type="dxa"/>
-            </w:tcMar>
-            <w:vAlign w:val="center"/>
-          </w:tcPr>
-          <w:p>
-            <w:pPr>
-              <w:snapToGrid w:val="0"/>
-              <w:rPr>
-                <w:rFonts w:ascii="Barlow Condensed Medium" w:eastAsia="標楷體" w:hAnsi="Barlow Condensed Medium" w:cstheme="minorHAnsi"/>
-                <w:w w:val="80"/>
-                <w:szCs w:val="24"/>
-              </w:rPr>
-            </w:pPr>
-          </w:p>
-        </w:tc>
-        <w:tc>
-          <w:tcPr>
-            <w:tcW w:w="683" w:type="dxa"/>
-            <w:gridSpan w:val="2"/>
-            <w:tcMar>
-              <w:left w:w="28" w:type="dxa"/>
-              <w:right w:w="28" w:type="dxa"/>
-            </w:tcMar>
-            <w:vAlign w:val="center"/>
-          </w:tcPr>
-          <w:p>
-            <w:pPr>
-              <w:snapToGrid w:val="0"/>
-              <w:jc w:val="right"/>
-              <w:rPr>
-                <w:rFonts w:ascii="Barlow Condensed Medium" w:eastAsia="標楷體" w:hAnsi="Barlow Condensed Medium" w:cstheme="minorHAnsi"/>
-                <w:w w:val="80"/>
-                <w:szCs w:val="24"/>
-              </w:rPr>
-            </w:pPr>
-          </w:p>
-        </w:tc>
-        <w:tc>
-          <w:tcPr>
-            <w:tcW w:w="683" w:type="dxa"/>
-            <w:tcMar>
-              <w:left w:w="113" w:type="dxa"/>
-              <w:right w:w="28" w:type="dxa"/>
-            </w:tcMar>
-            <w:vAlign w:val="center"/>
-          </w:tcPr>
-          <w:p>
-            <w:pPr>
-              <w:snapToGrid w:val="0"/>
-              <w:rPr>
-                <w:rFonts w:ascii="Barlow Condensed Medium" w:eastAsia="標楷體" w:hAnsi="Barlow Condensed Medium" w:cstheme="minorHAnsi"/>
-                <w:w w:val="80"/>
-                <w:szCs w:val="24"/>
-              </w:rPr>
-            </w:pPr>
-          </w:p>
-        </w:tc>
-      </w:tr>
-      <w:tr>
-        <w:trPr>
-          <w:trHeight w:hRule="exact" w:val="340"/>
-        </w:trPr>
-        <w:tc>
-          <w:tcPr>
-            <w:tcW w:w="1622" w:type="dxa"/>
-            <w:tcMar>
-              <w:left w:w="28" w:type="dxa"/>
-              <w:right w:w="28" w:type="dxa"/>
-            </w:tcMar>
-            <w:vAlign w:val="center"/>
-          </w:tcPr>
-          <w:p>
-            <w:pPr>
-              <w:snapToGrid w:val="0"/>
-              <w:jc w:val="both"/>
-              <w:rPr>
-                <w:rFonts w:ascii="Barlow Condensed Medium" w:eastAsia="華康中黑體" w:hAnsi="Barlow Condensed Medium" w:cstheme="minorHAnsi"/>
-                <w:w w:val="80"/>
-                <w:szCs w:val="24"/>
-              </w:rPr>
-            </w:pPr>
-          </w:p>
-        </w:tc>
-        <w:tc>
-          <w:tcPr>
-            <w:tcW w:w="685" w:type="dxa"/>
-            <w:tcMar>
-              <w:left w:w="28" w:type="dxa"/>
-              <w:right w:w="28" w:type="dxa"/>
-            </w:tcMar>
-            <w:vAlign w:val="center"/>
-          </w:tcPr>
-          <w:p>
-            <w:pPr>
-              <w:snapToGrid w:val="0"/>
-              <w:jc w:val="right"/>
-              <w:rPr>
-                <w:rFonts w:ascii="Barlow Condensed Medium" w:eastAsia="標楷體" w:hAnsi="Barlow Condensed Medium" w:cstheme="minorHAnsi"/>
-                <w:w w:val="80"/>
-                <w:szCs w:val="24"/>
-              </w:rPr>
-            </w:pPr>
-          </w:p>
-        </w:tc>
-        <w:tc>
-          <w:tcPr>
-            <w:tcW w:w="685" w:type="dxa"/>
-            <w:tcMar>
-              <w:left w:w="113" w:type="dxa"/>
-              <w:right w:w="28" w:type="dxa"/>
-            </w:tcMar>
-            <w:vAlign w:val="center"/>
-          </w:tcPr>
-          <w:p>
-            <w:pPr>
-              <w:snapToGrid w:val="0"/>
-              <w:ind w:leftChars="-2" w:left="-5" w:rightChars="-3" w:right="-7"/>
-              <w:rPr>
-                <w:rFonts w:ascii="Barlow Condensed Medium" w:eastAsia="標楷體" w:hAnsi="Barlow Condensed Medium" w:cstheme="minorHAnsi"/>
-                <w:w w:val="80"/>
-                <w:szCs w:val="24"/>
-              </w:rPr>
-            </w:pPr>
-          </w:p>
-        </w:tc>
-        <w:tc>
-          <w:tcPr>
-            <w:tcW w:w="686" w:type="dxa"/>
-            <w:tcMar>
-              <w:left w:w="28" w:type="dxa"/>
-              <w:right w:w="28" w:type="dxa"/>
-            </w:tcMar>
-            <w:vAlign w:val="center"/>
-          </w:tcPr>
-          <w:p>
-            <w:pPr>
-              <w:snapToGrid w:val="0"/>
-              <w:jc w:val="right"/>
-              <w:rPr>
-                <w:rFonts w:ascii="Barlow Condensed Medium" w:eastAsia="標楷體" w:hAnsi="Barlow Condensed Medium" w:cstheme="minorHAnsi"/>
-                <w:w w:val="80"/>
-                <w:szCs w:val="24"/>
-              </w:rPr>
-            </w:pPr>
-          </w:p>
-        </w:tc>
-        <w:tc>
-          <w:tcPr>
-            <w:tcW w:w="682" w:type="dxa"/>
-            <w:gridSpan w:val="2"/>
-            <w:tcMar>
-              <w:left w:w="113" w:type="dxa"/>
-              <w:right w:w="28" w:type="dxa"/>
-            </w:tcMar>
-            <w:vAlign w:val="center"/>
-          </w:tcPr>
-          <w:p>
-            <w:pPr>
-              <w:snapToGrid w:val="0"/>
-              <w:rPr>
-                <w:rFonts w:ascii="Barlow Condensed Medium" w:eastAsia="標楷體" w:hAnsi="Barlow Condensed Medium" w:cstheme="minorHAnsi"/>
-                <w:w w:val="80"/>
-                <w:szCs w:val="24"/>
-              </w:rPr>
-            </w:pPr>
-          </w:p>
-        </w:tc>
-        <w:tc>
-          <w:tcPr>
-            <w:tcW w:w="683" w:type="dxa"/>
-            <w:gridSpan w:val="2"/>
-            <w:tcMar>
-              <w:left w:w="28" w:type="dxa"/>
-              <w:right w:w="28" w:type="dxa"/>
-            </w:tcMar>
-            <w:vAlign w:val="center"/>
-          </w:tcPr>
-          <w:p>
-            <w:pPr>
-              <w:snapToGrid w:val="0"/>
-              <w:jc w:val="right"/>
-              <w:rPr>
-                <w:rFonts w:ascii="Barlow Condensed Medium" w:eastAsia="標楷體" w:hAnsi="Barlow Condensed Medium" w:cstheme="minorHAnsi"/>
-                <w:w w:val="80"/>
-                <w:szCs w:val="24"/>
-              </w:rPr>
-            </w:pPr>
-          </w:p>
-        </w:tc>
-        <w:tc>
-          <w:tcPr>
-            <w:tcW w:w="683" w:type="dxa"/>
-            <w:tcMar>
-              <w:left w:w="113" w:type="dxa"/>
-              <w:right w:w="28" w:type="dxa"/>
-            </w:tcMar>
-            <w:vAlign w:val="center"/>
-          </w:tcPr>
-          <w:p>
-            <w:pPr>
-              <w:snapToGrid w:val="0"/>
-              <w:rPr>
-                <w:rFonts w:ascii="Barlow Condensed Medium" w:eastAsia="標楷體" w:hAnsi="Barlow Condensed Medium" w:cstheme="minorHAnsi"/>
-                <w:w w:val="80"/>
-                <w:szCs w:val="24"/>
-              </w:rPr>
-            </w:pPr>
-          </w:p>
-        </w:tc>
-      </w:tr>
-      <w:tr>
-        <w:trPr>
-          <w:trHeight w:hRule="exact" w:val="340"/>
-        </w:trPr>
-        <w:tc>
-          <w:tcPr>
-            <w:tcW w:w="1622" w:type="dxa"/>
-            <w:tcMar>
-              <w:left w:w="28" w:type="dxa"/>
-              <w:right w:w="28" w:type="dxa"/>
-            </w:tcMar>
-            <w:vAlign w:val="center"/>
-          </w:tcPr>
-          <w:p>
-            <w:pPr>
-              <w:snapToGrid w:val="0"/>
-              <w:jc w:val="both"/>
-              <w:rPr>
-                <w:rFonts w:ascii="Barlow Condensed Medium" w:eastAsia="華康中黑體" w:hAnsi="Barlow Condensed Medium" w:cstheme="minorHAnsi"/>
-                <w:w w:val="80"/>
-                <w:szCs w:val="24"/>
-              </w:rPr>
-            </w:pPr>
-            <w:r>
-              <w:rPr>
-                <w:rFonts w:ascii="Barlow Condensed Medium" w:eastAsia="華康中黑體" w:hAnsi="Barlow Condensed Medium" w:cstheme="minorHAnsi"/>
-                <w:w w:val="80"/>
-                <w:szCs w:val="24"/>
-              </w:rPr>
-              <w:sym w:font="Wingdings 2" w:char="F0AE"/>
-            </w:r>
-            <w:r>
-              <w:rPr>
-                <w:rFonts w:ascii="Barlow Condensed Medium" w:eastAsia="華康中黑體" w:hAnsi="Barlow Condensed Medium" w:cstheme="minorHAnsi" w:hint="eastAsia"/>
-                <w:w w:val="80"/>
-                <w:szCs w:val="24"/>
-                <w:lang w:eastAsia="zh-HK"/>
-              </w:rPr>
-              <w:t>為</w:t>
-            </w:r>
-            <w:r>
-              <w:rPr>
-                <w:rFonts w:ascii="Barlow Condensed Medium" w:eastAsia="華康中黑體" w:hAnsi="Barlow Condensed Medium" w:cstheme="minorHAnsi" w:hint="eastAsia"/>
-                <w:w w:val="80"/>
-                <w:szCs w:val="24"/>
-              </w:rPr>
-              <w:t>教會與社會</w:t>
-            </w:r>
-          </w:p>
-        </w:tc>
-        <w:tc>
-          <w:tcPr>
-            <w:tcW w:w="685" w:type="dxa"/>
-            <w:tcMar>
-              <w:left w:w="28" w:type="dxa"/>
-              <w:right w:w="28" w:type="dxa"/>
-            </w:tcMar>
-            <w:vAlign w:val="center"/>
-          </w:tcPr>
-          <w:p>
-            <w:pPr>
-              <w:snapToGrid w:val="0"/>
-              <w:jc w:val="right"/>
-              <w:rPr>
-                <w:rFonts w:ascii="Barlow Condensed Medium" w:eastAsia="標楷體" w:hAnsi="Barlow Condensed Medium" w:cstheme="minorHAnsi"/>
-                <w:w w:val="80"/>
-                <w:szCs w:val="24"/>
-              </w:rPr>
-            </w:pPr>
-            <w:r>
-              <w:rPr>
-                <w:rFonts w:ascii="Barlow Condensed Medium" w:eastAsia="標楷體" w:hAnsi="Barlow Condensed Medium" w:cstheme="minorHAnsi" w:hint="eastAsia"/>
-                <w:w w:val="80"/>
-                <w:szCs w:val="24"/>
-              </w:rPr>
-              <w:t>50</w:t>
-            </w:r>
-            <w:r>
-              <w:rPr>
-                <w:rFonts w:ascii="Barlow Condensed Medium" w:eastAsia="標楷體" w:hAnsi="Barlow Condensed Medium" w:cstheme="minorHAnsi" w:hint="eastAsia"/>
-                <w:w w:val="80"/>
-                <w:szCs w:val="24"/>
-                <w:lang w:eastAsia="zh-HK"/>
-              </w:rPr>
-              <w:t>號</w:t>
-            </w:r>
-          </w:p>
-        </w:tc>
-        <w:tc>
-          <w:tcPr>
-            <w:tcW w:w="685" w:type="dxa"/>
-            <w:tcMar>
-              <w:left w:w="113" w:type="dxa"/>
-              <w:right w:w="28" w:type="dxa"/>
-            </w:tcMar>
-            <w:vAlign w:val="center"/>
-          </w:tcPr>
-          <w:p>
-            <w:pPr>
-              <w:snapToGrid w:val="0"/>
-              <w:ind w:leftChars="-2" w:left="-5" w:rightChars="-3" w:right="-7"/>
-              <w:rPr>
-                <w:rFonts w:ascii="Barlow Condensed Medium" w:eastAsia="標楷體" w:hAnsi="Barlow Condensed Medium" w:cstheme="minorHAnsi"/>
-                <w:w w:val="80"/>
-                <w:szCs w:val="24"/>
-              </w:rPr>
-            </w:pPr>
-            <w:r>
-              <w:rPr>
-                <w:rFonts w:ascii="Barlow Condensed Medium" w:eastAsia="標楷體" w:hAnsi="Barlow Condensed Medium" w:cstheme="minorHAnsi" w:hint="eastAsia"/>
-                <w:w w:val="80"/>
-                <w:szCs w:val="24"/>
-              </w:rPr>
-              <w:t>5</w:t>
-            </w:r>
-            <w:r>
-              <w:rPr>
-                <w:rFonts w:ascii="Barlow Condensed Medium" w:eastAsia="標楷體" w:hAnsi="Barlow Condensed Medium" w:cstheme="minorHAnsi"/>
-                <w:w w:val="80"/>
-                <w:szCs w:val="24"/>
-              </w:rPr>
-              <w:t>00</w:t>
-            </w:r>
-          </w:p>
-        </w:tc>
-        <w:tc>
-          <w:tcPr>
-            <w:tcW w:w="686" w:type="dxa"/>
-            <w:tcMar>
-              <w:left w:w="28" w:type="dxa"/>
-              <w:right w:w="28" w:type="dxa"/>
-            </w:tcMar>
-            <w:vAlign w:val="center"/>
-          </w:tcPr>
-          <w:p>
-            <w:pPr>
-              <w:snapToGrid w:val="0"/>
-              <w:jc w:val="right"/>
-              <w:rPr>
-                <w:rFonts w:ascii="Barlow Condensed Medium" w:eastAsia="標楷體" w:hAnsi="Barlow Condensed Medium" w:cstheme="minorHAnsi"/>
-                <w:w w:val="80"/>
-                <w:szCs w:val="24"/>
-              </w:rPr>
-            </w:pPr>
-            <w:r>
-              <w:rPr>
-                <w:rFonts w:ascii="Barlow Condensed Medium" w:eastAsia="標楷體" w:hAnsi="Barlow Condensed Medium" w:cstheme="minorHAnsi" w:hint="eastAsia"/>
-                <w:w w:val="80"/>
-                <w:szCs w:val="24"/>
-              </w:rPr>
-              <w:t>20</w:t>
-            </w:r>
-            <w:r>
-              <w:rPr>
-                <w:rFonts w:ascii="Barlow Condensed Medium" w:eastAsia="標楷體" w:hAnsi="Barlow Condensed Medium" w:cstheme="minorHAnsi" w:hint="eastAsia"/>
-                <w:w w:val="80"/>
-                <w:szCs w:val="24"/>
-                <w:lang w:eastAsia="zh-HK"/>
-              </w:rPr>
-              <w:t>號</w:t>
-            </w:r>
-          </w:p>
-        </w:tc>
-        <w:tc>
-          <w:tcPr>
-            <w:tcW w:w="682" w:type="dxa"/>
-            <w:gridSpan w:val="2"/>
-            <w:tcMar>
-              <w:left w:w="113" w:type="dxa"/>
-              <w:right w:w="28" w:type="dxa"/>
-            </w:tcMar>
-            <w:vAlign w:val="center"/>
-          </w:tcPr>
-          <w:p>
-            <w:pPr>
-              <w:snapToGrid w:val="0"/>
-              <w:rPr>
-                <w:rFonts w:ascii="Barlow Condensed Medium" w:eastAsia="標楷體" w:hAnsi="Barlow Condensed Medium" w:cstheme="minorHAnsi"/>
-                <w:w w:val="80"/>
-                <w:szCs w:val="24"/>
-              </w:rPr>
-            </w:pPr>
-            <w:r>
-              <w:rPr>
-                <w:rFonts w:ascii="Barlow Condensed Medium" w:eastAsia="標楷體" w:hAnsi="Barlow Condensed Medium" w:cstheme="minorHAnsi" w:hint="eastAsia"/>
-                <w:w w:val="80"/>
-                <w:szCs w:val="24"/>
-              </w:rPr>
-              <w:t>5</w:t>
-            </w:r>
-            <w:r>
-              <w:rPr>
-                <w:rFonts w:ascii="Barlow Condensed Medium" w:eastAsia="標楷體" w:hAnsi="Barlow Condensed Medium" w:cstheme="minorHAnsi"/>
-                <w:w w:val="80"/>
-                <w:szCs w:val="24"/>
-              </w:rPr>
-              <w:t>00</w:t>
-            </w:r>
-          </w:p>
-        </w:tc>
-        <w:tc>
-          <w:tcPr>
-            <w:tcW w:w="683" w:type="dxa"/>
-            <w:gridSpan w:val="2"/>
-            <w:tcMar>
-              <w:left w:w="28" w:type="dxa"/>
-              <w:right w:w="28" w:type="dxa"/>
-            </w:tcMar>
-            <w:vAlign w:val="center"/>
-          </w:tcPr>
-          <w:p>
-            <w:pPr>
-              <w:snapToGrid w:val="0"/>
-              <w:jc w:val="right"/>
-              <w:rPr>
-                <w:rFonts w:ascii="Barlow Condensed Medium" w:eastAsia="標楷體" w:hAnsi="Barlow Condensed Medium" w:cstheme="minorHAnsi"/>
-                <w:w w:val="80"/>
-                <w:szCs w:val="24"/>
-              </w:rPr>
-            </w:pPr>
-            <w:r>
-              <w:rPr>
-                <w:rFonts w:ascii="Barlow Condensed Medium" w:eastAsia="標楷體" w:hAnsi="Barlow Condensed Medium" w:cstheme="minorHAnsi" w:hint="eastAsia"/>
-                <w:w w:val="80"/>
-                <w:szCs w:val="24"/>
-              </w:rPr>
-              <w:t>67</w:t>
-            </w:r>
-            <w:r>
-              <w:rPr>
-                <w:rFonts w:ascii="Barlow Condensed Medium" w:eastAsia="標楷體" w:hAnsi="Barlow Condensed Medium" w:cstheme="minorHAnsi" w:hint="eastAsia"/>
-                <w:w w:val="80"/>
-                <w:szCs w:val="24"/>
-                <w:lang w:eastAsia="zh-HK"/>
-              </w:rPr>
-              <w:t>號</w:t>
-            </w:r>
-          </w:p>
-        </w:tc>
-        <w:tc>
-          <w:tcPr>
-            <w:tcW w:w="683" w:type="dxa"/>
-            <w:tcMar>
-              <w:left w:w="113" w:type="dxa"/>
-              <w:right w:w="28" w:type="dxa"/>
-            </w:tcMar>
-            <w:vAlign w:val="center"/>
-          </w:tcPr>
-          <w:p>
-            <w:pPr>
-              <w:snapToGrid w:val="0"/>
-              <w:rPr>
-                <w:rFonts w:ascii="Barlow Condensed Medium" w:eastAsia="標楷體" w:hAnsi="Barlow Condensed Medium" w:cstheme="minorHAnsi"/>
-                <w:w w:val="80"/>
-                <w:szCs w:val="24"/>
-              </w:rPr>
-            </w:pPr>
-            <w:r>
-              <w:rPr>
-                <w:rFonts w:ascii="Barlow Condensed Medium" w:eastAsia="標楷體" w:hAnsi="Barlow Condensed Medium" w:cstheme="minorHAnsi" w:hint="eastAsia"/>
-                <w:w w:val="80"/>
-                <w:szCs w:val="24"/>
-              </w:rPr>
-              <w:t>5</w:t>
-            </w:r>
-            <w:r>
-              <w:rPr>
-                <w:rFonts w:ascii="Barlow Condensed Medium" w:eastAsia="標楷體" w:hAnsi="Barlow Condensed Medium" w:cstheme="minorHAnsi"/>
-                <w:w w:val="80"/>
-                <w:szCs w:val="24"/>
-              </w:rPr>
-              <w:t>00</w:t>
-            </w:r>
-          </w:p>
-        </w:tc>
-      </w:tr>
-      <w:tr>
-        <w:trPr>
-          <w:trHeight w:hRule="exact" w:val="340"/>
-        </w:trPr>
-        <w:tc>
-          <w:tcPr>
-            <w:tcW w:w="1622" w:type="dxa"/>
-            <w:tcMar>
-              <w:left w:w="28" w:type="dxa"/>
-              <w:right w:w="28" w:type="dxa"/>
-            </w:tcMar>
-            <w:vAlign w:val="center"/>
-          </w:tcPr>
-          <w:p>
-            <w:pPr>
-              <w:snapToGrid w:val="0"/>
-              <w:jc w:val="both"/>
-              <w:rPr>
-                <w:rFonts w:ascii="Barlow Condensed Medium" w:eastAsia="華康中黑體" w:hAnsi="Barlow Condensed Medium" w:cstheme="minorHAnsi"/>
-                <w:w w:val="80"/>
-                <w:szCs w:val="24"/>
-              </w:rPr>
-            </w:pPr>
-            <w:r>
-              <w:rPr>
-                <w:rFonts w:ascii="Barlow Condensed Medium" w:eastAsia="華康中黑體" w:hAnsi="Barlow Condensed Medium" w:cstheme="minorHAnsi" w:hint="eastAsia"/>
-                <w:w w:val="80"/>
-                <w:szCs w:val="24"/>
-              </w:rPr>
-              <w:t>奉獻主日</w:t>
-            </w:r>
-            <w:r>
-              <w:rPr>
-                <w:rFonts w:ascii="Barlow Condensed Medium" w:eastAsia="華康中黑體" w:hAnsi="Barlow Condensed Medium" w:cstheme="minorHAnsi" w:hint="eastAsia"/>
-                <w:w w:val="80"/>
-                <w:szCs w:val="24"/>
-              </w:rPr>
-              <w:t>奉獻</w:t>
-            </w:r>
-            <w:r>
-              <w:rPr>
-                <w:rFonts w:ascii="Barlow Condensed Medium" w:eastAsia="華康中黑體" w:hAnsi="Barlow Condensed Medium" w:cstheme="minorHAnsi"/>
-                <w:w w:val="80"/>
-                <w:szCs w:val="24"/>
-              </w:rPr>
-              <w:t>:</w:t>
-            </w:r>
-          </w:p>
-        </w:tc>
-        <w:tc>
-          <w:tcPr>
-            <w:tcW w:w="685" w:type="dxa"/>
-            <w:tcMar>
-              <w:left w:w="28" w:type="dxa"/>
-              <w:right w:w="28" w:type="dxa"/>
-            </w:tcMar>
-            <w:vAlign w:val="center"/>
-          </w:tcPr>
-          <w:p>
-            <w:pPr>
-              <w:snapToGrid w:val="0"/>
-              <w:jc w:val="right"/>
-              <w:rPr>
-                <w:rFonts w:ascii="Barlow Condensed Medium" w:eastAsia="標楷體" w:hAnsi="Barlow Condensed Medium" w:cstheme="minorHAnsi"/>
-                <w:w w:val="80"/>
-                <w:szCs w:val="24"/>
-              </w:rPr>
-            </w:pPr>
-            <w:r>
-              <w:rPr>
-                <w:rFonts w:ascii="Barlow Condensed Medium" w:eastAsia="標楷體" w:hAnsi="Barlow Condensed Medium" w:cstheme="minorHAnsi" w:hint="eastAsia"/>
-                <w:w w:val="80"/>
-                <w:szCs w:val="24"/>
-              </w:rPr>
-              <w:t>9-1</w:t>
-            </w:r>
-            <w:r>
-              <w:rPr>
-                <w:rFonts w:ascii="Barlow Condensed Medium" w:eastAsia="標楷體" w:hAnsi="Barlow Condensed Medium" w:cstheme="minorHAnsi" w:hint="eastAsia"/>
-                <w:w w:val="80"/>
-                <w:szCs w:val="24"/>
-                <w:lang w:eastAsia="zh-HK"/>
-              </w:rPr>
-              <w:t>號</w:t>
-            </w:r>
-          </w:p>
-        </w:tc>
-        <w:tc>
-          <w:tcPr>
-            <w:tcW w:w="685" w:type="dxa"/>
-            <w:tcMar>
-              <w:left w:w="113" w:type="dxa"/>
-              <w:right w:w="28" w:type="dxa"/>
-            </w:tcMar>
-            <w:vAlign w:val="center"/>
-          </w:tcPr>
-          <w:p>
-            <w:pPr>
-              <w:snapToGrid w:val="0"/>
-              <w:ind w:leftChars="-2" w:left="-5" w:rightChars="-3" w:right="-7"/>
-              <w:rPr>
-                <w:rFonts w:ascii="Barlow Condensed Medium" w:eastAsia="標楷體" w:hAnsi="Barlow Condensed Medium" w:cstheme="minorHAnsi"/>
-                <w:w w:val="80"/>
-                <w:szCs w:val="24"/>
-              </w:rPr>
-            </w:pPr>
-            <w:r>
-              <w:rPr>
-                <w:rFonts w:ascii="Barlow Condensed Medium" w:eastAsia="標楷體" w:hAnsi="Barlow Condensed Medium" w:cstheme="minorHAnsi" w:hint="eastAsia"/>
-                <w:w w:val="80"/>
-                <w:szCs w:val="24"/>
-              </w:rPr>
-              <w:t>5</w:t>
-            </w:r>
-            <w:r>
-              <w:rPr>
-                <w:rFonts w:ascii="Barlow Condensed Medium" w:eastAsia="標楷體" w:hAnsi="Barlow Condensed Medium" w:cstheme="minorHAnsi"/>
-                <w:w w:val="80"/>
-                <w:szCs w:val="24"/>
-              </w:rPr>
-              <w:t>00</w:t>
-            </w:r>
-          </w:p>
-        </w:tc>
-        <w:tc>
-          <w:tcPr>
-            <w:tcW w:w="686" w:type="dxa"/>
-            <w:tcMar>
-              <w:left w:w="28" w:type="dxa"/>
-              <w:right w:w="28" w:type="dxa"/>
-            </w:tcMar>
-            <w:vAlign w:val="center"/>
-          </w:tcPr>
-          <w:p>
-            <w:pPr>
-              <w:snapToGrid w:val="0"/>
-              <w:jc w:val="right"/>
-              <w:rPr>
-                <w:rFonts w:ascii="Barlow Condensed Medium" w:eastAsia="標楷體" w:hAnsi="Barlow Condensed Medium" w:cstheme="minorHAnsi"/>
-                <w:w w:val="80"/>
-                <w:szCs w:val="24"/>
-              </w:rPr>
-            </w:pPr>
-            <w:r>
-              <w:rPr>
-                <w:rFonts w:ascii="Barlow Condensed Medium" w:eastAsia="標楷體" w:hAnsi="Barlow Condensed Medium" w:cstheme="minorHAnsi" w:hint="eastAsia"/>
-                <w:w w:val="80"/>
-                <w:szCs w:val="24"/>
-              </w:rPr>
-              <w:t>45</w:t>
-            </w:r>
-            <w:r>
-              <w:rPr>
-                <w:rFonts w:ascii="Barlow Condensed Medium" w:eastAsia="標楷體" w:hAnsi="Barlow Condensed Medium" w:cstheme="minorHAnsi" w:hint="eastAsia"/>
-                <w:w w:val="80"/>
-                <w:szCs w:val="24"/>
-                <w:lang w:eastAsia="zh-HK"/>
-              </w:rPr>
-              <w:t>號</w:t>
-            </w:r>
-          </w:p>
-        </w:tc>
-        <w:tc>
-          <w:tcPr>
-            <w:tcW w:w="682" w:type="dxa"/>
-            <w:gridSpan w:val="2"/>
-            <w:tcMar>
-              <w:left w:w="113" w:type="dxa"/>
-              <w:right w:w="28" w:type="dxa"/>
-            </w:tcMar>
-            <w:vAlign w:val="center"/>
-          </w:tcPr>
-          <w:p>
-            <w:pPr>
-              <w:snapToGrid w:val="0"/>
-              <w:rPr>
-                <w:rFonts w:ascii="Barlow Condensed Medium" w:eastAsia="標楷體" w:hAnsi="Barlow Condensed Medium" w:cstheme="minorHAnsi"/>
-                <w:w w:val="80"/>
-                <w:szCs w:val="24"/>
-              </w:rPr>
-            </w:pPr>
-            <w:r>
-              <w:rPr>
-                <w:rFonts w:ascii="Barlow Condensed Medium" w:eastAsia="標楷體" w:hAnsi="Barlow Condensed Medium" w:cstheme="minorHAnsi"/>
-                <w:w w:val="80"/>
-                <w:szCs w:val="24"/>
-              </w:rPr>
-              <w:t>1,</w:t>
-            </w:r>
-            <w:r>
-              <w:rPr>
-                <w:rFonts w:ascii="Barlow Condensed Medium" w:eastAsia="標楷體" w:hAnsi="Barlow Condensed Medium" w:cstheme="minorHAnsi" w:hint="eastAsia"/>
-                <w:w w:val="80"/>
-                <w:szCs w:val="24"/>
-              </w:rPr>
-              <w:t>0</w:t>
-            </w:r>
-            <w:r>
-              <w:rPr>
-                <w:rFonts w:ascii="Barlow Condensed Medium" w:eastAsia="標楷體" w:hAnsi="Barlow Condensed Medium" w:cstheme="minorHAnsi"/>
-                <w:w w:val="80"/>
-                <w:szCs w:val="24"/>
-              </w:rPr>
-              <w:t>00</w:t>
-            </w:r>
-          </w:p>
-        </w:tc>
-        <w:tc>
-          <w:tcPr>
-            <w:tcW w:w="683" w:type="dxa"/>
-            <w:gridSpan w:val="2"/>
-            <w:tcMar>
-              <w:left w:w="28" w:type="dxa"/>
-              <w:right w:w="28" w:type="dxa"/>
-            </w:tcMar>
-            <w:vAlign w:val="center"/>
-          </w:tcPr>
-          <w:p>
-            <w:pPr>
-              <w:snapToGrid w:val="0"/>
-              <w:jc w:val="right"/>
-              <w:rPr>
-                <w:rFonts w:ascii="Barlow Condensed Medium" w:eastAsia="標楷體" w:hAnsi="Barlow Condensed Medium" w:cstheme="minorHAnsi"/>
-                <w:w w:val="80"/>
-                <w:szCs w:val="24"/>
-              </w:rPr>
-            </w:pPr>
-            <w:r>
-              <w:rPr>
-                <w:rFonts w:ascii="Barlow Condensed Medium" w:eastAsia="標楷體" w:hAnsi="Barlow Condensed Medium" w:cstheme="minorHAnsi" w:hint="eastAsia"/>
-                <w:w w:val="80"/>
-                <w:szCs w:val="24"/>
-              </w:rPr>
-              <w:t>22</w:t>
-            </w:r>
-            <w:r>
-              <w:rPr>
-                <w:rFonts w:ascii="Barlow Condensed Medium" w:eastAsia="標楷體" w:hAnsi="Barlow Condensed Medium" w:cstheme="minorHAnsi" w:hint="eastAsia"/>
-                <w:w w:val="80"/>
-                <w:szCs w:val="24"/>
-                <w:lang w:eastAsia="zh-HK"/>
-              </w:rPr>
-              <w:t>號</w:t>
-            </w:r>
-          </w:p>
-        </w:tc>
-        <w:tc>
-          <w:tcPr>
-            <w:tcW w:w="683" w:type="dxa"/>
-            <w:tcMar>
-              <w:left w:w="113" w:type="dxa"/>
-              <w:right w:w="28" w:type="dxa"/>
-            </w:tcMar>
-            <w:vAlign w:val="center"/>
-          </w:tcPr>
-          <w:p>
-            <w:pPr>
-              <w:snapToGrid w:val="0"/>
-              <w:rPr>
-                <w:rFonts w:ascii="Barlow Condensed Medium" w:eastAsia="標楷體" w:hAnsi="Barlow Condensed Medium" w:cstheme="minorHAnsi"/>
-                <w:w w:val="80"/>
-                <w:szCs w:val="24"/>
-              </w:rPr>
-            </w:pPr>
-            <w:r>
-              <w:rPr>
-                <w:rFonts w:ascii="Barlow Condensed Medium" w:eastAsia="標楷體" w:hAnsi="Barlow Condensed Medium" w:cstheme="minorHAnsi"/>
-                <w:w w:val="80"/>
-                <w:szCs w:val="24"/>
-              </w:rPr>
-              <w:t>1,</w:t>
-            </w:r>
-            <w:r>
-              <w:rPr>
-                <w:rFonts w:ascii="Barlow Condensed Medium" w:eastAsia="標楷體" w:hAnsi="Barlow Condensed Medium" w:cstheme="minorHAnsi" w:hint="eastAsia"/>
-                <w:w w:val="80"/>
-                <w:szCs w:val="24"/>
-              </w:rPr>
-              <w:t>0</w:t>
-            </w:r>
-            <w:r>
-              <w:rPr>
-                <w:rFonts w:ascii="Barlow Condensed Medium" w:eastAsia="標楷體" w:hAnsi="Barlow Condensed Medium" w:cstheme="minorHAnsi"/>
-                <w:w w:val="80"/>
-                <w:szCs w:val="24"/>
-              </w:rPr>
-              <w:t>00</w:t>
-            </w:r>
-          </w:p>
-        </w:tc>
-      </w:tr>
-      <w:tr>
-        <w:trPr>
-          <w:trHeight w:hRule="exact" w:val="340"/>
-        </w:trPr>
-        <w:tc>
-          <w:tcPr>
-            <w:tcW w:w="1622" w:type="dxa"/>
-            <w:tcMar>
-              <w:left w:w="28" w:type="dxa"/>
-              <w:right w:w="28" w:type="dxa"/>
-            </w:tcMar>
-            <w:vAlign w:val="center"/>
-          </w:tcPr>
-          <w:p>
-            <w:pPr>
-              <w:snapToGrid w:val="0"/>
-              <w:jc w:val="both"/>
-              <w:rPr>
-                <w:rFonts w:ascii="Barlow Condensed Medium" w:eastAsia="華康中黑體" w:hAnsi="Barlow Condensed Medium" w:cstheme="minorHAnsi"/>
-                <w:w w:val="80"/>
-                <w:szCs w:val="24"/>
-              </w:rPr>
-            </w:pPr>
-          </w:p>
-        </w:tc>
-        <w:tc>
-          <w:tcPr>
-            <w:tcW w:w="685" w:type="dxa"/>
-            <w:tcMar>
-              <w:left w:w="28" w:type="dxa"/>
-              <w:right w:w="28" w:type="dxa"/>
-            </w:tcMar>
-            <w:vAlign w:val="center"/>
-          </w:tcPr>
-          <w:p>
-            <w:pPr>
-              <w:snapToGrid w:val="0"/>
-              <w:jc w:val="right"/>
-              <w:rPr>
-                <w:rFonts w:ascii="Barlow Condensed Medium" w:eastAsia="標楷體" w:hAnsi="Barlow Condensed Medium" w:cstheme="minorHAnsi"/>
-                <w:w w:val="80"/>
-                <w:szCs w:val="24"/>
-              </w:rPr>
-            </w:pPr>
-            <w:r>
-              <w:rPr>
-                <w:rFonts w:ascii="Barlow Condensed Medium" w:eastAsia="標楷體" w:hAnsi="Barlow Condensed Medium" w:cstheme="minorHAnsi" w:hint="eastAsia"/>
-                <w:w w:val="80"/>
-                <w:szCs w:val="24"/>
-              </w:rPr>
-              <w:t>17</w:t>
-            </w:r>
-            <w:r>
-              <w:rPr>
-                <w:rFonts w:ascii="Barlow Condensed Medium" w:eastAsia="標楷體" w:hAnsi="Barlow Condensed Medium" w:cstheme="minorHAnsi" w:hint="eastAsia"/>
-                <w:w w:val="80"/>
-                <w:szCs w:val="24"/>
-                <w:lang w:eastAsia="zh-HK"/>
-              </w:rPr>
-              <w:t>號</w:t>
-            </w:r>
-          </w:p>
-        </w:tc>
-        <w:tc>
-          <w:tcPr>
-            <w:tcW w:w="685" w:type="dxa"/>
-            <w:tcMar>
-              <w:left w:w="113" w:type="dxa"/>
-              <w:right w:w="28" w:type="dxa"/>
-            </w:tcMar>
-            <w:vAlign w:val="center"/>
-          </w:tcPr>
-          <w:p>
-            <w:pPr>
-              <w:snapToGrid w:val="0"/>
-              <w:ind w:leftChars="-2" w:left="-5" w:rightChars="-3" w:right="-7"/>
-              <w:rPr>
-                <w:rFonts w:ascii="Barlow Condensed Medium" w:eastAsia="標楷體" w:hAnsi="Barlow Condensed Medium" w:cstheme="minorHAnsi"/>
-                <w:w w:val="80"/>
-                <w:szCs w:val="24"/>
-              </w:rPr>
-            </w:pPr>
-            <w:r>
-              <w:rPr>
-                <w:rFonts w:ascii="Barlow Condensed Medium" w:eastAsia="標楷體" w:hAnsi="Barlow Condensed Medium" w:cstheme="minorHAnsi"/>
-                <w:w w:val="80"/>
-                <w:szCs w:val="24"/>
-              </w:rPr>
-              <w:t>1,</w:t>
-            </w:r>
-            <w:r>
-              <w:rPr>
-                <w:rFonts w:ascii="Barlow Condensed Medium" w:eastAsia="標楷體" w:hAnsi="Barlow Condensed Medium" w:cstheme="minorHAnsi" w:hint="eastAsia"/>
-                <w:w w:val="80"/>
-                <w:szCs w:val="24"/>
-              </w:rPr>
-              <w:t>0</w:t>
-            </w:r>
-            <w:r>
-              <w:rPr>
-                <w:rFonts w:ascii="Barlow Condensed Medium" w:eastAsia="標楷體" w:hAnsi="Barlow Condensed Medium" w:cstheme="minorHAnsi"/>
-                <w:w w:val="80"/>
-                <w:szCs w:val="24"/>
-              </w:rPr>
-              <w:t>00</w:t>
-            </w:r>
-          </w:p>
-        </w:tc>
-        <w:tc>
-          <w:tcPr>
-            <w:tcW w:w="686" w:type="dxa"/>
-            <w:tcMar>
-              <w:left w:w="28" w:type="dxa"/>
-              <w:right w:w="28" w:type="dxa"/>
-            </w:tcMar>
-            <w:vAlign w:val="center"/>
-          </w:tcPr>
-          <w:p>
-            <w:pPr>
-              <w:snapToGrid w:val="0"/>
-              <w:jc w:val="right"/>
-              <w:rPr>
-                <w:rFonts w:ascii="Barlow Condensed Medium" w:eastAsia="標楷體" w:hAnsi="Barlow Condensed Medium" w:cstheme="minorHAnsi"/>
-                <w:w w:val="80"/>
-                <w:szCs w:val="24"/>
-              </w:rPr>
-            </w:pPr>
-            <w:r>
-              <w:rPr>
-                <w:rFonts w:ascii="Barlow Condensed Medium" w:eastAsia="標楷體" w:hAnsi="Barlow Condensed Medium" w:cstheme="minorHAnsi" w:hint="eastAsia"/>
-                <w:w w:val="80"/>
-                <w:szCs w:val="24"/>
-              </w:rPr>
-              <w:t>6</w:t>
-            </w:r>
-            <w:r>
-              <w:rPr>
-                <w:rFonts w:ascii="Barlow Condensed Medium" w:eastAsia="標楷體" w:hAnsi="Barlow Condensed Medium" w:cstheme="minorHAnsi" w:hint="eastAsia"/>
-                <w:w w:val="80"/>
-                <w:szCs w:val="24"/>
-                <w:lang w:eastAsia="zh-HK"/>
-              </w:rPr>
-              <w:t>號</w:t>
-            </w:r>
-          </w:p>
-        </w:tc>
-        <w:tc>
-          <w:tcPr>
-            <w:tcW w:w="682" w:type="dxa"/>
-            <w:gridSpan w:val="2"/>
-            <w:tcMar>
-              <w:left w:w="113" w:type="dxa"/>
-              <w:right w:w="28" w:type="dxa"/>
-            </w:tcMar>
-            <w:vAlign w:val="center"/>
-          </w:tcPr>
-          <w:p>
-            <w:pPr>
-              <w:snapToGrid w:val="0"/>
-              <w:rPr>
-                <w:rFonts w:ascii="Barlow Condensed Medium" w:eastAsia="標楷體" w:hAnsi="Barlow Condensed Medium" w:cstheme="minorHAnsi"/>
-                <w:w w:val="80"/>
-                <w:szCs w:val="24"/>
-              </w:rPr>
-            </w:pPr>
-            <w:r>
-              <w:rPr>
-                <w:rFonts w:ascii="Barlow Condensed Medium" w:eastAsia="標楷體" w:hAnsi="Barlow Condensed Medium" w:cstheme="minorHAnsi"/>
-                <w:w w:val="80"/>
-                <w:szCs w:val="24"/>
-              </w:rPr>
-              <w:t>1,</w:t>
-            </w:r>
-            <w:r>
-              <w:rPr>
-                <w:rFonts w:ascii="Barlow Condensed Medium" w:eastAsia="標楷體" w:hAnsi="Barlow Condensed Medium" w:cstheme="minorHAnsi" w:hint="eastAsia"/>
-                <w:w w:val="80"/>
-                <w:szCs w:val="24"/>
-              </w:rPr>
-              <w:t>0</w:t>
-            </w:r>
-            <w:r>
-              <w:rPr>
-                <w:rFonts w:ascii="Barlow Condensed Medium" w:eastAsia="標楷體" w:hAnsi="Barlow Condensed Medium" w:cstheme="minorHAnsi"/>
-                <w:w w:val="80"/>
-                <w:szCs w:val="24"/>
-              </w:rPr>
-              <w:t>00</w:t>
-            </w:r>
-          </w:p>
-        </w:tc>
-        <w:tc>
-          <w:tcPr>
-            <w:tcW w:w="683" w:type="dxa"/>
-            <w:gridSpan w:val="2"/>
-            <w:tcMar>
-              <w:left w:w="28" w:type="dxa"/>
-              <w:right w:w="28" w:type="dxa"/>
-            </w:tcMar>
-            <w:vAlign w:val="center"/>
-          </w:tcPr>
-          <w:p>
-            <w:pPr>
-              <w:snapToGrid w:val="0"/>
-              <w:jc w:val="right"/>
-              <w:rPr>
-                <w:rFonts w:ascii="Barlow Condensed Medium" w:eastAsia="標楷體" w:hAnsi="Barlow Condensed Medium" w:cstheme="minorHAnsi"/>
-                <w:w w:val="80"/>
-                <w:szCs w:val="24"/>
-              </w:rPr>
-            </w:pPr>
-            <w:r>
-              <w:rPr>
-                <w:rFonts w:ascii="Barlow Condensed Medium" w:eastAsia="標楷體" w:hAnsi="Barlow Condensed Medium" w:cstheme="minorHAnsi" w:hint="eastAsia"/>
-                <w:w w:val="80"/>
-                <w:szCs w:val="24"/>
-              </w:rPr>
-              <w:t>有志</w:t>
-            </w:r>
-            <w:r>
-              <w:rPr>
-                <w:rFonts w:ascii="Barlow Condensed Medium" w:eastAsia="標楷體" w:hAnsi="Barlow Condensed Medium" w:cstheme="minorHAnsi" w:hint="eastAsia"/>
-                <w:w w:val="80"/>
-                <w:szCs w:val="24"/>
-              </w:rPr>
-              <w:t>*2</w:t>
-            </w:r>
-          </w:p>
-        </w:tc>
-        <w:tc>
-          <w:tcPr>
-            <w:tcW w:w="683" w:type="dxa"/>
-            <w:tcMar>
-              <w:left w:w="113" w:type="dxa"/>
-              <w:right w:w="28" w:type="dxa"/>
-            </w:tcMar>
-            <w:vAlign w:val="center"/>
-          </w:tcPr>
-          <w:p>
-            <w:pPr>
-              <w:snapToGrid w:val="0"/>
-              <w:rPr>
-                <w:rFonts w:ascii="Barlow Condensed Medium" w:eastAsia="標楷體" w:hAnsi="Barlow Condensed Medium" w:cstheme="minorHAnsi"/>
-                <w:w w:val="80"/>
-                <w:szCs w:val="24"/>
-              </w:rPr>
-            </w:pPr>
-            <w:r>
-              <w:rPr>
-                <w:rFonts w:ascii="Barlow Condensed Medium" w:eastAsia="標楷體" w:hAnsi="Barlow Condensed Medium" w:cstheme="minorHAnsi" w:hint="eastAsia"/>
-                <w:w w:val="80"/>
-                <w:szCs w:val="24"/>
-              </w:rPr>
-              <w:t>2</w:t>
-            </w:r>
-            <w:r>
-              <w:rPr>
-                <w:rFonts w:ascii="Barlow Condensed Medium" w:eastAsia="標楷體" w:hAnsi="Barlow Condensed Medium" w:cstheme="minorHAnsi"/>
-                <w:w w:val="80"/>
-                <w:szCs w:val="24"/>
-              </w:rPr>
-              <w:t>00</w:t>
-            </w:r>
           </w:p>
         </w:tc>
       </w:tr>
@@ -27813,7 +26635,7 @@
           </mc:Choice>
           <mc:Fallback>
             <w:pict>
-              <v:line w14:anchorId="6FB5E83E" id="直線接點 6" o:spid="_x0000_s1026" style="position:absolute;z-index:251664384;visibility:visible;mso-wrap-style:square;mso-width-percent:0;mso-height-percent:0;mso-wrap-distance-left:9pt;mso-wrap-distance-top:0;mso-wrap-distance-right:9pt;mso-wrap-distance-bottom:0;mso-position-horizontal:absolute;mso-position-horizontal-relative:page;mso-position-vertical:absolute;mso-position-vertical-relative:page;mso-width-percent:0;mso-height-percent:0;mso-width-relative:margin;mso-height-relative:margin" from="343.9pt,19.85pt" to="345.05pt,710.95pt" o:gfxdata="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" strokecolor="black [3213]" strokeweight=".5pt">
+              <v:line w14:anchorId="2D1B8C6A" id="直線接點 6" o:spid="_x0000_s1026" style="position:absolute;z-index:251664384;visibility:visible;mso-wrap-style:square;mso-width-percent:0;mso-height-percent:0;mso-wrap-distance-left:9pt;mso-wrap-distance-top:0;mso-wrap-distance-right:9pt;mso-wrap-distance-bottom:0;mso-position-horizontal:absolute;mso-position-horizontal-relative:page;mso-position-vertical:absolute;mso-position-vertical-relative:page;mso-width-percent:0;mso-height-percent:0;mso-width-relative:margin;mso-height-relative:margin" from="343.9pt,19.85pt" to="345.05pt,710.95pt" o:gfxdata="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" strokecolor="black [3213]" strokeweight=".5pt">
                 <v:stroke dashstyle="3 1" joinstyle="miter"/>
                 <w10:wrap anchorx="page" anchory="page"/>
               </v:line>
@@ -27890,7 +26712,7 @@
           </mc:Choice>
           <mc:Fallback>
             <w:pict>
-              <v:line w14:anchorId="2CB7BC44" id="直線接點 4" o:spid="_x0000_s1026" style="position:absolute;z-index:251660288;visibility:visible;mso-wrap-style:square;mso-width-percent:0;mso-height-percent:0;mso-wrap-distance-left:9pt;mso-wrap-distance-top:0;mso-wrap-distance-right:9pt;mso-wrap-distance-bottom:0;mso-position-horizontal:absolute;mso-position-horizontal-relative:page;mso-position-vertical:absolute;mso-position-vertical-relative:page;mso-width-percent:0;mso-height-percent:0;mso-width-relative:margin;mso-height-relative:margin" from="343.9pt,19.85pt" to="345.05pt,710.95pt" o:gfxdata="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" strokecolor="black [3213]" strokeweight=".5pt">
+              <v:line w14:anchorId="66BDBA27" id="直線接點 4" o:spid="_x0000_s1026" style="position:absolute;z-index:251660288;visibility:visible;mso-wrap-style:square;mso-width-percent:0;mso-height-percent:0;mso-wrap-distance-left:9pt;mso-wrap-distance-top:0;mso-wrap-distance-right:9pt;mso-wrap-distance-bottom:0;mso-position-horizontal:absolute;mso-position-horizontal-relative:page;mso-position-vertical:absolute;mso-position-vertical-relative:page;mso-width-percent:0;mso-height-percent:0;mso-width-relative:margin;mso-height-relative:margin" from="343.9pt,19.85pt" to="345.05pt,710.95pt" o:gfxdata="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" strokecolor="black [3213]" strokeweight=".5pt">
                 <v:stroke dashstyle="3 1" joinstyle="miter"/>
                 <w10:wrap anchorx="page" anchory="page"/>
               </v:line>
@@ -29568,7 +28390,7 @@
 </file>
 
 <file path=word/endnotes.xml><?xml version="1.0" encoding="utf-8"?>
-<w:endnotes xmlns:wpc="http://schemas.microsoft.com/office/word/2010/wordprocessingCanvas" xmlns:mc="http://schemas.openxmlformats.org/markup-compatibility/2006" xmlns:o="urn:schemas-microsoft-com:office:office" xmlns:r="http://schemas.openxmlformats.org/officeDocument/2006/relationships" xmlns:m="http://schemas.openxmlformats.org/officeDocument/2006/math" xmlns:v="urn:schemas-microsoft-com:vml" xmlns:wp14="http://schemas.microsoft.com/office/word/2010/wordprocessingDrawing" xmlns:wp="http://schemas.openxmlformats.org/drawingml/2006/wordprocessingDrawing" xmlns:w10="urn:schemas-microsoft-com:office:word" xmlns:w="http://schemas.openxmlformats.org/wordprocessingml/2006/main" xmlns:w14="http://schemas.microsoft.com/office/word/2010/wordml" xmlns:w15="http://schemas.microsoft.com/office/word/2012/wordml" xmlns:wpg="http://schemas.microsoft.com/office/word/2010/wordprocessingGroup" xmlns:wpi="http://schemas.microsoft.com/office/word/2010/wordprocessingInk" xmlns:wne="http://schemas.microsoft.com/office/word/2006/wordml" xmlns:wps="http://schemas.microsoft.com/office/word/2010/wordprocessingShape" mc:Ignorable="w14 w15 wp14">
+<w:endnotes xmlns:wpc="http://schemas.microsoft.com/office/word/2010/wordprocessingCanvas" xmlns:cx="http://schemas.microsoft.com/office/drawing/2014/chartex" xmlns:cx1="http://schemas.microsoft.com/office/drawing/2015/9/8/chartex" xmlns:cx2="http://schemas.microsoft.com/office/drawing/2015/10/21/chartex" xmlns:cx3="http://schemas.microsoft.com/office/drawing/2016/5/9/chartex" xmlns:cx4="http://schemas.microsoft.com/office/drawing/2016/5/10/chartex" xmlns:cx5="http://schemas.microsoft.com/office/drawing/2016/5/11/chartex" xmlns:cx6="http://schemas.microsoft.com/office/drawing/2016/5/12/chartex" xmlns:cx7="http://schemas.microsoft.com/office/drawing/2016/5/13/chartex" xmlns:cx8="http://schemas.microsoft.com/office/drawing/2016/5/14/chartex" xmlns:mc="http://schemas.openxmlformats.org/markup-compatibility/2006" xmlns:aink="http://schemas.microsoft.com/office/drawing/2016/ink" xmlns:am3d="http://schemas.microsoft.com/office/drawing/2017/model3d" xmlns:o="urn:schemas-microsoft-com:office:office" xmlns:oel="http://schemas.microsoft.com/office/2019/extlst" xmlns:r="http://schemas.openxmlformats.org/officeDocument/2006/relationships" xmlns:m="http://schemas.openxmlformats.org/officeDocument/2006/math" xmlns:v="urn:schemas-microsoft-com:vml" xmlns:wp14="http://schemas.microsoft.com/office/word/2010/wordprocessingDrawing" xmlns:wp="http://schemas.openxmlformats.org/drawingml/2006/wordprocessingDrawing" xmlns:w10="urn:schemas-microsoft-com:office:word" xmlns:w="http://schemas.openxmlformats.org/wordprocessingml/2006/main" xmlns:w14="http://schemas.microsoft.com/office/word/2010/wordml" xmlns:w15="http://schemas.microsoft.com/office/word/2012/wordml" xmlns:w16cex="http://schemas.microsoft.com/office/word/2018/wordml/cex" xmlns:w16cid="http://schemas.microsoft.com/office/word/2016/wordml/cid" xmlns:w16="http://schemas.microsoft.com/office/word/2018/wordml" xmlns:w16sdtdh="http://schemas.microsoft.com/office/word/2020/wordml/sdtdatahash" xmlns:w16se="http://schemas.microsoft.com/office/word/2015/wordml/symex" xmlns:wpg="http://schemas.microsoft.com/office/word/2010/wordprocessingGroup" xmlns:wpi="http://schemas.microsoft.com/office/word/2010/wordprocessingInk" xmlns:wne="http://schemas.microsoft.com/office/word/2006/wordml" xmlns:wps="http://schemas.microsoft.com/office/word/2010/wordprocessingShape" mc:Ignorable="w14 w15 w16se w16cid w16 w16cex w16sdtdh wp14">
   <w:endnote w:type="separator" w:id="-1">
     <w:p>
       <w:r>
@@ -29587,7 +28409,7 @@
 </file>
 
 <file path=word/footnotes.xml><?xml version="1.0" encoding="utf-8"?>
-<w:footnotes xmlns:wpc="http://schemas.microsoft.com/office/word/2010/wordprocessingCanvas" xmlns:mc="http://schemas.openxmlformats.org/markup-compatibility/2006" xmlns:o="urn:schemas-microsoft-com:office:office" xmlns:r="http://schemas.openxmlformats.org/officeDocument/2006/relationships" xmlns:m="http://schemas.openxmlformats.org/officeDocument/2006/math" xmlns:v="urn:schemas-microsoft-com:vml" xmlns:wp14="http://schemas.microsoft.com/office/word/2010/wordprocessingDrawing" xmlns:wp="http://schemas.openxmlformats.org/drawingml/2006/wordprocessingDrawing" xmlns:w10="urn:schemas-microsoft-com:office:word" xmlns:w="http://schemas.openxmlformats.org/wordprocessingml/2006/main" xmlns:w14="http://schemas.microsoft.com/office/word/2010/wordml" xmlns:w15="http://schemas.microsoft.com/office/word/2012/wordml" xmlns:wpg="http://schemas.microsoft.com/office/word/2010/wordprocessingGroup" xmlns:wpi="http://schemas.microsoft.com/office/word/2010/wordprocessingInk" xmlns:wne="http://schemas.microsoft.com/office/word/2006/wordml" xmlns:wps="http://schemas.microsoft.com/office/word/2010/wordprocessingShape" mc:Ignorable="w14 w15 wp14">
+<w:footnotes xmlns:wpc="http://schemas.microsoft.com/office/word/2010/wordprocessingCanvas" xmlns:cx="http://schemas.microsoft.com/office/drawing/2014/chartex" xmlns:cx1="http://schemas.microsoft.com/office/drawing/2015/9/8/chartex" xmlns:cx2="http://schemas.microsoft.com/office/drawing/2015/10/21/chartex" xmlns:cx3="http://schemas.microsoft.com/office/drawing/2016/5/9/chartex" xmlns:cx4="http://schemas.microsoft.com/office/drawing/2016/5/10/chartex" xmlns:cx5="http://schemas.microsoft.com/office/drawing/2016/5/11/chartex" xmlns:cx6="http://schemas.microsoft.com/office/drawing/2016/5/12/chartex" xmlns:cx7="http://schemas.microsoft.com/office/drawing/2016/5/13/chartex" xmlns:cx8="http://schemas.microsoft.com/office/drawing/2016/5/14/chartex" xmlns:mc="http://schemas.openxmlformats.org/markup-compatibility/2006" xmlns:aink="http://schemas.microsoft.com/office/drawing/2016/ink" xmlns:am3d="http://schemas.microsoft.com/office/drawing/2017/model3d" xmlns:o="urn:schemas-microsoft-com:office:office" xmlns:oel="http://schemas.microsoft.com/office/2019/extlst" xmlns:r="http://schemas.openxmlformats.org/officeDocument/2006/relationships" xmlns:m="http://schemas.openxmlformats.org/officeDocument/2006/math" xmlns:v="urn:schemas-microsoft-com:vml" xmlns:wp14="http://schemas.microsoft.com/office/word/2010/wordprocessingDrawing" xmlns:wp="http://schemas.openxmlformats.org/drawingml/2006/wordprocessingDrawing" xmlns:w10="urn:schemas-microsoft-com:office:word" xmlns:w="http://schemas.openxmlformats.org/wordprocessingml/2006/main" xmlns:w14="http://schemas.microsoft.com/office/word/2010/wordml" xmlns:w15="http://schemas.microsoft.com/office/word/2012/wordml" xmlns:w16cex="http://schemas.microsoft.com/office/word/2018/wordml/cex" xmlns:w16cid="http://schemas.microsoft.com/office/word/2016/wordml/cid" xmlns:w16="http://schemas.microsoft.com/office/word/2018/wordml" xmlns:w16sdtdh="http://schemas.microsoft.com/office/word/2020/wordml/sdtdatahash" xmlns:w16se="http://schemas.microsoft.com/office/word/2015/wordml/symex" xmlns:wpg="http://schemas.microsoft.com/office/word/2010/wordprocessingGroup" xmlns:wpi="http://schemas.microsoft.com/office/word/2010/wordprocessingInk" xmlns:wne="http://schemas.microsoft.com/office/word/2006/wordml" xmlns:wps="http://schemas.microsoft.com/office/word/2010/wordprocessingShape" mc:Ignorable="w14 w15 w16se w16cid w16 w16cex w16sdtdh wp14">
   <w:footnote w:type="separator" w:id="-1">
     <w:p>
       <w:r>
@@ -29606,7 +28428,7 @@
 </file>
 
 <file path=word/header1.xml><?xml version="1.0" encoding="utf-8"?>
-<w:hdr xmlns:wpc="http://schemas.microsoft.com/office/word/2010/wordprocessingCanvas" xmlns:mc="http://schemas.openxmlformats.org/markup-compatibility/2006" xmlns:o="urn:schemas-microsoft-com:office:office" xmlns:r="http://schemas.openxmlformats.org/officeDocument/2006/relationships" xmlns:m="http://schemas.openxmlformats.org/officeDocument/2006/math" xmlns:v="urn:schemas-microsoft-com:vml" xmlns:wp14="http://schemas.microsoft.com/office/word/2010/wordprocessingDrawing" xmlns:wp="http://schemas.openxmlformats.org/drawingml/2006/wordprocessingDrawing" xmlns:w10="urn:schemas-microsoft-com:office:word" xmlns:w="http://schemas.openxmlformats.org/wordprocessingml/2006/main" xmlns:w14="http://schemas.microsoft.com/office/word/2010/wordml" xmlns:w15="http://schemas.microsoft.com/office/word/2012/wordml" xmlns:wpg="http://schemas.microsoft.com/office/word/2010/wordprocessingGroup" xmlns:wpi="http://schemas.microsoft.com/office/word/2010/wordprocessingInk" xmlns:wne="http://schemas.microsoft.com/office/word/2006/wordml" xmlns:wps="http://schemas.microsoft.com/office/word/2010/wordprocessingShape" mc:Ignorable="w14 w15 wp14">
+<w:hdr xmlns:wpc="http://schemas.microsoft.com/office/word/2010/wordprocessingCanvas" xmlns:cx="http://schemas.microsoft.com/office/drawing/2014/chartex" xmlns:cx1="http://schemas.microsoft.com/office/drawing/2015/9/8/chartex" xmlns:cx2="http://schemas.microsoft.com/office/drawing/2015/10/21/chartex" xmlns:cx3="http://schemas.microsoft.com/office/drawing/2016/5/9/chartex" xmlns:cx4="http://schemas.microsoft.com/office/drawing/2016/5/10/chartex" xmlns:cx5="http://schemas.microsoft.com/office/drawing/2016/5/11/chartex" xmlns:cx6="http://schemas.microsoft.com/office/drawing/2016/5/12/chartex" xmlns:cx7="http://schemas.microsoft.com/office/drawing/2016/5/13/chartex" xmlns:cx8="http://schemas.microsoft.com/office/drawing/2016/5/14/chartex" xmlns:mc="http://schemas.openxmlformats.org/markup-compatibility/2006" xmlns:aink="http://schemas.microsoft.com/office/drawing/2016/ink" xmlns:am3d="http://schemas.microsoft.com/office/drawing/2017/model3d" xmlns:o="urn:schemas-microsoft-com:office:office" xmlns:oel="http://schemas.microsoft.com/office/2019/extlst" xmlns:r="http://schemas.openxmlformats.org/officeDocument/2006/relationships" xmlns:m="http://schemas.openxmlformats.org/officeDocument/2006/math" xmlns:v="urn:schemas-microsoft-com:vml" xmlns:wp14="http://schemas.microsoft.com/office/word/2010/wordprocessingDrawing" xmlns:wp="http://schemas.openxmlformats.org/drawingml/2006/wordprocessingDrawing" xmlns:w10="urn:schemas-microsoft-com:office:word" xmlns:w="http://schemas.openxmlformats.org/wordprocessingml/2006/main" xmlns:w14="http://schemas.microsoft.com/office/word/2010/wordml" xmlns:w15="http://schemas.microsoft.com/office/word/2012/wordml" xmlns:w16cex="http://schemas.microsoft.com/office/word/2018/wordml/cex" xmlns:w16cid="http://schemas.microsoft.com/office/word/2016/wordml/cid" xmlns:w16="http://schemas.microsoft.com/office/word/2018/wordml" xmlns:w16sdtdh="http://schemas.microsoft.com/office/word/2020/wordml/sdtdatahash" xmlns:w16se="http://schemas.microsoft.com/office/word/2015/wordml/symex" xmlns:wpg="http://schemas.microsoft.com/office/word/2010/wordprocessingGroup" xmlns:wpi="http://schemas.microsoft.com/office/word/2010/wordprocessingInk" xmlns:wne="http://schemas.microsoft.com/office/word/2006/wordml" xmlns:wps="http://schemas.microsoft.com/office/word/2010/wordprocessingShape" mc:Ignorable="w14 w15 w16se w16cid w16 w16cex w16sdtdh wp14">
   <w:p>
     <w:pPr>
       <w:pStyle w:val="a4"/>
@@ -30064,7 +28886,7 @@
 </file>
 
 <file path=word/header2.xml><?xml version="1.0" encoding="utf-8"?>
-<w:hdr xmlns:wpc="http://schemas.microsoft.com/office/word/2010/wordprocessingCanvas" xmlns:mc="http://schemas.openxmlformats.org/markup-compatibility/2006" xmlns:o="urn:schemas-microsoft-com:office:office" xmlns:r="http://schemas.openxmlformats.org/officeDocument/2006/relationships" xmlns:m="http://schemas.openxmlformats.org/officeDocument/2006/math" xmlns:v="urn:schemas-microsoft-com:vml" xmlns:wp14="http://schemas.microsoft.com/office/word/2010/wordprocessingDrawing" xmlns:wp="http://schemas.openxmlformats.org/drawingml/2006/wordprocessingDrawing" xmlns:w10="urn:schemas-microsoft-com:office:word" xmlns:w="http://schemas.openxmlformats.org/wordprocessingml/2006/main" xmlns:w14="http://schemas.microsoft.com/office/word/2010/wordml" xmlns:w15="http://schemas.microsoft.com/office/word/2012/wordml" xmlns:wpg="http://schemas.microsoft.com/office/word/2010/wordprocessingGroup" xmlns:wpi="http://schemas.microsoft.com/office/word/2010/wordprocessingInk" xmlns:wne="http://schemas.microsoft.com/office/word/2006/wordml" xmlns:wps="http://schemas.microsoft.com/office/word/2010/wordprocessingShape" mc:Ignorable="w14 w15 wp14">
+<w:hdr xmlns:wpc="http://schemas.microsoft.com/office/word/2010/wordprocessingCanvas" xmlns:cx="http://schemas.microsoft.com/office/drawing/2014/chartex" xmlns:cx1="http://schemas.microsoft.com/office/drawing/2015/9/8/chartex" xmlns:cx2="http://schemas.microsoft.com/office/drawing/2015/10/21/chartex" xmlns:cx3="http://schemas.microsoft.com/office/drawing/2016/5/9/chartex" xmlns:cx4="http://schemas.microsoft.com/office/drawing/2016/5/10/chartex" xmlns:cx5="http://schemas.microsoft.com/office/drawing/2016/5/11/chartex" xmlns:cx6="http://schemas.microsoft.com/office/drawing/2016/5/12/chartex" xmlns:cx7="http://schemas.microsoft.com/office/drawing/2016/5/13/chartex" xmlns:cx8="http://schemas.microsoft.com/office/drawing/2016/5/14/chartex" xmlns:mc="http://schemas.openxmlformats.org/markup-compatibility/2006" xmlns:aink="http://schemas.microsoft.com/office/drawing/2016/ink" xmlns:am3d="http://schemas.microsoft.com/office/drawing/2017/model3d" xmlns:o="urn:schemas-microsoft-com:office:office" xmlns:oel="http://schemas.microsoft.com/office/2019/extlst" xmlns:r="http://schemas.openxmlformats.org/officeDocument/2006/relationships" xmlns:m="http://schemas.openxmlformats.org/officeDocument/2006/math" xmlns:v="urn:schemas-microsoft-com:vml" xmlns:wp14="http://schemas.microsoft.com/office/word/2010/wordprocessingDrawing" xmlns:wp="http://schemas.openxmlformats.org/drawingml/2006/wordprocessingDrawing" xmlns:w10="urn:schemas-microsoft-com:office:word" xmlns:w="http://schemas.openxmlformats.org/wordprocessingml/2006/main" xmlns:w14="http://schemas.microsoft.com/office/word/2010/wordml" xmlns:w15="http://schemas.microsoft.com/office/word/2012/wordml" xmlns:w16cex="http://schemas.microsoft.com/office/word/2018/wordml/cex" xmlns:w16cid="http://schemas.microsoft.com/office/word/2016/wordml/cid" xmlns:w16="http://schemas.microsoft.com/office/word/2018/wordml" xmlns:w16sdtdh="http://schemas.microsoft.com/office/word/2020/wordml/sdtdatahash" xmlns:w16se="http://schemas.microsoft.com/office/word/2015/wordml/symex" xmlns:wpg="http://schemas.microsoft.com/office/word/2010/wordprocessingGroup" xmlns:wpi="http://schemas.microsoft.com/office/word/2010/wordprocessingInk" xmlns:wne="http://schemas.microsoft.com/office/word/2006/wordml" xmlns:wps="http://schemas.microsoft.com/office/word/2010/wordprocessingShape" mc:Ignorable="w14 w15 w16se w16cid w16 w16cex w16sdtdh wp14">
   <w:p>
     <w:pPr>
       <w:pStyle w:val="a4"/>
@@ -30522,7 +29344,7 @@
 </file>
 
 <file path=word/header3.xml><?xml version="1.0" encoding="utf-8"?>
-<w:hdr xmlns:wpc="http://schemas.microsoft.com/office/word/2010/wordprocessingCanvas" xmlns:mc="http://schemas.openxmlformats.org/markup-compatibility/2006" xmlns:o="urn:schemas-microsoft-com:office:office" xmlns:r="http://schemas.openxmlformats.org/officeDocument/2006/relationships" xmlns:m="http://schemas.openxmlformats.org/officeDocument/2006/math" xmlns:v="urn:schemas-microsoft-com:vml" xmlns:wp14="http://schemas.microsoft.com/office/word/2010/wordprocessingDrawing" xmlns:wp="http://schemas.openxmlformats.org/drawingml/2006/wordprocessingDrawing" xmlns:w10="urn:schemas-microsoft-com:office:word" xmlns:w="http://schemas.openxmlformats.org/wordprocessingml/2006/main" xmlns:w14="http://schemas.microsoft.com/office/word/2010/wordml" xmlns:w15="http://schemas.microsoft.com/office/word/2012/wordml" xmlns:wpg="http://schemas.microsoft.com/office/word/2010/wordprocessingGroup" xmlns:wpi="http://schemas.microsoft.com/office/word/2010/wordprocessingInk" xmlns:wne="http://schemas.microsoft.com/office/word/2006/wordml" xmlns:wps="http://schemas.microsoft.com/office/word/2010/wordprocessingShape" mc:Ignorable="w14 w15 wp14">
+<w:hdr xmlns:wpc="http://schemas.microsoft.com/office/word/2010/wordprocessingCanvas" xmlns:cx="http://schemas.microsoft.com/office/drawing/2014/chartex" xmlns:cx1="http://schemas.microsoft.com/office/drawing/2015/9/8/chartex" xmlns:cx2="http://schemas.microsoft.com/office/drawing/2015/10/21/chartex" xmlns:cx3="http://schemas.microsoft.com/office/drawing/2016/5/9/chartex" xmlns:cx4="http://schemas.microsoft.com/office/drawing/2016/5/10/chartex" xmlns:cx5="http://schemas.microsoft.com/office/drawing/2016/5/11/chartex" xmlns:cx6="http://schemas.microsoft.com/office/drawing/2016/5/12/chartex" xmlns:cx7="http://schemas.microsoft.com/office/drawing/2016/5/13/chartex" xmlns:cx8="http://schemas.microsoft.com/office/drawing/2016/5/14/chartex" xmlns:mc="http://schemas.openxmlformats.org/markup-compatibility/2006" xmlns:aink="http://schemas.microsoft.com/office/drawing/2016/ink" xmlns:am3d="http://schemas.microsoft.com/office/drawing/2017/model3d" xmlns:o="urn:schemas-microsoft-com:office:office" xmlns:oel="http://schemas.microsoft.com/office/2019/extlst" xmlns:r="http://schemas.openxmlformats.org/officeDocument/2006/relationships" xmlns:m="http://schemas.openxmlformats.org/officeDocument/2006/math" xmlns:v="urn:schemas-microsoft-com:vml" xmlns:wp14="http://schemas.microsoft.com/office/word/2010/wordprocessingDrawing" xmlns:wp="http://schemas.openxmlformats.org/drawingml/2006/wordprocessingDrawing" xmlns:w10="urn:schemas-microsoft-com:office:word" xmlns:w="http://schemas.openxmlformats.org/wordprocessingml/2006/main" xmlns:w14="http://schemas.microsoft.com/office/word/2010/wordml" xmlns:w15="http://schemas.microsoft.com/office/word/2012/wordml" xmlns:w16cex="http://schemas.microsoft.com/office/word/2018/wordml/cex" xmlns:w16cid="http://schemas.microsoft.com/office/word/2016/wordml/cid" xmlns:w16="http://schemas.microsoft.com/office/word/2018/wordml" xmlns:w16sdtdh="http://schemas.microsoft.com/office/word/2020/wordml/sdtdatahash" xmlns:w16se="http://schemas.microsoft.com/office/word/2015/wordml/symex" xmlns:wpg="http://schemas.microsoft.com/office/word/2010/wordprocessingGroup" xmlns:wpi="http://schemas.microsoft.com/office/word/2010/wordprocessingInk" xmlns:wne="http://schemas.microsoft.com/office/word/2006/wordml" xmlns:wps="http://schemas.microsoft.com/office/word/2010/wordprocessingShape" mc:Ignorable="w14 w15 w16se w16cid w16 w16cex w16sdtdh wp14">
   <w:p>
     <w:pPr>
       <w:pStyle w:val="a4"/>
@@ -30980,7 +29802,7 @@
 </file>
 
 <file path=word/header4.xml><?xml version="1.0" encoding="utf-8"?>
-<w:hdr xmlns:wpc="http://schemas.microsoft.com/office/word/2010/wordprocessingCanvas" xmlns:mc="http://schemas.openxmlformats.org/markup-compatibility/2006" xmlns:o="urn:schemas-microsoft-com:office:office" xmlns:r="http://schemas.openxmlformats.org/officeDocument/2006/relationships" xmlns:m="http://schemas.openxmlformats.org/officeDocument/2006/math" xmlns:v="urn:schemas-microsoft-com:vml" xmlns:wp14="http://schemas.microsoft.com/office/word/2010/wordprocessingDrawing" xmlns:wp="http://schemas.openxmlformats.org/drawingml/2006/wordprocessingDrawing" xmlns:w10="urn:schemas-microsoft-com:office:word" xmlns:w="http://schemas.openxmlformats.org/wordprocessingml/2006/main" xmlns:w14="http://schemas.microsoft.com/office/word/2010/wordml" xmlns:w15="http://schemas.microsoft.com/office/word/2012/wordml" xmlns:wpg="http://schemas.microsoft.com/office/word/2010/wordprocessingGroup" xmlns:wpi="http://schemas.microsoft.com/office/word/2010/wordprocessingInk" xmlns:wne="http://schemas.microsoft.com/office/word/2006/wordml" xmlns:wps="http://schemas.microsoft.com/office/word/2010/wordprocessingShape" mc:Ignorable="w14 w15 wp14">
+<w:hdr xmlns:wpc="http://schemas.microsoft.com/office/word/2010/wordprocessingCanvas" xmlns:cx="http://schemas.microsoft.com/office/drawing/2014/chartex" xmlns:cx1="http://schemas.microsoft.com/office/drawing/2015/9/8/chartex" xmlns:cx2="http://schemas.microsoft.com/office/drawing/2015/10/21/chartex" xmlns:cx3="http://schemas.microsoft.com/office/drawing/2016/5/9/chartex" xmlns:cx4="http://schemas.microsoft.com/office/drawing/2016/5/10/chartex" xmlns:cx5="http://schemas.microsoft.com/office/drawing/2016/5/11/chartex" xmlns:cx6="http://schemas.microsoft.com/office/drawing/2016/5/12/chartex" xmlns:cx7="http://schemas.microsoft.com/office/drawing/2016/5/13/chartex" xmlns:cx8="http://schemas.microsoft.com/office/drawing/2016/5/14/chartex" xmlns:mc="http://schemas.openxmlformats.org/markup-compatibility/2006" xmlns:aink="http://schemas.microsoft.com/office/drawing/2016/ink" xmlns:am3d="http://schemas.microsoft.com/office/drawing/2017/model3d" xmlns:o="urn:schemas-microsoft-com:office:office" xmlns:oel="http://schemas.microsoft.com/office/2019/extlst" xmlns:r="http://schemas.openxmlformats.org/officeDocument/2006/relationships" xmlns:m="http://schemas.openxmlformats.org/officeDocument/2006/math" xmlns:v="urn:schemas-microsoft-com:vml" xmlns:wp14="http://schemas.microsoft.com/office/word/2010/wordprocessingDrawing" xmlns:wp="http://schemas.openxmlformats.org/drawingml/2006/wordprocessingDrawing" xmlns:w10="urn:schemas-microsoft-com:office:word" xmlns:w="http://schemas.openxmlformats.org/wordprocessingml/2006/main" xmlns:w14="http://schemas.microsoft.com/office/word/2010/wordml" xmlns:w15="http://schemas.microsoft.com/office/word/2012/wordml" xmlns:w16cex="http://schemas.microsoft.com/office/word/2018/wordml/cex" xmlns:w16cid="http://schemas.microsoft.com/office/word/2016/wordml/cid" xmlns:w16="http://schemas.microsoft.com/office/word/2018/wordml" xmlns:w16sdtdh="http://schemas.microsoft.com/office/word/2020/wordml/sdtdatahash" xmlns:w16se="http://schemas.microsoft.com/office/word/2015/wordml/symex" xmlns:wpg="http://schemas.microsoft.com/office/word/2010/wordprocessingGroup" xmlns:wpi="http://schemas.microsoft.com/office/word/2010/wordprocessingInk" xmlns:wne="http://schemas.microsoft.com/office/word/2006/wordml" xmlns:wps="http://schemas.microsoft.com/office/word/2010/wordprocessingShape" mc:Ignorable="w14 w15 w16se w16cid w16 w16cex w16sdtdh wp14">
   <w:p>
     <w:pPr>
       <w:pStyle w:val="a4"/>
@@ -31438,7 +30260,7 @@
 </file>
 
 <file path=word/numbering.xml><?xml version="1.0" encoding="utf-8"?>
-<w:numbering xmlns:wpc="http://schemas.microsoft.com/office/word/2010/wordprocessingCanvas" xmlns:mc="http://schemas.openxmlformats.org/markup-compatibility/2006" xmlns:o="urn:schemas-microsoft-com:office:office" xmlns:r="http://schemas.openxmlformats.org/officeDocument/2006/relationships" xmlns:m="http://schemas.openxmlformats.org/officeDocument/2006/math" xmlns:v="urn:schemas-microsoft-com:vml" xmlns:wp14="http://schemas.microsoft.com/office/word/2010/wordprocessingDrawing" xmlns:wp="http://schemas.openxmlformats.org/drawingml/2006/wordprocessingDrawing" xmlns:w10="urn:schemas-microsoft-com:office:word" xmlns:w="http://schemas.openxmlformats.org/wordprocessingml/2006/main" xmlns:w14="http://schemas.microsoft.com/office/word/2010/wordml" xmlns:w15="http://schemas.microsoft.com/office/word/2012/wordml" xmlns:wpg="http://schemas.microsoft.com/office/word/2010/wordprocessingGroup" xmlns:wpi="http://schemas.microsoft.com/office/word/2010/wordprocessingInk" xmlns:wne="http://schemas.microsoft.com/office/word/2006/wordml" xmlns:wps="http://schemas.microsoft.com/office/word/2010/wordprocessingShape" mc:Ignorable="w14 w15 wp14">
+<w:numbering xmlns:wpc="http://schemas.microsoft.com/office/word/2010/wordprocessingCanvas" xmlns:cx="http://schemas.microsoft.com/office/drawing/2014/chartex" xmlns:cx1="http://schemas.microsoft.com/office/drawing/2015/9/8/chartex" xmlns:cx2="http://schemas.microsoft.com/office/drawing/2015/10/21/chartex" xmlns:cx3="http://schemas.microsoft.com/office/drawing/2016/5/9/chartex" xmlns:cx4="http://schemas.microsoft.com/office/drawing/2016/5/10/chartex" xmlns:cx5="http://schemas.microsoft.com/office/drawing/2016/5/11/chartex" xmlns:cx6="http://schemas.microsoft.com/office/drawing/2016/5/12/chartex" xmlns:cx7="http://schemas.microsoft.com/office/drawing/2016/5/13/chartex" xmlns:cx8="http://schemas.microsoft.com/office/drawing/2016/5/14/chartex" xmlns:mc="http://schemas.openxmlformats.org/markup-compatibility/2006" xmlns:aink="http://schemas.microsoft.com/office/drawing/2016/ink" xmlns:am3d="http://schemas.microsoft.com/office/drawing/2017/model3d" xmlns:o="urn:schemas-microsoft-com:office:office" xmlns:oel="http://schemas.microsoft.com/office/2019/extlst" xmlns:r="http://schemas.openxmlformats.org/officeDocument/2006/relationships" xmlns:m="http://schemas.openxmlformats.org/officeDocument/2006/math" xmlns:v="urn:schemas-microsoft-com:vml" xmlns:wp14="http://schemas.microsoft.com/office/word/2010/wordprocessingDrawing" xmlns:wp="http://schemas.openxmlformats.org/drawingml/2006/wordprocessingDrawing" xmlns:w10="urn:schemas-microsoft-com:office:word" xmlns:w="http://schemas.openxmlformats.org/wordprocessingml/2006/main" xmlns:w14="http://schemas.microsoft.com/office/word/2010/wordml" xmlns:w15="http://schemas.microsoft.com/office/word/2012/wordml" xmlns:w16cex="http://schemas.microsoft.com/office/word/2018/wordml/cex" xmlns:w16cid="http://schemas.microsoft.com/office/word/2016/wordml/cid" xmlns:w16="http://schemas.microsoft.com/office/word/2018/wordml" xmlns:w16sdtdh="http://schemas.microsoft.com/office/word/2020/wordml/sdtdatahash" xmlns:w16se="http://schemas.microsoft.com/office/word/2015/wordml/symex" xmlns:wpg="http://schemas.microsoft.com/office/word/2010/wordprocessingGroup" xmlns:wpi="http://schemas.microsoft.com/office/word/2010/wordprocessingInk" xmlns:wne="http://schemas.microsoft.com/office/word/2006/wordml" xmlns:wps="http://schemas.microsoft.com/office/word/2010/wordprocessingShape" mc:Ignorable="w14 w15 w16se w16cid w16 w16cex w16sdtdh wp14">
   <w:abstractNum w:abstractNumId="0" w15:restartNumberingAfterBreak="0">
     <w:nsid w:val="0397573A"/>
     <w:multiLevelType w:val="hybridMultilevel"/>
@@ -33130,68 +31952,68 @@
       </w:pPr>
     </w:lvl>
   </w:abstractNum>
-  <w:num w:numId="1">
+  <w:num w:numId="1" w16cid:durableId="2017227377">
     <w:abstractNumId w:val="18"/>
   </w:num>
-  <w:num w:numId="2">
+  <w:num w:numId="2" w16cid:durableId="1052078705">
     <w:abstractNumId w:val="5"/>
   </w:num>
-  <w:num w:numId="3">
+  <w:num w:numId="3" w16cid:durableId="477039937">
     <w:abstractNumId w:val="9"/>
   </w:num>
-  <w:num w:numId="4">
+  <w:num w:numId="4" w16cid:durableId="649751110">
     <w:abstractNumId w:val="3"/>
   </w:num>
-  <w:num w:numId="5">
+  <w:num w:numId="5" w16cid:durableId="388262866">
     <w:abstractNumId w:val="10"/>
   </w:num>
-  <w:num w:numId="6">
+  <w:num w:numId="6" w16cid:durableId="543100091">
     <w:abstractNumId w:val="17"/>
   </w:num>
-  <w:num w:numId="7">
+  <w:num w:numId="7" w16cid:durableId="853612682">
     <w:abstractNumId w:val="16"/>
   </w:num>
-  <w:num w:numId="8">
+  <w:num w:numId="8" w16cid:durableId="1978682022">
     <w:abstractNumId w:val="8"/>
   </w:num>
-  <w:num w:numId="9">
+  <w:num w:numId="9" w16cid:durableId="446004154">
     <w:abstractNumId w:val="14"/>
   </w:num>
-  <w:num w:numId="10">
+  <w:num w:numId="10" w16cid:durableId="596795470">
     <w:abstractNumId w:val="4"/>
   </w:num>
-  <w:num w:numId="11">
+  <w:num w:numId="11" w16cid:durableId="2054453911">
     <w:abstractNumId w:val="11"/>
   </w:num>
-  <w:num w:numId="12">
+  <w:num w:numId="12" w16cid:durableId="405033168">
     <w:abstractNumId w:val="2"/>
   </w:num>
-  <w:num w:numId="13">
+  <w:num w:numId="13" w16cid:durableId="442070984">
     <w:abstractNumId w:val="12"/>
   </w:num>
-  <w:num w:numId="14">
+  <w:num w:numId="14" w16cid:durableId="712652206">
     <w:abstractNumId w:val="13"/>
   </w:num>
-  <w:num w:numId="15">
+  <w:num w:numId="15" w16cid:durableId="1070081345">
     <w:abstractNumId w:val="1"/>
   </w:num>
-  <w:num w:numId="16">
+  <w:num w:numId="16" w16cid:durableId="1042749508">
     <w:abstractNumId w:val="0"/>
   </w:num>
-  <w:num w:numId="17">
+  <w:num w:numId="17" w16cid:durableId="767389737">
     <w:abstractNumId w:val="15"/>
   </w:num>
-  <w:num w:numId="18">
+  <w:num w:numId="18" w16cid:durableId="815414236">
     <w:abstractNumId w:val="7"/>
   </w:num>
-  <w:num w:numId="19">
+  <w:num w:numId="19" w16cid:durableId="246234201">
     <w:abstractNumId w:val="6"/>
   </w:num>
 </w:numbering>
 </file>
 
 <file path=word/styles.xml><?xml version="1.0" encoding="utf-8"?>
-<w:styles xmlns:mc="http://schemas.openxmlformats.org/markup-compatibility/2006" xmlns:r="http://schemas.openxmlformats.org/officeDocument/2006/relationships" xmlns:w="http://schemas.openxmlformats.org/wordprocessingml/2006/main" xmlns:w14="http://schemas.microsoft.com/office/word/2010/wordml" xmlns:w15="http://schemas.microsoft.com/office/word/2012/wordml" mc:Ignorable="w14 w15">
+<w:styles xmlns:mc="http://schemas.openxmlformats.org/markup-compatibility/2006" xmlns:r="http://schemas.openxmlformats.org/officeDocument/2006/relationships" xmlns:w="http://schemas.openxmlformats.org/wordprocessingml/2006/main" xmlns:w14="http://schemas.microsoft.com/office/word/2010/wordml" xmlns:w15="http://schemas.microsoft.com/office/word/2012/wordml" xmlns:w16cex="http://schemas.microsoft.com/office/word/2018/wordml/cex" xmlns:w16cid="http://schemas.microsoft.com/office/word/2016/wordml/cid" xmlns:w16="http://schemas.microsoft.com/office/word/2018/wordml" xmlns:w16sdtdh="http://schemas.microsoft.com/office/word/2020/wordml/sdtdatahash" xmlns:w16se="http://schemas.microsoft.com/office/word/2015/wordml/symex" mc:Ignorable="w14 w15 w16se w16cid w16 w16cex w16sdtdh">
   <w:docDefaults>
     <w:rPrDefault>
       <w:rPr>
@@ -33204,7 +32026,7 @@
     </w:rPrDefault>
     <w:pPrDefault/>
   </w:docDefaults>
-  <w:latentStyles w:defLockedState="0" w:defUIPriority="99" w:defSemiHidden="0" w:defUnhideWhenUsed="0" w:defQFormat="0" w:count="371">
+  <w:latentStyles w:defLockedState="0" w:defUIPriority="99" w:defSemiHidden="0" w:defUnhideWhenUsed="0" w:defQFormat="0" w:count="376">
     <w:lsdException w:name="Normal" w:uiPriority="0" w:qFormat="1"/>
     <w:lsdException w:name="heading 1" w:uiPriority="9" w:qFormat="1"/>
     <w:lsdException w:name="heading 2" w:semiHidden="1" w:uiPriority="9" w:unhideWhenUsed="1" w:qFormat="1"/>
@@ -33576,6 +32398,11 @@
     <w:lsdException w:name="List Table 5 Dark Accent 6" w:uiPriority="50"/>
     <w:lsdException w:name="List Table 6 Colorful Accent 6" w:uiPriority="51"/>
     <w:lsdException w:name="List Table 7 Colorful Accent 6" w:uiPriority="52"/>
+    <w:lsdException w:name="Mention" w:semiHidden="1" w:unhideWhenUsed="1"/>
+    <w:lsdException w:name="Smart Hyperlink" w:semiHidden="1" w:unhideWhenUsed="1"/>
+    <w:lsdException w:name="Hashtag" w:semiHidden="1" w:unhideWhenUsed="1"/>
+    <w:lsdException w:name="Unresolved Mention" w:semiHidden="1" w:unhideWhenUsed="1"/>
+    <w:lsdException w:name="Smart Link" w:semiHidden="1" w:unhideWhenUsed="1"/>
   </w:latentStyles>
   <w:style w:type="paragraph" w:default="1" w:styleId="a">
     <w:name w:val="Normal"/>

--- a/新泰週報20260830[2635]B4F.docx
+++ b/新泰週報20260830[2635]B4F.docx
@@ -1,6 +1,6 @@
 
 <file path=word/document.xml><?xml version="1.0" encoding="utf-8"?>
-<w:document xmlns:wpc="http://schemas.microsoft.com/office/word/2010/wordprocessingCanvas" xmlns:cx="http://schemas.microsoft.com/office/drawing/2014/chartex" xmlns:cx1="http://schemas.microsoft.com/office/drawing/2015/9/8/chartex" xmlns:cx2="http://schemas.microsoft.com/office/drawing/2015/10/21/chartex" xmlns:cx3="http://schemas.microsoft.com/office/drawing/2016/5/9/chartex" xmlns:cx4="http://schemas.microsoft.com/office/drawing/2016/5/10/chartex" xmlns:cx5="http://schemas.microsoft.com/office/drawing/2016/5/11/chartex" xmlns:cx6="http://schemas.microsoft.com/office/drawing/2016/5/12/chartex" xmlns:cx7="http://schemas.microsoft.com/office/drawing/2016/5/13/chartex" xmlns:cx8="http://schemas.microsoft.com/office/drawing/2016/5/14/chartex" xmlns:mc="http://schemas.openxmlformats.org/markup-compatibility/2006" xmlns:aink="http://schemas.microsoft.com/office/drawing/2016/ink" xmlns:am3d="http://schemas.microsoft.com/office/drawing/2017/model3d" xmlns:o="urn:schemas-microsoft-com:office:office" xmlns:oel="http://schemas.microsoft.com/office/2019/extlst" xmlns:r="http://schemas.openxmlformats.org/officeDocument/2006/relationships" xmlns:m="http://schemas.openxmlformats.org/officeDocument/2006/math" xmlns:v="urn:schemas-microsoft-com:vml" xmlns:wp14="http://schemas.microsoft.com/office/word/2010/wordprocessingDrawing" xmlns:wp="http://schemas.openxmlformats.org/drawingml/2006/wordprocessingDrawing" xmlns:w10="urn:schemas-microsoft-com:office:word" xmlns:w="http://schemas.openxmlformats.org/wordprocessingml/2006/main" xmlns:w14="http://schemas.microsoft.com/office/word/2010/wordml" xmlns:w15="http://schemas.microsoft.com/office/word/2012/wordml" xmlns:w16cex="http://schemas.microsoft.com/office/word/2018/wordml/cex" xmlns:w16cid="http://schemas.microsoft.com/office/word/2016/wordml/cid" xmlns:w16="http://schemas.microsoft.com/office/word/2018/wordml" xmlns:w16sdtdh="http://schemas.microsoft.com/office/word/2020/wordml/sdtdatahash" xmlns:w16se="http://schemas.microsoft.com/office/word/2015/wordml/symex" xmlns:wpg="http://schemas.microsoft.com/office/word/2010/wordprocessingGroup" xmlns:wpi="http://schemas.microsoft.com/office/word/2010/wordprocessingInk" xmlns:wne="http://schemas.microsoft.com/office/word/2006/wordml" xmlns:wps="http://schemas.microsoft.com/office/word/2010/wordprocessingShape" mc:Ignorable="w14 w15 w16se w16cid w16 w16cex w16sdtdh wp14">
+<w:document xmlns:wpc="http://schemas.microsoft.com/office/word/2010/wordprocessingCanvas" xmlns:mc="http://schemas.openxmlformats.org/markup-compatibility/2006" xmlns:o="urn:schemas-microsoft-com:office:office" xmlns:r="http://schemas.openxmlformats.org/officeDocument/2006/relationships" xmlns:m="http://schemas.openxmlformats.org/officeDocument/2006/math" xmlns:v="urn:schemas-microsoft-com:vml" xmlns:wp14="http://schemas.microsoft.com/office/word/2010/wordprocessingDrawing" xmlns:wp="http://schemas.openxmlformats.org/drawingml/2006/wordprocessingDrawing" xmlns:w10="urn:schemas-microsoft-com:office:word" xmlns:w="http://schemas.openxmlformats.org/wordprocessingml/2006/main" xmlns:w14="http://schemas.microsoft.com/office/word/2010/wordml" xmlns:w15="http://schemas.microsoft.com/office/word/2012/wordml" xmlns:wpg="http://schemas.microsoft.com/office/word/2010/wordprocessingGroup" xmlns:wpi="http://schemas.microsoft.com/office/word/2010/wordprocessingInk" xmlns:wne="http://schemas.microsoft.com/office/word/2006/wordml" xmlns:wps="http://schemas.microsoft.com/office/word/2010/wordprocessingShape" mc:Ignorable="w14 w15 wp14">
   <w:body>
     <w:p>
       <w:pPr>
@@ -653,50 +653,6 @@
             </w:pPr>
             <w:r>
               <w:rPr>
-                <w:rFonts w:ascii="Barlow Condensed Medium" w:eastAsia="標楷體" w:hAnsi="Barlow Condensed Medium" w:cs="Segoe UI Symbol" w:hint="eastAsia"/>
-                <w:noProof/>
-                <w:w w:val="90"/>
-                <w:sz w:val="26"/>
-                <w:szCs w:val="26"/>
-                <w:lang w:bidi="he-IL"/>
-              </w:rPr>
-              <w:t>馬偕紀念教會將於</w:t>
-            </w:r>
-            <w:r>
-              <w:rPr>
-                <w:rFonts w:ascii="Barlow Condensed Medium" w:eastAsia="標楷體" w:hAnsi="Barlow Condensed Medium" w:cs="Segoe UI Symbol" w:hint="eastAsia"/>
-                <w:noProof/>
-                <w:w w:val="90"/>
-                <w:sz w:val="26"/>
-                <w:szCs w:val="26"/>
-                <w:lang w:bidi="he-IL"/>
-              </w:rPr>
-              <w:t>8/30</w:t>
-            </w:r>
-            <w:r>
-              <w:rPr>
-                <w:rFonts w:ascii="Barlow Condensed Medium" w:eastAsia="標楷體" w:hAnsi="Barlow Condensed Medium" w:cs="Segoe UI Symbol" w:hint="eastAsia"/>
-                <w:noProof/>
-                <w:w w:val="90"/>
-                <w:sz w:val="26"/>
-                <w:szCs w:val="26"/>
-                <w:lang w:bidi="he-IL"/>
-              </w:rPr>
-              <w:t>主日上午</w:t>
-            </w:r>
-            <w:r>
-              <w:rPr>
-                <w:rFonts w:ascii="Barlow Condensed Medium" w:eastAsia="標楷體" w:hAnsi="Barlow Condensed Medium" w:cs="Segoe UI Symbol" w:hint="eastAsia"/>
-                <w:noProof/>
-                <w:w w:val="90"/>
-                <w:sz w:val="26"/>
-                <w:szCs w:val="26"/>
-                <w:lang w:bidi="he-IL"/>
-              </w:rPr>
-              <w:t>9:30</w:t>
-            </w:r>
-            <w:r>
-              <w:rPr>
                 <w:rFonts w:ascii="Barlow Condensed Medium" w:eastAsia="標楷體" w:hAnsi="Barlow Condensed Medium" w:cs="Segoe UI Symbol"/>
                 <w:noProof/>
                 <w:w w:val="90"/>
@@ -704,447 +660,18 @@
                 <w:szCs w:val="26"/>
                 <w:lang w:bidi="he-IL"/>
               </w:rPr>
-              <w:t xml:space="preserve"> </w:t>
-            </w:r>
-            <w:r>
-              <w:rPr>
-                <w:rFonts w:ascii="Barlow Condensed Medium" w:eastAsia="標楷體" w:hAnsi="Barlow Condensed Medium" w:cs="Segoe UI Symbol" w:hint="eastAsia"/>
-                <w:noProof/>
-                <w:w w:val="90"/>
-                <w:sz w:val="26"/>
-                <w:szCs w:val="26"/>
-                <w:lang w:bidi="he-IL"/>
-              </w:rPr>
-              <w:t>舉行設教</w:t>
-            </w:r>
-            <w:r>
-              <w:rPr>
-                <w:rFonts w:ascii="Barlow Condensed Medium" w:eastAsia="標楷體" w:hAnsi="Barlow Condensed Medium" w:cs="Segoe UI Symbol" w:hint="eastAsia"/>
-                <w:noProof/>
-                <w:w w:val="90"/>
-                <w:sz w:val="26"/>
-                <w:szCs w:val="26"/>
-                <w:lang w:bidi="he-IL"/>
-              </w:rPr>
-              <w:t>30</w:t>
-            </w:r>
-            <w:r>
-              <w:rPr>
-                <w:rFonts w:ascii="Barlow Condensed Medium" w:eastAsia="標楷體" w:hAnsi="Barlow Condensed Medium" w:cs="Segoe UI Symbol" w:hint="eastAsia"/>
-                <w:noProof/>
-                <w:w w:val="90"/>
-                <w:sz w:val="26"/>
-                <w:szCs w:val="26"/>
-                <w:lang w:bidi="he-IL"/>
-              </w:rPr>
-              <w:t>週年感恩禮拜，敬邀參加</w:t>
-            </w:r>
-            <w:r>
-              <w:rPr>
-                <w:rFonts w:ascii="Barlow Condensed Medium" w:eastAsia="標楷體" w:hAnsi="Barlow Condensed Medium" w:cs="Segoe UI Symbol" w:hint="eastAsia"/>
-                <w:w w:val="90"/>
-                <w:sz w:val="26"/>
-                <w:szCs w:val="26"/>
-              </w:rPr>
-              <w:t>。</w:t>
-            </w:r>
-            <w:r>
-              <w:rPr>
-                <w:rFonts w:ascii="Barlow Condensed Medium" w:eastAsia="標楷體" w:hAnsi="Barlow Condensed Medium" w:cs="Segoe UI Symbol" w:hint="eastAsia"/>
-                <w:noProof/>
-                <w:w w:val="90"/>
-                <w:sz w:val="26"/>
-                <w:szCs w:val="26"/>
-                <w:lang w:bidi="he-IL"/>
-              </w:rPr>
-              <w:t>(</w:t>
-            </w:r>
-            <w:r>
-              <w:rPr>
-                <w:rFonts w:ascii="Barlow Condensed Medium" w:eastAsia="標楷體" w:hAnsi="Barlow Condensed Medium" w:cs="Segoe UI Symbol" w:hint="eastAsia"/>
-                <w:noProof/>
-                <w:w w:val="90"/>
-                <w:sz w:val="26"/>
-                <w:szCs w:val="26"/>
-                <w:lang w:bidi="he-IL"/>
-              </w:rPr>
-              <w:t>馬偕醫院福音樓</w:t>
-            </w:r>
-            <w:r>
-              <w:rPr>
-                <w:rFonts w:ascii="Barlow Condensed Medium" w:eastAsia="標楷體" w:hAnsi="Barlow Condensed Medium" w:cs="Segoe UI Symbol" w:hint="eastAsia"/>
-                <w:noProof/>
-                <w:w w:val="90"/>
-                <w:sz w:val="26"/>
-                <w:szCs w:val="26"/>
-                <w:lang w:bidi="he-IL"/>
-              </w:rPr>
-              <w:t>9F</w:t>
-            </w:r>
-            <w:r>
-              <w:rPr>
-                <w:rFonts w:ascii="Barlow Condensed Medium" w:eastAsia="標楷體" w:hAnsi="Barlow Condensed Medium" w:cs="Segoe UI Symbol" w:hint="eastAsia"/>
-                <w:noProof/>
-                <w:w w:val="90"/>
-                <w:sz w:val="26"/>
-                <w:szCs w:val="26"/>
-                <w:lang w:bidi="he-IL"/>
-              </w:rPr>
-              <w:t>第</w:t>
-            </w:r>
-            <w:r>
-              <w:rPr>
-                <w:rFonts w:ascii="Barlow Condensed Medium" w:eastAsia="標楷體" w:hAnsi="Barlow Condensed Medium" w:cs="Segoe UI Symbol" w:hint="eastAsia"/>
-                <w:noProof/>
-                <w:w w:val="90"/>
-                <w:sz w:val="26"/>
-                <w:szCs w:val="26"/>
-                <w:lang w:bidi="he-IL"/>
-              </w:rPr>
-              <w:t>1</w:t>
-            </w:r>
-            <w:r>
-              <w:rPr>
-                <w:rFonts w:ascii="Barlow Condensed Medium" w:eastAsia="標楷體" w:hAnsi="Barlow Condensed Medium" w:cs="Segoe UI Symbol" w:hint="eastAsia"/>
-                <w:noProof/>
-                <w:w w:val="90"/>
-                <w:sz w:val="26"/>
-                <w:szCs w:val="26"/>
-                <w:lang w:bidi="he-IL"/>
-              </w:rPr>
-              <w:t>講堂</w:t>
-            </w:r>
-            <w:r>
-              <w:rPr>
-                <w:rFonts w:ascii="Barlow Condensed Medium" w:eastAsia="標楷體" w:hAnsi="Barlow Condensed Medium" w:cs="Segoe UI Symbol" w:hint="eastAsia"/>
-                <w:noProof/>
-                <w:w w:val="90"/>
-                <w:sz w:val="26"/>
-                <w:szCs w:val="26"/>
-                <w:lang w:bidi="he-IL"/>
-              </w:rPr>
-              <w:t>)</w:t>
-            </w:r>
-          </w:p>
-        </w:tc>
-      </w:tr>
-      <w:tr>
-        <w:tc>
-          <w:tcPr>
-            <w:tcW w:w="299" w:type="dxa"/>
-            <w:tcBorders>
-              <w:top w:val="nil"/>
-              <w:left w:val="nil"/>
-              <w:bottom w:val="nil"/>
-              <w:right w:val="nil"/>
-            </w:tcBorders>
-            <w:tcMar>
-              <w:left w:w="28" w:type="dxa"/>
-              <w:right w:w="28" w:type="dxa"/>
-            </w:tcMar>
-          </w:tcPr>
-          <w:p>
-            <w:pPr>
-              <w:snapToGrid w:val="0"/>
-              <w:spacing w:line="300" w:lineRule="exact"/>
-              <w:ind w:rightChars="11" w:right="26"/>
-              <w:jc w:val="right"/>
-              <w:rPr>
-                <w:rFonts w:ascii="Barlow Condensed Medium" w:eastAsia="華康細黑體" w:hAnsi="Barlow Condensed Medium"/>
-                <w:w w:val="90"/>
-                <w:sz w:val="26"/>
-                <w:szCs w:val="26"/>
-              </w:rPr>
-            </w:pPr>
-            <w:r>
-              <w:rPr>
-                <w:rFonts w:ascii="Barlow Condensed Medium" w:eastAsia="華康細黑體" w:hAnsi="Barlow Condensed Medium" w:hint="eastAsia"/>
-                <w:w w:val="90"/>
-                <w:sz w:val="26"/>
-                <w:szCs w:val="26"/>
-              </w:rPr>
-              <w:t>2.</w:t>
-            </w:r>
-          </w:p>
-        </w:tc>
-        <w:tc>
-          <w:tcPr>
-            <w:tcW w:w="5622" w:type="dxa"/>
-            <w:tcBorders>
-              <w:top w:val="nil"/>
-              <w:left w:val="nil"/>
-              <w:bottom w:val="nil"/>
-              <w:right w:val="nil"/>
-            </w:tcBorders>
-            <w:tcMar>
-              <w:left w:w="28" w:type="dxa"/>
-              <w:right w:w="28" w:type="dxa"/>
-            </w:tcMar>
-          </w:tcPr>
-          <w:p>
-            <w:pPr>
-              <w:kinsoku w:val="0"/>
-              <w:snapToGrid w:val="0"/>
-              <w:spacing w:line="300" w:lineRule="exact"/>
-              <w:jc w:val="both"/>
-              <w:rPr>
-                <w:rFonts w:ascii="Barlow Condensed Medium" w:eastAsia="標楷體" w:hAnsi="Barlow Condensed Medium" w:cs="Segoe UI Symbol"/>
-                <w:noProof/>
-                <w:w w:val="90"/>
-                <w:sz w:val="26"/>
-                <w:szCs w:val="26"/>
-                <w:lang w:bidi="he-IL"/>
-              </w:rPr>
-            </w:pPr>
-            <w:r>
-              <w:rPr>
-                <w:rFonts w:ascii="Barlow Condensed Medium" w:eastAsia="標楷體" w:hAnsi="Barlow Condensed Medium" w:cs="Segoe UI Symbol" w:hint="eastAsia"/>
-                <w:w w:val="90"/>
-                <w:sz w:val="26"/>
-                <w:szCs w:val="26"/>
-              </w:rPr>
-              <w:t>台北中會</w:t>
-            </w:r>
-            <w:proofErr w:type="gramStart"/>
-            <w:r>
-              <w:rPr>
-                <w:rFonts w:ascii="Barlow Condensed Medium" w:eastAsia="標楷體" w:hAnsi="Barlow Condensed Medium" w:cs="Segoe UI Symbol" w:hint="eastAsia"/>
-                <w:w w:val="90"/>
-                <w:sz w:val="26"/>
-                <w:szCs w:val="26"/>
-              </w:rPr>
-              <w:t>主辨「</w:t>
-            </w:r>
-            <w:proofErr w:type="gramEnd"/>
-            <w:r>
-              <w:rPr>
-                <w:rFonts w:ascii="Barlow Condensed Medium" w:eastAsia="標楷體" w:hAnsi="Barlow Condensed Medium" w:cs="Segoe UI Symbol" w:hint="eastAsia"/>
-                <w:w w:val="90"/>
-                <w:sz w:val="26"/>
-                <w:szCs w:val="26"/>
-              </w:rPr>
-              <w:t>性別暴力防治實務研討會」將於</w:t>
-            </w:r>
-            <w:r>
-              <w:rPr>
-                <w:rFonts w:ascii="Barlow Condensed Medium" w:eastAsia="標楷體" w:hAnsi="Barlow Condensed Medium" w:cs="Segoe UI Symbol" w:hint="eastAsia"/>
-                <w:w w:val="90"/>
-                <w:sz w:val="26"/>
-                <w:szCs w:val="26"/>
-              </w:rPr>
-              <w:t>8/15(</w:t>
-            </w:r>
-            <w:r>
-              <w:rPr>
-                <w:rFonts w:ascii="Barlow Condensed Medium" w:eastAsia="標楷體" w:hAnsi="Barlow Condensed Medium" w:cs="Segoe UI Symbol" w:hint="eastAsia"/>
-                <w:w w:val="90"/>
-                <w:sz w:val="26"/>
-                <w:szCs w:val="26"/>
-              </w:rPr>
-              <w:t>六</w:t>
-            </w:r>
-            <w:r>
-              <w:rPr>
-                <w:rFonts w:ascii="Barlow Condensed Medium" w:eastAsia="標楷體" w:hAnsi="Barlow Condensed Medium" w:cs="Segoe UI Symbol" w:hint="eastAsia"/>
-                <w:w w:val="90"/>
-                <w:sz w:val="26"/>
-                <w:szCs w:val="26"/>
-              </w:rPr>
-              <w:t>)</w:t>
-            </w:r>
-            <w:r>
-              <w:rPr>
-                <w:rFonts w:ascii="Barlow Condensed Medium" w:eastAsia="標楷體" w:hAnsi="Barlow Condensed Medium" w:cs="Segoe UI Symbol" w:hint="eastAsia"/>
-                <w:w w:val="90"/>
-                <w:sz w:val="26"/>
-                <w:szCs w:val="26"/>
-              </w:rPr>
-              <w:t>上午</w:t>
-            </w:r>
-            <w:r>
-              <w:rPr>
-                <w:rFonts w:ascii="Barlow Condensed Medium" w:eastAsia="標楷體" w:hAnsi="Barlow Condensed Medium" w:cs="Segoe UI Symbol" w:hint="eastAsia"/>
-                <w:w w:val="90"/>
-                <w:sz w:val="26"/>
-                <w:szCs w:val="26"/>
-              </w:rPr>
-              <w:t>9:00-12:00</w:t>
-            </w:r>
-            <w:r>
-              <w:rPr>
-                <w:rFonts w:ascii="Barlow Condensed Medium" w:eastAsia="標楷體" w:hAnsi="Barlow Condensed Medium" w:cs="Segoe UI Symbol" w:hint="eastAsia"/>
-                <w:w w:val="90"/>
-                <w:sz w:val="26"/>
-                <w:szCs w:val="26"/>
-              </w:rPr>
-              <w:t>在板橋教會，</w:t>
-            </w:r>
-            <w:r>
-              <w:rPr>
-                <w:rFonts w:ascii="Barlow Condensed Medium" w:eastAsia="標楷體" w:hAnsi="Barlow Condensed Medium" w:cs="Segoe UI Symbol" w:hint="eastAsia"/>
-                <w:w w:val="90"/>
-                <w:sz w:val="26"/>
-                <w:szCs w:val="26"/>
-              </w:rPr>
-              <w:t>8/29(</w:t>
-            </w:r>
-            <w:r>
-              <w:rPr>
-                <w:rFonts w:ascii="Barlow Condensed Medium" w:eastAsia="標楷體" w:hAnsi="Barlow Condensed Medium" w:cs="Segoe UI Symbol" w:hint="eastAsia"/>
-                <w:w w:val="90"/>
-                <w:sz w:val="26"/>
-                <w:szCs w:val="26"/>
-              </w:rPr>
-              <w:t>六</w:t>
-            </w:r>
-            <w:r>
-              <w:rPr>
-                <w:rFonts w:ascii="Barlow Condensed Medium" w:eastAsia="標楷體" w:hAnsi="Barlow Condensed Medium" w:cs="Segoe UI Symbol" w:hint="eastAsia"/>
-                <w:w w:val="90"/>
-                <w:sz w:val="26"/>
-                <w:szCs w:val="26"/>
-              </w:rPr>
-              <w:t>)</w:t>
-            </w:r>
-            <w:r>
-              <w:rPr>
-                <w:rFonts w:ascii="Barlow Condensed Medium" w:eastAsia="標楷體" w:hAnsi="Barlow Condensed Medium" w:cs="Segoe UI Symbol" w:hint="eastAsia"/>
-                <w:w w:val="90"/>
-                <w:sz w:val="26"/>
-                <w:szCs w:val="26"/>
-              </w:rPr>
-              <w:t>上午</w:t>
-            </w:r>
-            <w:r>
-              <w:rPr>
-                <w:rFonts w:ascii="Barlow Condensed Medium" w:eastAsia="標楷體" w:hAnsi="Barlow Condensed Medium" w:cs="Segoe UI Symbol" w:hint="eastAsia"/>
-                <w:w w:val="90"/>
-                <w:sz w:val="26"/>
-                <w:szCs w:val="26"/>
-              </w:rPr>
-              <w:t>9:00-12:00</w:t>
-            </w:r>
-            <w:r>
-              <w:rPr>
-                <w:rFonts w:ascii="Barlow Condensed Medium" w:eastAsia="標楷體" w:hAnsi="Barlow Condensed Medium" w:cs="Segoe UI Symbol" w:hint="eastAsia"/>
-                <w:w w:val="90"/>
-                <w:sz w:val="26"/>
-                <w:szCs w:val="26"/>
-              </w:rPr>
-              <w:t>在南門教會舉行。歡迎上網報名</w:t>
-            </w:r>
-            <w:r>
-              <w:rPr>
-                <w:rFonts w:ascii="Barlow Condensed Medium" w:eastAsia="標楷體" w:hAnsi="Barlow Condensed Medium" w:cs="Segoe UI Symbol" w:hint="eastAsia"/>
-                <w:w w:val="90"/>
-                <w:sz w:val="26"/>
-                <w:szCs w:val="26"/>
-              </w:rPr>
-              <w:t>(</w:t>
-            </w:r>
-            <w:r>
-              <w:rPr>
-                <w:rFonts w:ascii="Barlow Condensed Medium" w:eastAsia="標楷體" w:hAnsi="Barlow Condensed Medium" w:cs="Segoe UI Symbol" w:hint="eastAsia"/>
-                <w:w w:val="90"/>
-                <w:sz w:val="26"/>
-                <w:szCs w:val="26"/>
-              </w:rPr>
-              <w:t>下圖</w:t>
-            </w:r>
-            <w:r>
-              <w:rPr>
-                <w:rFonts w:ascii="Barlow Condensed Medium" w:eastAsia="標楷體" w:hAnsi="Barlow Condensed Medium" w:cs="Segoe UI Symbol" w:hint="eastAsia"/>
-                <w:w w:val="90"/>
-                <w:sz w:val="26"/>
-                <w:szCs w:val="26"/>
-              </w:rPr>
-              <w:t>QR-code)</w:t>
-            </w:r>
-            <w:r>
-              <w:rPr>
-                <w:rFonts w:ascii="Barlow Condensed Medium" w:eastAsia="標楷體" w:hAnsi="Barlow Condensed Medium" w:cs="Segoe UI Symbol" w:hint="eastAsia"/>
-                <w:w w:val="90"/>
-                <w:sz w:val="26"/>
-                <w:szCs w:val="26"/>
-              </w:rPr>
-              <w:t>。</w:t>
-            </w:r>
-          </w:p>
-        </w:tc>
-      </w:tr>
-      <w:tr>
-        <w:tc>
-          <w:tcPr>
-            <w:tcW w:w="299" w:type="dxa"/>
-            <w:tcBorders>
-              <w:top w:val="nil"/>
-              <w:left w:val="nil"/>
-              <w:bottom w:val="nil"/>
-              <w:right w:val="nil"/>
-            </w:tcBorders>
-            <w:tcMar>
-              <w:left w:w="28" w:type="dxa"/>
-              <w:right w:w="28" w:type="dxa"/>
-            </w:tcMar>
-          </w:tcPr>
-          <w:p>
-            <w:pPr>
-              <w:snapToGrid w:val="0"/>
-              <w:spacing w:line="300" w:lineRule="exact"/>
-              <w:ind w:rightChars="11" w:right="26"/>
-              <w:jc w:val="right"/>
-              <w:rPr>
-                <w:rFonts w:ascii="Barlow Condensed Medium" w:eastAsia="華康細黑體" w:hAnsi="Barlow Condensed Medium"/>
-                <w:w w:val="90"/>
-                <w:sz w:val="26"/>
-                <w:szCs w:val="26"/>
-              </w:rPr>
-            </w:pPr>
-          </w:p>
-        </w:tc>
-        <w:tc>
-          <w:tcPr>
-            <w:tcW w:w="5622" w:type="dxa"/>
-            <w:tcBorders>
-              <w:top w:val="nil"/>
-              <w:left w:val="nil"/>
-              <w:bottom w:val="nil"/>
-              <w:right w:val="nil"/>
-            </w:tcBorders>
-            <w:tcMar>
-              <w:left w:w="28" w:type="dxa"/>
-              <w:right w:w="28" w:type="dxa"/>
-            </w:tcMar>
-          </w:tcPr>
-          <w:p>
-            <w:r>
-              <w:rPr>
-                <w:rFonts w:ascii="Barlow Condensed Medium" w:eastAsia="標楷體" w:hAnsi="Barlow Condensed Medium" w:cs="Segoe UI Symbol"/>
-                <w:noProof/>
-                <w:w w:val="90"/>
-                <w:sz w:val="26"/>
-                <w:szCs w:val="26"/>
-              </w:rPr>
               <w:drawing>
-                <wp:anchor distT="0" distB="0" distL="114300" distR="114300" simplePos="0" relativeHeight="251667456" behindDoc="1" locked="0" layoutInCell="1" allowOverlap="1" wp14:anchorId="1635EFA5" wp14:editId="770E644C">
+                <wp:anchor distT="0" distB="0" distL="114300" distR="114300" simplePos="0" relativeHeight="251658240" behindDoc="1" locked="0" layoutInCell="1" allowOverlap="1" wp14:anchorId="1635EFA5" wp14:editId="2F2D624A">
                   <wp:simplePos x="0" y="0"/>
                   <wp:positionH relativeFrom="column">
-                    <wp:posOffset>1485004</wp:posOffset>
+                    <wp:posOffset>2800985</wp:posOffset>
                   </wp:positionH>
                   <wp:positionV relativeFrom="paragraph">
-                    <wp:posOffset>-26894</wp:posOffset>
+                    <wp:posOffset>-231775</wp:posOffset>
                   </wp:positionV>
                   <wp:extent cx="718820" cy="736600"/>
                   <wp:effectExtent l="0" t="0" r="5080" b="6350"/>
-                  <wp:wrapTight wrapText="bothSides">
-                    <wp:wrapPolygon edited="0">
-                      <wp:start x="0" y="0"/>
-                      <wp:lineTo x="0" y="21228"/>
-                      <wp:lineTo x="21180" y="21228"/>
-                      <wp:lineTo x="21180" y="0"/>
-                      <wp:lineTo x="0" y="0"/>
-                    </wp:wrapPolygon>
-                  </wp:wrapTight>
+                  <wp:wrapSquare wrapText="bothSides"/>
                   <wp:docPr id="27" name="圖片 27"/>
                   <wp:cNvGraphicFramePr>
                     <a:graphicFrameLocks xmlns:a="http://schemas.openxmlformats.org/drawingml/2006/main" noChangeAspect="1"/>
@@ -1191,89 +718,104 @@
             </w:r>
             <w:r>
               <w:rPr>
-                <w:rFonts w:ascii="Barlow Condensed Medium" w:eastAsia="標楷體" w:hAnsi="Barlow Condensed Medium" w:cs="Segoe UI Symbol"/>
-                <w:noProof/>
+                <w:rFonts w:ascii="Barlow Condensed Medium" w:eastAsia="標楷體" w:hAnsi="Barlow Condensed Medium" w:cs="Segoe UI Symbol" w:hint="eastAsia"/>
                 <w:w w:val="90"/>
                 <w:sz w:val="26"/>
                 <w:szCs w:val="26"/>
               </w:rPr>
-              <w:drawing>
-                <wp:anchor distT="0" distB="0" distL="114300" distR="114300" simplePos="0" relativeHeight="251668480" behindDoc="1" locked="0" layoutInCell="1" allowOverlap="1" wp14:anchorId="19363478" wp14:editId="294E683B">
-                  <wp:simplePos x="0" y="0"/>
-                  <wp:positionH relativeFrom="column">
-                    <wp:posOffset>372073</wp:posOffset>
-                  </wp:positionH>
-                  <wp:positionV relativeFrom="paragraph">
-                    <wp:posOffset>-37652</wp:posOffset>
-                  </wp:positionV>
-                  <wp:extent cx="731520" cy="731520"/>
-                  <wp:effectExtent l="0" t="0" r="0" b="0"/>
-                  <wp:wrapTight wrapText="bothSides">
-                    <wp:wrapPolygon edited="0">
-                      <wp:start x="0" y="0"/>
-                      <wp:lineTo x="0" y="20813"/>
-                      <wp:lineTo x="20813" y="20813"/>
-                      <wp:lineTo x="20813" y="0"/>
-                      <wp:lineTo x="0" y="0"/>
-                    </wp:wrapPolygon>
-                  </wp:wrapTight>
-                  <wp:docPr id="23" name="圖片 23"/>
-                  <wp:cNvGraphicFramePr>
-                    <a:graphicFrameLocks xmlns:a="http://schemas.openxmlformats.org/drawingml/2006/main" noChangeAspect="1"/>
-                  </wp:cNvGraphicFramePr>
-                  <a:graphic xmlns:a="http://schemas.openxmlformats.org/drawingml/2006/main">
-                    <a:graphicData uri="http://schemas.openxmlformats.org/drawingml/2006/picture">
-                      <pic:pic xmlns:pic="http://schemas.openxmlformats.org/drawingml/2006/picture">
-                        <pic:nvPicPr>
-                          <pic:cNvPr id="23" name="20260829.png"/>
-                          <pic:cNvPicPr/>
-                        </pic:nvPicPr>
-                        <pic:blipFill>
-                          <a:blip r:embed="rId9" cstate="print">
-                            <a:extLst>
-                              <a:ext uri="{28A0092B-C50C-407E-A947-70E740481C1C}">
-                                <a14:useLocalDpi xmlns:a14="http://schemas.microsoft.com/office/drawing/2010/main" val="0"/>
-                              </a:ext>
-                            </a:extLst>
-                          </a:blip>
-                          <a:stretch>
-                            <a:fillRect/>
-                          </a:stretch>
-                        </pic:blipFill>
-                        <pic:spPr>
-                          <a:xfrm>
-                            <a:off x="0" y="0"/>
-                            <a:ext cx="731520" cy="731520"/>
-                          </a:xfrm>
-                          <a:prstGeom prst="rect">
-                            <a:avLst/>
-                          </a:prstGeom>
-                        </pic:spPr>
-                      </pic:pic>
-                    </a:graphicData>
-                  </a:graphic>
-                  <wp14:sizeRelH relativeFrom="page">
-                    <wp14:pctWidth>0</wp14:pctWidth>
-                  </wp14:sizeRelH>
-                  <wp14:sizeRelV relativeFrom="page">
-                    <wp14:pctHeight>0</wp14:pctHeight>
-                  </wp14:sizeRelV>
-                </wp:anchor>
-              </w:drawing>
+              <w:t>台北中會主辨</w:t>
             </w:r>
             <w:r>
               <w:rPr>
                 <w:rFonts w:ascii="Barlow Condensed Medium" w:eastAsia="標楷體" w:hAnsi="Barlow Condensed Medium" w:cs="Segoe UI Symbol" w:hint="eastAsia"/>
-                <w:noProof/>
                 <w:w w:val="90"/>
                 <w:sz w:val="26"/>
                 <w:szCs w:val="26"/>
-                <w:lang w:bidi="he-IL"/>
-              </w:rPr>
-              <w:t xml:space="preserve">8/29  9/5  </w:t>
-            </w:r>
-          </w:p>
-          <w:p/>
+              </w:rPr>
+              <w:t>2026</w:t>
+            </w:r>
+            <w:r>
+              <w:rPr>
+                <w:rFonts w:ascii="Barlow Condensed Medium" w:eastAsia="標楷體" w:hAnsi="Barlow Condensed Medium" w:cs="Segoe UI Symbol" w:hint="eastAsia"/>
+                <w:w w:val="90"/>
+                <w:sz w:val="26"/>
+                <w:szCs w:val="26"/>
+              </w:rPr>
+              <w:t>年下半年初階長執訓練會，將於</w:t>
+            </w:r>
+            <w:r>
+              <w:rPr>
+                <w:rFonts w:ascii="Barlow Condensed Medium" w:eastAsia="標楷體" w:hAnsi="Barlow Condensed Medium" w:cs="Segoe UI Symbol" w:hint="eastAsia"/>
+                <w:w w:val="90"/>
+                <w:sz w:val="26"/>
+                <w:szCs w:val="26"/>
+              </w:rPr>
+              <w:t>9/5(</w:t>
+            </w:r>
+            <w:r>
+              <w:rPr>
+                <w:rFonts w:ascii="Barlow Condensed Medium" w:eastAsia="標楷體" w:hAnsi="Barlow Condensed Medium" w:cs="Segoe UI Symbol" w:hint="eastAsia"/>
+                <w:w w:val="90"/>
+                <w:sz w:val="26"/>
+                <w:szCs w:val="26"/>
+              </w:rPr>
+              <w:t>六</w:t>
+            </w:r>
+            <w:r>
+              <w:rPr>
+                <w:rFonts w:ascii="Barlow Condensed Medium" w:eastAsia="標楷體" w:hAnsi="Barlow Condensed Medium" w:cs="Segoe UI Symbol" w:hint="eastAsia"/>
+                <w:w w:val="90"/>
+                <w:sz w:val="26"/>
+                <w:szCs w:val="26"/>
+              </w:rPr>
+              <w:t>)</w:t>
+            </w:r>
+            <w:r>
+              <w:rPr>
+                <w:rFonts w:ascii="Barlow Condensed Medium" w:eastAsia="標楷體" w:hAnsi="Barlow Condensed Medium" w:cs="Segoe UI Symbol" w:hint="eastAsia"/>
+                <w:w w:val="90"/>
+                <w:sz w:val="26"/>
+                <w:szCs w:val="26"/>
+              </w:rPr>
+              <w:t>上午</w:t>
+            </w:r>
+            <w:r>
+              <w:rPr>
+                <w:rFonts w:ascii="Barlow Condensed Medium" w:eastAsia="標楷體" w:hAnsi="Barlow Condensed Medium" w:cs="Segoe UI Symbol" w:hint="eastAsia"/>
+                <w:w w:val="90"/>
+                <w:sz w:val="26"/>
+                <w:szCs w:val="26"/>
+              </w:rPr>
+              <w:t>845-12:10</w:t>
+            </w:r>
+            <w:r>
+              <w:rPr>
+                <w:rFonts w:ascii="Barlow Condensed Medium" w:eastAsia="標楷體" w:hAnsi="Barlow Condensed Medium" w:cs="Segoe UI Symbol" w:hint="eastAsia"/>
+                <w:w w:val="90"/>
+                <w:sz w:val="26"/>
+                <w:szCs w:val="26"/>
+              </w:rPr>
+              <w:t>大稻埕教會舉行。請上網報名，報名至</w:t>
+            </w:r>
+            <w:r>
+              <w:rPr>
+                <w:rFonts w:ascii="Barlow Condensed Medium" w:eastAsia="標楷體" w:hAnsi="Barlow Condensed Medium" w:cs="Segoe UI Symbol" w:hint="eastAsia"/>
+                <w:w w:val="90"/>
+                <w:sz w:val="26"/>
+                <w:szCs w:val="26"/>
+              </w:rPr>
+              <w:t>9/2</w:t>
+            </w:r>
+            <w:r>
+              <w:rPr>
+                <w:rFonts w:ascii="Barlow Condensed Medium" w:eastAsia="標楷體" w:hAnsi="Barlow Condensed Medium" w:cs="Segoe UI Symbol" w:hint="eastAsia"/>
+                <w:w w:val="90"/>
+                <w:sz w:val="26"/>
+                <w:szCs w:val="26"/>
+              </w:rPr>
+              <w:t>。</w:t>
+            </w:r>
+          </w:p>
         </w:tc>
       </w:tr>
       <w:tr>
@@ -1311,7 +853,7 @@
                 <w:sz w:val="26"/>
                 <w:szCs w:val="26"/>
               </w:rPr>
-              <w:t>3.</w:t>
+              <w:t>2.</w:t>
             </w:r>
           </w:p>
         </w:tc>
@@ -1351,9 +893,26 @@
                 <w:sz w:val="26"/>
                 <w:szCs w:val="26"/>
               </w:rPr>
-              <w:t>台北中</w:t>
-            </w:r>
-            <w:proofErr w:type="gramStart"/>
+              <w:t>艋舺教會</w:t>
+            </w:r>
+            <w:r>
+              <w:rPr>
+                <w:rFonts w:ascii="Barlow Condensed Medium" w:eastAsia="標楷體" w:hAnsi="Barlow Condensed Medium" w:cs="Segoe UI Symbol"/>
+                <w:w w:val="90"/>
+                <w:sz w:val="26"/>
+                <w:szCs w:val="26"/>
+              </w:rPr>
+              <w:t>將於</w:t>
+            </w:r>
+            <w:r>
+              <w:rPr>
+                <w:rFonts w:ascii="Barlow Condensed Medium" w:eastAsia="標楷體" w:hAnsi="Barlow Condensed Medium" w:cs="Segoe UI Symbol"/>
+                <w:w w:val="90"/>
+                <w:sz w:val="26"/>
+                <w:szCs w:val="26"/>
+              </w:rPr>
+              <w:t>9/</w:t>
+            </w:r>
             <w:r>
               <w:rPr>
                 <w:rFonts w:ascii="Barlow Condensed Medium" w:eastAsia="標楷體" w:hAnsi="Barlow Condensed Medium" w:cs="Segoe UI Symbol" w:hint="eastAsia"/>
@@ -1361,7 +920,7 @@
                 <w:sz w:val="26"/>
                 <w:szCs w:val="26"/>
               </w:rPr>
-              <w:t>會主辨</w:t>
+              <w:t>6</w:t>
             </w:r>
             <w:r>
               <w:rPr>
@@ -1370,7 +929,16 @@
                 <w:sz w:val="26"/>
                 <w:szCs w:val="26"/>
               </w:rPr>
-              <w:t>2026</w:t>
+              <w:t>主日</w:t>
+            </w:r>
+            <w:r>
+              <w:rPr>
+                <w:rFonts w:ascii="Barlow Condensed Medium" w:eastAsia="標楷體" w:hAnsi="Barlow Condensed Medium" w:cs="Segoe UI Symbol"/>
+                <w:w w:val="90"/>
+                <w:sz w:val="26"/>
+                <w:szCs w:val="26"/>
+              </w:rPr>
+              <w:t>下午</w:t>
             </w:r>
             <w:r>
               <w:rPr>
@@ -1379,9 +947,17 @@
                 <w:sz w:val="26"/>
                 <w:szCs w:val="26"/>
               </w:rPr>
-              <w:t>年</w:t>
-            </w:r>
-            <w:proofErr w:type="gramEnd"/>
+              <w:t>3</w:t>
+            </w:r>
+            <w:r>
+              <w:rPr>
+                <w:rFonts w:ascii="Barlow Condensed Medium" w:eastAsia="標楷體" w:hAnsi="Barlow Condensed Medium" w:cs="Segoe UI Symbol"/>
+                <w:w w:val="90"/>
+                <w:sz w:val="26"/>
+                <w:szCs w:val="26"/>
+              </w:rPr>
+              <w:t>:</w:t>
+            </w:r>
             <w:r>
               <w:rPr>
                 <w:rFonts w:ascii="Barlow Condensed Medium" w:eastAsia="標楷體" w:hAnsi="Barlow Condensed Medium" w:cs="Segoe UI Symbol" w:hint="eastAsia"/>
@@ -1389,9 +965,17 @@
                 <w:sz w:val="26"/>
                 <w:szCs w:val="26"/>
               </w:rPr>
-              <w:t>下半年</w:t>
-            </w:r>
-            <w:proofErr w:type="gramStart"/>
+              <w:t>3</w:t>
+            </w:r>
+            <w:r>
+              <w:rPr>
+                <w:rFonts w:ascii="Barlow Condensed Medium" w:eastAsia="標楷體" w:hAnsi="Barlow Condensed Medium" w:cs="Segoe UI Symbol"/>
+                <w:w w:val="90"/>
+                <w:sz w:val="26"/>
+                <w:szCs w:val="26"/>
+              </w:rPr>
+              <w:t>0</w:t>
+            </w:r>
             <w:r>
               <w:rPr>
                 <w:rFonts w:ascii="Barlow Condensed Medium" w:eastAsia="標楷體" w:hAnsi="Barlow Condensed Medium" w:cs="Segoe UI Symbol" w:hint="eastAsia"/>
@@ -1399,140 +983,11 @@
                 <w:sz w:val="26"/>
                 <w:szCs w:val="26"/>
               </w:rPr>
-              <w:t>初階長執訓練</w:t>
-            </w:r>
-            <w:proofErr w:type="gramEnd"/>
-            <w:r>
-              <w:rPr>
-                <w:rFonts w:ascii="Barlow Condensed Medium" w:eastAsia="標楷體" w:hAnsi="Barlow Condensed Medium" w:cs="Segoe UI Symbol" w:hint="eastAsia"/>
-                <w:w w:val="90"/>
-                <w:sz w:val="26"/>
-                <w:szCs w:val="26"/>
-              </w:rPr>
-              <w:t>會，將於</w:t>
-            </w:r>
-            <w:r>
-              <w:rPr>
-                <w:rFonts w:ascii="Barlow Condensed Medium" w:eastAsia="標楷體" w:hAnsi="Barlow Condensed Medium" w:cs="Segoe UI Symbol" w:hint="eastAsia"/>
-                <w:w w:val="90"/>
-                <w:sz w:val="26"/>
-                <w:szCs w:val="26"/>
-              </w:rPr>
-              <w:t>9/5(</w:t>
-            </w:r>
-            <w:r>
-              <w:rPr>
-                <w:rFonts w:ascii="Barlow Condensed Medium" w:eastAsia="標楷體" w:hAnsi="Barlow Condensed Medium" w:cs="Segoe UI Symbol" w:hint="eastAsia"/>
-                <w:w w:val="90"/>
-                <w:sz w:val="26"/>
-                <w:szCs w:val="26"/>
-              </w:rPr>
-              <w:t>六</w:t>
-            </w:r>
-            <w:r>
-              <w:rPr>
-                <w:rFonts w:ascii="Barlow Condensed Medium" w:eastAsia="標楷體" w:hAnsi="Barlow Condensed Medium" w:cs="Segoe UI Symbol" w:hint="eastAsia"/>
-                <w:w w:val="90"/>
-                <w:sz w:val="26"/>
-                <w:szCs w:val="26"/>
-              </w:rPr>
-              <w:t>)</w:t>
-            </w:r>
-            <w:r>
-              <w:rPr>
-                <w:rFonts w:ascii="Barlow Condensed Medium" w:eastAsia="標楷體" w:hAnsi="Barlow Condensed Medium" w:cs="Segoe UI Symbol" w:hint="eastAsia"/>
-                <w:w w:val="90"/>
-                <w:sz w:val="26"/>
-                <w:szCs w:val="26"/>
-              </w:rPr>
-              <w:t>上午</w:t>
-            </w:r>
-            <w:r>
-              <w:rPr>
-                <w:rFonts w:ascii="Barlow Condensed Medium" w:eastAsia="標楷體" w:hAnsi="Barlow Condensed Medium" w:cs="Segoe UI Symbol" w:hint="eastAsia"/>
-                <w:w w:val="90"/>
-                <w:sz w:val="26"/>
-                <w:szCs w:val="26"/>
-              </w:rPr>
-              <w:t>845-12:10</w:t>
-            </w:r>
-            <w:r>
-              <w:rPr>
-                <w:rFonts w:ascii="Barlow Condensed Medium" w:eastAsia="標楷體" w:hAnsi="Barlow Condensed Medium" w:cs="Segoe UI Symbol" w:hint="eastAsia"/>
-                <w:w w:val="90"/>
-                <w:sz w:val="26"/>
-                <w:szCs w:val="26"/>
-              </w:rPr>
-              <w:t>大稻</w:t>
-            </w:r>
-            <w:proofErr w:type="gramStart"/>
-            <w:r>
-              <w:rPr>
-                <w:rFonts w:ascii="Barlow Condensed Medium" w:eastAsia="標楷體" w:hAnsi="Barlow Condensed Medium" w:cs="Segoe UI Symbol" w:hint="eastAsia"/>
-                <w:w w:val="90"/>
-                <w:sz w:val="26"/>
-                <w:szCs w:val="26"/>
-              </w:rPr>
-              <w:t>埕</w:t>
-            </w:r>
-            <w:proofErr w:type="gramEnd"/>
-            <w:r>
-              <w:rPr>
-                <w:rFonts w:ascii="Barlow Condensed Medium" w:eastAsia="標楷體" w:hAnsi="Barlow Condensed Medium" w:cs="Segoe UI Symbol" w:hint="eastAsia"/>
-                <w:w w:val="90"/>
-                <w:sz w:val="26"/>
-                <w:szCs w:val="26"/>
-              </w:rPr>
-              <w:t>教會舉行。請上網報名</w:t>
-            </w:r>
-            <w:r>
-              <w:rPr>
-                <w:rFonts w:ascii="Barlow Condensed Medium" w:eastAsia="標楷體" w:hAnsi="Barlow Condensed Medium" w:cs="Segoe UI Symbol" w:hint="eastAsia"/>
-                <w:w w:val="90"/>
-                <w:sz w:val="26"/>
-                <w:szCs w:val="26"/>
-              </w:rPr>
-              <w:t>(</w:t>
-            </w:r>
-            <w:r>
-              <w:rPr>
-                <w:rFonts w:ascii="Barlow Condensed Medium" w:eastAsia="標楷體" w:hAnsi="Barlow Condensed Medium" w:cs="Segoe UI Symbol" w:hint="eastAsia"/>
-                <w:w w:val="90"/>
-                <w:sz w:val="26"/>
-                <w:szCs w:val="26"/>
-              </w:rPr>
-              <w:t>上圖</w:t>
-            </w:r>
-            <w:r>
-              <w:rPr>
-                <w:rFonts w:ascii="Barlow Condensed Medium" w:eastAsia="標楷體" w:hAnsi="Barlow Condensed Medium" w:cs="Segoe UI Symbol" w:hint="eastAsia"/>
-                <w:w w:val="90"/>
-                <w:sz w:val="26"/>
-                <w:szCs w:val="26"/>
-              </w:rPr>
-              <w:t>QR-code)</w:t>
-            </w:r>
-            <w:r>
-              <w:rPr>
-                <w:rFonts w:ascii="Barlow Condensed Medium" w:eastAsia="標楷體" w:hAnsi="Barlow Condensed Medium" w:cs="Segoe UI Symbol" w:hint="eastAsia"/>
-                <w:w w:val="90"/>
-                <w:sz w:val="26"/>
-                <w:szCs w:val="26"/>
-              </w:rPr>
-              <w:t>，報名至</w:t>
-            </w:r>
-            <w:r>
-              <w:rPr>
-                <w:rFonts w:ascii="Barlow Condensed Medium" w:eastAsia="標楷體" w:hAnsi="Barlow Condensed Medium" w:cs="Segoe UI Symbol" w:hint="eastAsia"/>
-                <w:w w:val="90"/>
-                <w:sz w:val="26"/>
-                <w:szCs w:val="26"/>
-              </w:rPr>
-              <w:t>9/2</w:t>
-            </w:r>
-            <w:r>
-              <w:rPr>
-                <w:rFonts w:ascii="Barlow Condensed Medium" w:eastAsia="標楷體" w:hAnsi="Barlow Condensed Medium" w:cs="Segoe UI Symbol" w:hint="eastAsia"/>
+              <w:t>舉行楊承恩牧師就任該會第十任主任牧師授職感恩禮拜</w:t>
+            </w:r>
+            <w:r>
+              <w:rPr>
+                <w:rFonts w:ascii="Barlow Condensed Medium" w:eastAsia="標楷體" w:hAnsi="Barlow Condensed Medium" w:cs="Segoe UI Symbol"/>
                 <w:w w:val="90"/>
                 <w:sz w:val="26"/>
                 <w:szCs w:val="26"/>
@@ -1577,7 +1032,7 @@
                 <w:sz w:val="26"/>
                 <w:szCs w:val="26"/>
               </w:rPr>
-              <w:t>4.</w:t>
+              <w:t>3.</w:t>
             </w:r>
           </w:p>
         </w:tc>
@@ -1619,7 +1074,6 @@
               </w:rPr>
               <w:t>北中</w:t>
             </w:r>
-            <w:proofErr w:type="gramStart"/>
             <w:r>
               <w:rPr>
                 <w:rFonts w:ascii="Barlow Condensed Medium" w:eastAsia="標楷體" w:hAnsi="Barlow Condensed Medium" w:cs="Segoe UI Symbol"/>
@@ -1627,37 +1081,7 @@
                 <w:sz w:val="26"/>
                 <w:szCs w:val="26"/>
               </w:rPr>
-              <w:t>教社部</w:t>
-            </w:r>
-            <w:proofErr w:type="gramEnd"/>
-            <w:r>
-              <w:rPr>
-                <w:rFonts w:ascii="Barlow Condensed Medium" w:eastAsia="標楷體" w:hAnsi="Barlow Condensed Medium" w:cs="Segoe UI Symbol"/>
-                <w:w w:val="90"/>
-                <w:sz w:val="26"/>
-                <w:szCs w:val="26"/>
-              </w:rPr>
-              <w:t>主辦「教會高齡</w:t>
-            </w:r>
-            <w:proofErr w:type="gramStart"/>
-            <w:r>
-              <w:rPr>
-                <w:rFonts w:ascii="Barlow Condensed Medium" w:eastAsia="標楷體" w:hAnsi="Barlow Condensed Medium" w:cs="Segoe UI Symbol"/>
-                <w:w w:val="90"/>
-                <w:sz w:val="26"/>
-                <w:szCs w:val="26"/>
-              </w:rPr>
-              <w:t>事工照護</w:t>
-            </w:r>
-            <w:proofErr w:type="gramEnd"/>
-            <w:r>
-              <w:rPr>
-                <w:rFonts w:ascii="Barlow Condensed Medium" w:eastAsia="標楷體" w:hAnsi="Barlow Condensed Medium" w:cs="Segoe UI Symbol"/>
-                <w:w w:val="90"/>
-                <w:sz w:val="26"/>
-                <w:szCs w:val="26"/>
-              </w:rPr>
-              <w:t>人才培力訓練」將於</w:t>
+              <w:t>教社部主辦「教會高齡事工照護人才培力訓練」將於</w:t>
             </w:r>
             <w:r>
               <w:rPr>
@@ -1787,7 +1211,7 @@
                 <w:sz w:val="26"/>
                 <w:szCs w:val="26"/>
               </w:rPr>
-              <w:t>5.</w:t>
+              <w:t>4.</w:t>
             </w:r>
           </w:p>
         </w:tc>
@@ -1822,21 +1246,12 @@
             </w:pPr>
             <w:r>
               <w:rPr>
-                <w:rFonts w:ascii="Segoe UI Symbol" w:eastAsia="標楷體" w:hAnsi="Segoe UI Symbol" w:cs="Segoe UI Symbol"/>
-                <w:w w:val="90"/>
-                <w:sz w:val="26"/>
-                <w:szCs w:val="26"/>
-              </w:rPr>
-              <w:t>★</w:t>
-            </w:r>
-            <w:r>
-              <w:rPr>
                 <w:rFonts w:ascii="Barlow Condensed Medium" w:eastAsia="標楷體" w:hAnsi="Barlow Condensed Medium" w:cs="Segoe UI Symbol" w:hint="eastAsia"/>
                 <w:w w:val="90"/>
                 <w:sz w:val="26"/>
                 <w:szCs w:val="26"/>
               </w:rPr>
-              <w:t>艋舺教會</w:t>
+              <w:t>明志教會</w:t>
             </w:r>
             <w:r>
               <w:rPr>
@@ -1849,12 +1264,21 @@
             </w:r>
             <w:r>
               <w:rPr>
+                <w:rFonts w:ascii="Barlow Condensed Medium" w:eastAsia="標楷體" w:hAnsi="Barlow Condensed Medium" w:cs="Segoe UI Symbol" w:hint="eastAsia"/>
+                <w:w w:val="90"/>
+                <w:sz w:val="26"/>
+                <w:szCs w:val="26"/>
+              </w:rPr>
+              <w:t>10</w:t>
+            </w:r>
+            <w:r>
+              <w:rPr>
                 <w:rFonts w:ascii="Barlow Condensed Medium" w:eastAsia="標楷體" w:hAnsi="Barlow Condensed Medium" w:cs="Segoe UI Symbol"/>
                 <w:w w:val="90"/>
                 <w:sz w:val="26"/>
                 <w:szCs w:val="26"/>
               </w:rPr>
-              <w:t>9/</w:t>
+              <w:t>/</w:t>
             </w:r>
             <w:r>
               <w:rPr>
@@ -1863,7 +1287,7 @@
                 <w:sz w:val="26"/>
                 <w:szCs w:val="26"/>
               </w:rPr>
-              <w:t>6</w:t>
+              <w:t>11</w:t>
             </w:r>
             <w:r>
               <w:rPr>
@@ -1926,27 +1350,7 @@
                 <w:sz w:val="26"/>
                 <w:szCs w:val="26"/>
               </w:rPr>
-              <w:t>舉行楊承恩牧師就任該會第十任主任</w:t>
-            </w:r>
-            <w:proofErr w:type="gramStart"/>
-            <w:r>
-              <w:rPr>
-                <w:rFonts w:ascii="Barlow Condensed Medium" w:eastAsia="標楷體" w:hAnsi="Barlow Condensed Medium" w:cs="Segoe UI Symbol" w:hint="eastAsia"/>
-                <w:w w:val="90"/>
-                <w:sz w:val="26"/>
-                <w:szCs w:val="26"/>
-              </w:rPr>
-              <w:t>牧師授職感恩</w:t>
-            </w:r>
-            <w:proofErr w:type="gramEnd"/>
-            <w:r>
-              <w:rPr>
-                <w:rFonts w:ascii="Barlow Condensed Medium" w:eastAsia="標楷體" w:hAnsi="Barlow Condensed Medium" w:cs="Segoe UI Symbol" w:hint="eastAsia"/>
-                <w:w w:val="90"/>
-                <w:sz w:val="26"/>
-                <w:szCs w:val="26"/>
-              </w:rPr>
-              <w:t>禮拜</w:t>
+              <w:t>舉行林青岳傳道師封立牧師暨就任該會第五任牧師授職感恩禮拜</w:t>
             </w:r>
             <w:r>
               <w:rPr>
@@ -1995,16 +1399,7 @@
                 <w:sz w:val="26"/>
                 <w:szCs w:val="26"/>
               </w:rPr>
-              <w:t>6</w:t>
-            </w:r>
-            <w:r>
-              <w:rPr>
-                <w:rFonts w:ascii="Barlow Condensed Medium" w:eastAsia="華康細黑體" w:hAnsi="Barlow Condensed Medium" w:hint="eastAsia"/>
-                <w:w w:val="90"/>
-                <w:sz w:val="26"/>
-                <w:szCs w:val="26"/>
-              </w:rPr>
-              <w:t>.</w:t>
+              <w:t>5.</w:t>
             </w:r>
           </w:p>
         </w:tc>
@@ -2053,7 +1448,7 @@
                 <w:sz w:val="26"/>
                 <w:szCs w:val="26"/>
               </w:rPr>
-              <w:t>明志教會</w:t>
+              <w:t>台北中會青年部</w:t>
             </w:r>
             <w:r>
               <w:rPr>
@@ -2071,7 +1466,7 @@
                 <w:sz w:val="26"/>
                 <w:szCs w:val="26"/>
               </w:rPr>
-              <w:t>10</w:t>
+              <w:t>9</w:t>
             </w:r>
             <w:r>
               <w:rPr>
@@ -2089,7 +1484,7 @@
                 <w:sz w:val="26"/>
                 <w:szCs w:val="26"/>
               </w:rPr>
-              <w:t>11</w:t>
+              <w:t>5(</w:t>
             </w:r>
             <w:r>
               <w:rPr>
@@ -2098,7 +1493,16 @@
                 <w:sz w:val="26"/>
                 <w:szCs w:val="26"/>
               </w:rPr>
-              <w:t>主日</w:t>
+              <w:t>六</w:t>
+            </w:r>
+            <w:r>
+              <w:rPr>
+                <w:rFonts w:ascii="Barlow Condensed Medium" w:eastAsia="標楷體" w:hAnsi="Barlow Condensed Medium" w:cs="Segoe UI Symbol" w:hint="eastAsia"/>
+                <w:w w:val="90"/>
+                <w:sz w:val="26"/>
+                <w:szCs w:val="26"/>
+              </w:rPr>
+              <w:t>)</w:t>
             </w:r>
             <w:r>
               <w:rPr>
@@ -2116,7 +1520,7 @@
                 <w:sz w:val="26"/>
                 <w:szCs w:val="26"/>
               </w:rPr>
-              <w:t>3</w:t>
+              <w:t>15</w:t>
             </w:r>
             <w:r>
               <w:rPr>
@@ -2129,12 +1533,39 @@
             </w:r>
             <w:r>
               <w:rPr>
+                <w:rFonts w:ascii="Barlow Condensed Medium" w:eastAsia="標楷體" w:hAnsi="Barlow Condensed Medium" w:cs="Segoe UI Symbol"/>
+                <w:w w:val="90"/>
+                <w:sz w:val="26"/>
+                <w:szCs w:val="26"/>
+              </w:rPr>
+              <w:t>0</w:t>
+            </w:r>
+            <w:r>
+              <w:rPr>
                 <w:rFonts w:ascii="Barlow Condensed Medium" w:eastAsia="標楷體" w:hAnsi="Barlow Condensed Medium" w:cs="Segoe UI Symbol" w:hint="eastAsia"/>
                 <w:w w:val="90"/>
                 <w:sz w:val="26"/>
                 <w:szCs w:val="26"/>
               </w:rPr>
-              <w:t>3</w:t>
+              <w:t>0-16:30</w:t>
+            </w:r>
+            <w:r>
+              <w:rPr>
+                <w:rFonts w:ascii="Barlow Condensed Medium" w:eastAsia="標楷體" w:hAnsi="Barlow Condensed Medium" w:cs="Segoe UI Symbol" w:hint="eastAsia"/>
+                <w:w w:val="90"/>
+                <w:sz w:val="26"/>
+                <w:szCs w:val="26"/>
+              </w:rPr>
+              <w:t>假大稻埕教會舉行「</w:t>
+            </w:r>
+            <w:r>
+              <w:rPr>
+                <w:rFonts w:ascii="Barlow Condensed Medium" w:eastAsia="標楷體" w:hAnsi="Barlow Condensed Medium" w:cs="Segoe UI Symbol" w:hint="eastAsia"/>
+                <w:w w:val="90"/>
+                <w:sz w:val="26"/>
+                <w:szCs w:val="26"/>
+              </w:rPr>
+              <w:t>2</w:t>
             </w:r>
             <w:r>
               <w:rPr>
@@ -2143,7 +1574,7 @@
                 <w:sz w:val="26"/>
                 <w:szCs w:val="26"/>
               </w:rPr>
-              <w:t>0</w:t>
+              <w:t>026</w:t>
             </w:r>
             <w:r>
               <w:rPr>
@@ -2152,9 +1583,106 @@
                 <w:sz w:val="26"/>
                 <w:szCs w:val="26"/>
               </w:rPr>
-              <w:t>舉行林青岳傳道</w:t>
-            </w:r>
-            <w:proofErr w:type="gramStart"/>
+              <w:t>年北中青年日」</w:t>
+            </w:r>
+            <w:r>
+              <w:rPr>
+                <w:rFonts w:ascii="Barlow Condensed Medium" w:eastAsia="標楷體" w:hAnsi="Barlow Condensed Medium" w:cs="Segoe UI Symbol"/>
+                <w:w w:val="90"/>
+                <w:sz w:val="26"/>
+                <w:szCs w:val="26"/>
+              </w:rPr>
+              <w:t>。</w:t>
+            </w:r>
+          </w:p>
+        </w:tc>
+      </w:tr>
+      <w:tr>
+        <w:tc>
+          <w:tcPr>
+            <w:tcW w:w="299" w:type="dxa"/>
+            <w:tcBorders>
+              <w:top w:val="nil"/>
+              <w:left w:val="nil"/>
+              <w:bottom w:val="nil"/>
+              <w:right w:val="nil"/>
+            </w:tcBorders>
+            <w:tcMar>
+              <w:left w:w="28" w:type="dxa"/>
+              <w:right w:w="28" w:type="dxa"/>
+            </w:tcMar>
+          </w:tcPr>
+          <w:p>
+            <w:pPr>
+              <w:snapToGrid w:val="0"/>
+              <w:spacing w:line="300" w:lineRule="exact"/>
+              <w:ind w:rightChars="11" w:right="26"/>
+              <w:jc w:val="right"/>
+              <w:rPr>
+                <w:rFonts w:ascii="Barlow Condensed Medium" w:eastAsia="華康細黑體" w:hAnsi="Barlow Condensed Medium"/>
+                <w:w w:val="90"/>
+                <w:sz w:val="26"/>
+                <w:szCs w:val="26"/>
+              </w:rPr>
+            </w:pPr>
+            <w:r>
+              <w:rPr>
+                <w:rFonts w:ascii="Barlow Condensed Medium" w:eastAsia="華康細黑體" w:hAnsi="Barlow Condensed Medium" w:hint="eastAsia"/>
+                <w:w w:val="90"/>
+                <w:sz w:val="26"/>
+                <w:szCs w:val="26"/>
+              </w:rPr>
+              <w:t>6</w:t>
+            </w:r>
+            <w:r>
+              <w:rPr>
+                <w:rFonts w:ascii="Barlow Condensed Medium" w:eastAsia="華康細黑體" w:hAnsi="Barlow Condensed Medium" w:hint="eastAsia"/>
+                <w:w w:val="90"/>
+                <w:sz w:val="26"/>
+                <w:szCs w:val="26"/>
+              </w:rPr>
+              <w:t>.</w:t>
+            </w:r>
+          </w:p>
+        </w:tc>
+        <w:tc>
+          <w:tcPr>
+            <w:tcW w:w="5622" w:type="dxa"/>
+            <w:tcBorders>
+              <w:top w:val="nil"/>
+              <w:left w:val="nil"/>
+              <w:bottom w:val="nil"/>
+              <w:right w:val="nil"/>
+            </w:tcBorders>
+            <w:tcMar>
+              <w:left w:w="28" w:type="dxa"/>
+              <w:right w:w="28" w:type="dxa"/>
+            </w:tcMar>
+          </w:tcPr>
+          <w:p>
+            <w:pPr>
+              <w:kinsoku w:val="0"/>
+              <w:snapToGrid w:val="0"/>
+              <w:spacing w:line="300" w:lineRule="exact"/>
+              <w:jc w:val="both"/>
+              <w:rPr>
+                <w:rFonts w:ascii="Barlow Condensed Medium" w:eastAsia="標楷體" w:hAnsi="Barlow Condensed Medium" w:cs="Segoe UI Symbol"/>
+                <w:noProof/>
+                <w:w w:val="90"/>
+                <w:sz w:val="26"/>
+                <w:szCs w:val="26"/>
+                <w:lang w:bidi="he-IL"/>
+              </w:rPr>
+            </w:pPr>
+            <w:r>
+              <w:rPr>
+                <w:rFonts w:ascii="Segoe UI Symbol" w:eastAsia="標楷體" w:hAnsi="Segoe UI Symbol" w:cs="Segoe UI Symbol"/>
+                <w:w w:val="90"/>
+                <w:sz w:val="26"/>
+                <w:szCs w:val="26"/>
+              </w:rPr>
+              <w:t>★</w:t>
+            </w:r>
             <w:r>
               <w:rPr>
                 <w:rFonts w:ascii="Barlow Condensed Medium" w:eastAsia="標楷體" w:hAnsi="Barlow Condensed Medium" w:cs="Segoe UI Symbol" w:hint="eastAsia"/>
@@ -2162,9 +1690,17 @@
                 <w:sz w:val="26"/>
                 <w:szCs w:val="26"/>
               </w:rPr>
-              <w:t>師封立</w:t>
-            </w:r>
-            <w:proofErr w:type="gramEnd"/>
+              <w:t>玉山神學院</w:t>
+            </w:r>
+            <w:r>
+              <w:rPr>
+                <w:rFonts w:ascii="Barlow Condensed Medium" w:eastAsia="標楷體" w:hAnsi="Barlow Condensed Medium" w:cs="Segoe UI Symbol"/>
+                <w:w w:val="90"/>
+                <w:sz w:val="26"/>
+                <w:szCs w:val="26"/>
+              </w:rPr>
+              <w:t>將於</w:t>
+            </w:r>
             <w:r>
               <w:rPr>
                 <w:rFonts w:ascii="Barlow Condensed Medium" w:eastAsia="標楷體" w:hAnsi="Barlow Condensed Medium" w:cs="Segoe UI Symbol" w:hint="eastAsia"/>
@@ -2172,9 +1708,17 @@
                 <w:sz w:val="26"/>
                 <w:szCs w:val="26"/>
               </w:rPr>
-              <w:t>牧師暨就任該會第五任</w:t>
-            </w:r>
-            <w:proofErr w:type="gramStart"/>
+              <w:t>9</w:t>
+            </w:r>
+            <w:r>
+              <w:rPr>
+                <w:rFonts w:ascii="Barlow Condensed Medium" w:eastAsia="標楷體" w:hAnsi="Barlow Condensed Medium" w:cs="Segoe UI Symbol"/>
+                <w:w w:val="90"/>
+                <w:sz w:val="26"/>
+                <w:szCs w:val="26"/>
+              </w:rPr>
+              <w:t>/</w:t>
+            </w:r>
             <w:r>
               <w:rPr>
                 <w:rFonts w:ascii="Barlow Condensed Medium" w:eastAsia="標楷體" w:hAnsi="Barlow Condensed Medium" w:cs="Segoe UI Symbol" w:hint="eastAsia"/>
@@ -2182,9 +1726,8 @@
                 <w:sz w:val="26"/>
                 <w:szCs w:val="26"/>
               </w:rPr>
-              <w:t>牧師授職感恩</w:t>
-            </w:r>
-            <w:proofErr w:type="gramEnd"/>
+              <w:t>17(</w:t>
+            </w:r>
             <w:r>
               <w:rPr>
                 <w:rFonts w:ascii="Barlow Condensed Medium" w:eastAsia="標楷體" w:hAnsi="Barlow Condensed Medium" w:cs="Segoe UI Symbol" w:hint="eastAsia"/>
@@ -2192,7 +1735,16 @@
                 <w:sz w:val="26"/>
                 <w:szCs w:val="26"/>
               </w:rPr>
-              <w:t>禮拜</w:t>
+              <w:t>四</w:t>
+            </w:r>
+            <w:r>
+              <w:rPr>
+                <w:rFonts w:ascii="Barlow Condensed Medium" w:eastAsia="標楷體" w:hAnsi="Barlow Condensed Medium" w:cs="Segoe UI Symbol" w:hint="eastAsia"/>
+                <w:w w:val="90"/>
+                <w:sz w:val="26"/>
+                <w:szCs w:val="26"/>
+              </w:rPr>
+              <w:t>)</w:t>
             </w:r>
             <w:r>
               <w:rPr>
@@ -2201,7 +1753,70 @@
                 <w:sz w:val="26"/>
                 <w:szCs w:val="26"/>
               </w:rPr>
-              <w:t>。</w:t>
+              <w:t>下午</w:t>
+            </w:r>
+            <w:r>
+              <w:rPr>
+                <w:rFonts w:ascii="Barlow Condensed Medium" w:eastAsia="標楷體" w:hAnsi="Barlow Condensed Medium" w:cs="Segoe UI Symbol" w:hint="eastAsia"/>
+                <w:w w:val="90"/>
+                <w:sz w:val="26"/>
+                <w:szCs w:val="26"/>
+              </w:rPr>
+              <w:t>3</w:t>
+            </w:r>
+            <w:r>
+              <w:rPr>
+                <w:rFonts w:ascii="Barlow Condensed Medium" w:eastAsia="標楷體" w:hAnsi="Barlow Condensed Medium" w:cs="Segoe UI Symbol"/>
+                <w:w w:val="90"/>
+                <w:sz w:val="26"/>
+                <w:szCs w:val="26"/>
+              </w:rPr>
+              <w:t>:</w:t>
+            </w:r>
+            <w:r>
+              <w:rPr>
+                <w:rFonts w:ascii="Barlow Condensed Medium" w:eastAsia="標楷體" w:hAnsi="Barlow Condensed Medium" w:cs="Segoe UI Symbol" w:hint="eastAsia"/>
+                <w:w w:val="90"/>
+                <w:sz w:val="26"/>
+                <w:szCs w:val="26"/>
+              </w:rPr>
+              <w:t>0</w:t>
+            </w:r>
+            <w:r>
+              <w:rPr>
+                <w:rFonts w:ascii="Barlow Condensed Medium" w:eastAsia="標楷體" w:hAnsi="Barlow Condensed Medium" w:cs="Segoe UI Symbol"/>
+                <w:w w:val="90"/>
+                <w:sz w:val="26"/>
+                <w:szCs w:val="26"/>
+              </w:rPr>
+              <w:t>0</w:t>
+            </w:r>
+            <w:r>
+              <w:rPr>
+                <w:rFonts w:ascii="Barlow Condensed Medium" w:eastAsia="標楷體" w:hAnsi="Barlow Condensed Medium" w:cs="Segoe UI Symbol" w:hint="eastAsia"/>
+                <w:w w:val="90"/>
+                <w:sz w:val="26"/>
+                <w:szCs w:val="26"/>
+              </w:rPr>
+              <w:t>舉行</w:t>
+            </w:r>
+            <w:r>
+              <w:rPr>
+                <w:rFonts w:ascii="Barlow Condensed Medium" w:eastAsia="標楷體" w:hAnsi="Barlow Condensed Medium" w:cs="Segoe UI Symbol" w:hint="eastAsia"/>
+                <w:w w:val="90"/>
+                <w:sz w:val="26"/>
+                <w:szCs w:val="26"/>
+              </w:rPr>
+              <w:t>2026</w:t>
+            </w:r>
+            <w:r>
+              <w:rPr>
+                <w:rFonts w:ascii="Barlow Condensed Medium" w:eastAsia="標楷體" w:hAnsi="Barlow Condensed Medium" w:cs="Segoe UI Symbol" w:hint="eastAsia"/>
+                <w:w w:val="90"/>
+                <w:sz w:val="26"/>
+                <w:szCs w:val="26"/>
+              </w:rPr>
+              <w:t>學年開學暨林約道牧師就任院長感恩禮拜。</w:t>
             </w:r>
           </w:p>
         </w:tc>
@@ -2313,6 +1928,28 @@
             </w:r>
             <w:r>
               <w:rPr>
+                <w:rFonts w:ascii="Barlow Condensed Medium" w:eastAsia="標楷體" w:hAnsi="Barlow Condensed Medium" w:cs="Segoe UI Symbol"/>
+                <w:noProof/>
+                <w:w w:val="90"/>
+                <w:sz w:val="26"/>
+                <w:szCs w:val="26"/>
+                <w:lang w:bidi="he-IL"/>
+              </w:rPr>
+              <w:t>本週六</w:t>
+            </w:r>
+            <w:r>
+              <w:rPr>
+                <w:rFonts w:ascii="Barlow Condensed Medium" w:eastAsia="標楷體" w:hAnsi="Barlow Condensed Medium" w:cs="Segoe UI Symbol"/>
+                <w:noProof/>
+                <w:w w:val="90"/>
+                <w:sz w:val="26"/>
+                <w:szCs w:val="26"/>
+                <w:lang w:bidi="he-IL"/>
+              </w:rPr>
+              <w:t>(9/5)</w:t>
+            </w:r>
+            <w:r>
+              <w:rPr>
                 <w:rFonts w:ascii="Barlow Condensed Medium" w:eastAsia="標楷體" w:hAnsi="Barlow Condensed Medium" w:cs="Segoe UI Symbol" w:hint="eastAsia"/>
                 <w:noProof/>
                 <w:w w:val="90"/>
@@ -2320,7 +1957,7 @@
                 <w:szCs w:val="26"/>
                 <w:lang w:bidi="he-IL"/>
               </w:rPr>
-              <w:t>今年下半年度的洗禮，預定在</w:t>
+              <w:t>上午</w:t>
             </w:r>
             <w:r>
               <w:rPr>
@@ -2331,7 +1968,7 @@
                 <w:szCs w:val="26"/>
                 <w:lang w:bidi="he-IL"/>
               </w:rPr>
-              <w:t>12/13</w:t>
+              <w:t>8:00-12:00</w:t>
             </w:r>
             <w:r>
               <w:rPr>
@@ -2342,103 +1979,7 @@
                 <w:szCs w:val="26"/>
                 <w:lang w:bidi="he-IL"/>
               </w:rPr>
-              <w:t>主日。成人或小兒洗禮請向王牧師報名。成人需要上慕道班。</w:t>
-            </w:r>
-          </w:p>
-        </w:tc>
-      </w:tr>
-      <w:tr>
-        <w:tc>
-          <w:tcPr>
-            <w:tcW w:w="280" w:type="dxa"/>
-          </w:tcPr>
-          <w:p>
-            <w:pPr>
-              <w:snapToGrid w:val="0"/>
-              <w:spacing w:line="300" w:lineRule="exact"/>
-              <w:ind w:rightChars="11" w:right="26"/>
-              <w:jc w:val="right"/>
-              <w:rPr>
-                <w:rFonts w:ascii="Barlow Condensed Medium" w:eastAsia="華康細黑體" w:hAnsi="Barlow Condensed Medium"/>
-                <w:w w:val="90"/>
-                <w:sz w:val="26"/>
-                <w:szCs w:val="26"/>
-              </w:rPr>
-            </w:pPr>
-            <w:r>
-              <w:rPr>
-                <w:rFonts w:ascii="Barlow Condensed Medium" w:eastAsia="華康細黑體" w:hAnsi="Barlow Condensed Medium" w:hint="eastAsia"/>
-                <w:w w:val="90"/>
-                <w:sz w:val="26"/>
-                <w:szCs w:val="26"/>
-              </w:rPr>
-              <w:t>2.</w:t>
-            </w:r>
-          </w:p>
-        </w:tc>
-        <w:tc>
-          <w:tcPr>
-            <w:tcW w:w="5641" w:type="dxa"/>
-          </w:tcPr>
-          <w:p>
-            <w:pPr>
-              <w:kinsoku w:val="0"/>
-              <w:snapToGrid w:val="0"/>
-              <w:spacing w:line="300" w:lineRule="exact"/>
-              <w:jc w:val="both"/>
-              <w:rPr>
-                <w:rFonts w:ascii="Barlow Condensed Medium" w:eastAsia="標楷體" w:hAnsi="Barlow Condensed Medium" w:cs="Segoe UI Symbol"/>
-                <w:w w:val="90"/>
-                <w:sz w:val="26"/>
-                <w:szCs w:val="26"/>
-              </w:rPr>
-            </w:pPr>
-            <w:r>
-              <w:rPr>
-                <w:rFonts w:ascii="Barlow Condensed Medium" w:eastAsia="標楷體" w:hAnsi="Barlow Condensed Medium" w:cs="Segoe UI Symbol" w:hint="eastAsia"/>
-                <w:w w:val="90"/>
-                <w:sz w:val="26"/>
-                <w:szCs w:val="26"/>
-              </w:rPr>
-              <w:t>邀請兄</w:t>
-            </w:r>
-            <w:proofErr w:type="gramStart"/>
-            <w:r>
-              <w:rPr>
-                <w:rFonts w:ascii="Barlow Condensed Medium" w:eastAsia="標楷體" w:hAnsi="Barlow Condensed Medium" w:cs="Segoe UI Symbol" w:hint="eastAsia"/>
-                <w:w w:val="90"/>
-                <w:sz w:val="26"/>
-                <w:szCs w:val="26"/>
-              </w:rPr>
-              <w:t>姊</w:t>
-            </w:r>
-            <w:proofErr w:type="gramEnd"/>
-            <w:r>
-              <w:rPr>
-                <w:rFonts w:ascii="Barlow Condensed Medium" w:eastAsia="標楷體" w:hAnsi="Barlow Condensed Medium" w:cs="Segoe UI Symbol" w:hint="eastAsia"/>
-                <w:w w:val="90"/>
-                <w:sz w:val="26"/>
-                <w:szCs w:val="26"/>
-              </w:rPr>
-              <w:t>在</w:t>
-            </w:r>
-            <w:r>
-              <w:rPr>
-                <w:rFonts w:ascii="Barlow Condensed Medium" w:eastAsia="標楷體" w:hAnsi="Barlow Condensed Medium" w:cs="Segoe UI Symbol" w:hint="eastAsia"/>
-                <w:w w:val="90"/>
-                <w:sz w:val="26"/>
-                <w:szCs w:val="26"/>
-              </w:rPr>
-              <w:t>主日禮拜中</w:t>
-            </w:r>
-            <w:r>
-              <w:rPr>
-                <w:rFonts w:ascii="Barlow Condensed Medium" w:eastAsia="標楷體" w:hAnsi="Barlow Condensed Medium" w:cs="Segoe UI Symbol" w:hint="eastAsia"/>
-                <w:w w:val="90"/>
-                <w:sz w:val="26"/>
-                <w:szCs w:val="26"/>
-              </w:rPr>
-              <w:t>作個人見證。</w:t>
+              <w:t>豪鎮大廈</w:t>
             </w:r>
             <w:r>
               <w:rPr>
@@ -2449,7 +1990,7 @@
                 <w:szCs w:val="26"/>
                 <w:lang w:bidi="he-IL"/>
               </w:rPr>
-              <w:t>有感動的兄</w:t>
+              <w:t>A</w:t>
             </w:r>
             <w:r>
               <w:rPr>
@@ -2460,8 +2001,57 @@
                 <w:szCs w:val="26"/>
                 <w:lang w:bidi="he-IL"/>
               </w:rPr>
-              <w:t>姊</w:t>
-            </w:r>
+              <w:t>將借用本會禮拜堂舉行住戶大會。</w:t>
+            </w:r>
+          </w:p>
+        </w:tc>
+      </w:tr>
+      <w:tr>
+        <w:tc>
+          <w:tcPr>
+            <w:tcW w:w="280" w:type="dxa"/>
+          </w:tcPr>
+          <w:p>
+            <w:pPr>
+              <w:snapToGrid w:val="0"/>
+              <w:spacing w:line="300" w:lineRule="exact"/>
+              <w:ind w:rightChars="11" w:right="26"/>
+              <w:jc w:val="right"/>
+              <w:rPr>
+                <w:rFonts w:ascii="Barlow Condensed Medium" w:eastAsia="華康細黑體" w:hAnsi="Barlow Condensed Medium"/>
+                <w:w w:val="90"/>
+                <w:sz w:val="26"/>
+                <w:szCs w:val="26"/>
+              </w:rPr>
+            </w:pPr>
+            <w:r>
+              <w:rPr>
+                <w:rFonts w:ascii="Barlow Condensed Medium" w:eastAsia="華康細黑體" w:hAnsi="Barlow Condensed Medium" w:hint="eastAsia"/>
+                <w:w w:val="90"/>
+                <w:sz w:val="26"/>
+                <w:szCs w:val="26"/>
+              </w:rPr>
+              <w:t>2.</w:t>
+            </w:r>
+          </w:p>
+        </w:tc>
+        <w:tc>
+          <w:tcPr>
+            <w:tcW w:w="5641" w:type="dxa"/>
+          </w:tcPr>
+          <w:p>
+            <w:pPr>
+              <w:kinsoku w:val="0"/>
+              <w:snapToGrid w:val="0"/>
+              <w:spacing w:line="300" w:lineRule="exact"/>
+              <w:jc w:val="both"/>
+              <w:rPr>
+                <w:rFonts w:ascii="Barlow Condensed Medium" w:eastAsia="標楷體" w:hAnsi="Barlow Condensed Medium" w:cs="Segoe UI Symbol"/>
+                <w:w w:val="90"/>
+                <w:sz w:val="26"/>
+                <w:szCs w:val="26"/>
+              </w:rPr>
+            </w:pPr>
             <w:r>
               <w:rPr>
                 <w:rFonts w:ascii="Barlow Condensed Medium" w:eastAsia="標楷體" w:hAnsi="Barlow Condensed Medium" w:cs="Segoe UI Symbol" w:hint="eastAsia"/>
@@ -2471,7 +2061,7 @@
                 <w:szCs w:val="26"/>
                 <w:lang w:bidi="he-IL"/>
               </w:rPr>
-              <w:t>可以向王牧師報名，並準備約</w:t>
+              <w:t>今年下半年度的洗禮，預定在</w:t>
             </w:r>
             <w:r>
               <w:rPr>
@@ -2482,7 +2072,7 @@
                 <w:szCs w:val="26"/>
                 <w:lang w:bidi="he-IL"/>
               </w:rPr>
-              <w:t>5-10</w:t>
+              <w:t>12/13</w:t>
             </w:r>
             <w:r>
               <w:rPr>
@@ -2493,7 +2083,7 @@
                 <w:szCs w:val="26"/>
                 <w:lang w:bidi="he-IL"/>
               </w:rPr>
-              <w:t>鐘的見證。</w:t>
+              <w:t>主日。成人或小兒洗禮請向王牧師報名。成人需要上慕道班。</w:t>
             </w:r>
           </w:p>
         </w:tc>
@@ -2544,6 +2134,15 @@
                 <w:szCs w:val="26"/>
               </w:rPr>
             </w:pPr>
+            <w:r>
+              <w:rPr>
+                <w:rFonts w:ascii="Barlow Condensed Medium" w:eastAsia="標楷體" w:hAnsi="Barlow Condensed Medium" w:cs="Segoe UI Symbol" w:hint="eastAsia"/>
+                <w:w w:val="90"/>
+                <w:sz w:val="26"/>
+                <w:szCs w:val="26"/>
+              </w:rPr>
+              <w:t>邀請兄姊在主日禮拜中作個人見證。</w:t>
+            </w:r>
             <w:r>
               <w:rPr>
                 <w:rFonts w:ascii="Barlow Condensed Medium" w:eastAsia="標楷體" w:hAnsi="Barlow Condensed Medium" w:cs="Segoe UI Symbol" w:hint="eastAsia"/>
@@ -2553,7 +2152,7 @@
                 <w:szCs w:val="26"/>
                 <w:lang w:bidi="he-IL"/>
               </w:rPr>
-              <w:t>本會今年</w:t>
+              <w:t>有感動的兄姊可以向王牧師報名，並準備約</w:t>
             </w:r>
             <w:r>
               <w:rPr>
@@ -2564,7 +2163,7 @@
                 <w:szCs w:val="26"/>
                 <w:lang w:bidi="he-IL"/>
               </w:rPr>
-              <w:t>野外禮拜訂於</w:t>
+              <w:t>5-10</w:t>
             </w:r>
             <w:r>
               <w:rPr>
@@ -2575,8 +2174,57 @@
                 <w:szCs w:val="26"/>
                 <w:lang w:bidi="he-IL"/>
               </w:rPr>
-              <w:t>11/1</w:t>
-            </w:r>
+              <w:t>鐘的見證。</w:t>
+            </w:r>
+          </w:p>
+        </w:tc>
+      </w:tr>
+      <w:tr>
+        <w:tc>
+          <w:tcPr>
+            <w:tcW w:w="280" w:type="dxa"/>
+          </w:tcPr>
+          <w:p>
+            <w:pPr>
+              <w:snapToGrid w:val="0"/>
+              <w:spacing w:line="300" w:lineRule="exact"/>
+              <w:ind w:rightChars="11" w:right="26"/>
+              <w:jc w:val="right"/>
+              <w:rPr>
+                <w:rFonts w:ascii="Barlow Condensed Medium" w:eastAsia="華康細黑體" w:hAnsi="Barlow Condensed Medium"/>
+                <w:w w:val="90"/>
+                <w:sz w:val="26"/>
+                <w:szCs w:val="26"/>
+              </w:rPr>
+            </w:pPr>
+            <w:r>
+              <w:rPr>
+                <w:rFonts w:ascii="Barlow Condensed Medium" w:eastAsia="華康細黑體" w:hAnsi="Barlow Condensed Medium" w:hint="eastAsia"/>
+                <w:w w:val="90"/>
+                <w:sz w:val="26"/>
+                <w:szCs w:val="26"/>
+              </w:rPr>
+              <w:t>4.</w:t>
+            </w:r>
+          </w:p>
+        </w:tc>
+        <w:tc>
+          <w:tcPr>
+            <w:tcW w:w="5641" w:type="dxa"/>
+          </w:tcPr>
+          <w:p>
+            <w:pPr>
+              <w:kinsoku w:val="0"/>
+              <w:snapToGrid w:val="0"/>
+              <w:spacing w:line="300" w:lineRule="exact"/>
+              <w:jc w:val="both"/>
+              <w:rPr>
+                <w:rFonts w:ascii="Barlow Condensed Medium" w:eastAsia="標楷體" w:hAnsi="Barlow Condensed Medium" w:cs="Segoe UI Symbol"/>
+                <w:w w:val="90"/>
+                <w:sz w:val="26"/>
+                <w:szCs w:val="26"/>
+              </w:rPr>
+            </w:pPr>
             <w:r>
               <w:rPr>
                 <w:rFonts w:ascii="Barlow Condensed Medium" w:eastAsia="標楷體" w:hAnsi="Barlow Condensed Medium" w:cs="Segoe UI Symbol" w:hint="eastAsia"/>
@@ -2586,74 +2234,7 @@
                 <w:szCs w:val="26"/>
                 <w:lang w:bidi="he-IL"/>
               </w:rPr>
-              <w:t>主日，前往新竹聖經學院。</w:t>
-            </w:r>
-          </w:p>
-        </w:tc>
-      </w:tr>
-      <w:tr>
-        <w:tc>
-          <w:tcPr>
-            <w:tcW w:w="280" w:type="dxa"/>
-          </w:tcPr>
-          <w:p>
-            <w:pPr>
-              <w:snapToGrid w:val="0"/>
-              <w:spacing w:line="300" w:lineRule="exact"/>
-              <w:ind w:rightChars="11" w:right="26"/>
-              <w:jc w:val="right"/>
-              <w:rPr>
-                <w:rFonts w:ascii="Barlow Condensed Medium" w:eastAsia="華康細黑體" w:hAnsi="Barlow Condensed Medium"/>
-                <w:w w:val="90"/>
-                <w:sz w:val="26"/>
-                <w:szCs w:val="26"/>
-              </w:rPr>
-            </w:pPr>
-            <w:r>
-              <w:rPr>
-                <w:rFonts w:ascii="Barlow Condensed Medium" w:eastAsia="華康細黑體" w:hAnsi="Barlow Condensed Medium" w:hint="eastAsia"/>
-                <w:w w:val="90"/>
-                <w:sz w:val="26"/>
-                <w:szCs w:val="26"/>
-              </w:rPr>
-              <w:t>4</w:t>
-            </w:r>
-            <w:r>
-              <w:rPr>
-                <w:rFonts w:ascii="Barlow Condensed Medium" w:eastAsia="華康細黑體" w:hAnsi="Barlow Condensed Medium" w:hint="eastAsia"/>
-                <w:w w:val="90"/>
-                <w:sz w:val="26"/>
-                <w:szCs w:val="26"/>
-              </w:rPr>
-              <w:t>.</w:t>
-            </w:r>
-          </w:p>
-        </w:tc>
-        <w:tc>
-          <w:tcPr>
-            <w:tcW w:w="5641" w:type="dxa"/>
-          </w:tcPr>
-          <w:p>
-            <w:pPr>
-              <w:kinsoku w:val="0"/>
-              <w:snapToGrid w:val="0"/>
-              <w:spacing w:line="300" w:lineRule="exact"/>
-              <w:jc w:val="both"/>
-              <w:rPr>
-                <w:rFonts w:ascii="Barlow Condensed Medium" w:eastAsia="標楷體" w:hAnsi="Barlow Condensed Medium" w:cs="Segoe UI Symbol"/>
-                <w:w w:val="90"/>
-                <w:sz w:val="26"/>
-                <w:szCs w:val="26"/>
-              </w:rPr>
-            </w:pPr>
-            <w:r>
-              <w:rPr>
-                <w:rFonts w:ascii="Barlow Condensed Medium" w:eastAsia="標楷體" w:hAnsi="Barlow Condensed Medium" w:cs="Segoe UI Symbol" w:hint="eastAsia"/>
-                <w:w w:val="90"/>
-                <w:sz w:val="26"/>
-                <w:szCs w:val="26"/>
-              </w:rPr>
-              <w:t>參加</w:t>
+              <w:t>本會今年野外禮拜訂於</w:t>
             </w:r>
             <w:r>
               <w:rPr>
@@ -2664,16 +2245,7 @@
                 <w:szCs w:val="26"/>
                 <w:lang w:bidi="he-IL"/>
               </w:rPr>
-              <w:t>9/20</w:t>
-            </w:r>
-            <w:r>
-              <w:rPr>
-                <w:rFonts w:ascii="Barlow Condensed Medium" w:eastAsia="標楷體" w:hAnsi="Barlow Condensed Medium" w:cs="Segoe UI Symbol" w:hint="eastAsia"/>
-                <w:w w:val="90"/>
-                <w:sz w:val="26"/>
-                <w:szCs w:val="26"/>
-              </w:rPr>
-              <w:t>母會</w:t>
+              <w:t>11/1</w:t>
             </w:r>
             <w:r>
               <w:rPr>
@@ -2684,7 +2256,74 @@
                 <w:szCs w:val="26"/>
                 <w:lang w:bidi="he-IL"/>
               </w:rPr>
-              <w:t>艋舺教會</w:t>
+              <w:t>主日，前往新竹聖經學院。</w:t>
+            </w:r>
+          </w:p>
+        </w:tc>
+      </w:tr>
+      <w:tr>
+        <w:tc>
+          <w:tcPr>
+            <w:tcW w:w="280" w:type="dxa"/>
+          </w:tcPr>
+          <w:p>
+            <w:pPr>
+              <w:snapToGrid w:val="0"/>
+              <w:spacing w:line="300" w:lineRule="exact"/>
+              <w:ind w:rightChars="11" w:right="26"/>
+              <w:jc w:val="right"/>
+              <w:rPr>
+                <w:rFonts w:ascii="Barlow Condensed Medium" w:eastAsia="華康細黑體" w:hAnsi="Barlow Condensed Medium"/>
+                <w:w w:val="90"/>
+                <w:sz w:val="26"/>
+                <w:szCs w:val="26"/>
+              </w:rPr>
+            </w:pPr>
+            <w:r>
+              <w:rPr>
+                <w:rFonts w:ascii="Barlow Condensed Medium" w:eastAsia="華康細黑體" w:hAnsi="Barlow Condensed Medium" w:hint="eastAsia"/>
+                <w:w w:val="90"/>
+                <w:sz w:val="26"/>
+                <w:szCs w:val="26"/>
+              </w:rPr>
+              <w:t>5</w:t>
+            </w:r>
+            <w:r>
+              <w:rPr>
+                <w:rFonts w:ascii="Barlow Condensed Medium" w:eastAsia="華康細黑體" w:hAnsi="Barlow Condensed Medium" w:hint="eastAsia"/>
+                <w:w w:val="90"/>
+                <w:sz w:val="26"/>
+                <w:szCs w:val="26"/>
+              </w:rPr>
+              <w:t>.</w:t>
+            </w:r>
+          </w:p>
+        </w:tc>
+        <w:tc>
+          <w:tcPr>
+            <w:tcW w:w="5641" w:type="dxa"/>
+          </w:tcPr>
+          <w:p>
+            <w:pPr>
+              <w:kinsoku w:val="0"/>
+              <w:snapToGrid w:val="0"/>
+              <w:spacing w:line="300" w:lineRule="exact"/>
+              <w:jc w:val="both"/>
+              <w:rPr>
+                <w:rFonts w:ascii="Barlow Condensed Medium" w:eastAsia="標楷體" w:hAnsi="Barlow Condensed Medium" w:cs="Segoe UI Symbol"/>
+                <w:w w:val="90"/>
+                <w:sz w:val="26"/>
+                <w:szCs w:val="26"/>
+              </w:rPr>
+            </w:pPr>
+            <w:r>
+              <w:rPr>
+                <w:rFonts w:ascii="Barlow Condensed Medium" w:eastAsia="標楷體" w:hAnsi="Barlow Condensed Medium" w:cs="Segoe UI Symbol" w:hint="eastAsia"/>
+                <w:w w:val="90"/>
+                <w:sz w:val="26"/>
+                <w:szCs w:val="26"/>
+              </w:rPr>
+              <w:t>參加</w:t>
             </w:r>
             <w:r>
               <w:rPr>
@@ -2695,7 +2334,16 @@
                 <w:szCs w:val="26"/>
                 <w:lang w:bidi="he-IL"/>
               </w:rPr>
-              <w:t>150</w:t>
+              <w:t>9/20</w:t>
+            </w:r>
+            <w:r>
+              <w:rPr>
+                <w:rFonts w:ascii="Barlow Condensed Medium" w:eastAsia="標楷體" w:hAnsi="Barlow Condensed Medium" w:cs="Segoe UI Symbol" w:hint="eastAsia"/>
+                <w:w w:val="90"/>
+                <w:sz w:val="26"/>
+                <w:szCs w:val="26"/>
+              </w:rPr>
+              <w:t>母會</w:t>
             </w:r>
             <w:r>
               <w:rPr>
@@ -2706,7 +2354,7 @@
                 <w:szCs w:val="26"/>
                 <w:lang w:bidi="he-IL"/>
               </w:rPr>
-              <w:t>週年</w:t>
+              <w:t>艋舺教會</w:t>
             </w:r>
             <w:r>
               <w:rPr>
@@ -2717,7 +2365,7 @@
                 <w:szCs w:val="26"/>
                 <w:lang w:bidi="he-IL"/>
               </w:rPr>
-              <w:t>在中原大學</w:t>
+              <w:t>150</w:t>
             </w:r>
             <w:r>
               <w:rPr>
@@ -2728,7 +2376,7 @@
                 <w:szCs w:val="26"/>
                 <w:lang w:bidi="he-IL"/>
               </w:rPr>
-              <w:t>的野外禮拜</w:t>
+              <w:t>週年</w:t>
             </w:r>
             <w:r>
               <w:rPr>
@@ -2739,7 +2387,7 @@
                 <w:szCs w:val="26"/>
                 <w:lang w:bidi="he-IL"/>
               </w:rPr>
-              <w:t>者</w:t>
+              <w:t>在中原大學</w:t>
             </w:r>
             <w:r>
               <w:rPr>
@@ -2750,7 +2398,7 @@
                 <w:szCs w:val="26"/>
                 <w:lang w:bidi="he-IL"/>
               </w:rPr>
-              <w:t>。每人要</w:t>
+              <w:t>的野外禮拜</w:t>
             </w:r>
             <w:r>
               <w:rPr>
@@ -2761,6 +2409,28 @@
                 <w:szCs w:val="26"/>
                 <w:lang w:bidi="he-IL"/>
               </w:rPr>
+              <w:t>者</w:t>
+            </w:r>
+            <w:r>
+              <w:rPr>
+                <w:rFonts w:ascii="Barlow Condensed Medium" w:eastAsia="標楷體" w:hAnsi="Barlow Condensed Medium" w:cs="Segoe UI Symbol" w:hint="eastAsia"/>
+                <w:noProof/>
+                <w:w w:val="90"/>
+                <w:sz w:val="26"/>
+                <w:szCs w:val="26"/>
+                <w:lang w:bidi="he-IL"/>
+              </w:rPr>
+              <w:t>。每人要</w:t>
+            </w:r>
+            <w:r>
+              <w:rPr>
+                <w:rFonts w:ascii="Barlow Condensed Medium" w:eastAsia="標楷體" w:hAnsi="Barlow Condensed Medium" w:cs="Segoe UI Symbol" w:hint="eastAsia"/>
+                <w:noProof/>
+                <w:w w:val="90"/>
+                <w:sz w:val="26"/>
+                <w:szCs w:val="26"/>
+                <w:lang w:bidi="he-IL"/>
+              </w:rPr>
               <w:t>繳二百元報名費，當日出席則全額退費。</w:t>
             </w:r>
           </w:p>
@@ -2785,7 +2455,6 @@
         </w:rPr>
         <w:t>§</w:t>
       </w:r>
-      <w:proofErr w:type="gramStart"/>
       <w:r>
         <w:rPr>
           <w:rFonts w:ascii="Barlow Condensed Medium" w:eastAsia="華康正顏楷體W9" w:hAnsi="Barlow Condensed Medium" w:cstheme="minorHAnsi"/>
@@ -2793,7 +2462,6 @@
         </w:rPr>
         <w:t>公禱事項</w:t>
       </w:r>
-      <w:proofErr w:type="gramEnd"/>
     </w:p>
     <w:tbl>
       <w:tblPr>
@@ -2936,27 +2604,7 @@
                 <w:sz w:val="26"/>
                 <w:szCs w:val="26"/>
               </w:rPr>
-              <w:t xml:space="preserve">、人權和生態永續，願　</w:t>
-            </w:r>
-            <w:proofErr w:type="gramStart"/>
-            <w:r>
-              <w:rPr>
-                <w:rFonts w:ascii="Barlow Condensed Medium" w:eastAsia="標楷體" w:hAnsi="Barlow Condensed Medium" w:cstheme="minorHAnsi" w:hint="eastAsia"/>
-                <w:w w:val="90"/>
-                <w:sz w:val="26"/>
-                <w:szCs w:val="26"/>
-              </w:rPr>
-              <w:t>神公義</w:t>
-            </w:r>
-            <w:proofErr w:type="gramEnd"/>
-            <w:r>
-              <w:rPr>
-                <w:rFonts w:ascii="Barlow Condensed Medium" w:eastAsia="標楷體" w:hAnsi="Barlow Condensed Medium" w:cstheme="minorHAnsi" w:hint="eastAsia"/>
-                <w:w w:val="90"/>
-                <w:sz w:val="26"/>
-                <w:szCs w:val="26"/>
-              </w:rPr>
-              <w:t>的國度降臨</w:t>
+              <w:t>、人權和生態永續，願　神公義的國度降臨</w:t>
             </w:r>
             <w:r>
               <w:rPr>
@@ -3033,21 +2681,12 @@
             </w:pPr>
             <w:r>
               <w:rPr>
-                <w:rFonts w:ascii="Segoe UI Symbol" w:eastAsia="標楷體" w:hAnsi="Segoe UI Symbol" w:cs="Segoe UI Symbol"/>
-                <w:w w:val="90"/>
-                <w:sz w:val="26"/>
-                <w:szCs w:val="26"/>
-              </w:rPr>
-              <w:t>★</w:t>
-            </w:r>
-            <w:r>
-              <w:rPr>
                 <w:rFonts w:ascii="Barlow Condensed Medium" w:eastAsia="標楷體" w:hAnsi="Barlow Condensed Medium" w:cstheme="minorHAnsi" w:hint="eastAsia"/>
                 <w:w w:val="90"/>
                 <w:sz w:val="26"/>
                 <w:szCs w:val="26"/>
               </w:rPr>
-              <w:t>全球各地</w:t>
+              <w:t>為台灣祈福，願</w:t>
             </w:r>
             <w:r>
               <w:rPr>
@@ -3056,7 +2695,7 @@
                 <w:sz w:val="26"/>
                 <w:szCs w:val="26"/>
               </w:rPr>
-              <w:t>地震</w:t>
+              <w:t>2026</w:t>
             </w:r>
             <w:r>
               <w:rPr>
@@ -3065,28 +2704,8 @@
                 <w:sz w:val="26"/>
                 <w:szCs w:val="26"/>
               </w:rPr>
-              <w:t>、洪災、森林大火和瘟疫的</w:t>
-            </w:r>
-            <w:proofErr w:type="gramStart"/>
-            <w:r>
-              <w:rPr>
-                <w:rFonts w:ascii="Barlow Condensed Medium" w:eastAsia="標楷體" w:hAnsi="Barlow Condensed Medium" w:cstheme="minorHAnsi" w:hint="eastAsia"/>
-                <w:w w:val="90"/>
-                <w:sz w:val="26"/>
-                <w:szCs w:val="26"/>
-              </w:rPr>
-              <w:t>受難者</w:t>
-            </w:r>
-            <w:r>
-              <w:rPr>
-                <w:rFonts w:ascii="Barlow Condensed Medium" w:eastAsia="標楷體" w:hAnsi="Barlow Condensed Medium" w:cstheme="minorHAnsi" w:hint="eastAsia"/>
-                <w:w w:val="90"/>
-                <w:sz w:val="26"/>
-                <w:szCs w:val="26"/>
-              </w:rPr>
-              <w:t>代禱</w:t>
-            </w:r>
-            <w:proofErr w:type="gramEnd"/>
+              <w:t>年全民為守護台灣更同心、更團結，求真相除詐騙，以及求真　神棄偶像</w:t>
+            </w:r>
             <w:r>
               <w:rPr>
                 <w:rFonts w:ascii="Barlow Condensed Medium" w:eastAsia="標楷體" w:hAnsi="Barlow Condensed Medium" w:cstheme="minorHAnsi"/>
@@ -3162,42 +2781,31 @@
             </w:pPr>
             <w:r>
               <w:rPr>
+                <w:rFonts w:ascii="Segoe UI Symbol" w:eastAsia="標楷體" w:hAnsi="Segoe UI Symbol" w:cs="Segoe UI Symbol"/>
+                <w:w w:val="90"/>
+                <w:sz w:val="26"/>
+                <w:szCs w:val="26"/>
+              </w:rPr>
+              <w:t>★</w:t>
+            </w:r>
+            <w:r>
+              <w:rPr>
+                <w:rFonts w:ascii="Segoe UI Symbol" w:eastAsia="標楷體" w:hAnsi="Segoe UI Symbol" w:cs="Segoe UI Symbol" w:hint="eastAsia"/>
+                <w:w w:val="90"/>
+                <w:sz w:val="26"/>
+                <w:szCs w:val="26"/>
+              </w:rPr>
+              <w:t>為</w:t>
+            </w:r>
+            <w:r>
+              <w:rPr>
                 <w:rFonts w:ascii="Barlow Condensed Medium" w:eastAsia="標楷體" w:hAnsi="Barlow Condensed Medium" w:cstheme="minorHAnsi" w:hint="eastAsia"/>
                 <w:w w:val="90"/>
                 <w:sz w:val="26"/>
                 <w:szCs w:val="26"/>
               </w:rPr>
-              <w:t>為台灣祈福，願</w:t>
-            </w:r>
-            <w:r>
-              <w:rPr>
-                <w:rFonts w:ascii="Barlow Condensed Medium" w:eastAsia="標楷體" w:hAnsi="Barlow Condensed Medium" w:cstheme="minorHAnsi" w:hint="eastAsia"/>
-                <w:w w:val="90"/>
-                <w:sz w:val="26"/>
-                <w:szCs w:val="26"/>
-              </w:rPr>
-              <w:t>2026</w:t>
-            </w:r>
-            <w:r>
-              <w:rPr>
-                <w:rFonts w:ascii="Barlow Condensed Medium" w:eastAsia="標楷體" w:hAnsi="Barlow Condensed Medium" w:cstheme="minorHAnsi" w:hint="eastAsia"/>
-                <w:w w:val="90"/>
-                <w:sz w:val="26"/>
-                <w:szCs w:val="26"/>
-              </w:rPr>
-              <w:t xml:space="preserve">年全民為守護台灣更同心、更團結，求真相除詐騙，以及求真　</w:t>
-            </w:r>
-            <w:proofErr w:type="gramStart"/>
-            <w:r>
-              <w:rPr>
-                <w:rFonts w:ascii="Barlow Condensed Medium" w:eastAsia="標楷體" w:hAnsi="Barlow Condensed Medium" w:cstheme="minorHAnsi" w:hint="eastAsia"/>
-                <w:w w:val="90"/>
-                <w:sz w:val="26"/>
-                <w:szCs w:val="26"/>
-              </w:rPr>
-              <w:t>神棄偶像</w:t>
-            </w:r>
-            <w:proofErr w:type="gramEnd"/>
+              <w:t>全球暖化引起尼泊爾冰岩崩落釀成洪災，以及中南美洲大聖嬰現象引發旱災，救災和受苦的百姓代禱</w:t>
+            </w:r>
             <w:r>
               <w:rPr>
                 <w:rFonts w:ascii="Barlow Condensed Medium" w:eastAsia="標楷體" w:hAnsi="Barlow Condensed Medium" w:cstheme="minorHAnsi"/>
@@ -3273,6 +2881,15 @@
             </w:pPr>
             <w:r>
               <w:rPr>
+                <w:rFonts w:ascii="Segoe UI Symbol" w:eastAsia="標楷體" w:hAnsi="Segoe UI Symbol" w:cs="Segoe UI Symbol"/>
+                <w:w w:val="90"/>
+                <w:sz w:val="26"/>
+                <w:szCs w:val="26"/>
+              </w:rPr>
+              <w:t>★</w:t>
+            </w:r>
+            <w:r>
+              <w:rPr>
                 <w:rFonts w:ascii="Barlow Condensed Medium" w:eastAsia="標楷體" w:hAnsi="Barlow Condensed Medium" w:cs="Segoe UI Symbol"/>
                 <w:w w:val="90"/>
                 <w:sz w:val="26"/>
@@ -3305,7 +2922,7 @@
                 <w:sz w:val="26"/>
                 <w:szCs w:val="26"/>
               </w:rPr>
-              <w:t>各項</w:t>
+              <w:t>傳福音事工和年底洗禮</w:t>
             </w:r>
             <w:r>
               <w:rPr>
@@ -3314,19 +2931,8 @@
                 <w:sz w:val="26"/>
                 <w:szCs w:val="26"/>
               </w:rPr>
-              <w:t>事</w:t>
-            </w:r>
-            <w:proofErr w:type="gramStart"/>
-            <w:r>
-              <w:rPr>
-                <w:rFonts w:ascii="Barlow Condensed Medium" w:eastAsia="標楷體" w:hAnsi="Barlow Condensed Medium" w:cs="Segoe UI Symbol"/>
-                <w:w w:val="90"/>
-                <w:sz w:val="26"/>
-                <w:szCs w:val="26"/>
-              </w:rPr>
-              <w:t>工代禱</w:t>
-            </w:r>
-            <w:proofErr w:type="gramEnd"/>
+              <w:t>代禱</w:t>
+            </w:r>
             <w:r>
               <w:rPr>
                 <w:rFonts w:ascii="Barlow Condensed Medium" w:eastAsia="標楷體" w:hAnsi="Barlow Condensed Medium" w:cstheme="minorHAnsi"/>
@@ -3443,27 +3049,7 @@
                 <w:sz w:val="26"/>
                 <w:szCs w:val="26"/>
               </w:rPr>
-              <w:t>和</w:t>
-            </w:r>
-            <w:proofErr w:type="gramStart"/>
-            <w:r>
-              <w:rPr>
-                <w:rFonts w:ascii="Barlow Condensed Medium" w:eastAsia="標楷體" w:hAnsi="Barlow Condensed Medium" w:cstheme="minorHAnsi"/>
-                <w:w w:val="90"/>
-                <w:sz w:val="26"/>
-                <w:szCs w:val="26"/>
-              </w:rPr>
-              <w:t>家庭代禱</w:t>
-            </w:r>
-            <w:proofErr w:type="gramEnd"/>
-            <w:r>
-              <w:rPr>
-                <w:rFonts w:ascii="Barlow Condensed Medium" w:eastAsia="標楷體" w:hAnsi="Barlow Condensed Medium" w:cstheme="minorHAnsi"/>
-                <w:w w:val="90"/>
-                <w:sz w:val="26"/>
-                <w:szCs w:val="26"/>
-              </w:rPr>
-              <w:t>。</w:t>
+              <w:t>和家庭代禱。</w:t>
             </w:r>
           </w:p>
         </w:tc>
@@ -3579,9 +3165,8 @@
                 <w:sz w:val="26"/>
                 <w:szCs w:val="26"/>
               </w:rPr>
-              <w:t>兄</w:t>
-            </w:r>
-            <w:proofErr w:type="gramStart"/>
+              <w:t>兄姊</w:t>
+            </w:r>
             <w:r>
               <w:rPr>
                 <w:rFonts w:ascii="Barlow Condensed Medium" w:eastAsia="華康中黑體" w:hAnsi="Barlow Condensed Medium" w:cs="Segoe UI Symbol"/>
@@ -3589,9 +3174,8 @@
                 <w:sz w:val="26"/>
                 <w:szCs w:val="26"/>
               </w:rPr>
-              <w:t>姊</w:t>
-            </w:r>
-            <w:proofErr w:type="gramEnd"/>
+              <w:t>利用代禱卡</w:t>
+            </w:r>
             <w:r>
               <w:rPr>
                 <w:rFonts w:ascii="Barlow Condensed Medium" w:eastAsia="華康中黑體" w:hAnsi="Barlow Condensed Medium" w:cs="Segoe UI Symbol"/>
@@ -3599,9 +3183,8 @@
                 <w:sz w:val="26"/>
                 <w:szCs w:val="26"/>
               </w:rPr>
-              <w:t>利用</w:t>
-            </w:r>
-            <w:proofErr w:type="gramStart"/>
+              <w:t>(</w:t>
+            </w:r>
             <w:r>
               <w:rPr>
                 <w:rFonts w:ascii="Barlow Condensed Medium" w:eastAsia="華康中黑體" w:hAnsi="Barlow Condensed Medium" w:cs="Segoe UI Symbol"/>
@@ -3609,9 +3192,8 @@
                 <w:sz w:val="26"/>
                 <w:szCs w:val="26"/>
               </w:rPr>
-              <w:t>代禱卡</w:t>
-            </w:r>
-            <w:proofErr w:type="gramEnd"/>
+              <w:t>於招待桌上</w:t>
+            </w:r>
             <w:r>
               <w:rPr>
                 <w:rFonts w:ascii="Barlow Condensed Medium" w:eastAsia="華康中黑體" w:hAnsi="Barlow Condensed Medium" w:cs="Segoe UI Symbol"/>
@@ -3619,7 +3201,7 @@
                 <w:sz w:val="26"/>
                 <w:szCs w:val="26"/>
               </w:rPr>
-              <w:t>(</w:t>
+              <w:t>)</w:t>
             </w:r>
             <w:r>
               <w:rPr>
@@ -3628,36 +3210,7 @@
                 <w:sz w:val="26"/>
                 <w:szCs w:val="26"/>
               </w:rPr>
-              <w:t>於招待桌上</w:t>
-            </w:r>
-            <w:r>
-              <w:rPr>
-                <w:rFonts w:ascii="Barlow Condensed Medium" w:eastAsia="華康中黑體" w:hAnsi="Barlow Condensed Medium" w:cs="Segoe UI Symbol"/>
-                <w:w w:val="90"/>
-                <w:sz w:val="26"/>
-                <w:szCs w:val="26"/>
-              </w:rPr>
-              <w:t>)</w:t>
-            </w:r>
-            <w:proofErr w:type="gramStart"/>
-            <w:r>
-              <w:rPr>
-                <w:rFonts w:ascii="Barlow Condensed Medium" w:eastAsia="華康中黑體" w:hAnsi="Barlow Condensed Medium" w:cs="Segoe UI Symbol"/>
-                <w:w w:val="90"/>
-                <w:sz w:val="26"/>
-                <w:szCs w:val="26"/>
-              </w:rPr>
-              <w:t>投代禱</w:t>
-            </w:r>
-            <w:proofErr w:type="gramEnd"/>
-            <w:r>
-              <w:rPr>
-                <w:rFonts w:ascii="Barlow Condensed Medium" w:eastAsia="華康中黑體" w:hAnsi="Barlow Condensed Medium" w:cs="Segoe UI Symbol"/>
-                <w:w w:val="90"/>
-                <w:sz w:val="26"/>
-                <w:szCs w:val="26"/>
-              </w:rPr>
-              <w:t>信箱。</w:t>
+              <w:t>投代禱信箱。</w:t>
             </w:r>
           </w:p>
         </w:tc>
@@ -4037,29 +3590,7 @@
           <w:sz w:val="26"/>
           <w:szCs w:val="26"/>
         </w:rPr>
-        <w:t>自然</w:t>
-      </w:r>
-      <w:proofErr w:type="gramStart"/>
-      <w:r>
-        <w:rPr>
-          <w:rFonts w:asciiTheme="majorBidi" w:eastAsia="標楷體" w:hAnsiTheme="majorBidi" w:cstheme="majorBidi" w:hint="eastAsia"/>
-          <w:bCs/>
-          <w:w w:val="90"/>
-          <w:sz w:val="26"/>
-          <w:szCs w:val="26"/>
-        </w:rPr>
-        <w:t>永活的父</w:t>
-      </w:r>
-      <w:proofErr w:type="gramEnd"/>
-      <w:r>
-        <w:rPr>
-          <w:rFonts w:asciiTheme="majorBidi" w:eastAsia="標楷體" w:hAnsiTheme="majorBidi" w:cstheme="majorBidi" w:hint="eastAsia"/>
-          <w:bCs/>
-          <w:w w:val="90"/>
-          <w:sz w:val="26"/>
-          <w:szCs w:val="26"/>
-        </w:rPr>
-        <w:t>，</w:t>
+        <w:t>自然永活的父，</w:t>
       </w:r>
     </w:p>
     <w:p>
@@ -4105,29 +3636,7 @@
           <w:sz w:val="26"/>
           <w:szCs w:val="26"/>
         </w:rPr>
-        <w:t>讚美</w:t>
-      </w:r>
-      <w:proofErr w:type="gramStart"/>
-      <w:r>
-        <w:rPr>
-          <w:rFonts w:asciiTheme="majorBidi" w:eastAsia="標楷體" w:hAnsiTheme="majorBidi" w:cstheme="majorBidi" w:hint="eastAsia"/>
-          <w:bCs/>
-          <w:w w:val="90"/>
-          <w:sz w:val="26"/>
-          <w:szCs w:val="26"/>
-        </w:rPr>
-        <w:t>祂大尊名</w:t>
-      </w:r>
-      <w:proofErr w:type="gramEnd"/>
-      <w:r>
-        <w:rPr>
-          <w:rFonts w:asciiTheme="majorBidi" w:eastAsia="標楷體" w:hAnsiTheme="majorBidi" w:cstheme="majorBidi" w:hint="eastAsia"/>
-          <w:bCs/>
-          <w:w w:val="90"/>
-          <w:sz w:val="26"/>
-          <w:szCs w:val="26"/>
-        </w:rPr>
-        <w:t>。</w:t>
+        <w:t>讚美祂大尊名。</w:t>
       </w:r>
     </w:p>
     <w:p>
@@ -4178,7 +3687,6 @@
           <w:szCs w:val="26"/>
         </w:rPr>
       </w:pPr>
-      <w:proofErr w:type="gramStart"/>
       <w:r>
         <w:rPr>
           <w:rFonts w:asciiTheme="majorBidi" w:eastAsia="標楷體" w:hAnsiTheme="majorBidi" w:cstheme="majorBidi" w:hint="eastAsia"/>
@@ -4187,18 +3695,7 @@
           <w:sz w:val="26"/>
           <w:szCs w:val="26"/>
         </w:rPr>
-        <w:t>穹</w:t>
-      </w:r>
-      <w:proofErr w:type="gramEnd"/>
-      <w:r>
-        <w:rPr>
-          <w:rFonts w:asciiTheme="majorBidi" w:eastAsia="標楷體" w:hAnsiTheme="majorBidi" w:cstheme="majorBidi" w:hint="eastAsia"/>
-          <w:bCs/>
-          <w:w w:val="90"/>
-          <w:sz w:val="26"/>
-          <w:szCs w:val="26"/>
-        </w:rPr>
-        <w:t>蒼大海高山，</w:t>
+        <w:t>穹蒼大海高山，</w:t>
       </w:r>
     </w:p>
     <w:p>
@@ -4221,29 +3718,7 @@
           <w:sz w:val="26"/>
           <w:szCs w:val="26"/>
         </w:rPr>
-        <w:t>顯明</w:t>
-      </w:r>
-      <w:proofErr w:type="gramStart"/>
-      <w:r>
-        <w:rPr>
-          <w:rFonts w:asciiTheme="majorBidi" w:eastAsia="標楷體" w:hAnsiTheme="majorBidi" w:cstheme="majorBidi" w:hint="eastAsia"/>
-          <w:bCs/>
-          <w:w w:val="90"/>
-          <w:sz w:val="26"/>
-          <w:szCs w:val="26"/>
-        </w:rPr>
-        <w:t>祂</w:t>
-      </w:r>
-      <w:proofErr w:type="gramEnd"/>
-      <w:r>
-        <w:rPr>
-          <w:rFonts w:asciiTheme="majorBidi" w:eastAsia="標楷體" w:hAnsiTheme="majorBidi" w:cstheme="majorBidi" w:hint="eastAsia"/>
-          <w:bCs/>
-          <w:w w:val="90"/>
-          <w:sz w:val="26"/>
-          <w:szCs w:val="26"/>
-        </w:rPr>
-        <w:t>大權能榮光，</w:t>
+        <w:t>顯明祂大權能榮光，</w:t>
       </w:r>
     </w:p>
     <w:p>
@@ -4371,29 +3846,7 @@
           <w:sz w:val="26"/>
           <w:szCs w:val="26"/>
         </w:rPr>
-        <w:t>讚美</w:t>
-      </w:r>
-      <w:proofErr w:type="gramStart"/>
-      <w:r>
-        <w:rPr>
-          <w:rFonts w:asciiTheme="majorBidi" w:eastAsia="標楷體" w:hAnsiTheme="majorBidi" w:cstheme="majorBidi" w:hint="eastAsia"/>
-          <w:bCs/>
-          <w:w w:val="90"/>
-          <w:sz w:val="26"/>
-          <w:szCs w:val="26"/>
-        </w:rPr>
-        <w:t>祂大尊名</w:t>
-      </w:r>
-      <w:proofErr w:type="gramEnd"/>
-      <w:r>
-        <w:rPr>
-          <w:rFonts w:asciiTheme="majorBidi" w:eastAsia="標楷體" w:hAnsiTheme="majorBidi" w:cstheme="majorBidi" w:hint="eastAsia"/>
-          <w:bCs/>
-          <w:w w:val="90"/>
-          <w:sz w:val="26"/>
-          <w:szCs w:val="26"/>
-        </w:rPr>
-        <w:t>。</w:t>
+        <w:t>讚美祂大尊名。</w:t>
       </w:r>
     </w:p>
     <w:p>
@@ -4429,29 +3882,7 @@
           <w:sz w:val="26"/>
           <w:szCs w:val="26"/>
         </w:rPr>
-        <w:t>溪水草</w:t>
-      </w:r>
-      <w:proofErr w:type="gramStart"/>
-      <w:r>
-        <w:rPr>
-          <w:rFonts w:asciiTheme="majorBidi" w:eastAsia="標楷體" w:hAnsiTheme="majorBidi" w:cstheme="majorBidi" w:hint="eastAsia"/>
-          <w:bCs/>
-          <w:w w:val="90"/>
-          <w:sz w:val="26"/>
-          <w:szCs w:val="26"/>
-        </w:rPr>
-        <w:t>埔</w:t>
-      </w:r>
-      <w:proofErr w:type="gramEnd"/>
-      <w:r>
-        <w:rPr>
-          <w:rFonts w:asciiTheme="majorBidi" w:eastAsia="標楷體" w:hAnsiTheme="majorBidi" w:cstheme="majorBidi" w:hint="eastAsia"/>
-          <w:bCs/>
-          <w:w w:val="90"/>
-          <w:sz w:val="26"/>
-          <w:szCs w:val="26"/>
-        </w:rPr>
-        <w:t>青翠，</w:t>
+        <w:t>溪水草埔青翠，</w:t>
       </w:r>
     </w:p>
     <w:p>
@@ -4707,29 +4138,7 @@
           <w:sz w:val="26"/>
           <w:szCs w:val="26"/>
         </w:rPr>
-        <w:t>天下</w:t>
-      </w:r>
-      <w:proofErr w:type="gramStart"/>
-      <w:r>
-        <w:rPr>
-          <w:rFonts w:asciiTheme="majorBidi" w:eastAsia="標楷體" w:hAnsiTheme="majorBidi" w:cstheme="majorBidi" w:hint="eastAsia"/>
-          <w:bCs/>
-          <w:w w:val="90"/>
-          <w:sz w:val="26"/>
-          <w:szCs w:val="26"/>
-        </w:rPr>
-        <w:t>到尾合做</w:t>
-      </w:r>
-      <w:proofErr w:type="gramEnd"/>
-      <w:r>
-        <w:rPr>
-          <w:rFonts w:asciiTheme="majorBidi" w:eastAsia="標楷體" w:hAnsiTheme="majorBidi" w:cstheme="majorBidi" w:hint="eastAsia"/>
-          <w:bCs/>
-          <w:w w:val="90"/>
-          <w:sz w:val="26"/>
-          <w:szCs w:val="26"/>
-        </w:rPr>
-        <w:t>一家，</w:t>
+        <w:t>天下到尾合做一家，</w:t>
       </w:r>
     </w:p>
     <w:p>
@@ -4783,11 +4192,12 @@
       <w:r>
         <w:rPr>
           <w:noProof/>
+          <w:lang w:bidi="he-IL"/>
         </w:rPr>
         <mc:AlternateContent>
           <mc:Choice Requires="wpg">
             <w:drawing>
-              <wp:anchor distT="0" distB="0" distL="114300" distR="114300" simplePos="0" relativeHeight="251663360" behindDoc="0" locked="0" layoutInCell="1" allowOverlap="1" wp14:anchorId="789743EB" wp14:editId="72A0299B">
+              <wp:anchor distT="0" distB="0" distL="114300" distR="114300" simplePos="0" relativeHeight="251664384" behindDoc="0" locked="0" layoutInCell="1" allowOverlap="1" wp14:anchorId="789743EB" wp14:editId="72A0299B">
                 <wp:simplePos x="0" y="0"/>
                 <wp:positionH relativeFrom="page">
                   <wp:posOffset>6834188</wp:posOffset>
@@ -4820,7 +4230,7 @@
                           </pic:cNvPicPr>
                         </pic:nvPicPr>
                         <pic:blipFill>
-                          <a:blip r:embed="rId10" cstate="print">
+                          <a:blip r:embed="rId9" cstate="print">
                             <a:extLst>
                               <a:ext uri="{28A0092B-C50C-407E-A947-70E740481C1C}">
                                 <a14:useLocalDpi xmlns:a14="http://schemas.microsoft.com/office/drawing/2010/main" val="0"/>
@@ -4918,47 +4328,7 @@
                                   <w:w w:val="90"/>
                                   <w:szCs w:val="24"/>
                                 </w:rPr>
-                                <w:t>我們因信主耶穌基督而蒙　神國福音的恩典，成為基督的肢體，並按主的命令彼此相愛。因此我們奉獻自己成為基督的教會的</w:t>
-                              </w:r>
-                              <w:proofErr w:type="gramStart"/>
-                              <w:r>
-                                <w:rPr>
-                                  <w:rFonts w:ascii="文鼎粗魏碑" w:eastAsia="文鼎粗魏碑" w:cstheme="minorHAnsi" w:hint="eastAsia"/>
-                                  <w:color w:val="0D0D0D" w:themeColor="text1" w:themeTint="F2"/>
-                                  <w:w w:val="90"/>
-                                  <w:szCs w:val="24"/>
-                                </w:rPr>
-                                <w:t>事奉者</w:t>
-                              </w:r>
-                              <w:proofErr w:type="gramEnd"/>
-                              <w:r>
-                                <w:rPr>
-                                  <w:rFonts w:ascii="文鼎粗魏碑" w:eastAsia="文鼎粗魏碑" w:cstheme="minorHAnsi" w:hint="eastAsia"/>
-                                  <w:color w:val="0D0D0D" w:themeColor="text1" w:themeTint="F2"/>
-                                  <w:w w:val="90"/>
-                                  <w:szCs w:val="24"/>
-                                </w:rPr>
-                                <w:t>，用彼此事奉、彼此順服、彼此成全，和彼此學習的心，效法基督成為服事人的僕人。將服事會眾的事看為優先，以服事</w:t>
-                              </w:r>
-                              <w:proofErr w:type="gramStart"/>
-                              <w:r>
-                                <w:rPr>
-                                  <w:rFonts w:ascii="文鼎粗魏碑" w:eastAsia="文鼎粗魏碑" w:cstheme="minorHAnsi" w:hint="eastAsia"/>
-                                  <w:color w:val="0D0D0D" w:themeColor="text1" w:themeTint="F2"/>
-                                  <w:w w:val="90"/>
-                                  <w:szCs w:val="24"/>
-                                </w:rPr>
-                                <w:t>會眾來服事</w:t>
-                              </w:r>
-                              <w:proofErr w:type="gramEnd"/>
-                              <w:r>
-                                <w:rPr>
-                                  <w:rFonts w:ascii="文鼎粗魏碑" w:eastAsia="文鼎粗魏碑" w:cstheme="minorHAnsi" w:hint="eastAsia"/>
-                                  <w:color w:val="0D0D0D" w:themeColor="text1" w:themeTint="F2"/>
-                                  <w:w w:val="90"/>
-                                  <w:szCs w:val="24"/>
-                                </w:rPr>
-                                <w:t xml:space="preserve">　神。使我們與我們得救的身分相稱。</w:t>
+                                <w:t>我們因信主耶穌基督而蒙　神國福音的恩典，成為基督的肢體，並按主的命令彼此相愛。因此我們奉獻自己成為基督的教會的事奉者，用彼此事奉、彼此順服、彼此成全，和彼此學習的心，效法基督成為服事人的僕人。將服事會眾的事看為優先，以服事會眾來服事　神。使我們與我們得救的身分相稱。</w:t>
                               </w:r>
                             </w:p>
                           </w:txbxContent>
@@ -4984,7 +4354,7 @@
           </mc:Choice>
           <mc:Fallback>
             <w:pict>
-              <v:group w14:anchorId="789743EB" id="群組 21" o:spid="_x0000_s1026" style="position:absolute;margin-left:538.15pt;margin-top:28.9pt;width:134.65pt;height:261.65pt;z-index:251663360;mso-position-horizontal-relative:page;mso-position-vertical-relative:page;mso-width-relative:margin;mso-height-relative:margin" coordsize="17094,33223" o:gfxdata="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">
+              <v:group w14:anchorId="789743EB" id="群組 21" o:spid="_x0000_s1026" style="position:absolute;margin-left:538.15pt;margin-top:28.9pt;width:134.65pt;height:261.65pt;z-index:251664384;mso-position-horizontal-relative:page;mso-position-vertical-relative:page;mso-width-relative:margin;mso-height-relative:margin" coordsize="17094,33223" o:gfxdata="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">
                 <v:shapetype id="_x0000_t75" coordsize="21600,21600" o:spt="75" o:preferrelative="t" path="m@4@5l@4@11@9@11@9@5xe" filled="f" stroked="f">
                   <v:stroke joinstyle="miter"/>
                   <v:formulas>
@@ -5004,10 +4374,11 @@
                   <v:path o:extrusionok="f" gradientshapeok="t" o:connecttype="rect"/>
                   <o:lock v:ext="edit" aspectratio="t"/>
                 </v:shapetype>
-                <v:shape id="圖片 18" o:spid="_x0000_s1027" type="#_x0000_t75" style="position:absolute;left:-8065;top:8065;width:33223;height:17094;rotation:90;visibility:visible;mso-wrap-style:square" o:gfxdata="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">
-                  <v:imagedata r:id="rId11" o:title=""/>
+                <v:shape id="圖片 18" o:spid="_x0000_s1027" type="#_x0000_t75" style="position:absolute;left:-8065;top:8065;width:33223;height:17094;rotation:90;visibility:visible;mso-wrap-style:square" o:gfxdata="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">
+                  <v:imagedata r:id="rId10" o:title=""/>
+                  <v:path arrowok="t"/>
                 </v:shape>
-                <v:roundrect id="圓角矩形 7" o:spid="_x0000_s1028" style="position:absolute;left:1666;top:2875;width:14086;height:28296;visibility:visible;mso-wrap-style:square;v-text-anchor:top" arcsize="3131f" o:gfxdata="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" filled="f" stroked="f" strokeweight="2.5pt">
+                <v:roundrect id="圓角矩形 7" o:spid="_x0000_s1028" style="position:absolute;left:1666;top:2875;width:14086;height:28296;visibility:visible;mso-wrap-style:square;v-text-anchor:top" arcsize="3131f" o:gfxdata="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" filled="f" stroked="f" strokeweight="2.5pt">
                   <v:stroke joinstyle="miter"/>
                   <v:textbox style="layout-flow:vertical-ideographic" inset="1mm,1mm,1mm,1mm">
                     <w:txbxContent>
@@ -5052,47 +4423,7 @@
                             <w:w w:val="90"/>
                             <w:szCs w:val="24"/>
                           </w:rPr>
-                          <w:t>我們因信主耶穌基督而蒙　神國福音的恩典，成為基督的肢體，並按主的命令彼此相愛。因此我們奉獻自己成為基督的教會的</w:t>
-                        </w:r>
-                        <w:proofErr w:type="gramStart"/>
-                        <w:r>
-                          <w:rPr>
-                            <w:rFonts w:ascii="文鼎粗魏碑" w:eastAsia="文鼎粗魏碑" w:cstheme="minorHAnsi" w:hint="eastAsia"/>
-                            <w:color w:val="0D0D0D" w:themeColor="text1" w:themeTint="F2"/>
-                            <w:w w:val="90"/>
-                            <w:szCs w:val="24"/>
-                          </w:rPr>
-                          <w:t>事奉者</w:t>
-                        </w:r>
-                        <w:proofErr w:type="gramEnd"/>
-                        <w:r>
-                          <w:rPr>
-                            <w:rFonts w:ascii="文鼎粗魏碑" w:eastAsia="文鼎粗魏碑" w:cstheme="minorHAnsi" w:hint="eastAsia"/>
-                            <w:color w:val="0D0D0D" w:themeColor="text1" w:themeTint="F2"/>
-                            <w:w w:val="90"/>
-                            <w:szCs w:val="24"/>
-                          </w:rPr>
-                          <w:t>，用彼此事奉、彼此順服、彼此成全，和彼此學習的心，效法基督成為服事人的僕人。將服事會眾的事看為優先，以服事</w:t>
-                        </w:r>
-                        <w:proofErr w:type="gramStart"/>
-                        <w:r>
-                          <w:rPr>
-                            <w:rFonts w:ascii="文鼎粗魏碑" w:eastAsia="文鼎粗魏碑" w:cstheme="minorHAnsi" w:hint="eastAsia"/>
-                            <w:color w:val="0D0D0D" w:themeColor="text1" w:themeTint="F2"/>
-                            <w:w w:val="90"/>
-                            <w:szCs w:val="24"/>
-                          </w:rPr>
-                          <w:t>會眾來服事</w:t>
-                        </w:r>
-                        <w:proofErr w:type="gramEnd"/>
-                        <w:r>
-                          <w:rPr>
-                            <w:rFonts w:ascii="文鼎粗魏碑" w:eastAsia="文鼎粗魏碑" w:cstheme="minorHAnsi" w:hint="eastAsia"/>
-                            <w:color w:val="0D0D0D" w:themeColor="text1" w:themeTint="F2"/>
-                            <w:w w:val="90"/>
-                            <w:szCs w:val="24"/>
-                          </w:rPr>
-                          <w:t xml:space="preserve">　神。使我們與我們得救的身分相稱。</w:t>
+                          <w:t>我們因信主耶穌基督而蒙　神國福音的恩典，成為基督的肢體，並按主的命令彼此相愛。因此我們奉獻自己成為基督的教會的事奉者，用彼此事奉、彼此順服、彼此成全，和彼此學習的心，效法基督成為服事人的僕人。將服事會眾的事看為優先，以服事會眾來服事　神。使我們與我們得救的身分相稱。</w:t>
                         </w:r>
                       </w:p>
                     </w:txbxContent>
@@ -5107,9 +4438,10 @@
       <w:r>
         <w:rPr>
           <w:noProof/>
+          <w:lang w:bidi="he-IL"/>
         </w:rPr>
         <w:drawing>
-          <wp:anchor distT="0" distB="0" distL="114300" distR="114300" simplePos="0" relativeHeight="251659264" behindDoc="0" locked="0" layoutInCell="1" allowOverlap="1" wp14:anchorId="0030E694" wp14:editId="44025671">
+          <wp:anchor distT="0" distB="0" distL="114300" distR="114300" simplePos="0" relativeHeight="251660288" behindDoc="0" locked="0" layoutInCell="1" allowOverlap="1" wp14:anchorId="0030E694" wp14:editId="44025671">
             <wp:simplePos x="0" y="0"/>
             <wp:positionH relativeFrom="column">
               <wp:posOffset>2160905</wp:posOffset>
@@ -5132,7 +4464,7 @@
                     <pic:cNvPicPr/>
                   </pic:nvPicPr>
                   <pic:blipFill>
-                    <a:blip r:embed="rId12" cstate="print">
+                    <a:blip r:embed="rId11" cstate="print">
                       <a:extLst>
                         <a:ext uri="{28A0092B-C50C-407E-A947-70E740481C1C}">
                           <a14:useLocalDpi xmlns:a14="http://schemas.microsoft.com/office/drawing/2010/main" val="0"/>
@@ -5167,9 +4499,10 @@
       <w:r>
         <w:rPr>
           <w:noProof/>
+          <w:lang w:bidi="he-IL"/>
         </w:rPr>
         <w:drawing>
-          <wp:anchor distT="0" distB="0" distL="114300" distR="114300" simplePos="0" relativeHeight="251655168" behindDoc="0" locked="0" layoutInCell="1" allowOverlap="1" wp14:anchorId="7EAAEB92" wp14:editId="2A3315A3">
+          <wp:anchor distT="0" distB="0" distL="114300" distR="114300" simplePos="0" relativeHeight="251656192" behindDoc="0" locked="0" layoutInCell="1" allowOverlap="1" wp14:anchorId="7EAAEB92" wp14:editId="2A3315A3">
             <wp:simplePos x="0" y="0"/>
             <wp:positionH relativeFrom="column">
               <wp:posOffset>2362835</wp:posOffset>
@@ -5192,7 +4525,7 @@
                     <pic:cNvPicPr/>
                   </pic:nvPicPr>
                   <pic:blipFill>
-                    <a:blip r:embed="rId13" cstate="print">
+                    <a:blip r:embed="rId12" cstate="print">
                       <a:extLst>
                         <a:ext uri="{28A0092B-C50C-407E-A947-70E740481C1C}">
                           <a14:useLocalDpi xmlns:a14="http://schemas.microsoft.com/office/drawing/2010/main" val="0"/>
@@ -5247,11 +4580,12 @@
       <w:r>
         <w:rPr>
           <w:noProof/>
+          <w:lang w:bidi="he-IL"/>
         </w:rPr>
         <mc:AlternateContent>
           <mc:Choice Requires="wpg">
             <w:drawing>
-              <wp:anchor distT="0" distB="0" distL="114300" distR="114300" simplePos="0" relativeHeight="251661312" behindDoc="0" locked="0" layoutInCell="1" allowOverlap="1" wp14:anchorId="5DF93223" wp14:editId="04D1C810">
+              <wp:anchor distT="0" distB="0" distL="114300" distR="114300" simplePos="0" relativeHeight="251662336" behindDoc="0" locked="0" layoutInCell="1" allowOverlap="1" wp14:anchorId="5DF93223" wp14:editId="04D1C810">
                 <wp:simplePos x="0" y="0"/>
                 <wp:positionH relativeFrom="page">
                   <wp:posOffset>6779895</wp:posOffset>
@@ -5315,7 +4649,6 @@
                                 </w:rPr>
                                 <w:t>聚會時間表</w:t>
                               </w:r>
-                              <w:proofErr w:type="gramStart"/>
                               <w:r>
                                 <w:rPr>
                                   <w:rFonts w:ascii="Barlow Condensed Medium" w:eastAsia="華康正顏楷體W9" w:hAnsi="Barlow Condensed Medium" w:cstheme="minorHAnsi" w:hint="eastAsia"/>
@@ -5325,7 +4658,6 @@
                                 </w:rPr>
                                 <w:t>》</w:t>
                               </w:r>
-                              <w:proofErr w:type="gramEnd"/>
                             </w:p>
                             <w:tbl>
                               <w:tblPr>
@@ -6099,7 +5431,6 @@
                                         <w:szCs w:val="26"/>
                                       </w:rPr>
                                     </w:pPr>
-                                    <w:proofErr w:type="gramStart"/>
                                     <w:r>
                                       <w:rPr>
                                         <w:rFonts w:ascii="Barlow Condensed Medium" w:eastAsia="標楷體" w:hAnsi="Barlow Condensed Medium" w:hint="eastAsia"/>
@@ -6110,7 +5441,6 @@
                                       </w:rPr>
                                       <w:t>拿細耳</w:t>
                                     </w:r>
-                                    <w:proofErr w:type="gramEnd"/>
                                     <w:r>
                                       <w:rPr>
                                         <w:rFonts w:ascii="Barlow Condensed Medium" w:eastAsia="標楷體" w:hAnsi="Barlow Condensed Medium" w:hint="eastAsia"/>
@@ -6264,7 +5594,6 @@
                                         <w:szCs w:val="26"/>
                                       </w:rPr>
                                     </w:pPr>
-                                    <w:proofErr w:type="gramStart"/>
                                     <w:r>
                                       <w:rPr>
                                         <w:rFonts w:ascii="Barlow Condensed Medium" w:eastAsia="標楷體" w:hAnsi="Barlow Condensed Medium" w:hint="eastAsia"/>
@@ -6275,7 +5604,6 @@
                                       </w:rPr>
                                       <w:t>社青小組</w:t>
                                     </w:r>
-                                    <w:proofErr w:type="gramEnd"/>
                                   </w:p>
                                 </w:tc>
                                 <w:tc>
@@ -6469,7 +5797,6 @@
                                         <w:szCs w:val="26"/>
                                       </w:rPr>
                                     </w:pPr>
-                                    <w:proofErr w:type="gramStart"/>
                                     <w:r>
                                       <w:rPr>
                                         <w:rFonts w:ascii="Barlow Condensed Medium" w:eastAsia="標楷體" w:hAnsi="Barlow Condensed Medium"/>
@@ -6480,7 +5807,6 @@
                                       </w:rPr>
                                       <w:t>明憲家</w:t>
                                     </w:r>
-                                    <w:proofErr w:type="gramEnd"/>
                                   </w:p>
                                 </w:tc>
                               </w:tr>
@@ -7059,12 +6385,12 @@
           </mc:Choice>
           <mc:Fallback>
             <w:pict>
-              <v:group w14:anchorId="5DF93223" id="群組 24" o:spid="_x0000_s1029" style="position:absolute;margin-left:533.85pt;margin-top:298.55pt;width:140.3pt;height:259.35pt;z-index:251661312;mso-position-horizontal-relative:page;mso-position-vertical-relative:page;mso-width-relative:margin;mso-height-relative:margin" coordsize="17818,32941" o:gfxdata="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">
+              <v:group w14:anchorId="5DF93223" id="群組 24" o:spid="_x0000_s1029" style="position:absolute;margin-left:533.85pt;margin-top:298.55pt;width:140.3pt;height:259.35pt;z-index:251662336;mso-position-horizontal-relative:page;mso-position-vertical-relative:page;mso-width-relative:margin;mso-height-relative:margin" coordsize="17818,32941" o:gfxdata="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">
                 <v:shapetype id="_x0000_t202" coordsize="21600,21600" o:spt="202" path="m,l,21600r21600,l21600,xe">
                   <v:stroke joinstyle="miter"/>
                   <v:path gradientshapeok="t" o:connecttype="rect"/>
                 </v:shapetype>
-                <v:shape id="_x0000_s1030" type="#_x0000_t202" style="position:absolute;left:351;top:293;width:17279;height:32590;visibility:visible;mso-wrap-style:square;v-text-anchor:top" o:gfxdata="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" stroked="f">
+                <v:shape id="_x0000_s1030" type="#_x0000_t202" style="position:absolute;left:351;top:293;width:17279;height:32590;visibility:visible;mso-wrap-style:square;v-text-anchor:top" o:gfxdata="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" stroked="f">
                   <v:textbox inset="0,0,0,0">
                     <w:txbxContent>
                       <w:p>
@@ -7081,7 +6407,6 @@
                           </w:rPr>
                           <w:t>聚會時間表</w:t>
                         </w:r>
-                        <w:proofErr w:type="gramStart"/>
                         <w:r>
                           <w:rPr>
                             <w:rFonts w:ascii="Barlow Condensed Medium" w:eastAsia="華康正顏楷體W9" w:hAnsi="Barlow Condensed Medium" w:cstheme="minorHAnsi" w:hint="eastAsia"/>
@@ -7091,7 +6416,6 @@
                           </w:rPr>
                           <w:t>》</w:t>
                         </w:r>
-                        <w:proofErr w:type="gramEnd"/>
                       </w:p>
                       <w:tbl>
                         <w:tblPr>
@@ -7865,7 +7189,6 @@
                                   <w:szCs w:val="26"/>
                                 </w:rPr>
                               </w:pPr>
-                              <w:proofErr w:type="gramStart"/>
                               <w:r>
                                 <w:rPr>
                                   <w:rFonts w:ascii="Barlow Condensed Medium" w:eastAsia="標楷體" w:hAnsi="Barlow Condensed Medium" w:hint="eastAsia"/>
@@ -7876,7 +7199,6 @@
                                 </w:rPr>
                                 <w:t>拿細耳</w:t>
                               </w:r>
-                              <w:proofErr w:type="gramEnd"/>
                               <w:r>
                                 <w:rPr>
                                   <w:rFonts w:ascii="Barlow Condensed Medium" w:eastAsia="標楷體" w:hAnsi="Barlow Condensed Medium" w:hint="eastAsia"/>
@@ -8030,7 +7352,6 @@
                                   <w:szCs w:val="26"/>
                                 </w:rPr>
                               </w:pPr>
-                              <w:proofErr w:type="gramStart"/>
                               <w:r>
                                 <w:rPr>
                                   <w:rFonts w:ascii="Barlow Condensed Medium" w:eastAsia="標楷體" w:hAnsi="Barlow Condensed Medium" w:hint="eastAsia"/>
@@ -8041,7 +7362,6 @@
                                 </w:rPr>
                                 <w:t>社青小組</w:t>
                               </w:r>
-                              <w:proofErr w:type="gramEnd"/>
                             </w:p>
                           </w:tc>
                           <w:tc>
@@ -8235,7 +7555,6 @@
                                   <w:szCs w:val="26"/>
                                 </w:rPr>
                               </w:pPr>
-                              <w:proofErr w:type="gramStart"/>
                               <w:r>
                                 <w:rPr>
                                   <w:rFonts w:ascii="Barlow Condensed Medium" w:eastAsia="標楷體" w:hAnsi="Barlow Condensed Medium"/>
@@ -8246,7 +7565,6 @@
                                 </w:rPr>
                                 <w:t>明憲家</w:t>
                               </w:r>
-                              <w:proofErr w:type="gramEnd"/>
                             </w:p>
                           </w:tc>
                         </w:tr>
@@ -8762,7 +8080,7 @@
                     </w:txbxContent>
                   </v:textbox>
                 </v:shape>
-                <v:roundrect id="圓角矩形 5" o:spid="_x0000_s1031" style="position:absolute;width:17818;height:32941;visibility:visible;mso-wrap-style:square;v-text-anchor:middle" arcsize="2169f" o:gfxdata="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" filled="f" strokecolor="#5a5a5a [2109]" strokeweight="2.5pt">
+                <v:roundrect id="圓角矩形 5" o:spid="_x0000_s1031" style="position:absolute;width:17818;height:32941;visibility:visible;mso-wrap-style:square;v-text-anchor:middle" arcsize="2169f" o:gfxdata="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" filled="f" strokecolor="#5a5a5a [2109]" strokeweight="2.5pt">
                   <v:stroke joinstyle="miter"/>
                 </v:roundrect>
                 <w10:wrap anchorx="page" anchory="page"/>
@@ -8819,11 +8137,12 @@
         <w:rPr>
           <w:rFonts w:ascii="Barlow Condensed Medium" w:hAnsi="Barlow Condensed Medium"/>
           <w:noProof/>
+          <w:lang w:bidi="he-IL"/>
         </w:rPr>
         <mc:AlternateContent>
           <mc:Choice Requires="wpg">
             <w:drawing>
-              <wp:anchor distT="0" distB="0" distL="114300" distR="114300" simplePos="0" relativeHeight="251651072" behindDoc="0" locked="0" layoutInCell="1" allowOverlap="1" wp14:anchorId="0AB0FEB2" wp14:editId="7EF4C9FA">
+              <wp:anchor distT="0" distB="0" distL="114300" distR="114300" simplePos="0" relativeHeight="251652096" behindDoc="0" locked="0" layoutInCell="1" allowOverlap="1" wp14:anchorId="0AB0FEB2" wp14:editId="7EF4C9FA">
                 <wp:simplePos x="0" y="0"/>
                 <wp:positionH relativeFrom="page">
                   <wp:posOffset>6786880</wp:posOffset>
@@ -9428,7 +8747,6 @@
                                         <w:szCs w:val="26"/>
                                       </w:rPr>
                                     </w:pPr>
-                                    <w:proofErr w:type="gramStart"/>
                                     <w:r>
                                       <w:rPr>
                                         <w:rFonts w:ascii="Barlow Condensed Medium" w:eastAsia="華康儷楷書" w:hAnsi="Barlow Condensed Medium" w:cs="華康儷楷書" w:hint="eastAsia"/>
@@ -9439,7 +8757,6 @@
                                       </w:rPr>
                                       <w:t>箴</w:t>
                                     </w:r>
-                                    <w:proofErr w:type="gramEnd"/>
                                     <w:r>
                                       <w:rPr>
                                         <w:rFonts w:ascii="Barlow Condensed Medium" w:eastAsia="華康儷楷書" w:hAnsi="Barlow Condensed Medium" w:cs="華康儷楷書" w:hint="eastAsia"/>
@@ -9530,27 +8847,7 @@
                                         <w:sz w:val="26"/>
                                         <w:szCs w:val="26"/>
                                       </w:rPr>
-                                      <w:t>新的</w:t>
-                                    </w:r>
-                                    <w:proofErr w:type="gramStart"/>
-                                    <w:r>
-                                      <w:rPr>
-                                        <w:rFonts w:ascii="華康儷楷書" w:eastAsia="華康儷楷書" w:hAnsi="華康儷楷書" w:cs="華康儷楷書" w:hint="eastAsia"/>
-                                        <w:w w:val="90"/>
-                                        <w:sz w:val="26"/>
-                                        <w:szCs w:val="26"/>
-                                      </w:rPr>
-                                      <w:t>誡</w:t>
-                                    </w:r>
-                                    <w:proofErr w:type="gramEnd"/>
-                                    <w:r>
-                                      <w:rPr>
-                                        <w:rFonts w:ascii="華康儷楷書" w:eastAsia="華康儷楷書" w:hAnsi="華康儷楷書" w:cs="華康儷楷書" w:hint="eastAsia"/>
-                                        <w:w w:val="90"/>
-                                        <w:sz w:val="26"/>
-                                        <w:szCs w:val="26"/>
-                                      </w:rPr>
-                                      <w:t>命</w:t>
+                                      <w:t>新的誡命</w:t>
                                     </w:r>
                                   </w:p>
                                 </w:tc>
@@ -9579,7 +8876,6 @@
                                         <w:szCs w:val="26"/>
                                       </w:rPr>
                                     </w:pPr>
-                                    <w:proofErr w:type="gramStart"/>
                                     <w:r>
                                       <w:rPr>
                                         <w:rFonts w:ascii="Barlow Condensed Medium" w:eastAsia="華康中黑體" w:hAnsi="Barlow Condensed Medium" w:hint="eastAsia"/>
@@ -9589,7 +8885,6 @@
                                       </w:rPr>
                                       <w:t>啟應</w:t>
                                     </w:r>
-                                    <w:proofErr w:type="gramEnd"/>
                                     <w:r>
                                       <w:rPr>
                                         <w:rFonts w:ascii="Barlow Condensed Medium" w:eastAsia="華康中黑體" w:hAnsi="Barlow Condensed Medium" w:hint="eastAsia"/>
@@ -9815,8 +9110,8 @@
           </mc:Choice>
           <mc:Fallback>
             <w:pict>
-              <v:group w14:anchorId="0AB0FEB2" id="群組 19" o:spid="_x0000_s1032" style="position:absolute;left:0;text-align:left;margin-left:534.4pt;margin-top:567.3pt;width:140.6pt;height:130.1pt;z-index:251651072;mso-position-horizontal-relative:page;mso-position-vertical-relative:page;mso-width-relative:margin;mso-height-relative:margin" coordorigin="108" coordsize="17868,16510" o:gfxdata="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">
-                <v:shape id="_x0000_s1033" type="#_x0000_t202" style="position:absolute;left:317;top:444;width:17634;height:15621;visibility:visible;mso-wrap-style:square;v-text-anchor:top" o:gfxdata="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" stroked="f">
+              <v:group w14:anchorId="0AB0FEB2" id="群組 19" o:spid="_x0000_s1032" style="position:absolute;left:0;text-align:left;margin-left:534.4pt;margin-top:567.3pt;width:140.6pt;height:130.1pt;z-index:251652096;mso-position-horizontal-relative:page;mso-position-vertical-relative:page;mso-width-relative:margin;mso-height-relative:margin" coordorigin="108" coordsize="17868,16510" o:gfxdata="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">
+                <v:shape id="_x0000_s1033" type="#_x0000_t202" style="position:absolute;left:317;top:444;width:17634;height:15621;visibility:visible;mso-wrap-style:square;v-text-anchor:top" o:gfxdata="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" stroked="f">
                   <v:textbox inset="0,0,0,0">
                     <w:txbxContent>
                       <w:p>
@@ -10374,7 +9669,6 @@
                                   <w:szCs w:val="26"/>
                                 </w:rPr>
                               </w:pPr>
-                              <w:proofErr w:type="gramStart"/>
                               <w:r>
                                 <w:rPr>
                                   <w:rFonts w:ascii="Barlow Condensed Medium" w:eastAsia="華康儷楷書" w:hAnsi="Barlow Condensed Medium" w:cs="華康儷楷書" w:hint="eastAsia"/>
@@ -10385,7 +9679,6 @@
                                 </w:rPr>
                                 <w:t>箴</w:t>
                               </w:r>
-                              <w:proofErr w:type="gramEnd"/>
                               <w:r>
                                 <w:rPr>
                                   <w:rFonts w:ascii="Barlow Condensed Medium" w:eastAsia="華康儷楷書" w:hAnsi="Barlow Condensed Medium" w:cs="華康儷楷書" w:hint="eastAsia"/>
@@ -10476,27 +9769,7 @@
                                   <w:sz w:val="26"/>
                                   <w:szCs w:val="26"/>
                                 </w:rPr>
-                                <w:t>新的</w:t>
-                              </w:r>
-                              <w:proofErr w:type="gramStart"/>
-                              <w:r>
-                                <w:rPr>
-                                  <w:rFonts w:ascii="華康儷楷書" w:eastAsia="華康儷楷書" w:hAnsi="華康儷楷書" w:cs="華康儷楷書" w:hint="eastAsia"/>
-                                  <w:w w:val="90"/>
-                                  <w:sz w:val="26"/>
-                                  <w:szCs w:val="26"/>
-                                </w:rPr>
-                                <w:t>誡</w:t>
-                              </w:r>
-                              <w:proofErr w:type="gramEnd"/>
-                              <w:r>
-                                <w:rPr>
-                                  <w:rFonts w:ascii="華康儷楷書" w:eastAsia="華康儷楷書" w:hAnsi="華康儷楷書" w:cs="華康儷楷書" w:hint="eastAsia"/>
-                                  <w:w w:val="90"/>
-                                  <w:sz w:val="26"/>
-                                  <w:szCs w:val="26"/>
-                                </w:rPr>
-                                <w:t>命</w:t>
+                                <w:t>新的誡命</w:t>
                               </w:r>
                             </w:p>
                           </w:tc>
@@ -10525,7 +9798,6 @@
                                   <w:szCs w:val="26"/>
                                 </w:rPr>
                               </w:pPr>
-                              <w:proofErr w:type="gramStart"/>
                               <w:r>
                                 <w:rPr>
                                   <w:rFonts w:ascii="Barlow Condensed Medium" w:eastAsia="華康中黑體" w:hAnsi="Barlow Condensed Medium" w:hint="eastAsia"/>
@@ -10535,7 +9807,6 @@
                                 </w:rPr>
                                 <w:t>啟應</w:t>
                               </w:r>
-                              <w:proofErr w:type="gramEnd"/>
                               <w:r>
                                 <w:rPr>
                                   <w:rFonts w:ascii="Barlow Condensed Medium" w:eastAsia="華康中黑體" w:hAnsi="Barlow Condensed Medium" w:hint="eastAsia"/>
@@ -10698,7 +9969,7 @@
                     </w:txbxContent>
                   </v:textbox>
                 </v:shape>
-                <v:roundrect id="圓角矩形 25" o:spid="_x0000_s1034" style="position:absolute;left:108;width:17869;height:16510;visibility:visible;mso-wrap-style:square;v-text-anchor:middle" arcsize="4542f" o:gfxdata="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" filled="f" strokecolor="#5a5a5a [2109]" strokeweight="2.5pt">
+                <v:roundrect id="圓角矩形 25" o:spid="_x0000_s1034" style="position:absolute;left:108;width:17869;height:16510;visibility:visible;mso-wrap-style:square;v-text-anchor:middle" arcsize="4542f" o:gfxdata="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" filled="f" strokecolor="#5a5a5a [2109]" strokeweight="2.5pt">
                   <v:stroke joinstyle="miter"/>
                 </v:roundrect>
                 <w10:wrap anchorx="page" anchory="page"/>
@@ -10745,11 +10016,12 @@
         <w:rPr>
           <w:rFonts w:ascii="Barlow Condensed Medium" w:hAnsi="Barlow Condensed Medium"/>
           <w:noProof/>
+          <w:lang w:bidi="he-IL"/>
         </w:rPr>
         <mc:AlternateContent>
           <mc:Choice Requires="wps">
             <w:drawing>
-              <wp:anchor distT="45720" distB="45720" distL="114300" distR="114300" simplePos="0" relativeHeight="251666432" behindDoc="0" locked="0" layoutInCell="1" allowOverlap="1" wp14:anchorId="76BD7DFF" wp14:editId="0FF5768E">
+              <wp:anchor distT="45720" distB="45720" distL="114300" distR="114300" simplePos="0" relativeHeight="251667456" behindDoc="0" locked="0" layoutInCell="1" allowOverlap="1" wp14:anchorId="76BD7DFF" wp14:editId="0FF5768E">
                 <wp:simplePos x="0" y="0"/>
                 <wp:positionH relativeFrom="column">
                   <wp:posOffset>398780</wp:posOffset>
@@ -10866,7 +10138,7 @@
           </mc:Choice>
           <mc:Fallback>
             <w:pict>
-              <v:shape w14:anchorId="76BD7DFF" id="文字方塊 2" o:spid="_x0000_s1035" type="#_x0000_t202" style="position:absolute;margin-left:31.4pt;margin-top:-54.1pt;width:109.8pt;height:110.6pt;z-index:251666432;visibility:visible;mso-wrap-style:square;mso-width-percent:0;mso-height-percent:200;mso-wrap-distance-left:9pt;mso-wrap-distance-top:3.6pt;mso-wrap-distance-right:9pt;mso-wrap-distance-bottom:3.6pt;mso-position-horizontal:absolute;mso-position-horizontal-relative:text;mso-position-vertical:absolute;mso-position-vertical-relative:text;mso-width-percent:0;mso-height-percent:200;mso-width-relative:margin;mso-height-relative:margin;v-text-anchor:top" o:gfxdata="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" filled="f" stroked="f">
+              <v:shape w14:anchorId="76BD7DFF" id="文字方塊 2" o:spid="_x0000_s1035" type="#_x0000_t202" style="position:absolute;margin-left:31.4pt;margin-top:-54.1pt;width:109.8pt;height:110.6pt;z-index:251667456;visibility:visible;mso-wrap-style:square;mso-width-percent:0;mso-height-percent:200;mso-wrap-distance-left:9pt;mso-wrap-distance-top:3.6pt;mso-wrap-distance-right:9pt;mso-wrap-distance-bottom:3.6pt;mso-position-horizontal:absolute;mso-position-horizontal-relative:text;mso-position-vertical:absolute;mso-position-vertical-relative:text;mso-width-percent:0;mso-height-percent:200;mso-width-relative:margin;mso-height-relative:margin;v-text-anchor:top" o:gfxdata="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" filled="f" stroked="f">
                 <v:textbox style="mso-fit-shape-to-text:t" inset="1mm,1mm,1mm,1mm">
                   <w:txbxContent>
                     <w:p>
@@ -10967,11 +10239,12 @@
         <w:rPr>
           <w:rFonts w:ascii="Barlow Condensed Medium" w:hAnsi="Barlow Condensed Medium"/>
           <w:noProof/>
+          <w:lang w:bidi="he-IL"/>
         </w:rPr>
         <mc:AlternateContent>
           <mc:Choice Requires="wps">
             <w:drawing>
-              <wp:anchor distT="0" distB="0" distL="114300" distR="114300" simplePos="0" relativeHeight="251646976" behindDoc="0" locked="0" layoutInCell="1" allowOverlap="1" wp14:anchorId="4775AEF3" wp14:editId="56D1ED71">
+              <wp:anchor distT="0" distB="0" distL="114300" distR="114300" simplePos="0" relativeHeight="251648000" behindDoc="0" locked="0" layoutInCell="1" allowOverlap="1" wp14:anchorId="4775AEF3" wp14:editId="56D1ED71">
                 <wp:simplePos x="0" y="0"/>
                 <wp:positionH relativeFrom="column">
                   <wp:posOffset>-11430</wp:posOffset>
@@ -11065,7 +10338,7 @@
           </mc:Choice>
           <mc:Fallback>
             <w:pict>
-              <v:roundrect w14:anchorId="4775AEF3" id="圓角矩形 12" o:spid="_x0000_s1036" style="position:absolute;margin-left:-.9pt;margin-top:16.35pt;width:49.3pt;height:15.45pt;z-index:251646976;visibility:visible;mso-wrap-style:square;mso-width-percent:0;mso-height-percent:0;mso-wrap-distance-left:9pt;mso-wrap-distance-top:0;mso-wrap-distance-right:9pt;mso-wrap-distance-bottom:0;mso-position-horizontal:absolute;mso-position-horizontal-relative:text;mso-position-vertical:absolute;mso-position-vertical-relative:text;mso-width-percent:0;mso-height-percent:0;mso-width-relative:margin;mso-height-relative:margin;v-text-anchor:middle" arcsize="10923f" o:gfxdata="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" fillcolor="#5a5a5a [2109]" stroked="f" strokeweight="1pt">
+              <v:roundrect w14:anchorId="4775AEF3" id="圓角矩形 12" o:spid="_x0000_s1036" style="position:absolute;margin-left:-.9pt;margin-top:16.35pt;width:49.3pt;height:15.45pt;z-index:251648000;visibility:visible;mso-wrap-style:square;mso-width-percent:0;mso-height-percent:0;mso-wrap-distance-left:9pt;mso-wrap-distance-top:0;mso-wrap-distance-right:9pt;mso-wrap-distance-bottom:0;mso-position-horizontal:absolute;mso-position-horizontal-relative:text;mso-position-vertical:absolute;mso-position-vertical-relative:text;mso-width-percent:0;mso-height-percent:0;mso-width-relative:margin;mso-height-relative:margin;v-text-anchor:middle" arcsize="10923f" o:gfxdata="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" fillcolor="#5a5a5a [2109]" stroked="f" strokeweight="1pt">
                 <v:stroke joinstyle="miter"/>
                 <v:textbox inset=".5mm,0,.5mm,0">
                   <w:txbxContent>
@@ -11107,11 +10380,12 @@
         <w:rPr>
           <w:rFonts w:ascii="Barlow Condensed Medium" w:hAnsi="Barlow Condensed Medium"/>
           <w:noProof/>
+          <w:lang w:bidi="he-IL"/>
         </w:rPr>
         <mc:AlternateContent>
           <mc:Choice Requires="wps">
             <w:drawing>
-              <wp:anchor distT="0" distB="0" distL="114300" distR="114300" simplePos="0" relativeHeight="251648000" behindDoc="0" locked="0" layoutInCell="1" allowOverlap="1" wp14:anchorId="196DC3BF" wp14:editId="4E8EE94F">
+              <wp:anchor distT="0" distB="0" distL="114300" distR="114300" simplePos="0" relativeHeight="251649024" behindDoc="0" locked="0" layoutInCell="1" allowOverlap="1" wp14:anchorId="196DC3BF" wp14:editId="4E8EE94F">
                 <wp:simplePos x="0" y="0"/>
                 <wp:positionH relativeFrom="column">
                   <wp:posOffset>-15875</wp:posOffset>
@@ -11205,7 +10479,7 @@
           </mc:Choice>
           <mc:Fallback>
             <w:pict>
-              <v:roundrect w14:anchorId="196DC3BF" id="圓角矩形 14" o:spid="_x0000_s1037" style="position:absolute;margin-left:-1.25pt;margin-top:16.7pt;width:83.6pt;height:15.3pt;z-index:251648000;visibility:visible;mso-wrap-style:square;mso-width-percent:0;mso-height-percent:0;mso-wrap-distance-left:9pt;mso-wrap-distance-top:0;mso-wrap-distance-right:9pt;mso-wrap-distance-bottom:0;mso-position-horizontal:absolute;mso-position-horizontal-relative:text;mso-position-vertical:absolute;mso-position-vertical-relative:text;mso-width-percent:0;mso-height-percent:0;mso-width-relative:margin;mso-height-relative:margin;v-text-anchor:middle" arcsize="10923f" o:gfxdata="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" fillcolor="#5a5a5a [2109]" stroked="f" strokeweight="1pt">
+              <v:roundrect w14:anchorId="196DC3BF" id="圓角矩形 14" o:spid="_x0000_s1037" style="position:absolute;margin-left:-1.25pt;margin-top:16.7pt;width:83.6pt;height:15.3pt;z-index:251649024;visibility:visible;mso-wrap-style:square;mso-width-percent:0;mso-height-percent:0;mso-wrap-distance-left:9pt;mso-wrap-distance-top:0;mso-wrap-distance-right:9pt;mso-wrap-distance-bottom:0;mso-position-horizontal:absolute;mso-position-horizontal-relative:text;mso-position-vertical:absolute;mso-position-vertical-relative:text;mso-width-percent:0;mso-height-percent:0;mso-width-relative:margin;mso-height-relative:margin;v-text-anchor:middle" arcsize="10923f" o:gfxdata="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" fillcolor="#5a5a5a [2109]" stroked="f" strokeweight="1pt">
                 <v:stroke joinstyle="miter"/>
                 <v:textbox inset=".5mm,0,.5mm,0">
                   <w:txbxContent>
@@ -11303,11 +10577,12 @@
         <w:rPr>
           <w:rFonts w:ascii="Barlow Condensed Medium" w:hAnsi="Barlow Condensed Medium"/>
           <w:noProof/>
+          <w:lang w:bidi="he-IL"/>
         </w:rPr>
         <mc:AlternateContent>
           <mc:Choice Requires="wps">
             <w:drawing>
-              <wp:anchor distT="0" distB="0" distL="114300" distR="114300" simplePos="0" relativeHeight="251649024" behindDoc="0" locked="0" layoutInCell="1" allowOverlap="1" wp14:anchorId="1A4DC044" wp14:editId="5B994CB2">
+              <wp:anchor distT="0" distB="0" distL="114300" distR="114300" simplePos="0" relativeHeight="251650048" behindDoc="0" locked="0" layoutInCell="1" allowOverlap="1" wp14:anchorId="1A4DC044" wp14:editId="5B994CB2">
                 <wp:simplePos x="0" y="0"/>
                 <wp:positionH relativeFrom="column">
                   <wp:posOffset>-7620</wp:posOffset>
@@ -11401,7 +10676,7 @@
           </mc:Choice>
           <mc:Fallback>
             <w:pict>
-              <v:roundrect w14:anchorId="1A4DC044" id="圓角矩形 9" o:spid="_x0000_s1038" style="position:absolute;margin-left:-.6pt;margin-top:16.6pt;width:30.35pt;height:15.3pt;z-index:251649024;visibility:visible;mso-wrap-style:square;mso-width-percent:0;mso-height-percent:0;mso-wrap-distance-left:9pt;mso-wrap-distance-top:0;mso-wrap-distance-right:9pt;mso-wrap-distance-bottom:0;mso-position-horizontal:absolute;mso-position-horizontal-relative:text;mso-position-vertical:absolute;mso-position-vertical-relative:text;mso-width-percent:0;mso-height-percent:0;mso-width-relative:margin;mso-height-relative:margin;v-text-anchor:middle" arcsize="10923f" o:gfxdata="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" fillcolor="#5a5a5a [2109]" stroked="f" strokeweight="1pt">
+              <v:roundrect w14:anchorId="1A4DC044" id="圓角矩形 9" o:spid="_x0000_s1038" style="position:absolute;margin-left:-.6pt;margin-top:16.6pt;width:30.35pt;height:15.3pt;z-index:251650048;visibility:visible;mso-wrap-style:square;mso-width-percent:0;mso-height-percent:0;mso-wrap-distance-left:9pt;mso-wrap-distance-top:0;mso-wrap-distance-right:9pt;mso-wrap-distance-bottom:0;mso-position-horizontal:absolute;mso-position-horizontal-relative:text;mso-position-vertical:absolute;mso-position-vertical-relative:text;mso-width-percent:0;mso-height-percent:0;mso-width-relative:margin;mso-height-relative:margin;v-text-anchor:middle" arcsize="10923f" o:gfxdata="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" fillcolor="#5a5a5a [2109]" stroked="f" strokeweight="1pt">
                 <v:stroke joinstyle="miter"/>
                 <v:textbox inset=".5mm,0,.5mm,0">
                   <w:txbxContent>
@@ -11499,9 +10774,10 @@
         <w:rPr>
           <w:rFonts w:ascii="Barlow Condensed Medium" w:hAnsi="Barlow Condensed Medium"/>
           <w:noProof/>
+          <w:lang w:bidi="he-IL"/>
         </w:rPr>
         <w:drawing>
-          <wp:anchor distT="0" distB="0" distL="114300" distR="114300" simplePos="0" relativeHeight="251654144" behindDoc="1" locked="0" layoutInCell="1" allowOverlap="1" wp14:anchorId="2AA2D55C" wp14:editId="23203011">
+          <wp:anchor distT="0" distB="0" distL="114300" distR="114300" simplePos="0" relativeHeight="251655168" behindDoc="1" locked="0" layoutInCell="1" allowOverlap="1" wp14:anchorId="2AA2D55C" wp14:editId="23203011">
             <wp:simplePos x="0" y="0"/>
             <wp:positionH relativeFrom="margin">
               <wp:posOffset>11616727</wp:posOffset>
@@ -11526,7 +10802,7 @@
                     </pic:cNvPicPr>
                   </pic:nvPicPr>
                   <pic:blipFill>
-                    <a:blip r:embed="rId14">
+                    <a:blip r:embed="rId13">
                       <a:extLst>
                         <a:ext uri="{28A0092B-C50C-407E-A947-70E740481C1C}">
                           <a14:useLocalDpi xmlns:a14="http://schemas.microsoft.com/office/drawing/2010/main" val="0"/>
@@ -11567,11 +10843,12 @@
         <w:rPr>
           <w:rFonts w:ascii="Barlow Condensed Medium" w:hAnsi="Barlow Condensed Medium"/>
           <w:noProof/>
+          <w:lang w:bidi="he-IL"/>
         </w:rPr>
         <mc:AlternateContent>
           <mc:Choice Requires="wps">
             <w:drawing>
-              <wp:anchor distT="0" distB="0" distL="114300" distR="114300" simplePos="0" relativeHeight="251650048" behindDoc="0" locked="0" layoutInCell="1" allowOverlap="1" wp14:anchorId="03BFD3A3" wp14:editId="24E0C921">
+              <wp:anchor distT="0" distB="0" distL="114300" distR="114300" simplePos="0" relativeHeight="251651072" behindDoc="0" locked="0" layoutInCell="1" allowOverlap="1" wp14:anchorId="03BFD3A3" wp14:editId="24E0C921">
                 <wp:simplePos x="0" y="0"/>
                 <wp:positionH relativeFrom="column">
                   <wp:posOffset>-5080</wp:posOffset>
@@ -11665,7 +10942,7 @@
           </mc:Choice>
           <mc:Fallback>
             <w:pict>
-              <v:roundrect w14:anchorId="03BFD3A3" id="圓角矩形 13" o:spid="_x0000_s1039" style="position:absolute;margin-left:-.4pt;margin-top:16.65pt;width:49.3pt;height:15.3pt;z-index:251650048;visibility:visible;mso-wrap-style:square;mso-width-percent:0;mso-height-percent:0;mso-wrap-distance-left:9pt;mso-wrap-distance-top:0;mso-wrap-distance-right:9pt;mso-wrap-distance-bottom:0;mso-position-horizontal:absolute;mso-position-horizontal-relative:text;mso-position-vertical:absolute;mso-position-vertical-relative:text;mso-width-percent:0;mso-height-percent:0;mso-width-relative:margin;mso-height-relative:margin;v-text-anchor:middle" arcsize="10923f" o:gfxdata="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" fillcolor="#5a5a5a [2109]" stroked="f" strokeweight="1pt">
+              <v:roundrect w14:anchorId="03BFD3A3" id="圓角矩形 13" o:spid="_x0000_s1039" style="position:absolute;margin-left:-.4pt;margin-top:16.65pt;width:49.3pt;height:15.3pt;z-index:251651072;visibility:visible;mso-wrap-style:square;mso-width-percent:0;mso-height-percent:0;mso-wrap-distance-left:9pt;mso-wrap-distance-top:0;mso-wrap-distance-right:9pt;mso-wrap-distance-bottom:0;mso-position-horizontal:absolute;mso-position-horizontal-relative:text;mso-position-vertical:absolute;mso-position-vertical-relative:text;mso-width-percent:0;mso-height-percent:0;mso-width-relative:margin;mso-height-relative:margin;v-text-anchor:middle" arcsize="10923f" o:gfxdata="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" fillcolor="#5a5a5a [2109]" stroked="f" strokeweight="1pt">
                 <v:stroke joinstyle="miter"/>
                 <v:textbox inset=".5mm,0,.5mm,0">
                   <w:txbxContent>
@@ -11702,7 +10979,6 @@
         </w:rPr>
         <w:t xml:space="preserve">       </w:t>
       </w:r>
-      <w:proofErr w:type="gramStart"/>
       <w:r>
         <w:rPr>
           <w:rFonts w:ascii="Barlow Condensed Medium" w:eastAsia="華康中圓體" w:hAnsi="Barlow Condensed Medium"/>
@@ -11710,7 +10986,6 @@
         </w:rPr>
         <w:t>主堂</w:t>
       </w:r>
-      <w:proofErr w:type="gramEnd"/>
       <w:r>
         <w:rPr>
           <w:rFonts w:ascii="Barlow Condensed Medium" w:eastAsia="華康中圓體" w:hAnsi="Barlow Condensed Medium"/>
@@ -11803,11 +11078,12 @@
           <w:rFonts w:ascii="Barlow Condensed Medium" w:eastAsia="華康儷中黑" w:hAnsi="Barlow Condensed Medium"/>
           <w:noProof/>
           <w:w w:val="80"/>
+          <w:lang w:bidi="he-IL"/>
         </w:rPr>
         <mc:AlternateContent>
           <mc:Choice Requires="wps">
             <w:drawing>
-              <wp:anchor distT="45720" distB="45720" distL="114300" distR="114300" simplePos="0" relativeHeight="251665408" behindDoc="0" locked="0" layoutInCell="1" allowOverlap="1" wp14:anchorId="77C1E33A" wp14:editId="5E90BF5E">
+              <wp:anchor distT="45720" distB="45720" distL="114300" distR="114300" simplePos="0" relativeHeight="251666432" behindDoc="0" locked="0" layoutInCell="1" allowOverlap="1" wp14:anchorId="77C1E33A" wp14:editId="5E90BF5E">
                 <wp:simplePos x="0" y="0"/>
                 <wp:positionH relativeFrom="column">
                   <wp:posOffset>1361894</wp:posOffset>
@@ -11854,7 +11130,6 @@
                                 <w:sz w:val="22"/>
                               </w:rPr>
                             </w:pPr>
-                            <w:proofErr w:type="gramStart"/>
                             <w:r>
                               <w:rPr>
                                 <w:rFonts w:ascii="Barlow Condensed Medium" w:eastAsia="華康儷中黑" w:hAnsi="Barlow Condensed Medium"/>
@@ -11862,7 +11137,6 @@
                               </w:rPr>
                               <w:t>教會臉書</w:t>
                             </w:r>
-                            <w:proofErr w:type="gramEnd"/>
                             <w:r>
                               <w:rPr>
                                 <w:rFonts w:ascii="Barlow Condensed Medium" w:eastAsia="華康儷中黑" w:hAnsi="Barlow Condensed Medium"/>
@@ -11905,7 +11179,7 @@
           </mc:Choice>
           <mc:Fallback>
             <w:pict>
-              <v:shape w14:anchorId="77C1E33A" id="_x0000_s1040" type="#_x0000_t202" style="position:absolute;margin-left:107.25pt;margin-top:6.2pt;width:125.55pt;height:16.3pt;z-index:251665408;visibility:visible;mso-wrap-style:square;mso-width-percent:0;mso-height-percent:0;mso-wrap-distance-left:9pt;mso-wrap-distance-top:3.6pt;mso-wrap-distance-right:9pt;mso-wrap-distance-bottom:3.6pt;mso-position-horizontal:absolute;mso-position-horizontal-relative:text;mso-position-vertical:absolute;mso-position-vertical-relative:text;mso-width-percent:0;mso-height-percent:0;mso-width-relative:margin;mso-height-relative:margin;v-text-anchor:top" o:gfxdata="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" filled="f" stroked="f">
+              <v:shape w14:anchorId="77C1E33A" id="_x0000_s1040" type="#_x0000_t202" style="position:absolute;margin-left:107.25pt;margin-top:6.2pt;width:125.55pt;height:16.3pt;z-index:251666432;visibility:visible;mso-wrap-style:square;mso-width-percent:0;mso-height-percent:0;mso-wrap-distance-left:9pt;mso-wrap-distance-top:3.6pt;mso-wrap-distance-right:9pt;mso-wrap-distance-bottom:3.6pt;mso-position-horizontal:absolute;mso-position-horizontal-relative:text;mso-position-vertical:absolute;mso-position-vertical-relative:text;mso-width-percent:0;mso-height-percent:0;mso-width-relative:margin;mso-height-relative:margin;v-text-anchor:top" o:gfxdata="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" filled="f" stroked="f">
                 <v:textbox inset="0,0,0,0">
                   <w:txbxContent>
                     <w:p>
@@ -11916,7 +11190,6 @@
                           <w:sz w:val="22"/>
                         </w:rPr>
                       </w:pPr>
-                      <w:proofErr w:type="gramStart"/>
                       <w:r>
                         <w:rPr>
                           <w:rFonts w:ascii="Barlow Condensed Medium" w:eastAsia="華康儷中黑" w:hAnsi="Barlow Condensed Medium"/>
@@ -11924,7 +11197,6 @@
                         </w:rPr>
                         <w:t>教會臉書</w:t>
                       </w:r>
-                      <w:proofErr w:type="gramEnd"/>
                       <w:r>
                         <w:rPr>
                           <w:rFonts w:ascii="Barlow Condensed Medium" w:eastAsia="華康儷中黑" w:hAnsi="Barlow Condensed Medium"/>
@@ -12764,11 +12036,12 @@
                 <w:color w:val="000000" w:themeColor="text1"/>
                 <w:sz w:val="18"/>
                 <w:szCs w:val="18"/>
+                <w:lang w:bidi="he-IL"/>
               </w:rPr>
               <mc:AlternateContent>
                 <mc:Choice Requires="wps">
                   <w:drawing>
-                    <wp:anchor distT="0" distB="0" distL="114300" distR="114300" simplePos="0" relativeHeight="251662336" behindDoc="0" locked="0" layoutInCell="1" allowOverlap="1" wp14:anchorId="343BC9BA" wp14:editId="720A64D1">
+                    <wp:anchor distT="0" distB="0" distL="114300" distR="114300" simplePos="0" relativeHeight="251663360" behindDoc="0" locked="0" layoutInCell="1" allowOverlap="1" wp14:anchorId="343BC9BA" wp14:editId="720A64D1">
                       <wp:simplePos x="0" y="0"/>
                       <wp:positionH relativeFrom="column">
                         <wp:posOffset>-8597</wp:posOffset>
@@ -12863,7 +12136,7 @@
                 </mc:Choice>
                 <mc:Fallback>
                   <w:pict>
-                    <v:rect w14:anchorId="343BC9BA" id="矩形 8" o:spid="_x0000_s1041" style="position:absolute;left:0;text-align:left;margin-left:-.7pt;margin-top:2.7pt;width:18.75pt;height:92.3pt;z-index:251662336;visibility:visible;mso-wrap-style:square;mso-width-percent:0;mso-height-percent:0;mso-wrap-distance-left:9pt;mso-wrap-distance-top:0;mso-wrap-distance-right:9pt;mso-wrap-distance-bottom:0;mso-position-horizontal:absolute;mso-position-horizontal-relative:text;mso-position-vertical:absolute;mso-position-vertical-relative:text;mso-width-percent:0;mso-height-percent:0;mso-width-relative:margin;mso-height-relative:margin;v-text-anchor:middle" o:gfxdata="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" fillcolor="#5a5a5a [2109]" stroked="f" strokeweight="1pt">
+                    <v:rect w14:anchorId="343BC9BA" id="矩形 8" o:spid="_x0000_s1041" style="position:absolute;left:0;text-align:left;margin-left:-.7pt;margin-top:2.7pt;width:18.75pt;height:92.3pt;z-index:251663360;visibility:visible;mso-wrap-style:square;mso-width-percent:0;mso-height-percent:0;mso-wrap-distance-left:9pt;mso-wrap-distance-top:0;mso-wrap-distance-right:9pt;mso-wrap-distance-bottom:0;mso-position-horizontal:absolute;mso-position-horizontal-relative:text;mso-position-vertical:absolute;mso-position-vertical-relative:text;mso-width-percent:0;mso-height-percent:0;mso-width-relative:margin;mso-height-relative:margin;v-text-anchor:middle" o:gfxdata="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" fillcolor="#5a5a5a [2109]" stroked="f" strokeweight="1pt">
                       <v:textbox style="layout-flow:vertical-ideographic" inset="1mm,1mm,1mm,1mm">
                         <w:txbxContent>
                           <w:p>
@@ -12921,7 +12194,6 @@
                 <w:szCs w:val="20"/>
               </w:rPr>
             </w:pPr>
-            <w:proofErr w:type="gramStart"/>
             <w:r>
               <w:rPr>
                 <w:rFonts w:eastAsia="華康儷中黑" w:cstheme="minorHAnsi"/>
@@ -12932,7 +12204,6 @@
               </w:rPr>
               <w:t>序樂</w:t>
             </w:r>
-            <w:proofErr w:type="gramEnd"/>
           </w:p>
         </w:tc>
         <w:tc>
@@ -13068,7 +12339,6 @@
                 <w:szCs w:val="20"/>
               </w:rPr>
             </w:pPr>
-            <w:proofErr w:type="gramStart"/>
             <w:r>
               <w:rPr>
                 <w:rFonts w:eastAsia="華康儷中黑" w:cstheme="minorHAnsi"/>
@@ -13079,7 +12349,6 @@
               </w:rPr>
               <w:t>宣召</w:t>
             </w:r>
-            <w:proofErr w:type="gramEnd"/>
           </w:p>
         </w:tc>
         <w:tc>
@@ -13535,7 +12804,6 @@
                 <w:szCs w:val="20"/>
               </w:rPr>
             </w:pPr>
-            <w:proofErr w:type="gramStart"/>
             <w:r>
               <w:rPr>
                 <w:rFonts w:eastAsia="華康儷中黑" w:cstheme="minorHAnsi"/>
@@ -13546,7 +12814,6 @@
               </w:rPr>
               <w:t>啟應文</w:t>
             </w:r>
-            <w:proofErr w:type="gramEnd"/>
           </w:p>
         </w:tc>
         <w:tc>
@@ -13832,11 +13099,12 @@
                 <w:color w:val="000000" w:themeColor="text1"/>
                 <w:sz w:val="18"/>
                 <w:szCs w:val="18"/>
+                <w:lang w:bidi="he-IL"/>
               </w:rPr>
               <mc:AlternateContent>
                 <mc:Choice Requires="wps">
                   <w:drawing>
-                    <wp:anchor distT="0" distB="0" distL="114300" distR="114300" simplePos="0" relativeHeight="251658240" behindDoc="0" locked="0" layoutInCell="1" allowOverlap="1" wp14:anchorId="363672F5" wp14:editId="13CAA6CE">
+                    <wp:anchor distT="0" distB="0" distL="114300" distR="114300" simplePos="0" relativeHeight="251659264" behindDoc="0" locked="0" layoutInCell="1" allowOverlap="1" wp14:anchorId="363672F5" wp14:editId="13CAA6CE">
                       <wp:simplePos x="0" y="0"/>
                       <wp:positionH relativeFrom="column">
                         <wp:posOffset>-8743</wp:posOffset>
@@ -13931,7 +13199,7 @@
                 </mc:Choice>
                 <mc:Fallback>
                   <w:pict>
-                    <v:rect w14:anchorId="363672F5" id="矩形 10" o:spid="_x0000_s1042" style="position:absolute;left:0;text-align:left;margin-left:-.7pt;margin-top:12.9pt;width:19.25pt;height:42.9pt;z-index:251658240;visibility:visible;mso-wrap-style:square;mso-width-percent:0;mso-height-percent:0;mso-wrap-distance-left:9pt;mso-wrap-distance-top:0;mso-wrap-distance-right:9pt;mso-wrap-distance-bottom:0;mso-position-horizontal:absolute;mso-position-horizontal-relative:text;mso-position-vertical:absolute;mso-position-vertical-relative:text;mso-width-percent:0;mso-height-percent:0;mso-width-relative:margin;mso-height-relative:margin;v-text-anchor:middle" o:gfxdata="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" fillcolor="#5a5a5a [2109]" stroked="f" strokeweight="1pt">
+                    <v:rect w14:anchorId="363672F5" id="矩形 10" o:spid="_x0000_s1042" style="position:absolute;left:0;text-align:left;margin-left:-.7pt;margin-top:12.9pt;width:19.25pt;height:42.9pt;z-index:251659264;visibility:visible;mso-wrap-style:square;mso-width-percent:0;mso-height-percent:0;mso-wrap-distance-left:9pt;mso-wrap-distance-top:0;mso-wrap-distance-right:9pt;mso-wrap-distance-bottom:0;mso-position-horizontal:absolute;mso-position-horizontal-relative:text;mso-position-vertical:absolute;mso-position-vertical-relative:text;mso-width-percent:0;mso-height-percent:0;mso-width-relative:margin;mso-height-relative:margin;v-text-anchor:middle" o:gfxdata="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" fillcolor="#5a5a5a [2109]" stroked="f" strokeweight="1pt">
                       <v:textbox style="layout-flow:vertical-ideographic" inset="1mm,1mm,1mm,1mm">
                         <w:txbxContent>
                           <w:p>
@@ -14397,8 +13665,10 @@
                 <w:sz w:val="20"/>
                 <w:szCs w:val="20"/>
               </w:rPr>
-              <w:t>為自己的義辯護</w:t>
-            </w:r>
+              <w:t>我知我將會是義的</w:t>
+            </w:r>
+            <w:bookmarkStart w:id="6" w:name="_GoBack"/>
+            <w:bookmarkEnd w:id="6"/>
           </w:p>
         </w:tc>
         <w:tc>
@@ -14608,11 +13878,12 @@
                 <w:color w:val="000000" w:themeColor="text1"/>
                 <w:sz w:val="18"/>
                 <w:szCs w:val="18"/>
+                <w:lang w:bidi="he-IL"/>
               </w:rPr>
               <mc:AlternateContent>
                 <mc:Choice Requires="wps">
                   <w:drawing>
-                    <wp:anchor distT="0" distB="0" distL="114300" distR="114300" simplePos="0" relativeHeight="251656192" behindDoc="0" locked="0" layoutInCell="1" allowOverlap="1" wp14:anchorId="4D37C684" wp14:editId="606DF07F">
+                    <wp:anchor distT="0" distB="0" distL="114300" distR="114300" simplePos="0" relativeHeight="251657216" behindDoc="0" locked="0" layoutInCell="1" allowOverlap="1" wp14:anchorId="4D37C684" wp14:editId="606DF07F">
                       <wp:simplePos x="0" y="0"/>
                       <wp:positionH relativeFrom="column">
                         <wp:posOffset>-8597</wp:posOffset>
@@ -14715,7 +13986,7 @@
                 </mc:Choice>
                 <mc:Fallback>
                   <w:pict>
-                    <v:rect w14:anchorId="4D37C684" id="矩形 11" o:spid="_x0000_s1043" style="position:absolute;left:0;text-align:left;margin-left:-.7pt;margin-top:1.65pt;width:19.25pt;height:111.25pt;z-index:251656192;visibility:visible;mso-wrap-style:square;mso-width-percent:0;mso-height-percent:0;mso-wrap-distance-left:9pt;mso-wrap-distance-top:0;mso-wrap-distance-right:9pt;mso-wrap-distance-bottom:0;mso-position-horizontal:absolute;mso-position-horizontal-relative:text;mso-position-vertical:absolute;mso-position-vertical-relative:text;mso-width-percent:0;mso-height-percent:0;mso-width-relative:margin;mso-height-relative:margin;v-text-anchor:middle" o:gfxdata="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" fillcolor="#5a5a5a [2109]" stroked="f" strokeweight="1pt">
+                    <v:rect w14:anchorId="4D37C684" id="矩形 11" o:spid="_x0000_s1043" style="position:absolute;left:0;text-align:left;margin-left:-.7pt;margin-top:1.65pt;width:19.25pt;height:111.25pt;z-index:251657216;visibility:visible;mso-wrap-style:square;mso-width-percent:0;mso-height-percent:0;mso-wrap-distance-left:9pt;mso-wrap-distance-top:0;mso-wrap-distance-right:9pt;mso-wrap-distance-bottom:0;mso-position-horizontal:absolute;mso-position-horizontal-relative:text;mso-position-vertical:absolute;mso-position-vertical-relative:text;mso-width-percent:0;mso-height-percent:0;mso-width-relative:margin;mso-height-relative:margin;v-text-anchor:middle" o:gfxdata="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" fillcolor="#5a5a5a [2109]" stroked="f" strokeweight="1pt">
                       <v:textbox style="layout-flow:vertical-ideographic" inset="1mm,1mm,1mm,1mm">
                         <w:txbxContent>
                           <w:p>
@@ -15455,7 +14726,6 @@
                 <w:szCs w:val="20"/>
               </w:rPr>
             </w:pPr>
-            <w:proofErr w:type="gramStart"/>
             <w:r>
               <w:rPr>
                 <w:rFonts w:eastAsia="華康儷中黑" w:cstheme="minorHAnsi" w:hint="eastAsia"/>
@@ -15466,7 +14736,6 @@
               </w:rPr>
               <w:t>公禱</w:t>
             </w:r>
-            <w:proofErr w:type="gramEnd"/>
           </w:p>
         </w:tc>
         <w:tc>
@@ -15602,7 +14871,6 @@
                 <w:szCs w:val="20"/>
               </w:rPr>
             </w:pPr>
-            <w:proofErr w:type="gramStart"/>
             <w:r>
               <w:rPr>
                 <w:rFonts w:eastAsia="華康儷中黑" w:cstheme="minorHAnsi"/>
@@ -15613,7 +14881,6 @@
               </w:rPr>
               <w:t>頌榮</w:t>
             </w:r>
-            <w:proofErr w:type="gramEnd"/>
           </w:p>
         </w:tc>
         <w:tc>
@@ -15836,7 +15103,6 @@
               </w:rPr>
               <w:t xml:space="preserve">: </w:t>
             </w:r>
-            <w:proofErr w:type="gramStart"/>
             <w:r>
               <w:rPr>
                 <w:rFonts w:ascii="Bahnschrift SemiBold Condensed" w:eastAsia="標楷體" w:hAnsi="Bahnschrift SemiBold Condensed" w:cstheme="minorHAnsi" w:hint="eastAsia"/>
@@ -15846,7 +15112,6 @@
               </w:rPr>
               <w:t>阿們頌</w:t>
             </w:r>
-            <w:proofErr w:type="gramEnd"/>
           </w:p>
         </w:tc>
         <w:tc>
@@ -15943,7 +15208,6 @@
                 <w:szCs w:val="20"/>
               </w:rPr>
             </w:pPr>
-            <w:proofErr w:type="gramStart"/>
             <w:r>
               <w:rPr>
                 <w:rFonts w:eastAsia="華康儷中黑" w:cstheme="minorHAnsi" w:hint="eastAsia"/>
@@ -15954,7 +15218,6 @@
               </w:rPr>
               <w:t>殿樂</w:t>
             </w:r>
-            <w:proofErr w:type="gramEnd"/>
           </w:p>
         </w:tc>
         <w:tc>
@@ -16417,11 +15680,12 @@
         <w:rPr>
           <w:rFonts w:ascii="Bahnschrift SemiBold Condensed" w:eastAsia="華康細黑體" w:hAnsi="Bahnschrift SemiBold Condensed"/>
           <w:noProof/>
+          <w:lang w:bidi="he-IL"/>
         </w:rPr>
         <mc:AlternateContent>
           <mc:Choice Requires="wps">
             <w:drawing>
-              <wp:anchor distT="0" distB="0" distL="114300" distR="114300" simplePos="0" relativeHeight="251653120" behindDoc="0" locked="0" layoutInCell="1" allowOverlap="1" wp14:anchorId="6DA36581" wp14:editId="74B012CC">
+              <wp:anchor distT="0" distB="0" distL="114300" distR="114300" simplePos="0" relativeHeight="251654144" behindDoc="0" locked="0" layoutInCell="1" allowOverlap="1" wp14:anchorId="6DA36581" wp14:editId="74B012CC">
                 <wp:simplePos x="0" y="0"/>
                 <wp:positionH relativeFrom="page">
                   <wp:posOffset>8734425</wp:posOffset>
@@ -16479,7 +15743,7 @@
           </mc:Choice>
           <mc:Fallback>
             <w:pict>
-              <v:line w14:anchorId="16361CDE" id="直線接點 2" o:spid="_x0000_s1026" style="position:absolute;z-index:251653120;visibility:visible;mso-wrap-style:square;mso-height-percent:0;mso-wrap-distance-left:9pt;mso-wrap-distance-top:0;mso-wrap-distance-right:9pt;mso-wrap-distance-bottom:0;mso-position-horizontal:absolute;mso-position-horizontal-relative:page;mso-position-vertical:absolute;mso-position-vertical-relative:page;mso-height-percent:0;mso-height-relative:margin" from="687.75pt,19.85pt" to="687.75pt,709.8pt" o:gfxdata="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" strokecolor="black [3213]" strokeweight=".5pt">
+              <v:line w14:anchorId="6667E18D" id="直線接點 2" o:spid="_x0000_s1026" style="position:absolute;z-index:251654144;visibility:visible;mso-wrap-style:square;mso-height-percent:0;mso-wrap-distance-left:9pt;mso-wrap-distance-top:0;mso-wrap-distance-right:9pt;mso-wrap-distance-bottom:0;mso-position-horizontal:absolute;mso-position-horizontal-relative:page;mso-position-vertical:absolute;mso-position-vertical-relative:page;mso-height-percent:0;mso-height-relative:margin" from="687.75pt,19.85pt" to="687.75pt,709.8pt" o:gfxdata="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" strokecolor="black [3213]" strokeweight=".5pt">
                 <v:stroke dashstyle="3 1" joinstyle="miter"/>
                 <w10:wrap anchorx="page" anchory="page"/>
               </v:line>
@@ -16616,9 +15880,8 @@
           <w:sz w:val="26"/>
           <w:szCs w:val="26"/>
         </w:rPr>
-        <w:t>因為</w:t>
+        <w:t>因為恁用</w:t>
       </w:r>
-      <w:proofErr w:type="gramStart"/>
       <w:r>
         <w:rPr>
           <w:rFonts w:ascii="標楷體" w:eastAsia="標楷體" w:hAnsi="標楷體" w:cs="Arial" w:hint="eastAsia"/>
@@ -16626,78 +15889,8 @@
           <w:sz w:val="26"/>
           <w:szCs w:val="26"/>
         </w:rPr>
-        <w:t>恁</w:t>
+        <w:t>甚麼批評來批評，亦欲按呢受批評；恁用甚麼量來量，亦欲按呢量互恁</w:t>
       </w:r>
-      <w:proofErr w:type="gramEnd"/>
-      <w:r>
-        <w:rPr>
-          <w:rFonts w:ascii="標楷體" w:eastAsia="標楷體" w:hAnsi="標楷體" w:cs="Arial" w:hint="eastAsia"/>
-          <w:w w:val="80"/>
-          <w:sz w:val="26"/>
-          <w:szCs w:val="26"/>
-        </w:rPr>
-        <w:t>用</w:t>
-      </w:r>
-      <w:r>
-        <w:rPr>
-          <w:rFonts w:ascii="標楷體" w:eastAsia="標楷體" w:hAnsi="標楷體" w:cs="Arial" w:hint="eastAsia"/>
-          <w:w w:val="80"/>
-          <w:sz w:val="26"/>
-          <w:szCs w:val="26"/>
-        </w:rPr>
-        <w:t>甚麼批評來批評，亦欲</w:t>
-      </w:r>
-      <w:proofErr w:type="gramStart"/>
-      <w:r>
-        <w:rPr>
-          <w:rFonts w:ascii="標楷體" w:eastAsia="標楷體" w:hAnsi="標楷體" w:cs="Arial" w:hint="eastAsia"/>
-          <w:w w:val="80"/>
-          <w:sz w:val="26"/>
-          <w:szCs w:val="26"/>
-        </w:rPr>
-        <w:t>按呢受批評</w:t>
-      </w:r>
-      <w:proofErr w:type="gramEnd"/>
-      <w:r>
-        <w:rPr>
-          <w:rFonts w:ascii="標楷體" w:eastAsia="標楷體" w:hAnsi="標楷體" w:cs="Arial" w:hint="eastAsia"/>
-          <w:w w:val="80"/>
-          <w:sz w:val="26"/>
-          <w:szCs w:val="26"/>
-        </w:rPr>
-        <w:t>；</w:t>
-      </w:r>
-      <w:proofErr w:type="gramStart"/>
-      <w:r>
-        <w:rPr>
-          <w:rFonts w:ascii="標楷體" w:eastAsia="標楷體" w:hAnsi="標楷體" w:cs="Arial" w:hint="eastAsia"/>
-          <w:w w:val="80"/>
-          <w:sz w:val="26"/>
-          <w:szCs w:val="26"/>
-        </w:rPr>
-        <w:t>恁</w:t>
-      </w:r>
-      <w:proofErr w:type="gramEnd"/>
-      <w:r>
-        <w:rPr>
-          <w:rFonts w:ascii="標楷體" w:eastAsia="標楷體" w:hAnsi="標楷體" w:cs="Arial" w:hint="eastAsia"/>
-          <w:w w:val="80"/>
-          <w:sz w:val="26"/>
-          <w:szCs w:val="26"/>
-        </w:rPr>
-        <w:t>用甚麼量來量，亦欲按</w:t>
-      </w:r>
-      <w:proofErr w:type="gramStart"/>
-      <w:r>
-        <w:rPr>
-          <w:rFonts w:ascii="標楷體" w:eastAsia="標楷體" w:hAnsi="標楷體" w:cs="Arial" w:hint="eastAsia"/>
-          <w:w w:val="80"/>
-          <w:sz w:val="26"/>
-          <w:szCs w:val="26"/>
-        </w:rPr>
-        <w:t>呢量互恁</w:t>
-      </w:r>
-      <w:proofErr w:type="gramEnd"/>
       <w:r>
         <w:rPr>
           <w:rFonts w:ascii="標楷體" w:eastAsia="標楷體" w:hAnsi="標楷體" w:cs="Arial" w:hint="eastAsia"/>
@@ -16823,8 +16016,8 @@
           <w:szCs w:val="26"/>
         </w:rPr>
         <w:sectPr>
-          <w:headerReference w:type="even" r:id="rId15"/>
-          <w:headerReference w:type="default" r:id="rId16"/>
+          <w:headerReference w:type="even" r:id="rId14"/>
+          <w:headerReference w:type="default" r:id="rId15"/>
           <w:pgSz w:w="20639" w:h="14572" w:orient="landscape" w:code="12"/>
           <w:pgMar w:top="794" w:right="567" w:bottom="510" w:left="567" w:header="340" w:footer="454" w:gutter="0"/>
           <w:cols w:num="4" w:space="742" w:equalWidth="0">
@@ -16926,7 +16119,6 @@
                 <w:w w:val="80"/>
               </w:rPr>
             </w:pPr>
-            <w:proofErr w:type="gramStart"/>
             <w:r>
               <w:rPr>
                 <w:rFonts w:ascii="Barlow Condensed Medium" w:eastAsia="華康中黑體" w:hAnsi="Barlow Condensed Medium" w:cstheme="minorHAnsi"/>
@@ -16934,7 +16126,6 @@
               </w:rPr>
               <w:t>主日事奉</w:t>
             </w:r>
-            <w:proofErr w:type="gramEnd"/>
           </w:p>
         </w:tc>
         <w:tc>
@@ -16965,17 +16156,8 @@
                 <w:rFonts w:ascii="Barlow Condensed Medium" w:eastAsia="華康中黑體" w:hAnsi="Barlow Condensed Medium" w:cstheme="minorHAnsi"/>
                 <w:w w:val="66"/>
               </w:rPr>
-              <w:t>本</w:t>
-            </w:r>
-            <w:proofErr w:type="gramStart"/>
-            <w:r>
-              <w:rPr>
-                <w:rFonts w:ascii="Barlow Condensed Medium" w:eastAsia="華康中黑體" w:hAnsi="Barlow Condensed Medium" w:cstheme="minorHAnsi"/>
-                <w:w w:val="66"/>
-              </w:rPr>
-              <w:t>週</w:t>
-            </w:r>
-            <w:proofErr w:type="gramEnd"/>
+              <w:t>本週</w:t>
+            </w:r>
             <w:r>
               <w:rPr>
                 <w:rFonts w:ascii="Barlow Condensed Medium" w:eastAsia="華康儷中黑" w:hAnsi="Barlow Condensed Medium" w:cstheme="minorHAnsi"/>
@@ -17085,17 +16267,8 @@
                 <w:rFonts w:ascii="Barlow Condensed Medium" w:eastAsia="華康中黑體" w:hAnsi="Barlow Condensed Medium" w:cstheme="minorHAnsi"/>
                 <w:w w:val="66"/>
               </w:rPr>
-              <w:t>下</w:t>
-            </w:r>
-            <w:proofErr w:type="gramStart"/>
-            <w:r>
-              <w:rPr>
-                <w:rFonts w:ascii="Barlow Condensed Medium" w:eastAsia="華康中黑體" w:hAnsi="Barlow Condensed Medium" w:cstheme="minorHAnsi"/>
-                <w:w w:val="66"/>
-              </w:rPr>
-              <w:t>週</w:t>
-            </w:r>
-            <w:proofErr w:type="gramEnd"/>
+              <w:t>下週</w:t>
+            </w:r>
             <w:r>
               <w:rPr>
                 <w:rFonts w:ascii="Barlow Condensed Medium" w:eastAsia="華康儷中黑" w:hAnsi="Barlow Condensed Medium" w:cstheme="minorHAnsi"/>
@@ -17514,7 +16687,7 @@
                 <w:rFonts w:ascii="Barlow Condensed Medium" w:eastAsia="標楷體" w:hAnsi="Barlow Condensed Medium" w:cstheme="minorHAnsi" w:hint="eastAsia"/>
                 <w:w w:val="80"/>
               </w:rPr>
-              <w:t>14</w:t>
+              <w:t>12</w:t>
             </w:r>
           </w:p>
         </w:tc>
@@ -17542,7 +16715,6 @@
                 <w:szCs w:val="28"/>
               </w:rPr>
             </w:pPr>
-            <w:proofErr w:type="gramStart"/>
             <w:r>
               <w:rPr>
                 <w:rFonts w:ascii="Barlow Condensed Medium" w:eastAsia="華康正顏楷體W9" w:hAnsi="Barlow Condensed Medium" w:cstheme="minorHAnsi"/>
@@ -17552,7 +16724,6 @@
               </w:rPr>
               <w:t>月值月長執</w:t>
             </w:r>
-            <w:proofErr w:type="gramEnd"/>
             <w:r>
               <w:rPr>
                 <w:rFonts w:ascii="Barlow Condensed Medium" w:eastAsia="標楷體" w:hAnsi="Barlow Condensed Medium" w:cstheme="minorHAnsi"/>
@@ -17819,7 +16990,7 @@
                 <w:rFonts w:ascii="Barlow Condensed Medium" w:eastAsia="標楷體" w:hAnsi="Barlow Condensed Medium" w:cstheme="minorHAnsi" w:hint="eastAsia"/>
                 <w:w w:val="80"/>
               </w:rPr>
-              <w:t>65</w:t>
+              <w:t>58</w:t>
             </w:r>
           </w:p>
         </w:tc>
@@ -18375,7 +17546,7 @@
                 <w:rFonts w:ascii="Barlow Condensed Medium" w:eastAsia="標楷體" w:hAnsi="Barlow Condensed Medium" w:cstheme="minorHAnsi" w:hint="eastAsia"/>
                 <w:w w:val="80"/>
               </w:rPr>
-              <w:t>6</w:t>
+              <w:t>5</w:t>
             </w:r>
           </w:p>
         </w:tc>
@@ -18657,7 +17828,7 @@
                 <w:rFonts w:ascii="Barlow Condensed Medium" w:eastAsia="標楷體" w:hAnsi="Barlow Condensed Medium" w:cstheme="minorHAnsi" w:hint="eastAsia"/>
                 <w:w w:val="80"/>
               </w:rPr>
-              <w:t>--</w:t>
+              <w:t>10</w:t>
             </w:r>
           </w:p>
         </w:tc>
@@ -18708,7 +17879,6 @@
                 <w:w w:val="80"/>
               </w:rPr>
             </w:pPr>
-            <w:proofErr w:type="gramStart"/>
             <w:r>
               <w:rPr>
                 <w:rFonts w:ascii="Barlow Condensed Medium" w:eastAsia="華康中黑體" w:hAnsi="Barlow Condensed Medium" w:cstheme="minorHAnsi"/>
@@ -18716,7 +17886,6 @@
               </w:rPr>
               <w:t>司獻</w:t>
             </w:r>
-            <w:proofErr w:type="gramEnd"/>
           </w:p>
         </w:tc>
         <w:tc>
@@ -18932,13 +18101,6 @@
                 <w:w w:val="80"/>
               </w:rPr>
             </w:pPr>
-            <w:r>
-              <w:rPr>
-                <w:rFonts w:ascii="Barlow Condensed Medium" w:eastAsia="標楷體" w:hAnsi="Barlow Condensed Medium" w:cstheme="minorHAnsi" w:hint="eastAsia"/>
-                <w:w w:val="80"/>
-              </w:rPr>
-              <w:t>15</w:t>
-            </w:r>
           </w:p>
         </w:tc>
         <w:tc>
@@ -19208,7 +18370,7 @@
                 <w:rFonts w:ascii="Barlow Condensed Medium" w:eastAsia="標楷體" w:hAnsi="Barlow Condensed Medium" w:cstheme="minorHAnsi" w:hint="eastAsia"/>
                 <w:w w:val="80"/>
               </w:rPr>
-              <w:t>13</w:t>
+              <w:t>17</w:t>
             </w:r>
           </w:p>
         </w:tc>
@@ -19328,17 +18490,8 @@
                 <w:rFonts w:ascii="標楷體" w:eastAsia="標楷體" w:hAnsi="標楷體" w:cs="標楷體" w:hint="eastAsia"/>
                 <w:szCs w:val="24"/>
               </w:rPr>
-              <w:t>孫翠</w:t>
-            </w:r>
-            <w:proofErr w:type="gramStart"/>
-            <w:r>
-              <w:rPr>
-                <w:rFonts w:ascii="標楷體" w:eastAsia="標楷體" w:hAnsi="標楷體" w:cs="標楷體" w:hint="eastAsia"/>
-                <w:szCs w:val="24"/>
-              </w:rPr>
-              <w:t>璘</w:t>
-            </w:r>
-            <w:proofErr w:type="gramEnd"/>
+              <w:t>孫翠璘</w:t>
+            </w:r>
           </w:p>
         </w:tc>
         <w:tc>
@@ -19677,7 +18830,7 @@
                 <w:rFonts w:ascii="Barlow Condensed Medium" w:eastAsia="標楷體" w:hAnsi="Barlow Condensed Medium" w:cstheme="minorHAnsi" w:hint="eastAsia"/>
                 <w:w w:val="80"/>
               </w:rPr>
-              <w:t>3</w:t>
+              <w:t>5</w:t>
             </w:r>
           </w:p>
         </w:tc>
@@ -19848,21 +19001,12 @@
                 <w:w w:val="80"/>
               </w:rPr>
             </w:pPr>
-            <w:proofErr w:type="gramStart"/>
             <w:r>
               <w:rPr>
                 <w:rFonts w:ascii="標楷體" w:eastAsia="標楷體" w:hAnsi="標楷體" w:cs="華康儷楷書" w:hint="eastAsia"/>
                 <w:w w:val="80"/>
               </w:rPr>
-              <w:t>拿細耳</w:t>
-            </w:r>
-            <w:proofErr w:type="gramEnd"/>
-            <w:r>
-              <w:rPr>
-                <w:rFonts w:ascii="標楷體" w:eastAsia="標楷體" w:hAnsi="標楷體" w:cs="華康儷楷書" w:hint="eastAsia"/>
-                <w:w w:val="80"/>
-              </w:rPr>
-              <w:t>小組</w:t>
+              <w:t>拿細耳小組</w:t>
             </w:r>
           </w:p>
         </w:tc>
@@ -19989,7 +19133,7 @@
                 <w:rFonts w:ascii="Barlow Condensed Medium" w:eastAsia="標楷體" w:hAnsi="Barlow Condensed Medium" w:cstheme="minorHAnsi" w:hint="eastAsia"/>
                 <w:w w:val="80"/>
               </w:rPr>
-              <w:t>5</w:t>
+              <w:t>--</w:t>
             </w:r>
           </w:p>
         </w:tc>
@@ -20386,17 +19530,8 @@
                 <w:rFonts w:ascii="標楷體" w:eastAsia="標楷體" w:hAnsi="標楷體" w:hint="eastAsia"/>
                 <w:szCs w:val="24"/>
               </w:rPr>
-              <w:t>張思</w:t>
-            </w:r>
-            <w:proofErr w:type="gramStart"/>
-            <w:r>
-              <w:rPr>
-                <w:rFonts w:ascii="標楷體" w:eastAsia="標楷體" w:hAnsi="標楷體" w:hint="eastAsia"/>
-                <w:szCs w:val="24"/>
-              </w:rPr>
-              <w:t>婗</w:t>
-            </w:r>
-            <w:proofErr w:type="gramEnd"/>
+              <w:t>張思婗</w:t>
+            </w:r>
           </w:p>
         </w:tc>
         <w:tc>
@@ -20836,7 +19971,7 @@
                 <w:rFonts w:ascii="Barlow Condensed Medium" w:eastAsia="標楷體" w:hAnsi="Barlow Condensed Medium" w:cstheme="minorHAnsi" w:hint="eastAsia"/>
                 <w:w w:val="80"/>
               </w:rPr>
-              <w:t>--</w:t>
+              <w:t>19</w:t>
             </w:r>
           </w:p>
         </w:tc>
@@ -20921,7 +20056,6 @@
                 <w:szCs w:val="24"/>
               </w:rPr>
             </w:pPr>
-            <w:proofErr w:type="gramStart"/>
             <w:r>
               <w:rPr>
                 <w:rFonts w:ascii="標楷體" w:eastAsia="標楷體" w:hAnsi="標楷體" w:cstheme="majorBidi" w:hint="eastAsia"/>
@@ -20929,7 +20063,6 @@
               </w:rPr>
               <w:t>王金吻</w:t>
             </w:r>
-            <w:proofErr w:type="gramEnd"/>
           </w:p>
         </w:tc>
         <w:tc>
@@ -21120,7 +20253,7 @@
                 <w:rFonts w:ascii="Barlow Condensed Medium" w:eastAsia="標楷體" w:hAnsi="Barlow Condensed Medium" w:cstheme="minorHAnsi" w:hint="eastAsia"/>
                 <w:w w:val="80"/>
               </w:rPr>
-              <w:t>--</w:t>
+              <w:t>8</w:t>
             </w:r>
           </w:p>
         </w:tc>
@@ -21478,7 +20611,6 @@
                 <w:szCs w:val="24"/>
               </w:rPr>
             </w:pPr>
-            <w:proofErr w:type="gramStart"/>
             <w:r>
               <w:rPr>
                 <w:rFonts w:ascii="標楷體" w:eastAsia="標楷體" w:hAnsi="標楷體" w:cstheme="majorBidi" w:hint="eastAsia"/>
@@ -21486,7 +20618,6 @@
               </w:rPr>
               <w:t>蔡侑霖</w:t>
             </w:r>
-            <w:proofErr w:type="gramEnd"/>
           </w:p>
         </w:tc>
         <w:tc>
@@ -21751,7 +20882,6 @@
                 <w:w w:val="80"/>
               </w:rPr>
             </w:pPr>
-            <w:proofErr w:type="gramStart"/>
             <w:r>
               <w:rPr>
                 <w:rFonts w:ascii="Barlow Condensed Medium" w:eastAsia="華康中黑體" w:hAnsi="Barlow Condensed Medium" w:cstheme="minorHAnsi" w:hint="eastAsia"/>
@@ -21759,7 +20889,6 @@
               </w:rPr>
               <w:t>愛宴</w:t>
             </w:r>
-            <w:proofErr w:type="gramEnd"/>
           </w:p>
         </w:tc>
         <w:tc>
@@ -21926,7 +21055,6 @@
                 <w:w w:val="80"/>
               </w:rPr>
             </w:pPr>
-            <w:proofErr w:type="gramStart"/>
             <w:r>
               <w:rPr>
                 <w:rFonts w:ascii="Barlow Condensed Medium" w:eastAsia="華康中黑體" w:hAnsi="Barlow Condensed Medium" w:cstheme="minorHAnsi" w:hint="eastAsia"/>
@@ -21934,7 +21062,6 @@
               </w:rPr>
               <w:t>愛宴清洗</w:t>
             </w:r>
-            <w:proofErr w:type="gramEnd"/>
           </w:p>
         </w:tc>
         <w:tc>
@@ -22112,17 +21239,8 @@
                 <w:rFonts w:ascii="Barlow Condensed Medium" w:eastAsia="標楷體" w:hAnsi="Barlow Condensed Medium" w:cs="華康儷楷書" w:hint="eastAsia"/>
                 <w:szCs w:val="24"/>
               </w:rPr>
-              <w:t>孫翠</w:t>
-            </w:r>
-            <w:proofErr w:type="gramStart"/>
-            <w:r>
-              <w:rPr>
-                <w:rFonts w:ascii="Barlow Condensed Medium" w:eastAsia="標楷體" w:hAnsi="Barlow Condensed Medium" w:cs="華康儷楷書" w:hint="eastAsia"/>
-                <w:szCs w:val="24"/>
-              </w:rPr>
-              <w:t>璘</w:t>
-            </w:r>
-            <w:proofErr w:type="gramEnd"/>
+              <w:t>孫翠璘</w:t>
+            </w:r>
           </w:p>
         </w:tc>
         <w:tc>
@@ -23340,15 +22458,7 @@
                 <w:w w:val="80"/>
                 <w:szCs w:val="24"/>
               </w:rPr>
-              <w:t>1,</w:t>
-            </w:r>
-            <w:r>
-              <w:rPr>
-                <w:rFonts w:ascii="Barlow Condensed Medium" w:eastAsia="標楷體" w:hAnsi="Barlow Condensed Medium" w:cstheme="minorHAnsi" w:hint="eastAsia"/>
-                <w:w w:val="80"/>
-                <w:szCs w:val="24"/>
-              </w:rPr>
-              <w:t>5</w:t>
+              <w:t>1,5</w:t>
             </w:r>
             <w:r>
               <w:rPr>
@@ -23410,15 +22520,7 @@
                 <w:w w:val="80"/>
                 <w:szCs w:val="24"/>
               </w:rPr>
-              <w:t>54-</w:t>
-            </w:r>
-            <w:r>
-              <w:rPr>
-                <w:rFonts w:ascii="Barlow Condensed Medium" w:eastAsia="標楷體" w:hAnsi="Barlow Condensed Medium" w:cstheme="minorHAnsi" w:hint="eastAsia"/>
-                <w:w w:val="80"/>
-                <w:szCs w:val="24"/>
-              </w:rPr>
-              <w:t>4</w:t>
+              <w:t>54-4</w:t>
             </w:r>
             <w:r>
               <w:rPr>
@@ -23624,7 +22726,7 @@
               <w:snapToGrid w:val="0"/>
               <w:jc w:val="right"/>
               <w:rPr>
-                <w:rFonts w:ascii="Barlow Condensed Medium" w:eastAsia="標楷體" w:hAnsi="Barlow Condensed Medium" w:cstheme="minorHAnsi" w:hint="eastAsia"/>
+                <w:rFonts w:ascii="Barlow Condensed Medium" w:eastAsia="標楷體" w:hAnsi="Barlow Condensed Medium" w:cstheme="minorHAnsi"/>
                 <w:w w:val="80"/>
                 <w:szCs w:val="24"/>
               </w:rPr>
@@ -23645,7 +22747,7 @@
               <w:snapToGrid w:val="0"/>
               <w:ind w:leftChars="-2" w:left="-5" w:rightChars="-3" w:right="-7"/>
               <w:rPr>
-                <w:rFonts w:ascii="Barlow Condensed Medium" w:eastAsia="標楷體" w:hAnsi="Barlow Condensed Medium" w:cstheme="minorHAnsi" w:hint="eastAsia"/>
+                <w:rFonts w:ascii="Barlow Condensed Medium" w:eastAsia="標楷體" w:hAnsi="Barlow Condensed Medium" w:cstheme="minorHAnsi"/>
                 <w:w w:val="80"/>
                 <w:szCs w:val="24"/>
               </w:rPr>
@@ -23666,7 +22768,7 @@
               <w:snapToGrid w:val="0"/>
               <w:jc w:val="right"/>
               <w:rPr>
-                <w:rFonts w:ascii="Barlow Condensed Medium" w:eastAsia="標楷體" w:hAnsi="Barlow Condensed Medium" w:cstheme="minorHAnsi" w:hint="eastAsia"/>
+                <w:rFonts w:ascii="Barlow Condensed Medium" w:eastAsia="標楷體" w:hAnsi="Barlow Condensed Medium" w:cstheme="minorHAnsi"/>
                 <w:w w:val="80"/>
                 <w:szCs w:val="24"/>
               </w:rPr>
@@ -23687,7 +22789,7 @@
             <w:pPr>
               <w:snapToGrid w:val="0"/>
               <w:rPr>
-                <w:rFonts w:ascii="Barlow Condensed Medium" w:eastAsia="標楷體" w:hAnsi="Barlow Condensed Medium" w:cstheme="minorHAnsi" w:hint="eastAsia"/>
+                <w:rFonts w:ascii="Barlow Condensed Medium" w:eastAsia="標楷體" w:hAnsi="Barlow Condensed Medium" w:cstheme="minorHAnsi"/>
                 <w:w w:val="80"/>
                 <w:szCs w:val="24"/>
               </w:rPr>
@@ -24427,7 +23529,7 @@
                 <w:sz w:val="20"/>
                 <w:szCs w:val="20"/>
               </w:rPr>
-              <w:t>6:14-7:11</w:t>
+              <w:t>14*</w:t>
             </w:r>
             <w:r>
               <w:rPr>
@@ -24438,7 +23540,7 @@
                 <w:sz w:val="20"/>
                 <w:szCs w:val="20"/>
               </w:rPr>
-              <w:t>(7:11)</w:t>
+              <w:t>(14)</w:t>
             </w:r>
           </w:p>
         </w:tc>
@@ -24467,7 +23569,6 @@
                 <w:szCs w:val="20"/>
               </w:rPr>
             </w:pPr>
-            <w:proofErr w:type="gramStart"/>
             <w:r>
               <w:rPr>
                 <w:rFonts w:ascii="Barlow Condensed Medium" w:eastAsia="華康儷中黑" w:hAnsi="Barlow Condensed Medium" w:cstheme="minorHAnsi"/>
@@ -24477,7 +23578,6 @@
               </w:rPr>
               <w:t>一</w:t>
             </w:r>
-            <w:proofErr w:type="gramEnd"/>
             <w:r>
               <w:rPr>
                 <w:rFonts w:ascii="Barlow Condensed Medium" w:eastAsia="華康儷中黑" w:hAnsi="Barlow Condensed Medium" w:cstheme="minorHAnsi"/>
@@ -24625,7 +23725,7 @@
                 <w:sz w:val="20"/>
                 <w:szCs w:val="20"/>
               </w:rPr>
-              <w:t>7:12-8*</w:t>
+              <w:t>15*</w:t>
             </w:r>
             <w:r>
               <w:rPr>
@@ -24636,7 +23736,7 @@
                 <w:sz w:val="20"/>
                 <w:szCs w:val="20"/>
               </w:rPr>
-              <w:t>(8:6)</w:t>
+              <w:t>(22)</w:t>
             </w:r>
           </w:p>
         </w:tc>
@@ -24812,7 +23912,7 @@
                 <w:sz w:val="20"/>
                 <w:szCs w:val="20"/>
               </w:rPr>
-              <w:t>9*</w:t>
+              <w:t>16*</w:t>
             </w:r>
             <w:r>
               <w:rPr>
@@ -24823,7 +23923,7 @@
                 <w:sz w:val="20"/>
                 <w:szCs w:val="20"/>
               </w:rPr>
-              <w:t>(20)</w:t>
+              <w:t>(18-19)</w:t>
             </w:r>
           </w:p>
         </w:tc>
@@ -24852,7 +23952,6 @@
                 <w:szCs w:val="20"/>
               </w:rPr>
             </w:pPr>
-            <w:proofErr w:type="gramStart"/>
             <w:r>
               <w:rPr>
                 <w:rFonts w:ascii="Barlow Condensed Medium" w:eastAsia="華康儷中黑" w:hAnsi="Barlow Condensed Medium" w:cstheme="minorHAnsi"/>
@@ -24862,7 +23961,6 @@
               </w:rPr>
               <w:t>三</w:t>
             </w:r>
-            <w:proofErr w:type="gramEnd"/>
             <w:r>
               <w:rPr>
                 <w:rFonts w:ascii="Barlow Condensed Medium" w:eastAsia="華康儷中黑" w:hAnsi="Barlow Condensed Medium" w:cstheme="minorHAnsi"/>
@@ -25001,7 +24099,7 @@
                 <w:sz w:val="20"/>
                 <w:szCs w:val="20"/>
               </w:rPr>
-              <w:t>10*</w:t>
+              <w:t>17*</w:t>
             </w:r>
             <w:r>
               <w:rPr>
@@ -25012,7 +24110,7 @@
                 <w:sz w:val="20"/>
                 <w:szCs w:val="20"/>
               </w:rPr>
-              <w:t>(19)</w:t>
+              <w:t>(9)</w:t>
             </w:r>
           </w:p>
         </w:tc>
@@ -25188,7 +24286,7 @@
                 <w:sz w:val="20"/>
                 <w:szCs w:val="20"/>
               </w:rPr>
-              <w:t>11*</w:t>
+              <w:t>18*</w:t>
             </w:r>
             <w:r>
               <w:rPr>
@@ -25199,7 +24297,7 @@
                 <w:sz w:val="20"/>
                 <w:szCs w:val="20"/>
               </w:rPr>
-              <w:t>(5-6)</w:t>
+              <w:t>(4)</w:t>
             </w:r>
           </w:p>
         </w:tc>
@@ -25375,7 +24473,7 @@
                 <w:sz w:val="20"/>
                 <w:szCs w:val="20"/>
               </w:rPr>
-              <w:t>12*</w:t>
+              <w:t>19*</w:t>
             </w:r>
             <w:r>
               <w:rPr>
@@ -25386,7 +24484,7 @@
                 <w:sz w:val="20"/>
                 <w:szCs w:val="20"/>
               </w:rPr>
-              <w:t>(4)</w:t>
+              <w:t>(21-22)</w:t>
             </w:r>
           </w:p>
         </w:tc>
@@ -25562,7 +24660,7 @@
                 <w:sz w:val="20"/>
                 <w:szCs w:val="20"/>
               </w:rPr>
-              <w:t>13*</w:t>
+              <w:t>20*</w:t>
             </w:r>
             <w:r>
               <w:rPr>
@@ -25573,7 +24671,7 @@
                 <w:sz w:val="20"/>
                 <w:szCs w:val="20"/>
               </w:rPr>
-              <w:t>(18)</w:t>
+              <w:t>(29)</w:t>
             </w:r>
           </w:p>
         </w:tc>
@@ -25598,9 +24696,10 @@
           <w:w w:val="60"/>
           <w:sz w:val="26"/>
           <w:szCs w:val="26"/>
+          <w:lang w:bidi="he-IL"/>
         </w:rPr>
         <w:drawing>
-          <wp:anchor distT="0" distB="0" distL="114300" distR="114300" simplePos="0" relativeHeight="251652096" behindDoc="1" locked="0" layoutInCell="1" allowOverlap="1" wp14:anchorId="433B7986" wp14:editId="21CE1412">
+          <wp:anchor distT="0" distB="0" distL="114300" distR="114300" simplePos="0" relativeHeight="251653120" behindDoc="1" locked="0" layoutInCell="1" allowOverlap="1" wp14:anchorId="433B7986" wp14:editId="21CE1412">
             <wp:simplePos x="0" y="0"/>
             <wp:positionH relativeFrom="column">
               <wp:posOffset>946513</wp:posOffset>
@@ -25623,7 +24722,7 @@
                     <pic:cNvPicPr/>
                   </pic:nvPicPr>
                   <pic:blipFill>
-                    <a:blip r:embed="rId17" cstate="print">
+                    <a:blip r:embed="rId16" cstate="print">
                       <a:extLst>
                         <a:ext uri="{28A0092B-C50C-407E-A947-70E740481C1C}">
                           <a14:useLocalDpi xmlns:a14="http://schemas.microsoft.com/office/drawing/2010/main" val="0"/>
@@ -25655,7 +24754,6 @@
           </wp:anchor>
         </w:drawing>
       </w:r>
-      <w:proofErr w:type="gramStart"/>
       <w:r>
         <w:rPr>
           <w:rFonts w:ascii="Yanone Kaffeesatz Regular" w:eastAsia="華康儷中黑" w:hAnsi="Yanone Kaffeesatz Regular" w:cs="Arial"/>
@@ -25665,7 +24763,6 @@
         </w:rPr>
         <w:t>註</w:t>
       </w:r>
-      <w:proofErr w:type="gramEnd"/>
       <w:r>
         <w:rPr>
           <w:rFonts w:ascii="Yanone Kaffeesatz Regular" w:eastAsia="華康儷中黑" w:hAnsi="Yanone Kaffeesatz Regular" w:cs="Arial" w:hint="eastAsia"/>
@@ -25832,7 +24929,6 @@
         </w:rPr>
         <w:t>，</w:t>
       </w:r>
-      <w:proofErr w:type="gramStart"/>
       <w:r>
         <w:rPr>
           <w:rFonts w:ascii="Yanone Kaffeesatz Regular" w:eastAsia="華康儷中黑" w:hAnsi="Yanone Kaffeesatz Regular" w:cs="Arial" w:hint="eastAsia"/>
@@ -25858,17 +24954,7 @@
           <w:sz w:val="26"/>
           <w:szCs w:val="26"/>
         </w:rPr>
-        <w:t>省略</w:t>
-      </w:r>
-      <w:proofErr w:type="gramEnd"/>
-      <w:r>
-        <w:rPr>
-          <w:rFonts w:ascii="Yanone Kaffeesatz Regular" w:eastAsia="華康儷中黑" w:hAnsi="Yanone Kaffeesatz Regular" w:cs="Arial" w:hint="eastAsia"/>
-          <w:w w:val="60"/>
-          <w:sz w:val="26"/>
-          <w:szCs w:val="26"/>
-        </w:rPr>
-        <w:t>章</w:t>
+        <w:t>省略章</w:t>
       </w:r>
       <w:r>
         <w:rPr>
@@ -25981,6 +25067,7 @@
       <w:r>
         <w:rPr>
           <w:rFonts w:ascii="華康正顏楷體W7" w:eastAsia="華康正顏楷體W7" w:hAnsi="Bahnschrift SemiBold Condensed" w:cs="Calibri" w:hint="eastAsia"/>
+          <w:w w:val="90"/>
           <w:sz w:val="26"/>
           <w:szCs w:val="26"/>
         </w:rPr>
@@ -25989,14 +25076,16 @@
       <w:r>
         <w:rPr>
           <w:rFonts w:ascii="華康正顏楷體W7" w:eastAsia="華康正顏楷體W7" w:hAnsi="Bahnschrift SemiBold Condensed" w:cs="Calibri" w:hint="eastAsia"/>
+          <w:w w:val="90"/>
           <w:sz w:val="26"/>
           <w:szCs w:val="26"/>
         </w:rPr>
-        <w:t>秤秤我的煩惱</w:t>
+        <w:t>我知我將會是義的</w:t>
       </w:r>
       <w:r>
         <w:rPr>
           <w:rFonts w:ascii="華康正顏楷體W7" w:eastAsia="華康正顏楷體W7" w:hAnsi="Bahnschrift SemiBold Condensed" w:cs="Calibri" w:hint="eastAsia"/>
+          <w:w w:val="90"/>
           <w:sz w:val="26"/>
           <w:szCs w:val="26"/>
         </w:rPr>
@@ -26012,12 +25101,11 @@
           <w:rFonts w:ascii="華康古印體" w:eastAsia="華康古印體" w:hAnsi="Barlow Condensed Medium" w:cs="Arial"/>
           <w:b/>
           <w:bCs/>
-          <w:w w:val="75"/>
+          <w:w w:val="70"/>
           <w:sz w:val="26"/>
           <w:szCs w:val="26"/>
         </w:rPr>
       </w:pPr>
-      <w:proofErr w:type="gramStart"/>
       <w:r>
         <w:rPr>
           <w:rFonts w:ascii="Barlow Condensed Medium" w:eastAsia="華康儷中黑" w:hAnsi="Barlow Condensed Medium" w:cs="Arial" w:hint="eastAsia"/>
@@ -26025,17 +25113,7 @@
           <w:sz w:val="26"/>
           <w:szCs w:val="26"/>
         </w:rPr>
-        <w:t>鑰</w:t>
-      </w:r>
-      <w:proofErr w:type="gramEnd"/>
-      <w:r>
-        <w:rPr>
-          <w:rFonts w:ascii="Barlow Condensed Medium" w:eastAsia="華康儷中黑" w:hAnsi="Barlow Condensed Medium" w:cs="Arial" w:hint="eastAsia"/>
-          <w:w w:val="80"/>
-          <w:sz w:val="26"/>
-          <w:szCs w:val="26"/>
-        </w:rPr>
-        <w:t>節</w:t>
+        <w:t>鑰節</w:t>
       </w:r>
       <w:r>
         <w:rPr>
@@ -26055,9 +25133,23 @@
           <w:sz w:val="26"/>
           <w:szCs w:val="26"/>
         </w:rPr>
-        <w:t>「</w:t>
+        <w:t>看哪，我已陳明我的案，</w:t>
       </w:r>
-      <w:proofErr w:type="gramStart"/>
+    </w:p>
+    <w:p>
+      <w:pPr>
+        <w:kinsoku w:val="0"/>
+        <w:snapToGrid w:val="0"/>
+        <w:spacing w:line="300" w:lineRule="exact"/>
+        <w:rPr>
+          <w:rFonts w:ascii="華康古印體" w:eastAsia="華康古印體" w:hAnsi="Barlow Condensed Medium" w:cs="Arial"/>
+          <w:b/>
+          <w:bCs/>
+          <w:w w:val="75"/>
+          <w:sz w:val="26"/>
+          <w:szCs w:val="26"/>
+        </w:rPr>
+      </w:pPr>
       <w:r>
         <w:rPr>
           <w:rFonts w:ascii="華康古印體" w:eastAsia="華康古印體" w:hAnsi="Barlow Condensed Medium" w:cs="Arial" w:hint="eastAsia"/>
@@ -26067,78 +25159,7 @@
           <w:sz w:val="26"/>
           <w:szCs w:val="26"/>
         </w:rPr>
-        <w:t>惟願我</w:t>
-      </w:r>
-      <w:proofErr w:type="gramEnd"/>
-      <w:r>
-        <w:rPr>
-          <w:rFonts w:ascii="華康古印體" w:eastAsia="華康古印體" w:hAnsi="Barlow Condensed Medium" w:cs="Arial" w:hint="eastAsia"/>
-          <w:b/>
-          <w:bCs/>
-          <w:w w:val="70"/>
-          <w:sz w:val="26"/>
-          <w:szCs w:val="26"/>
-        </w:rPr>
-        <w:t>的煩惱被秤</w:t>
-      </w:r>
-      <w:proofErr w:type="gramStart"/>
-      <w:r>
-        <w:rPr>
-          <w:rFonts w:ascii="華康古印體" w:eastAsia="華康古印體" w:hAnsi="Barlow Condensed Medium" w:cs="Arial" w:hint="eastAsia"/>
-          <w:b/>
-          <w:bCs/>
-          <w:w w:val="70"/>
-          <w:sz w:val="26"/>
-          <w:szCs w:val="26"/>
-        </w:rPr>
-        <w:t>一</w:t>
-      </w:r>
-      <w:proofErr w:type="gramEnd"/>
-      <w:r>
-        <w:rPr>
-          <w:rFonts w:ascii="華康古印體" w:eastAsia="華康古印體" w:hAnsi="Barlow Condensed Medium" w:cs="Arial" w:hint="eastAsia"/>
-          <w:b/>
-          <w:bCs/>
-          <w:w w:val="70"/>
-          <w:sz w:val="26"/>
-          <w:szCs w:val="26"/>
-        </w:rPr>
-        <w:t>秤，我一切的災害放在天平</w:t>
-      </w:r>
-      <w:proofErr w:type="gramStart"/>
-      <w:r>
-        <w:rPr>
-          <w:rFonts w:ascii="華康古印體" w:eastAsia="華康古印體" w:hAnsi="Barlow Condensed Medium" w:cs="Arial" w:hint="eastAsia"/>
-          <w:b/>
-          <w:bCs/>
-          <w:w w:val="70"/>
-          <w:sz w:val="26"/>
-          <w:szCs w:val="26"/>
-        </w:rPr>
-        <w:t>裏</w:t>
-      </w:r>
-      <w:proofErr w:type="gramEnd"/>
-      <w:r>
-        <w:rPr>
-          <w:rFonts w:ascii="華康古印體" w:eastAsia="華康古印體" w:hAnsi="Barlow Condensed Medium" w:cs="Arial" w:hint="eastAsia"/>
-          <w:b/>
-          <w:bCs/>
-          <w:w w:val="70"/>
-          <w:sz w:val="26"/>
-          <w:szCs w:val="26"/>
-        </w:rPr>
-        <w:t>，</w:t>
-      </w:r>
-      <w:r>
-        <w:rPr>
-          <w:rFonts w:ascii="華康古印體" w:eastAsia="華康古印體" w:hAnsi="Barlow Condensed Medium" w:cs="Arial"/>
-          <w:b/>
-          <w:bCs/>
-          <w:w w:val="70"/>
-          <w:sz w:val="26"/>
-          <w:szCs w:val="26"/>
-        </w:rPr>
-        <w:t>…</w:t>
+        <w:t>知道自己有義。</w:t>
       </w:r>
       <w:r>
         <w:rPr>
@@ -26168,7 +25189,27 @@
           <w:sz w:val="26"/>
           <w:szCs w:val="26"/>
         </w:rPr>
-        <w:t>6:2</w:t>
+        <w:t>13</w:t>
+      </w:r>
+      <w:r>
+        <w:rPr>
+          <w:rFonts w:ascii="Barlow Condensed Medium" w:eastAsia="華康儷中黑" w:hAnsi="Barlow Condensed Medium" w:cs="Calibri" w:hint="eastAsia"/>
+          <w:bCs/>
+          <w:w w:val="70"/>
+          <w:sz w:val="26"/>
+          <w:szCs w:val="26"/>
+        </w:rPr>
+        <w:t>:</w:t>
+      </w:r>
+      <w:r>
+        <w:rPr>
+          <w:rFonts w:ascii="Barlow Condensed Medium" w:eastAsia="華康儷中黑" w:hAnsi="Barlow Condensed Medium" w:cs="Calibri" w:hint="eastAsia"/>
+          <w:bCs/>
+          <w:w w:val="70"/>
+          <w:sz w:val="26"/>
+          <w:szCs w:val="26"/>
+        </w:rPr>
+        <w:t>18</w:t>
       </w:r>
       <w:r>
         <w:rPr>
@@ -26290,7 +25331,7 @@
                 <w:sz w:val="26"/>
                 <w:szCs w:val="26"/>
               </w:rPr>
-              <w:t>為何以利法的話無法安慰約伯</w:t>
+              <w:t>為何約伯朋友的話一點幫助都沒有</w:t>
             </w:r>
             <w:r>
               <w:rPr>
@@ -26362,7 +25403,7 @@
                 <w:sz w:val="26"/>
                 <w:szCs w:val="26"/>
               </w:rPr>
-              <w:t>什麼是約伯真正的煩惱</w:t>
+              <w:t>約伯自認無罪是自義嗎</w:t>
             </w:r>
             <w:r>
               <w:rPr>
@@ -26434,7 +25475,7 @@
                 <w:sz w:val="26"/>
                 <w:szCs w:val="26"/>
               </w:rPr>
-              <w:t>為什麼死才能讓受苦者得安慰</w:t>
+              <w:t>權力如何介入司法審判</w:t>
             </w:r>
             <w:r>
               <w:rPr>
@@ -26515,7 +25556,7 @@
                 <w:sz w:val="26"/>
                 <w:szCs w:val="26"/>
               </w:rPr>
-              <w:t>如何成為受苦者的安慰</w:t>
+              <w:t>受苦的義人求什麼拯救</w:t>
             </w:r>
             <w:r>
               <w:rPr>
@@ -26570,11 +25611,12 @@
         <w:rPr>
           <w:rFonts w:ascii="Barlow Condensed Medium" w:hAnsi="Barlow Condensed Medium"/>
           <w:noProof/>
+          <w:lang w:bidi="he-IL"/>
         </w:rPr>
         <mc:AlternateContent>
           <mc:Choice Requires="wps">
             <w:drawing>
-              <wp:anchor distT="0" distB="0" distL="114300" distR="114300" simplePos="0" relativeHeight="251664384" behindDoc="0" locked="0" layoutInCell="1" allowOverlap="1" wp14:anchorId="771C6E6D" wp14:editId="79E4C908">
+              <wp:anchor distT="0" distB="0" distL="114300" distR="114300" simplePos="0" relativeHeight="251665408" behindDoc="0" locked="0" layoutInCell="1" allowOverlap="1" wp14:anchorId="771C6E6D" wp14:editId="79E4C908">
                 <wp:simplePos x="0" y="0"/>
                 <wp:positionH relativeFrom="page">
                   <wp:posOffset>4367530</wp:posOffset>
@@ -26635,7 +25677,7 @@
           </mc:Choice>
           <mc:Fallback>
             <w:pict>
-              <v:line w14:anchorId="2D1B8C6A" id="直線接點 6" o:spid="_x0000_s1026" style="position:absolute;z-index:251664384;visibility:visible;mso-wrap-style:square;mso-width-percent:0;mso-height-percent:0;mso-wrap-distance-left:9pt;mso-wrap-distance-top:0;mso-wrap-distance-right:9pt;mso-wrap-distance-bottom:0;mso-position-horizontal:absolute;mso-position-horizontal-relative:page;mso-position-vertical:absolute;mso-position-vertical-relative:page;mso-width-percent:0;mso-height-percent:0;mso-width-relative:margin;mso-height-relative:margin" from="343.9pt,19.85pt" to="345.05pt,710.95pt" o:gfxdata="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" strokecolor="black [3213]" strokeweight=".5pt">
+              <v:line w14:anchorId="63234F81" id="直線接點 6" o:spid="_x0000_s1026" style="position:absolute;z-index:251665408;visibility:visible;mso-wrap-style:square;mso-width-percent:0;mso-height-percent:0;mso-wrap-distance-left:9pt;mso-wrap-distance-top:0;mso-wrap-distance-right:9pt;mso-wrap-distance-bottom:0;mso-position-horizontal:absolute;mso-position-horizontal-relative:page;mso-position-vertical:absolute;mso-position-vertical-relative:page;mso-width-percent:0;mso-height-percent:0;mso-width-relative:margin;mso-height-relative:margin" from="343.9pt,19.85pt" to="345.05pt,710.95pt" o:gfxdata="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" strokecolor="black [3213]" strokeweight=".5pt">
                 <v:stroke dashstyle="3 1" joinstyle="miter"/>
                 <w10:wrap anchorx="page" anchory="page"/>
               </v:line>
@@ -26647,11 +25689,12 @@
         <w:rPr>
           <w:rFonts w:ascii="Barlow Condensed Medium" w:hAnsi="Barlow Condensed Medium"/>
           <w:noProof/>
+          <w:lang w:bidi="he-IL"/>
         </w:rPr>
         <mc:AlternateContent>
           <mc:Choice Requires="wps">
             <w:drawing>
-              <wp:anchor distT="0" distB="0" distL="114300" distR="114300" simplePos="0" relativeHeight="251660288" behindDoc="0" locked="0" layoutInCell="1" allowOverlap="1" wp14:anchorId="2024F049" wp14:editId="59013795">
+              <wp:anchor distT="0" distB="0" distL="114300" distR="114300" simplePos="0" relativeHeight="251661312" behindDoc="0" locked="0" layoutInCell="1" allowOverlap="1" wp14:anchorId="2024F049" wp14:editId="59013795">
                 <wp:simplePos x="0" y="0"/>
                 <wp:positionH relativeFrom="page">
                   <wp:posOffset>4367530</wp:posOffset>
@@ -26712,7 +25755,7 @@
           </mc:Choice>
           <mc:Fallback>
             <w:pict>
-              <v:line w14:anchorId="66BDBA27" id="直線接點 4" o:spid="_x0000_s1026" style="position:absolute;z-index:251660288;visibility:visible;mso-wrap-style:square;mso-width-percent:0;mso-height-percent:0;mso-wrap-distance-left:9pt;mso-wrap-distance-top:0;mso-wrap-distance-right:9pt;mso-wrap-distance-bottom:0;mso-position-horizontal:absolute;mso-position-horizontal-relative:page;mso-position-vertical:absolute;mso-position-vertical-relative:page;mso-width-percent:0;mso-height-percent:0;mso-width-relative:margin;mso-height-relative:margin" from="343.9pt,19.85pt" to="345.05pt,710.95pt" o:gfxdata="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" strokecolor="black [3213]" strokeweight=".5pt">
+              <v:line w14:anchorId="62965642" id="直線接點 4" o:spid="_x0000_s1026" style="position:absolute;z-index:251661312;visibility:visible;mso-wrap-style:square;mso-width-percent:0;mso-height-percent:0;mso-wrap-distance-left:9pt;mso-wrap-distance-top:0;mso-wrap-distance-right:9pt;mso-wrap-distance-bottom:0;mso-position-horizontal:absolute;mso-position-horizontal-relative:page;mso-position-vertical:absolute;mso-position-vertical-relative:page;mso-width-percent:0;mso-height-percent:0;mso-width-relative:margin;mso-height-relative:margin" from="343.9pt,19.85pt" to="345.05pt,710.95pt" o:gfxdata="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" strokecolor="black [3213]" strokeweight=".5pt">
                 <v:stroke dashstyle="3 1" joinstyle="miter"/>
                 <w10:wrap anchorx="page" anchory="page"/>
               </v:line>
@@ -26734,7 +25777,6 @@
         </w:rPr>
         <w:t>本</w:t>
       </w:r>
-      <w:proofErr w:type="gramStart"/>
       <w:r>
         <w:rPr>
           <w:rFonts w:ascii="Barlow Condensed Medium" w:eastAsia="華康正顏楷體W9" w:hAnsi="Barlow Condensed Medium" w:cstheme="minorHAnsi"/>
@@ -26742,7 +25784,6 @@
         </w:rPr>
         <w:t>週講章</w:t>
       </w:r>
-      <w:proofErr w:type="gramEnd"/>
       <w:r>
         <w:rPr>
           <w:rFonts w:ascii="Barlow Condensed Medium" w:eastAsia="華康正顏楷體W9" w:hAnsi="Barlow Condensed Medium" w:cstheme="minorHAnsi"/>
@@ -26906,7 +25947,7 @@
           <w:sz w:val="26"/>
           <w:szCs w:val="26"/>
         </w:rPr>
-        <w:t>秤秤我的煩惱</w:t>
+        <w:t>我知我將會是義的</w:t>
       </w:r>
       <w:r>
         <w:rPr>
@@ -26999,7 +26040,34 @@
                 <w:sz w:val="26"/>
                 <w:szCs w:val="26"/>
               </w:rPr>
-              <w:t>6: 1-14</w:t>
+              <w:t>13</w:t>
+            </w:r>
+            <w:r>
+              <w:rPr>
+                <w:rFonts w:ascii="Barlow Condensed Medium" w:eastAsia="華康儷中黑" w:hAnsi="Barlow Condensed Medium" w:cs="Calibri" w:hint="eastAsia"/>
+                <w:w w:val="72"/>
+                <w:sz w:val="26"/>
+                <w:szCs w:val="26"/>
+              </w:rPr>
+              <w:t>: 1</w:t>
+            </w:r>
+            <w:r>
+              <w:rPr>
+                <w:rFonts w:ascii="Barlow Condensed Medium" w:eastAsia="華康儷中黑" w:hAnsi="Barlow Condensed Medium" w:cs="Calibri" w:hint="eastAsia"/>
+                <w:w w:val="72"/>
+                <w:sz w:val="26"/>
+                <w:szCs w:val="26"/>
+              </w:rPr>
+              <w:t>2-2</w:t>
+            </w:r>
+            <w:r>
+              <w:rPr>
+                <w:rFonts w:ascii="Barlow Condensed Medium" w:eastAsia="華康儷中黑" w:hAnsi="Barlow Condensed Medium" w:cs="Calibri" w:hint="eastAsia"/>
+                <w:w w:val="72"/>
+                <w:sz w:val="26"/>
+                <w:szCs w:val="26"/>
+              </w:rPr>
+              <w:t>4</w:t>
             </w:r>
             <w:r>
               <w:rPr>
@@ -27049,7 +26117,7 @@
         <w:jc w:val="both"/>
         <w:rPr>
           <w:rFonts w:ascii="Barlow Condensed Medium" w:eastAsia="華康細黑體" w:hAnsi="Barlow Condensed Medium" w:cs="微軟正黑體"/>
-          <w:w w:val="66"/>
+          <w:w w:val="73"/>
           <w:sz w:val="26"/>
           <w:szCs w:val="26"/>
         </w:rPr>
@@ -27057,272 +26125,56 @@
       <w:r>
         <w:rPr>
           <w:rFonts w:ascii="Barlow Condensed Medium" w:eastAsia="華康儷中黑" w:hAnsi="Barlow Condensed Medium" w:hint="eastAsia"/>
-          <w:w w:val="66"/>
+          <w:w w:val="73"/>
           <w:sz w:val="26"/>
           <w:szCs w:val="26"/>
         </w:rPr>
-        <w:t>約伯回答朋友</w:t>
+        <w:t>約伯表明朋友所說的一切道理他都知道，他們的智慧並沒有高於他，一點也沒有幫助。約伯要求在　神面公開申辯。朋友的控告如灰燼和泥土一點都站不住。</w:t>
       </w:r>
-      <w:proofErr w:type="gramStart"/>
       <w:r>
         <w:rPr>
-          <w:rFonts w:ascii="Barlow Condensed Medium" w:eastAsia="華康儷中黑" w:hAnsi="Barlow Condensed Medium" w:hint="eastAsia"/>
-          <w:w w:val="66"/>
+          <w:rFonts w:ascii="Barlow Condensed Medium" w:eastAsia="華康細黑體" w:hAnsi="Barlow Condensed Medium" w:cs="微軟正黑體" w:hint="eastAsia"/>
+          <w:w w:val="73"/>
           <w:sz w:val="26"/>
           <w:szCs w:val="26"/>
         </w:rPr>
-        <w:t>提幔人以</w:t>
+        <w:t>其實約伯心裡清楚，朋友認定他遭遇災難就是因為他犯了罪卻又不願承認。這樣的意識型態如同人熟記諺語和箴言</w:t>
       </w:r>
-      <w:proofErr w:type="gramEnd"/>
       <w:r>
         <w:rPr>
-          <w:rFonts w:ascii="Barlow Condensed Medium" w:eastAsia="華康儷中黑" w:hAnsi="Barlow Condensed Medium" w:hint="eastAsia"/>
-          <w:w w:val="66"/>
+          <w:rFonts w:ascii="Barlow Condensed Medium" w:eastAsia="華康細黑體" w:hAnsi="Barlow Condensed Medium" w:cs="微軟正黑體" w:hint="eastAsia"/>
+          <w:w w:val="73"/>
           <w:sz w:val="26"/>
           <w:szCs w:val="26"/>
         </w:rPr>
-        <w:t>利法一開始的講論，反駁他以世上的</w:t>
+        <w:t>(13:12)</w:t>
       </w:r>
-      <w:proofErr w:type="gramStart"/>
       <w:r>
         <w:rPr>
-          <w:rFonts w:ascii="Barlow Condensed Medium" w:eastAsia="華康儷中黑" w:hAnsi="Barlow Condensed Medium" w:hint="eastAsia"/>
-          <w:w w:val="66"/>
+          <w:rFonts w:ascii="Barlow Condensed Medium" w:eastAsia="華康細黑體" w:hAnsi="Barlow Condensed Medium" w:cs="微軟正黑體" w:hint="eastAsia"/>
+          <w:w w:val="73"/>
           <w:sz w:val="26"/>
           <w:szCs w:val="26"/>
         </w:rPr>
-        <w:t>福禍都必然</w:t>
+        <w:t>，就直接套用，不但沒有查證事實，甚至虛構了故事當作事實。因此，約伯為自己辯護，質問他的朋友說，他以不義和詭詐的言語</w:t>
       </w:r>
-      <w:proofErr w:type="gramEnd"/>
       <w:r>
         <w:rPr>
-          <w:rFonts w:ascii="Barlow Condensed Medium" w:eastAsia="華康儷中黑" w:hAnsi="Barlow Condensed Medium" w:hint="eastAsia"/>
-          <w:w w:val="66"/>
+          <w:rFonts w:ascii="Barlow Condensed Medium" w:eastAsia="華康細黑體" w:hAnsi="Barlow Condensed Medium" w:cs="微軟正黑體" w:hint="eastAsia"/>
+          <w:w w:val="73"/>
           <w:sz w:val="26"/>
           <w:szCs w:val="26"/>
         </w:rPr>
-        <w:t>按著　神獎善懲惡的法則。卻不明白約伯的內心苦處和真相，講大道理沒有一點幫助。</w:t>
+        <w:t>(13:7-8)</w:t>
       </w:r>
       <w:r>
         <w:rPr>
           <w:rFonts w:ascii="Barlow Condensed Medium" w:eastAsia="華康細黑體" w:hAnsi="Barlow Condensed Medium" w:cs="微軟正黑體" w:hint="eastAsia"/>
-          <w:w w:val="66"/>
+          <w:w w:val="73"/>
           <w:sz w:val="26"/>
           <w:szCs w:val="26"/>
         </w:rPr>
-        <w:t>人生的經驗和見識，日積月累地形成人因果的判斷推論能力。但是過於粗糙的條件和處境過濾，卻會讓判斷失</w:t>
-      </w:r>
-      <w:proofErr w:type="gramStart"/>
-      <w:r>
-        <w:rPr>
-          <w:rFonts w:ascii="Barlow Condensed Medium" w:eastAsia="華康細黑體" w:hAnsi="Barlow Condensed Medium" w:cs="微軟正黑體" w:hint="eastAsia"/>
-          <w:w w:val="66"/>
-          <w:sz w:val="26"/>
-          <w:szCs w:val="26"/>
-        </w:rPr>
-        <w:t>準</w:t>
-      </w:r>
-      <w:proofErr w:type="gramEnd"/>
-      <w:r>
-        <w:rPr>
-          <w:rFonts w:ascii="Barlow Condensed Medium" w:eastAsia="華康細黑體" w:hAnsi="Barlow Condensed Medium" w:cs="微軟正黑體" w:hint="eastAsia"/>
-          <w:w w:val="66"/>
-          <w:sz w:val="26"/>
-          <w:szCs w:val="26"/>
-        </w:rPr>
-        <w:t>。比如這世界</w:t>
-      </w:r>
-      <w:proofErr w:type="gramStart"/>
-      <w:r>
-        <w:rPr>
-          <w:rFonts w:ascii="Barlow Condensed Medium" w:eastAsia="華康細黑體" w:hAnsi="Barlow Condensed Medium" w:cs="微軟正黑體" w:hint="eastAsia"/>
-          <w:w w:val="66"/>
-          <w:sz w:val="26"/>
-          <w:szCs w:val="26"/>
-        </w:rPr>
-        <w:t>不</w:t>
-      </w:r>
-      <w:proofErr w:type="gramEnd"/>
-      <w:r>
-        <w:rPr>
-          <w:rFonts w:ascii="Barlow Condensed Medium" w:eastAsia="華康細黑體" w:hAnsi="Barlow Condensed Medium" w:cs="微軟正黑體" w:hint="eastAsia"/>
-          <w:w w:val="66"/>
-          <w:sz w:val="26"/>
-          <w:szCs w:val="26"/>
-        </w:rPr>
-        <w:t>只好人和惡人，還有更多的路人。看得見的好人中，有真心的好人</w:t>
-      </w:r>
-      <w:proofErr w:type="gramStart"/>
-      <w:r>
-        <w:rPr>
-          <w:rFonts w:ascii="Barlow Condensed Medium" w:eastAsia="華康細黑體" w:hAnsi="Barlow Condensed Medium" w:cs="微軟正黑體" w:hint="eastAsia"/>
-          <w:w w:val="66"/>
-          <w:sz w:val="26"/>
-          <w:szCs w:val="26"/>
-        </w:rPr>
-        <w:t>和假好的</w:t>
-      </w:r>
-      <w:proofErr w:type="gramEnd"/>
-      <w:r>
-        <w:rPr>
-          <w:rFonts w:ascii="Barlow Condensed Medium" w:eastAsia="華康細黑體" w:hAnsi="Barlow Condensed Medium" w:cs="微軟正黑體" w:hint="eastAsia"/>
-          <w:w w:val="66"/>
-          <w:sz w:val="26"/>
-          <w:szCs w:val="26"/>
-        </w:rPr>
-        <w:t>人；惡人至少也有壞透的真惡人和有苦衷的惡人。路人就更多了，有隱藏的好人，隱藏的惡人，無辜的人，雙面討好的雙面人等等。然而，當因果判斷是基於僵化的道德原則，比如善有善報，惡有惡報。其實懂語言邏輯的人就分得</w:t>
-      </w:r>
-      <w:proofErr w:type="gramStart"/>
-      <w:r>
-        <w:rPr>
-          <w:rFonts w:ascii="Barlow Condensed Medium" w:eastAsia="華康細黑體" w:hAnsi="Barlow Condensed Medium" w:cs="微軟正黑體" w:hint="eastAsia"/>
-          <w:w w:val="66"/>
-          <w:sz w:val="26"/>
-          <w:szCs w:val="26"/>
-        </w:rPr>
-        <w:t>清楚，</w:t>
-      </w:r>
-      <w:proofErr w:type="gramEnd"/>
-      <w:r>
-        <w:rPr>
-          <w:rFonts w:ascii="Barlow Condensed Medium" w:eastAsia="華康細黑體" w:hAnsi="Barlow Condensed Medium" w:cs="微軟正黑體" w:hint="eastAsia"/>
-          <w:w w:val="66"/>
-          <w:sz w:val="26"/>
-          <w:szCs w:val="26"/>
-        </w:rPr>
-        <w:t>「有」的意思並不表示絕對的因果關係，只是指期待和可能性較大而已。所以，約伯遇到極大的災難，又平常約伯給人的印象是大好人，所以約伯就是</w:t>
-      </w:r>
-      <w:proofErr w:type="gramStart"/>
-      <w:r>
-        <w:rPr>
-          <w:rFonts w:ascii="Barlow Condensed Medium" w:eastAsia="華康細黑體" w:hAnsi="Barlow Condensed Medium" w:cs="微軟正黑體" w:hint="eastAsia"/>
-          <w:w w:val="66"/>
-          <w:sz w:val="26"/>
-          <w:szCs w:val="26"/>
-        </w:rPr>
-        <w:t>一個假好的</w:t>
-      </w:r>
-      <w:proofErr w:type="gramEnd"/>
-      <w:r>
-        <w:rPr>
-          <w:rFonts w:ascii="Barlow Condensed Medium" w:eastAsia="華康細黑體" w:hAnsi="Barlow Condensed Medium" w:cs="微軟正黑體" w:hint="eastAsia"/>
-          <w:w w:val="66"/>
-          <w:sz w:val="26"/>
-          <w:szCs w:val="26"/>
-        </w:rPr>
-        <w:t>大惡人，這種過於懶惰，沒有經過求證的推論，是極度不負責任的。當然，善惡有報的大道理，對於無辜受苦的好人</w:t>
-      </w:r>
-      <w:r>
-        <w:rPr>
-          <w:rFonts w:ascii="Barlow Condensed Medium" w:eastAsia="華康細黑體" w:hAnsi="Barlow Condensed Medium" w:cs="微軟正黑體" w:hint="eastAsia"/>
-          <w:w w:val="66"/>
-          <w:sz w:val="26"/>
-          <w:szCs w:val="26"/>
-        </w:rPr>
-        <w:t>(</w:t>
-      </w:r>
-      <w:r>
-        <w:rPr>
-          <w:rFonts w:ascii="Barlow Condensed Medium" w:eastAsia="華康細黑體" w:hAnsi="Barlow Condensed Medium" w:cs="微軟正黑體" w:hint="eastAsia"/>
-          <w:w w:val="66"/>
-          <w:sz w:val="26"/>
-          <w:szCs w:val="26"/>
-        </w:rPr>
-        <w:t>義人</w:t>
-      </w:r>
-      <w:r>
-        <w:rPr>
-          <w:rFonts w:ascii="Barlow Condensed Medium" w:eastAsia="華康細黑體" w:hAnsi="Barlow Condensed Medium" w:cs="微軟正黑體" w:hint="eastAsia"/>
-          <w:w w:val="66"/>
-          <w:sz w:val="26"/>
-          <w:szCs w:val="26"/>
-        </w:rPr>
-        <w:t>)</w:t>
-      </w:r>
-      <w:r>
-        <w:rPr>
-          <w:rFonts w:ascii="Barlow Condensed Medium" w:eastAsia="華康細黑體" w:hAnsi="Barlow Condensed Medium" w:cs="微軟正黑體" w:hint="eastAsia"/>
-          <w:w w:val="66"/>
-          <w:sz w:val="26"/>
-          <w:szCs w:val="26"/>
-        </w:rPr>
-        <w:t>，聽起來更是傷人。所以，我們不能凡事「賴」給清德，也不能凡事問</w:t>
-      </w:r>
-      <w:r>
-        <w:rPr>
-          <w:rFonts w:ascii="Barlow Condensed Medium" w:eastAsia="華康細黑體" w:hAnsi="Barlow Condensed Medium" w:cs="微軟正黑體" w:hint="eastAsia"/>
-          <w:w w:val="66"/>
-          <w:sz w:val="26"/>
-          <w:szCs w:val="26"/>
-        </w:rPr>
-        <w:t>A</w:t>
-      </w:r>
-      <w:r>
-        <w:rPr>
-          <w:rFonts w:ascii="Barlow Condensed Medium" w:eastAsia="華康細黑體" w:hAnsi="Barlow Condensed Medium" w:cs="微軟正黑體" w:hint="eastAsia"/>
-          <w:w w:val="66"/>
-          <w:sz w:val="26"/>
-          <w:szCs w:val="26"/>
-        </w:rPr>
-        <w:t>答</w:t>
-      </w:r>
-      <w:r>
-        <w:rPr>
-          <w:rFonts w:ascii="Barlow Condensed Medium" w:eastAsia="華康細黑體" w:hAnsi="Barlow Condensed Medium" w:cs="微軟正黑體" w:hint="eastAsia"/>
-          <w:w w:val="66"/>
-          <w:sz w:val="26"/>
-          <w:szCs w:val="26"/>
-        </w:rPr>
-        <w:t>B</w:t>
-      </w:r>
-      <w:r>
-        <w:rPr>
-          <w:rFonts w:ascii="Barlow Condensed Medium" w:eastAsia="華康細黑體" w:hAnsi="Barlow Condensed Medium" w:cs="微軟正黑體" w:hint="eastAsia"/>
-          <w:w w:val="66"/>
-          <w:sz w:val="26"/>
-          <w:szCs w:val="26"/>
-        </w:rPr>
-        <w:t>，更不能</w:t>
-      </w:r>
-      <w:proofErr w:type="gramStart"/>
-      <w:r>
-        <w:rPr>
-          <w:rFonts w:ascii="Barlow Condensed Medium" w:eastAsia="華康細黑體" w:hAnsi="Barlow Condensed Medium" w:cs="微軟正黑體" w:hint="eastAsia"/>
-          <w:w w:val="66"/>
-          <w:sz w:val="26"/>
-          <w:szCs w:val="26"/>
-        </w:rPr>
-        <w:t>相信短影音</w:t>
-      </w:r>
-      <w:proofErr w:type="gramEnd"/>
-      <w:r>
-        <w:rPr>
-          <w:rFonts w:ascii="Barlow Condensed Medium" w:eastAsia="華康細黑體" w:hAnsi="Barlow Condensed Medium" w:cs="微軟正黑體" w:hint="eastAsia"/>
-          <w:w w:val="66"/>
-          <w:sz w:val="26"/>
-          <w:szCs w:val="26"/>
-        </w:rPr>
-        <w:t>。而是要實際去瞭解和探究，就是去秤</w:t>
-      </w:r>
-      <w:proofErr w:type="gramStart"/>
-      <w:r>
-        <w:rPr>
-          <w:rFonts w:ascii="Barlow Condensed Medium" w:eastAsia="華康細黑體" w:hAnsi="Barlow Condensed Medium" w:cs="微軟正黑體" w:hint="eastAsia"/>
-          <w:w w:val="66"/>
-          <w:sz w:val="26"/>
-          <w:szCs w:val="26"/>
-        </w:rPr>
-        <w:t>秤</w:t>
-      </w:r>
-      <w:proofErr w:type="gramEnd"/>
-      <w:r>
-        <w:rPr>
-          <w:rFonts w:ascii="Barlow Condensed Medium" w:eastAsia="華康細黑體" w:hAnsi="Barlow Condensed Medium" w:cs="微軟正黑體" w:hint="eastAsia"/>
-          <w:w w:val="66"/>
-          <w:sz w:val="26"/>
-          <w:szCs w:val="26"/>
-        </w:rPr>
-        <w:t>和關心受苦的人民的苦情。</w:t>
+        <w:t>，就是謊言，在為　神辯護嗎？　神都沒說話了，也沒有要他們為　神辯護。更不用說是用非事實的話來辯護，就不怕　神反過來追究他們的不義嗎？既然知道朋友的說話只是唱高調，無用又不能安慰人，約伯不想花時與他們辯論，轉而向　神祈求說話，因為他知道，除了　神以為，沒有人能證明他是清白的。</w:t>
       </w:r>
     </w:p>
     <w:p>
@@ -27333,7 +26185,7 @@
         <w:jc w:val="both"/>
         <w:rPr>
           <w:rFonts w:ascii="Barlow Condensed Medium" w:eastAsia="華康細黑體" w:hAnsi="Barlow Condensed Medium" w:cs="微軟正黑體"/>
-          <w:w w:val="66"/>
+          <w:w w:val="73"/>
           <w:sz w:val="26"/>
           <w:szCs w:val="26"/>
         </w:rPr>
@@ -27341,265 +26193,56 @@
       <w:r>
         <w:rPr>
           <w:rFonts w:ascii="Barlow Condensed Medium" w:eastAsia="華康儷中黑" w:hAnsi="Barlow Condensed Medium" w:hint="eastAsia"/>
-          <w:w w:val="66"/>
+          <w:w w:val="73"/>
           <w:sz w:val="26"/>
           <w:szCs w:val="26"/>
         </w:rPr>
-        <w:t>反駁以利法認為他因遭禍患而</w:t>
+        <w:t>與其說約伯自己為義，不如說是他相信　神會證明他的義。因為他不是藉　神的名宣告自己為義，而是要求一個公開的審判。他相信　神的判決必然是公義的。</w:t>
       </w:r>
-      <w:proofErr w:type="gramStart"/>
       <w:r>
         <w:rPr>
-          <w:rFonts w:ascii="Barlow Condensed Medium" w:eastAsia="華康儷中黑" w:hAnsi="Barlow Condensed Medium" w:hint="eastAsia"/>
-          <w:w w:val="66"/>
+          <w:rFonts w:ascii="Barlow Condensed Medium" w:eastAsia="華康細黑體" w:hAnsi="Barlow Condensed Medium" w:cs="微軟正黑體" w:hint="eastAsia"/>
+          <w:w w:val="73"/>
           <w:sz w:val="26"/>
           <w:szCs w:val="26"/>
         </w:rPr>
-        <w:t>煩躁</w:t>
+        <w:t>到底是誰自以為義？約伯的朋友用謊言指稱約伯不義，要表明自己是站在　神的義那一邊；就如同耶穌時代，或是更精確地說，是主後</w:t>
       </w:r>
       <w:r>
         <w:rPr>
-          <w:rFonts w:ascii="Barlow Condensed Medium" w:eastAsia="華康儷中黑" w:hAnsi="Barlow Condensed Medium" w:hint="eastAsia"/>
-          <w:w w:val="66"/>
+          <w:rFonts w:ascii="Barlow Condensed Medium" w:eastAsia="華康細黑體" w:hAnsi="Barlow Condensed Medium" w:cs="微軟正黑體" w:hint="eastAsia"/>
+          <w:w w:val="73"/>
           <w:sz w:val="26"/>
           <w:szCs w:val="26"/>
         </w:rPr>
-        <w:t>(</w:t>
+        <w:t>70</w:t>
       </w:r>
-      <w:proofErr w:type="gramEnd"/>
       <w:r>
         <w:rPr>
-          <w:rFonts w:ascii="Barlow Condensed Medium" w:eastAsia="華康儷中黑" w:hAnsi="Barlow Condensed Medium" w:hint="eastAsia"/>
-          <w:w w:val="66"/>
+          <w:rFonts w:ascii="Barlow Condensed Medium" w:eastAsia="華康細黑體" w:hAnsi="Barlow Condensed Medium" w:cs="微軟正黑體" w:hint="eastAsia"/>
+          <w:w w:val="73"/>
           <w:sz w:val="26"/>
           <w:szCs w:val="26"/>
         </w:rPr>
-        <w:t>4:5)</w:t>
+        <w:t>年，耶路撒冷聖殿被毀之後，興起的拉比猶太教，主導的法利賽人，拿著自己解釋的摩西律法來控告自己的弟兄，如出一轍，都是借　神的名和他人的罪要證明自已是義。反觀約伯，宣告「耶和華賞賜，耶和華收取。當稱頌耶和華的名。」</w:t>
       </w:r>
       <w:r>
         <w:rPr>
-          <w:rFonts w:ascii="Barlow Condensed Medium" w:eastAsia="華康儷中黑" w:hAnsi="Barlow Condensed Medium" w:hint="eastAsia"/>
-          <w:w w:val="66"/>
+          <w:rFonts w:ascii="Barlow Condensed Medium" w:eastAsia="華康細黑體" w:hAnsi="Barlow Condensed Medium" w:cs="微軟正黑體" w:hint="eastAsia"/>
+          <w:w w:val="73"/>
           <w:sz w:val="26"/>
           <w:szCs w:val="26"/>
         </w:rPr>
-        <w:t>，憤怒像愚妄人</w:t>
+        <w:t>(1:21)</w:t>
       </w:r>
       <w:r>
         <w:rPr>
-          <w:rFonts w:ascii="Barlow Condensed Medium" w:eastAsia="華康儷中黑" w:hAnsi="Barlow Condensed Medium" w:hint="eastAsia"/>
-          <w:w w:val="66"/>
+          <w:rFonts w:ascii="Barlow Condensed Medium" w:eastAsia="華康細黑體" w:hAnsi="Barlow Condensed Medium" w:cs="微軟正黑體" w:hint="eastAsia"/>
+          <w:w w:val="73"/>
           <w:sz w:val="26"/>
           <w:szCs w:val="26"/>
         </w:rPr>
-        <w:t>(5:2)</w:t>
-      </w:r>
-      <w:r>
-        <w:rPr>
-          <w:rFonts w:ascii="Barlow Condensed Medium" w:eastAsia="華康儷中黑" w:hAnsi="Barlow Condensed Medium" w:hint="eastAsia"/>
-          <w:w w:val="66"/>
-          <w:sz w:val="26"/>
-          <w:szCs w:val="26"/>
-        </w:rPr>
-        <w:t>，約伯形容若秤</w:t>
-      </w:r>
-      <w:proofErr w:type="gramStart"/>
-      <w:r>
-        <w:rPr>
-          <w:rFonts w:ascii="Barlow Condensed Medium" w:eastAsia="華康儷中黑" w:hAnsi="Barlow Condensed Medium" w:hint="eastAsia"/>
-          <w:w w:val="66"/>
-          <w:sz w:val="26"/>
-          <w:szCs w:val="26"/>
-        </w:rPr>
-        <w:t>秤</w:t>
-      </w:r>
-      <w:proofErr w:type="gramEnd"/>
-      <w:r>
-        <w:rPr>
-          <w:rFonts w:ascii="Barlow Condensed Medium" w:eastAsia="華康儷中黑" w:hAnsi="Barlow Condensed Medium" w:hint="eastAsia"/>
-          <w:w w:val="66"/>
-          <w:sz w:val="26"/>
-          <w:szCs w:val="26"/>
-        </w:rPr>
-        <w:t>他的煩惱和災禍要比所有的海沙更重；說話急躁，乃是不</w:t>
-      </w:r>
-      <w:proofErr w:type="gramStart"/>
-      <w:r>
-        <w:rPr>
-          <w:rFonts w:ascii="Barlow Condensed Medium" w:eastAsia="華康儷中黑" w:hAnsi="Barlow Condensed Medium" w:hint="eastAsia"/>
-          <w:w w:val="66"/>
-          <w:sz w:val="26"/>
-          <w:szCs w:val="26"/>
-        </w:rPr>
-        <w:t xml:space="preserve">明白　</w:t>
-      </w:r>
-      <w:proofErr w:type="gramEnd"/>
-      <w:r>
-        <w:rPr>
-          <w:rFonts w:ascii="Barlow Condensed Medium" w:eastAsia="華康儷中黑" w:hAnsi="Barlow Condensed Medium" w:hint="eastAsia"/>
-          <w:w w:val="66"/>
-          <w:sz w:val="26"/>
-          <w:szCs w:val="26"/>
-        </w:rPr>
-        <w:t>神為何打擊他。</w:t>
-      </w:r>
-      <w:r>
-        <w:rPr>
-          <w:rFonts w:ascii="Barlow Condensed Medium" w:eastAsia="華康細黑體" w:hAnsi="Barlow Condensed Medium" w:cs="微軟正黑體" w:hint="eastAsia"/>
-          <w:w w:val="66"/>
-          <w:sz w:val="26"/>
-          <w:szCs w:val="26"/>
-        </w:rPr>
-        <w:t>因為一開始約伯咒</w:t>
-      </w:r>
-      <w:proofErr w:type="gramStart"/>
-      <w:r>
-        <w:rPr>
-          <w:rFonts w:ascii="Barlow Condensed Medium" w:eastAsia="華康細黑體" w:hAnsi="Barlow Condensed Medium" w:cs="微軟正黑體" w:hint="eastAsia"/>
-          <w:w w:val="66"/>
-          <w:sz w:val="26"/>
-          <w:szCs w:val="26"/>
-        </w:rPr>
-        <w:t>詛</w:t>
-      </w:r>
-      <w:proofErr w:type="gramEnd"/>
-      <w:r>
-        <w:rPr>
-          <w:rFonts w:ascii="Barlow Condensed Medium" w:eastAsia="華康細黑體" w:hAnsi="Barlow Condensed Medium" w:cs="微軟正黑體" w:hint="eastAsia"/>
-          <w:w w:val="66"/>
-          <w:sz w:val="26"/>
-          <w:szCs w:val="26"/>
-        </w:rPr>
-        <w:t>自己的生日，意思是他的出生若只是為了今天承受無辜的苦難有何意義，倒不如這一生就免了吧，</w:t>
-      </w:r>
-      <w:proofErr w:type="gramStart"/>
-      <w:r>
-        <w:rPr>
-          <w:rFonts w:ascii="Barlow Condensed Medium" w:eastAsia="華康細黑體" w:hAnsi="Barlow Condensed Medium" w:cs="微軟正黑體" w:hint="eastAsia"/>
-          <w:w w:val="66"/>
-          <w:sz w:val="26"/>
-          <w:szCs w:val="26"/>
-        </w:rPr>
-        <w:t>不</w:t>
-      </w:r>
-      <w:proofErr w:type="gramEnd"/>
-      <w:r>
-        <w:rPr>
-          <w:rFonts w:ascii="Barlow Condensed Medium" w:eastAsia="華康細黑體" w:hAnsi="Barlow Condensed Medium" w:cs="微軟正黑體" w:hint="eastAsia"/>
-          <w:w w:val="66"/>
-          <w:sz w:val="26"/>
-          <w:szCs w:val="26"/>
-        </w:rPr>
-        <w:t>出生也罷，其實這與苦難一樣都不可能重新來過。又意指　神明知有今天，卻讓他</w:t>
-      </w:r>
-      <w:proofErr w:type="gramStart"/>
-      <w:r>
-        <w:rPr>
-          <w:rFonts w:ascii="Barlow Condensed Medium" w:eastAsia="華康細黑體" w:hAnsi="Barlow Condensed Medium" w:cs="微軟正黑體" w:hint="eastAsia"/>
-          <w:w w:val="66"/>
-          <w:sz w:val="26"/>
-          <w:szCs w:val="26"/>
-        </w:rPr>
-        <w:t>從母胎出生</w:t>
-      </w:r>
-      <w:proofErr w:type="gramEnd"/>
-      <w:r>
-        <w:rPr>
-          <w:rFonts w:ascii="Barlow Condensed Medium" w:eastAsia="華康細黑體" w:hAnsi="Barlow Condensed Medium" w:cs="微軟正黑體" w:hint="eastAsia"/>
-          <w:w w:val="66"/>
-          <w:sz w:val="26"/>
-          <w:szCs w:val="26"/>
-        </w:rPr>
-        <w:t>，沒有阻止。約伯的口氣被以利法認為是</w:t>
-      </w:r>
-      <w:proofErr w:type="gramStart"/>
-      <w:r>
-        <w:rPr>
-          <w:rFonts w:ascii="Barlow Condensed Medium" w:eastAsia="華康細黑體" w:hAnsi="Barlow Condensed Medium" w:cs="微軟正黑體" w:hint="eastAsia"/>
-          <w:w w:val="66"/>
-          <w:sz w:val="26"/>
-          <w:szCs w:val="26"/>
-        </w:rPr>
-        <w:t>煩燥</w:t>
-      </w:r>
-      <w:proofErr w:type="gramEnd"/>
-      <w:r>
-        <w:rPr>
-          <w:rFonts w:ascii="Barlow Condensed Medium" w:eastAsia="華康細黑體" w:hAnsi="Barlow Condensed Medium" w:cs="微軟正黑體" w:hint="eastAsia"/>
-          <w:w w:val="66"/>
-          <w:sz w:val="26"/>
-          <w:szCs w:val="26"/>
-        </w:rPr>
-        <w:t>和</w:t>
-      </w:r>
-      <w:proofErr w:type="gramStart"/>
-      <w:r>
-        <w:rPr>
-          <w:rFonts w:ascii="Barlow Condensed Medium" w:eastAsia="華康細黑體" w:hAnsi="Barlow Condensed Medium" w:cs="微軟正黑體" w:hint="eastAsia"/>
-          <w:w w:val="66"/>
-          <w:sz w:val="26"/>
-          <w:szCs w:val="26"/>
-        </w:rPr>
-        <w:t>憤怒，</w:t>
-      </w:r>
-      <w:proofErr w:type="gramEnd"/>
-      <w:r>
-        <w:rPr>
-          <w:rFonts w:ascii="Barlow Condensed Medium" w:eastAsia="華康細黑體" w:hAnsi="Barlow Condensed Medium" w:cs="微軟正黑體" w:hint="eastAsia"/>
-          <w:w w:val="66"/>
-          <w:sz w:val="26"/>
-          <w:szCs w:val="26"/>
-        </w:rPr>
-        <w:t>就拿一般的</w:t>
-      </w:r>
-      <w:r>
-        <w:rPr>
-          <w:rFonts w:ascii="Barlow Condensed Medium" w:eastAsia="華康細黑體" w:hAnsi="Barlow Condensed Medium" w:cs="微軟正黑體" w:hint="eastAsia"/>
-          <w:w w:val="66"/>
-          <w:sz w:val="26"/>
-          <w:szCs w:val="26"/>
-        </w:rPr>
-        <w:t>經驗來等同，煩躁是因為作惡被揭穿而心虛，而憤怒就是因為面子掛不住就遷怒他人。意思是作惡的人這麼作，只是顯出自己更愚妄，就是不知反省和缺乏智慧。因此，約伯才會要求他的朋友要先秤</w:t>
-      </w:r>
-      <w:proofErr w:type="gramStart"/>
-      <w:r>
-        <w:rPr>
-          <w:rFonts w:ascii="Barlow Condensed Medium" w:eastAsia="華康細黑體" w:hAnsi="Barlow Condensed Medium" w:cs="微軟正黑體" w:hint="eastAsia"/>
-          <w:w w:val="66"/>
-          <w:sz w:val="26"/>
-          <w:szCs w:val="26"/>
-        </w:rPr>
-        <w:t>秤</w:t>
-      </w:r>
-      <w:proofErr w:type="gramEnd"/>
-      <w:r>
-        <w:rPr>
-          <w:rFonts w:ascii="Barlow Condensed Medium" w:eastAsia="華康細黑體" w:hAnsi="Barlow Condensed Medium" w:cs="微軟正黑體" w:hint="eastAsia"/>
-          <w:w w:val="66"/>
-          <w:sz w:val="26"/>
-          <w:szCs w:val="26"/>
-        </w:rPr>
-        <w:t>他的煩惱才</w:t>
-      </w:r>
-      <w:proofErr w:type="gramStart"/>
-      <w:r>
-        <w:rPr>
-          <w:rFonts w:ascii="Barlow Condensed Medium" w:eastAsia="華康細黑體" w:hAnsi="Barlow Condensed Medium" w:cs="微軟正黑體" w:hint="eastAsia"/>
-          <w:w w:val="66"/>
-          <w:sz w:val="26"/>
-          <w:szCs w:val="26"/>
-        </w:rPr>
-        <w:t>來作</w:t>
-      </w:r>
-      <w:proofErr w:type="gramEnd"/>
-      <w:r>
-        <w:rPr>
-          <w:rFonts w:ascii="Barlow Condensed Medium" w:eastAsia="華康細黑體" w:hAnsi="Barlow Condensed Medium" w:cs="微軟正黑體" w:hint="eastAsia"/>
-          <w:w w:val="66"/>
-          <w:sz w:val="26"/>
-          <w:szCs w:val="26"/>
-        </w:rPr>
-        <w:t>評論或適當的安慰。其實約伯比所有海沙更重的煩惱或是同樣的災難加在他身上卻比別人更重、更痛。若是作惡被罰，義人自己會認為理所當然。正是因為無辜被罰，才是無法承擔的重量；令人懷疑人生，好像被自己的信仰背叛，不再存任何希望。重點是，約伯遷怒的是自己的人生，因為不明白而質問　神的，是賞賜生命的意義，而不是抱怨　神賜下災禍。苦難反倒令人反思生命的意義。</w:t>
+        <w:t>才是真正維護了　神的權益，因為一切受造都是祂的。表明了，　神賜苦難，不必是為了刑罰惡人，　神有權利如此作，　神就沒有不公義的問題。又在這個前提下，約伯是要求一個公開的審判或申辯的機會。也就是說，他不定自己為義或不義，甚至已經將自己的生命擺在　神面前，就是等候　神的判斷，義或不義乃是　神說了才算。</w:t>
       </w:r>
     </w:p>
     <w:p>
@@ -27610,7 +26253,7 @@
         <w:jc w:val="both"/>
         <w:rPr>
           <w:rFonts w:ascii="Barlow Condensed Medium" w:eastAsia="華康細黑體" w:hAnsi="Barlow Condensed Medium" w:cs="微軟正黑體"/>
-          <w:w w:val="66"/>
+          <w:w w:val="73"/>
           <w:sz w:val="26"/>
           <w:szCs w:val="26"/>
         </w:rPr>
@@ -27618,290 +26261,20 @@
       <w:r>
         <w:rPr>
           <w:rFonts w:ascii="Barlow Condensed Medium" w:eastAsia="華康儷中黑" w:hAnsi="Barlow Condensed Medium" w:hint="eastAsia"/>
-          <w:w w:val="66"/>
+          <w:w w:val="73"/>
           <w:sz w:val="26"/>
           <w:szCs w:val="26"/>
         </w:rPr>
-        <w:t xml:space="preserve">用無味的食物比喻朋友的話沒有幫助，也不能帶來盼望。又他真正的盼望，不是　</w:t>
+        <w:t>約伯對在　神面前的申辯有二項要求和一個訴案。要求一　神暫停刑罰，二是在沒有恐懼威脅下理性對話。而唯一的案由是他到底犯了什麼罪，又說服他知罪。</w:t>
       </w:r>
-      <w:proofErr w:type="gramStart"/>
       <w:r>
         <w:rPr>
-          <w:rFonts w:ascii="Barlow Condensed Medium" w:eastAsia="華康儷中黑" w:hAnsi="Barlow Condensed Medium" w:hint="eastAsia"/>
-          <w:w w:val="66"/>
+          <w:rFonts w:ascii="Barlow Condensed Medium" w:eastAsia="華康細黑體" w:hAnsi="Barlow Condensed Medium" w:cs="微軟正黑體" w:hint="eastAsia"/>
+          <w:w w:val="73"/>
           <w:sz w:val="26"/>
           <w:szCs w:val="26"/>
         </w:rPr>
-        <w:t>神還他</w:t>
-      </w:r>
-      <w:proofErr w:type="gramEnd"/>
-      <w:r>
-        <w:rPr>
-          <w:rFonts w:ascii="Barlow Condensed Medium" w:eastAsia="華康儷中黑" w:hAnsi="Barlow Condensed Medium" w:hint="eastAsia"/>
-          <w:w w:val="66"/>
-          <w:sz w:val="26"/>
-          <w:szCs w:val="26"/>
-        </w:rPr>
-        <w:t>公道，而是讓他可以死，在苦難中得安息。死不再只是給惡人的刑罰。</w:t>
-      </w:r>
-      <w:r>
-        <w:rPr>
-          <w:rFonts w:ascii="Barlow Condensed Medium" w:eastAsia="華康細黑體" w:hAnsi="Barlow Condensed Medium" w:cs="微軟正黑體" w:hint="eastAsia"/>
-          <w:w w:val="66"/>
-          <w:sz w:val="26"/>
-          <w:szCs w:val="26"/>
-        </w:rPr>
-        <w:t>也就是說，話語比喻成心靈的食物，真理可以使人的</w:t>
-      </w:r>
-      <w:proofErr w:type="gramStart"/>
-      <w:r>
-        <w:rPr>
-          <w:rFonts w:ascii="Barlow Condensed Medium" w:eastAsia="華康細黑體" w:hAnsi="Barlow Condensed Medium" w:cs="微軟正黑體" w:hint="eastAsia"/>
-          <w:w w:val="66"/>
-          <w:sz w:val="26"/>
-          <w:szCs w:val="26"/>
-        </w:rPr>
-        <w:t>心飽足</w:t>
-      </w:r>
-      <w:proofErr w:type="gramEnd"/>
-      <w:r>
-        <w:rPr>
-          <w:rFonts w:ascii="Barlow Condensed Medium" w:eastAsia="華康細黑體" w:hAnsi="Barlow Condensed Medium" w:cs="微軟正黑體" w:hint="eastAsia"/>
-          <w:w w:val="66"/>
-          <w:sz w:val="26"/>
-          <w:szCs w:val="26"/>
-        </w:rPr>
-        <w:t>，同理的話可以安慰人，智慧的話可以給人盼望，責備的話使人能反省，惡意中傷的話則是能殺人，而任何基於誤解或猜想的評論，就如同沒有味道、引不出胃口的食物，一點用處都沒有。因此，約伯用以利法評論他的苦難的用詞，來指出以利法完全搞錯了方向。以</w:t>
-      </w:r>
-      <w:proofErr w:type="gramStart"/>
-      <w:r>
-        <w:rPr>
-          <w:rFonts w:ascii="Barlow Condensed Medium" w:eastAsia="華康細黑體" w:hAnsi="Barlow Condensed Medium" w:cs="微軟正黑體" w:hint="eastAsia"/>
-          <w:w w:val="66"/>
-          <w:sz w:val="26"/>
-          <w:szCs w:val="26"/>
-        </w:rPr>
-        <w:t>利法用</w:t>
-      </w:r>
-      <w:proofErr w:type="gramEnd"/>
-      <w:r>
-        <w:rPr>
-          <w:rFonts w:ascii="Barlow Condensed Medium" w:eastAsia="華康細黑體" w:hAnsi="Barlow Condensed Medium" w:cs="微軟正黑體" w:hint="eastAsia"/>
-          <w:w w:val="66"/>
-          <w:sz w:val="26"/>
-          <w:szCs w:val="26"/>
-        </w:rPr>
-        <w:t>「毀壞」</w:t>
-      </w:r>
-      <w:r>
-        <w:rPr>
-          <w:rFonts w:ascii="Barlow Condensed Medium" w:eastAsia="華康細黑體" w:hAnsi="Barlow Condensed Medium" w:cs="微軟正黑體" w:hint="eastAsia"/>
-          <w:w w:val="66"/>
-          <w:sz w:val="26"/>
-          <w:szCs w:val="26"/>
-        </w:rPr>
-        <w:t>(4:19)</w:t>
-      </w:r>
-      <w:r>
-        <w:rPr>
-          <w:rFonts w:ascii="Barlow Condensed Medium" w:eastAsia="華康細黑體" w:hAnsi="Barlow Condensed Medium" w:cs="微軟正黑體" w:hint="eastAsia"/>
-          <w:w w:val="66"/>
-          <w:sz w:val="26"/>
-          <w:szCs w:val="26"/>
-        </w:rPr>
-        <w:t>、「壓迫」</w:t>
-      </w:r>
-      <w:r>
-        <w:rPr>
-          <w:rFonts w:ascii="Barlow Condensed Medium" w:eastAsia="華康細黑體" w:hAnsi="Barlow Condensed Medium" w:cs="微軟正黑體" w:hint="eastAsia"/>
-          <w:w w:val="66"/>
-          <w:sz w:val="26"/>
-          <w:szCs w:val="26"/>
-        </w:rPr>
-        <w:t>(5:4)</w:t>
-      </w:r>
-      <w:proofErr w:type="gramStart"/>
-      <w:r>
-        <w:rPr>
-          <w:rFonts w:ascii="Barlow Condensed Medium" w:eastAsia="華康細黑體" w:hAnsi="Barlow Condensed Medium" w:cs="微軟正黑體" w:hint="eastAsia"/>
-          <w:w w:val="66"/>
-          <w:sz w:val="26"/>
-          <w:szCs w:val="26"/>
-        </w:rPr>
-        <w:t>作為對愚妾</w:t>
-      </w:r>
-      <w:proofErr w:type="gramEnd"/>
-      <w:r>
-        <w:rPr>
-          <w:rFonts w:ascii="Barlow Condensed Medium" w:eastAsia="華康細黑體" w:hAnsi="Barlow Condensed Medium" w:cs="微軟正黑體" w:hint="eastAsia"/>
-          <w:w w:val="66"/>
-          <w:sz w:val="26"/>
-          <w:szCs w:val="26"/>
-        </w:rPr>
-        <w:t>、不信　神的人的懲罰，而約伯卻用　神「壓碎」</w:t>
-      </w:r>
-      <w:r>
-        <w:rPr>
-          <w:rFonts w:ascii="Barlow Condensed Medium" w:eastAsia="華康細黑體" w:hAnsi="Barlow Condensed Medium" w:cs="微軟正黑體" w:hint="eastAsia"/>
-          <w:w w:val="66"/>
-          <w:sz w:val="26"/>
-          <w:szCs w:val="26"/>
-        </w:rPr>
-        <w:t>(6:9)</w:t>
-      </w:r>
-      <w:r>
-        <w:rPr>
-          <w:rFonts w:ascii="Barlow Condensed Medium" w:eastAsia="華康細黑體" w:hAnsi="Barlow Condensed Medium" w:cs="微軟正黑體" w:hint="eastAsia"/>
-          <w:w w:val="66"/>
-          <w:sz w:val="26"/>
-          <w:szCs w:val="26"/>
-        </w:rPr>
-        <w:t>他的生命，才能使他得到安慰。這三</w:t>
-      </w:r>
-      <w:proofErr w:type="gramStart"/>
-      <w:r>
-        <w:rPr>
-          <w:rFonts w:ascii="Barlow Condensed Medium" w:eastAsia="華康細黑體" w:hAnsi="Barlow Condensed Medium" w:cs="微軟正黑體" w:hint="eastAsia"/>
-          <w:w w:val="66"/>
-          <w:sz w:val="26"/>
-          <w:szCs w:val="26"/>
-        </w:rPr>
-        <w:t>個</w:t>
-      </w:r>
-      <w:proofErr w:type="gramEnd"/>
-      <w:r>
-        <w:rPr>
-          <w:rFonts w:ascii="Barlow Condensed Medium" w:eastAsia="華康細黑體" w:hAnsi="Barlow Condensed Medium" w:cs="微軟正黑體" w:hint="eastAsia"/>
-          <w:w w:val="66"/>
-          <w:sz w:val="26"/>
-          <w:szCs w:val="26"/>
-        </w:rPr>
-        <w:t>詞是同一</w:t>
-      </w:r>
-      <w:proofErr w:type="gramStart"/>
-      <w:r>
-        <w:rPr>
-          <w:rFonts w:ascii="Barlow Condensed Medium" w:eastAsia="華康細黑體" w:hAnsi="Barlow Condensed Medium" w:cs="微軟正黑體" w:hint="eastAsia"/>
-          <w:w w:val="66"/>
-          <w:sz w:val="26"/>
-          <w:szCs w:val="26"/>
-        </w:rPr>
-        <w:t>個</w:t>
-      </w:r>
-      <w:proofErr w:type="gramEnd"/>
-      <w:r>
-        <w:rPr>
-          <w:rFonts w:ascii="Barlow Condensed Medium" w:eastAsia="華康細黑體" w:hAnsi="Barlow Condensed Medium" w:cs="微軟正黑體" w:hint="eastAsia"/>
-          <w:w w:val="66"/>
-          <w:sz w:val="26"/>
-          <w:szCs w:val="26"/>
-        </w:rPr>
-        <w:t>字。還有，以</w:t>
-      </w:r>
-      <w:proofErr w:type="gramStart"/>
-      <w:r>
-        <w:rPr>
-          <w:rFonts w:ascii="Barlow Condensed Medium" w:eastAsia="華康細黑體" w:hAnsi="Barlow Condensed Medium" w:cs="微軟正黑體" w:hint="eastAsia"/>
-          <w:w w:val="66"/>
-          <w:sz w:val="26"/>
-          <w:szCs w:val="26"/>
-        </w:rPr>
-        <w:t>利法用</w:t>
-      </w:r>
-      <w:proofErr w:type="gramEnd"/>
-      <w:r>
-        <w:rPr>
-          <w:rFonts w:ascii="Barlow Condensed Medium" w:eastAsia="華康細黑體" w:hAnsi="Barlow Condensed Medium" w:cs="微軟正黑體" w:hint="eastAsia"/>
-          <w:w w:val="66"/>
-          <w:sz w:val="26"/>
-          <w:szCs w:val="26"/>
-        </w:rPr>
-        <w:t>「盼望」</w:t>
-      </w:r>
-      <w:r>
-        <w:rPr>
-          <w:rFonts w:ascii="Barlow Condensed Medium" w:eastAsia="華康細黑體" w:hAnsi="Barlow Condensed Medium" w:cs="微軟正黑體" w:hint="eastAsia"/>
-          <w:w w:val="66"/>
-          <w:sz w:val="26"/>
-          <w:szCs w:val="26"/>
-        </w:rPr>
-        <w:t>(5:16)</w:t>
-      </w:r>
-      <w:r>
-        <w:rPr>
-          <w:rFonts w:ascii="Barlow Condensed Medium" w:eastAsia="華康細黑體" w:hAnsi="Barlow Condensed Medium" w:cs="微軟正黑體" w:hint="eastAsia"/>
-          <w:w w:val="66"/>
-          <w:sz w:val="26"/>
-          <w:szCs w:val="26"/>
-        </w:rPr>
-        <w:t>來指稱弱勢者等候的是　神的公義和拯救，而約伯卻說他所「</w:t>
-      </w:r>
-      <w:proofErr w:type="gramStart"/>
-      <w:r>
-        <w:rPr>
-          <w:rFonts w:ascii="Barlow Condensed Medium" w:eastAsia="華康細黑體" w:hAnsi="Barlow Condensed Medium" w:cs="微軟正黑體" w:hint="eastAsia"/>
-          <w:w w:val="66"/>
-          <w:sz w:val="26"/>
-          <w:szCs w:val="26"/>
-        </w:rPr>
-        <w:t>切慕</w:t>
-      </w:r>
-      <w:proofErr w:type="gramEnd"/>
-      <w:r>
-        <w:rPr>
-          <w:rFonts w:ascii="Barlow Condensed Medium" w:eastAsia="華康細黑體" w:hAnsi="Barlow Condensed Medium" w:cs="微軟正黑體" w:hint="eastAsia"/>
-          <w:w w:val="66"/>
-          <w:sz w:val="26"/>
-          <w:szCs w:val="26"/>
-        </w:rPr>
-        <w:t>」</w:t>
-      </w:r>
-      <w:r>
-        <w:rPr>
-          <w:rFonts w:ascii="Barlow Condensed Medium" w:eastAsia="華康細黑體" w:hAnsi="Barlow Condensed Medium" w:cs="微軟正黑體" w:hint="eastAsia"/>
-          <w:w w:val="66"/>
-          <w:sz w:val="26"/>
-          <w:szCs w:val="26"/>
-        </w:rPr>
-        <w:t>(6:8)</w:t>
-      </w:r>
-      <w:r>
-        <w:rPr>
-          <w:rFonts w:ascii="Barlow Condensed Medium" w:eastAsia="華康細黑體" w:hAnsi="Barlow Condensed Medium" w:cs="微軟正黑體" w:hint="eastAsia"/>
-          <w:w w:val="66"/>
-          <w:sz w:val="26"/>
-          <w:szCs w:val="26"/>
-        </w:rPr>
-        <w:t>是　神將他剪除，賜他能死去。兩詞也是一樣的字。意思是說，對於在苦難中的義人，盼望　神容許他死去反而成了恩典。近日的新聞有錯誤的示範。被</w:t>
-      </w:r>
-      <w:proofErr w:type="gramStart"/>
-      <w:r>
-        <w:rPr>
-          <w:rFonts w:ascii="Barlow Condensed Medium" w:eastAsia="華康細黑體" w:hAnsi="Barlow Condensed Medium" w:cs="微軟正黑體" w:hint="eastAsia"/>
-          <w:w w:val="66"/>
-          <w:sz w:val="26"/>
-          <w:szCs w:val="26"/>
-        </w:rPr>
-        <w:t>霸凌或</w:t>
-      </w:r>
-      <w:proofErr w:type="gramEnd"/>
-      <w:r>
-        <w:rPr>
-          <w:rFonts w:ascii="Barlow Condensed Medium" w:eastAsia="華康細黑體" w:hAnsi="Barlow Condensed Medium" w:cs="微軟正黑體" w:hint="eastAsia"/>
-          <w:w w:val="66"/>
-          <w:sz w:val="26"/>
-          <w:szCs w:val="26"/>
-        </w:rPr>
-        <w:t>高壓管教的學生，選擇槍殺老師和同學，甚至自己的祖父母，然後自戕。當然人無權奪他人性命，絕對是惡，又結束自己的生命卻又得</w:t>
-      </w:r>
-      <w:r>
-        <w:rPr>
-          <w:rFonts w:ascii="Barlow Condensed Medium" w:eastAsia="華康細黑體" w:hAnsi="Barlow Condensed Medium" w:cs="微軟正黑體" w:hint="eastAsia"/>
-          <w:w w:val="66"/>
-          <w:sz w:val="26"/>
-          <w:szCs w:val="26"/>
-        </w:rPr>
-        <w:t>不到安息才是悲哀。約伯雖然想死，但是仍將主權交給　神。</w:t>
+        <w:t>因為苦難若是刑罰，對於一件上訴中的案子就是未審先判，乃是不公義的。這是公義審判的第一項前提。第二就是權力不能介入影響審判的公正性。就是要排除關說、賄賂，或是高層下令的欲加之罪等等。約伯所期待的就是　神親自給他一個理由。如果，約伯有犯自己不知道的罪，請　神讓他知道，他好安心受罰死去。若不是罪的緣故，甚至只是個簡單的理由，　神只是容許苦難自然地，或是因為人的惡而發生。這都能還約伯一個清白，甚至不要求補償，而是能安心地求　神容許他死去。就像近日世界各地發生的災難。尼泊爾因為冰岩溶化造成山洪，中南美洲因為聖嬰現象發生大乾旱，非洲剛果的伊波拉病毒擴散，歐洲熱浪，還有各地的地震、森林大火等等。有的是自然現象，有的卻是人為的惡，像是全球暖化和畜意縱火。但是，受苦的卻是，無辜、隨機選上的人們。世人應該學到的是敬畏　神一切的創造，而不是借由對於災難的無知和恐懼，消費無辜的受難者而獲取利益。</w:t>
       </w:r>
     </w:p>
     <w:p>
@@ -27910,8 +26283,8 @@
         <w:snapToGrid w:val="0"/>
         <w:spacing w:afterLines="50" w:after="165" w:line="290" w:lineRule="exact"/>
         <w:rPr>
-          <w:rFonts w:ascii="Cambria" w:eastAsia="華康細黑體" w:hAnsi="Cambria" w:cs="Cambria"/>
-          <w:w w:val="66"/>
+          <w:rFonts w:ascii="Cambria" w:eastAsia="華康細黑體" w:hAnsi="Cambria" w:cs="Cambria" w:hint="eastAsia"/>
+          <w:w w:val="73"/>
           <w:sz w:val="26"/>
           <w:szCs w:val="26"/>
         </w:rPr>
@@ -27919,7 +26292,7 @@
       <w:r>
         <w:rPr>
           <w:rFonts w:ascii="Barlow Condensed Medium" w:eastAsia="華康儷中黑" w:hAnsi="Barlow Condensed Medium" w:cs="新細明體"/>
-          <w:w w:val="66"/>
+          <w:w w:val="73"/>
           <w:sz w:val="26"/>
           <w:szCs w:val="26"/>
         </w:rPr>
@@ -27928,16 +26301,16 @@
       <w:r>
         <w:rPr>
           <w:rFonts w:ascii="Barlow Condensed Medium" w:eastAsia="華康儷中黑" w:hAnsi="Barlow Condensed Medium" w:cs="新細明體" w:hint="eastAsia"/>
-          <w:w w:val="66"/>
+          <w:w w:val="73"/>
           <w:sz w:val="26"/>
           <w:szCs w:val="26"/>
         </w:rPr>
-        <w:t>倒果為因</w:t>
+        <w:t>發國難財</w:t>
       </w:r>
       <w:r>
         <w:rPr>
           <w:rFonts w:ascii="Barlow Condensed Medium" w:eastAsia="華康儷中黑" w:hAnsi="Barlow Condensed Medium" w:cs="新細明體"/>
-          <w:w w:val="66"/>
+          <w:w w:val="73"/>
           <w:sz w:val="26"/>
           <w:szCs w:val="26"/>
         </w:rPr>
@@ -27946,191 +26319,11 @@
       <w:r>
         <w:rPr>
           <w:rFonts w:ascii="Cambria" w:eastAsia="華康細黑體" w:hAnsi="Cambria" w:cs="Cambria" w:hint="eastAsia"/>
-          <w:w w:val="66"/>
+          <w:w w:val="73"/>
           <w:sz w:val="26"/>
           <w:szCs w:val="26"/>
         </w:rPr>
-        <w:t>基本邏輯推論法則有兩種，一是只有單向推論為合理，二是雙向</w:t>
-      </w:r>
-      <w:proofErr w:type="gramStart"/>
-      <w:r>
-        <w:rPr>
-          <w:rFonts w:ascii="Cambria" w:eastAsia="華康細黑體" w:hAnsi="Cambria" w:cs="Cambria" w:hint="eastAsia"/>
-          <w:w w:val="66"/>
-          <w:sz w:val="26"/>
-          <w:szCs w:val="26"/>
-        </w:rPr>
-        <w:t>正反推都合理</w:t>
-      </w:r>
-      <w:proofErr w:type="gramEnd"/>
-      <w:r>
-        <w:rPr>
-          <w:rFonts w:ascii="Cambria" w:eastAsia="華康細黑體" w:hAnsi="Cambria" w:cs="Cambria" w:hint="eastAsia"/>
-          <w:w w:val="66"/>
-          <w:sz w:val="26"/>
-          <w:szCs w:val="26"/>
-        </w:rPr>
-        <w:t>。比如惡人大多長相</w:t>
-      </w:r>
-      <w:proofErr w:type="gramStart"/>
-      <w:r>
-        <w:rPr>
-          <w:rFonts w:ascii="Cambria" w:eastAsia="華康細黑體" w:hAnsi="Cambria" w:cs="Cambria" w:hint="eastAsia"/>
-          <w:w w:val="66"/>
-          <w:sz w:val="26"/>
-          <w:szCs w:val="26"/>
-        </w:rPr>
-        <w:t>兇</w:t>
-      </w:r>
-      <w:proofErr w:type="gramEnd"/>
-      <w:r>
-        <w:rPr>
-          <w:rFonts w:ascii="Cambria" w:eastAsia="華康細黑體" w:hAnsi="Cambria" w:cs="Cambria" w:hint="eastAsia"/>
-          <w:w w:val="66"/>
-          <w:sz w:val="26"/>
-          <w:szCs w:val="26"/>
-        </w:rPr>
-        <w:t>惡，是單向推論，就不能說長相</w:t>
-      </w:r>
-      <w:proofErr w:type="gramStart"/>
-      <w:r>
-        <w:rPr>
-          <w:rFonts w:ascii="Cambria" w:eastAsia="華康細黑體" w:hAnsi="Cambria" w:cs="Cambria" w:hint="eastAsia"/>
-          <w:w w:val="66"/>
-          <w:sz w:val="26"/>
-          <w:szCs w:val="26"/>
-        </w:rPr>
-        <w:t>兇</w:t>
-      </w:r>
-      <w:proofErr w:type="gramEnd"/>
-      <w:r>
-        <w:rPr>
-          <w:rFonts w:ascii="Cambria" w:eastAsia="華康細黑體" w:hAnsi="Cambria" w:cs="Cambria" w:hint="eastAsia"/>
-          <w:w w:val="66"/>
-          <w:sz w:val="26"/>
-          <w:szCs w:val="26"/>
-        </w:rPr>
-        <w:t>一定是惡人；又情緒控制不好容易生氣，但是生氣不一定是情緒控制不好。另外，可以雙向推論的必須前後都有唯一不可取代性。</w:t>
-      </w:r>
-      <w:proofErr w:type="gramStart"/>
-      <w:r>
-        <w:rPr>
-          <w:rFonts w:ascii="Cambria" w:eastAsia="華康細黑體" w:hAnsi="Cambria" w:cs="Cambria" w:hint="eastAsia"/>
-          <w:w w:val="66"/>
-          <w:sz w:val="26"/>
-          <w:szCs w:val="26"/>
-        </w:rPr>
-        <w:t>比如，</w:t>
-      </w:r>
-      <w:proofErr w:type="gramEnd"/>
-      <w:r>
-        <w:rPr>
-          <w:rFonts w:ascii="Cambria" w:eastAsia="華康細黑體" w:hAnsi="Cambria" w:cs="Cambria" w:hint="eastAsia"/>
-          <w:w w:val="66"/>
-          <w:sz w:val="26"/>
-          <w:szCs w:val="26"/>
-        </w:rPr>
-        <w:t>母雞生雞蛋，雞蛋是母雞生的，不指定哪隻雞、哪顆蛋，正反推就都正確。又如鑽石是已知最硬的物質，那麼已知最硬的物質就是鑽石。然而，倒果為因最有可能發生在單向推論的因果上。約伯就是因為反向推論惡有惡報，而被朋友所誤解。又有一種變相的倒果為因，是轉移焦點的惡意指控。像立法法案違憲，因此行政院長</w:t>
-      </w:r>
-      <w:proofErr w:type="gramStart"/>
-      <w:r>
-        <w:rPr>
-          <w:rFonts w:ascii="Cambria" w:eastAsia="華康細黑體" w:hAnsi="Cambria" w:cs="Cambria" w:hint="eastAsia"/>
-          <w:w w:val="66"/>
-          <w:sz w:val="26"/>
-          <w:szCs w:val="26"/>
-        </w:rPr>
-        <w:t>不附署</w:t>
-      </w:r>
-      <w:proofErr w:type="gramEnd"/>
-      <w:r>
-        <w:rPr>
-          <w:rFonts w:ascii="Cambria" w:eastAsia="華康細黑體" w:hAnsi="Cambria" w:cs="Cambria" w:hint="eastAsia"/>
-          <w:w w:val="66"/>
-          <w:sz w:val="26"/>
-          <w:szCs w:val="26"/>
-        </w:rPr>
-        <w:t>。變成行政院長</w:t>
-      </w:r>
-      <w:proofErr w:type="gramStart"/>
-      <w:r>
-        <w:rPr>
-          <w:rFonts w:ascii="Cambria" w:eastAsia="華康細黑體" w:hAnsi="Cambria" w:cs="Cambria" w:hint="eastAsia"/>
-          <w:w w:val="66"/>
-          <w:sz w:val="26"/>
-          <w:szCs w:val="26"/>
-        </w:rPr>
-        <w:t>不附署法案</w:t>
-      </w:r>
-      <w:proofErr w:type="gramEnd"/>
-      <w:r>
-        <w:rPr>
-          <w:rFonts w:ascii="Cambria" w:eastAsia="華康細黑體" w:hAnsi="Cambria" w:cs="Cambria" w:hint="eastAsia"/>
-          <w:w w:val="66"/>
-          <w:sz w:val="26"/>
-          <w:szCs w:val="26"/>
-        </w:rPr>
-        <w:t>是獨裁。又像地方政府不抽驗油品</w:t>
-      </w:r>
-      <w:proofErr w:type="gramStart"/>
-      <w:r>
-        <w:rPr>
-          <w:rFonts w:ascii="Cambria" w:eastAsia="華康細黑體" w:hAnsi="Cambria" w:cs="Cambria" w:hint="eastAsia"/>
-          <w:w w:val="66"/>
-          <w:sz w:val="26"/>
-          <w:szCs w:val="26"/>
-        </w:rPr>
-        <w:t>導致毒油流通</w:t>
-      </w:r>
-      <w:proofErr w:type="gramEnd"/>
-      <w:r>
-        <w:rPr>
-          <w:rFonts w:ascii="Cambria" w:eastAsia="華康細黑體" w:hAnsi="Cambria" w:cs="Cambria" w:hint="eastAsia"/>
-          <w:w w:val="66"/>
-          <w:sz w:val="26"/>
-          <w:szCs w:val="26"/>
-        </w:rPr>
-        <w:t>，</w:t>
-      </w:r>
-      <w:proofErr w:type="gramStart"/>
-      <w:r>
-        <w:rPr>
-          <w:rFonts w:ascii="Cambria" w:eastAsia="華康細黑體" w:hAnsi="Cambria" w:cs="Cambria" w:hint="eastAsia"/>
-          <w:w w:val="66"/>
-          <w:sz w:val="26"/>
-          <w:szCs w:val="26"/>
-        </w:rPr>
-        <w:t>變成毒油流通</w:t>
-      </w:r>
-      <w:proofErr w:type="gramEnd"/>
-      <w:r>
-        <w:rPr>
-          <w:rFonts w:ascii="Cambria" w:eastAsia="華康細黑體" w:hAnsi="Cambria" w:cs="Cambria" w:hint="eastAsia"/>
-          <w:w w:val="66"/>
-          <w:sz w:val="26"/>
-          <w:szCs w:val="26"/>
-        </w:rPr>
-        <w:t>是中央政府蓋牌。也就是</w:t>
-      </w:r>
-      <w:proofErr w:type="gramStart"/>
-      <w:r>
-        <w:rPr>
-          <w:rFonts w:ascii="Cambria" w:eastAsia="華康細黑體" w:hAnsi="Cambria" w:cs="Cambria" w:hint="eastAsia"/>
-          <w:w w:val="66"/>
-          <w:sz w:val="26"/>
-          <w:szCs w:val="26"/>
-        </w:rPr>
-        <w:t>硬拗出一個</w:t>
-      </w:r>
-      <w:proofErr w:type="gramEnd"/>
-      <w:r>
-        <w:rPr>
-          <w:rFonts w:ascii="Cambria" w:eastAsia="華康細黑體" w:hAnsi="Cambria" w:cs="Cambria" w:hint="eastAsia"/>
-          <w:w w:val="66"/>
-          <w:sz w:val="26"/>
-          <w:szCs w:val="26"/>
-        </w:rPr>
-        <w:t>似是而非的單向推論，不是出於誤解，而是惡意曲解。</w:t>
+        <w:t>就是趁火打劫。從最常見的風颱天哄抬菜價，到手法高明的利用疫情，詐騙公益愛心捐款，和扣帽子的方式，就是猜測且未經證實的抹黑，來獲得聲量或政治紅利。最可惡的是，假報公帳支出去洗白侵佔救災的善款，還有假借民主的立法權，違憲立法來自肥和圖利自己黨派的法案。比如無人機發展條例是因應國家受敵對國家優勢武力的威脅，而立法院卻違法提預算案，又把預算拆成每年審，每年編列。表面上用假設和猜疑的謊言扣上「反黑箱」的帽子，事實上的意思是，廠商若想每年的預算通過，就得先找立委們談談。又立法院借由審預算，譖越了司法和監察獨立的調查權，為自己預留製造「黑箱」的保護傘。不論是政府或無辜人，都不應被抹黑消費，而從中自義或得利。而約伯的朋友無心自義，卻誤會了約伯。最後，　神判他們獻祭悔改，是無心而可得赦免的罪。但是故意惡意攻擊以自義或自肥的是不能得赦免的。</w:t>
       </w:r>
     </w:p>
     <w:p>
@@ -28141,7 +26334,7 @@
         <w:jc w:val="both"/>
         <w:rPr>
           <w:rFonts w:ascii="Barlow Condensed Medium" w:eastAsia="華康儷中黑" w:hAnsi="Barlow Condensed Medium"/>
-          <w:w w:val="66"/>
+          <w:w w:val="73"/>
           <w:sz w:val="26"/>
           <w:szCs w:val="26"/>
         </w:rPr>
@@ -28149,221 +26342,52 @@
       <w:r>
         <w:rPr>
           <w:rFonts w:ascii="Barlow Condensed Medium" w:eastAsia="華康儷中黑" w:hAnsi="Barlow Condensed Medium" w:hint="eastAsia"/>
-          <w:w w:val="66"/>
+          <w:w w:val="73"/>
           <w:sz w:val="26"/>
           <w:szCs w:val="26"/>
         </w:rPr>
-        <w:t>灰心的人，可能會離棄　神。所以要先聆聽、細察和同理在苦難中受苦的人。找出受苦者真正的需要和期待，就是秤</w:t>
+        <w:t>義人能區分苦難和刑罰，而向　神申辯的過程就是反省和尋求公義的過程。義人渴慕公義比死堅定，公義的判決才是義人的拯救。又　神認證的義才是真的義。</w:t>
       </w:r>
-      <w:proofErr w:type="gramStart"/>
       <w:r>
         <w:rPr>
-          <w:rFonts w:ascii="Barlow Condensed Medium" w:eastAsia="華康儷中黑" w:hAnsi="Barlow Condensed Medium" w:hint="eastAsia"/>
-          <w:w w:val="66"/>
+          <w:rFonts w:ascii="Barlow Condensed Medium" w:eastAsia="華康細黑體" w:hAnsi="Barlow Condensed Medium" w:cs="微軟正黑體" w:hint="eastAsia"/>
+          <w:w w:val="73"/>
           <w:sz w:val="26"/>
           <w:szCs w:val="26"/>
         </w:rPr>
-        <w:t>秤</w:t>
+        <w:t>因此，約伯只是全心相信　神是信實和公義的，只要在祂的面前受審判或是申辯，必然有根據事實和公正的判決，而義人沒有行惡，得到義的判斷是可預期的。只是人必須保留犯了自己不知道的罪的可能性，謙卑地向　神求問，這就是自省的基本態度。如果自我感覺良好，這樣的人是不會自我反省的。所以，沒有犯罪的人堅稱自己沒有犯罪是天經地義的，但若是犯罪的證據和事實明確，就要像約伯說的，自知理虧，就要閉口不言，寧可氣絕而死，讓公義顯明。</w:t>
       </w:r>
-      <w:proofErr w:type="gramEnd"/>
       <w:r>
         <w:rPr>
-          <w:rFonts w:ascii="Barlow Condensed Medium" w:eastAsia="華康儷中黑" w:hAnsi="Barlow Condensed Medium" w:hint="eastAsia"/>
-          <w:w w:val="66"/>
+          <w:rFonts w:ascii="Barlow Condensed Medium" w:eastAsia="華康細黑體" w:hAnsi="Barlow Condensed Medium" w:cs="微軟正黑體" w:hint="eastAsia"/>
+          <w:w w:val="73"/>
           <w:sz w:val="26"/>
           <w:szCs w:val="26"/>
         </w:rPr>
-        <w:t>煩惱的重量，分擔和支持才會有幫助。</w:t>
+        <w:t>(13:19)</w:t>
       </w:r>
       <w:r>
         <w:rPr>
           <w:rFonts w:ascii="Barlow Condensed Medium" w:eastAsia="華康細黑體" w:hAnsi="Barlow Condensed Medium" w:cs="微軟正黑體" w:hint="eastAsia"/>
-          <w:w w:val="66"/>
+          <w:w w:val="73"/>
           <w:sz w:val="26"/>
           <w:szCs w:val="26"/>
         </w:rPr>
-        <w:t>其實約伯的三個朋友從遠方相約而來。遠遠認不出約伯就放聲大哭，撕裂衣服，</w:t>
+        <w:t>這義人所期盼的拯救，不在於自己的利益，而是能有　神公義的判決</w:t>
       </w:r>
-      <w:proofErr w:type="gramStart"/>
       <w:r>
         <w:rPr>
           <w:rFonts w:ascii="Barlow Condensed Medium" w:eastAsia="華康細黑體" w:hAnsi="Barlow Condensed Medium" w:cs="微軟正黑體" w:hint="eastAsia"/>
-          <w:w w:val="66"/>
+          <w:w w:val="73"/>
           <w:sz w:val="26"/>
           <w:szCs w:val="26"/>
         </w:rPr>
-        <w:t>撒灰在</w:t>
-      </w:r>
-      <w:proofErr w:type="gramEnd"/>
-      <w:r>
-        <w:rPr>
-          <w:rFonts w:ascii="Barlow Condensed Medium" w:eastAsia="華康細黑體" w:hAnsi="Barlow Condensed Medium" w:cs="微軟正黑體" w:hint="eastAsia"/>
-          <w:w w:val="66"/>
-          <w:sz w:val="26"/>
-          <w:szCs w:val="26"/>
-        </w:rPr>
-        <w:t>頭上。又陪伴約伯七天七夜，無言以對。經文說他們看見極大的痛苦，就是無法安慰的痛苦。但是他們</w:t>
-      </w:r>
-      <w:proofErr w:type="gramStart"/>
-      <w:r>
-        <w:rPr>
-          <w:rFonts w:ascii="Barlow Condensed Medium" w:eastAsia="華康細黑體" w:hAnsi="Barlow Condensed Medium" w:cs="微軟正黑體" w:hint="eastAsia"/>
-          <w:w w:val="66"/>
-          <w:sz w:val="26"/>
-          <w:szCs w:val="26"/>
-        </w:rPr>
-        <w:t>卻錯看了</w:t>
-      </w:r>
-      <w:proofErr w:type="gramEnd"/>
-      <w:r>
-        <w:rPr>
-          <w:rFonts w:ascii="Barlow Condensed Medium" w:eastAsia="華康細黑體" w:hAnsi="Barlow Condensed Medium" w:cs="微軟正黑體" w:hint="eastAsia"/>
-          <w:w w:val="66"/>
-          <w:sz w:val="26"/>
-          <w:szCs w:val="26"/>
-        </w:rPr>
-        <w:t>約伯的煩惱。苦難帶來的痛苦沒有打倒約伯的信心，反而是繼續活著的重量讓他承擔不了。又誠如約伯所言：「</w:t>
+        <w:t>。</w:t>
       </w:r>
       <w:r>
         <w:rPr>
-          <w:rFonts w:ascii="Barlow Condensed Medium" w:eastAsia="華康細黑體" w:hAnsi="Barlow Condensed Medium" w:cs="微軟正黑體"/>
-          <w:w w:val="66"/>
-          <w:sz w:val="26"/>
-          <w:szCs w:val="26"/>
-        </w:rPr>
-        <w:t>…</w:t>
-      </w:r>
-      <w:r>
-        <w:rPr>
           <w:rFonts w:ascii="Barlow Condensed Medium" w:eastAsia="華康細黑體" w:hAnsi="Barlow Condensed Medium" w:cs="微軟正黑體" w:hint="eastAsia"/>
-          <w:w w:val="66"/>
-          <w:sz w:val="26"/>
-          <w:szCs w:val="26"/>
-        </w:rPr>
-        <w:t>我們從　神手</w:t>
-      </w:r>
-      <w:proofErr w:type="gramStart"/>
-      <w:r>
-        <w:rPr>
-          <w:rFonts w:ascii="Barlow Condensed Medium" w:eastAsia="華康細黑體" w:hAnsi="Barlow Condensed Medium" w:cs="微軟正黑體" w:hint="eastAsia"/>
-          <w:w w:val="66"/>
-          <w:sz w:val="26"/>
-          <w:szCs w:val="26"/>
-        </w:rPr>
-        <w:t>裏</w:t>
-      </w:r>
-      <w:proofErr w:type="gramEnd"/>
-      <w:r>
-        <w:rPr>
-          <w:rFonts w:ascii="Barlow Condensed Medium" w:eastAsia="華康細黑體" w:hAnsi="Barlow Condensed Medium" w:cs="微軟正黑體" w:hint="eastAsia"/>
-          <w:w w:val="66"/>
-          <w:sz w:val="26"/>
-          <w:szCs w:val="26"/>
-        </w:rPr>
-        <w:t>得福，不也</w:t>
-      </w:r>
-      <w:proofErr w:type="gramStart"/>
-      <w:r>
-        <w:rPr>
-          <w:rFonts w:ascii="Barlow Condensed Medium" w:eastAsia="華康細黑體" w:hAnsi="Barlow Condensed Medium" w:cs="微軟正黑體" w:hint="eastAsia"/>
-          <w:w w:val="66"/>
-          <w:sz w:val="26"/>
-          <w:szCs w:val="26"/>
-        </w:rPr>
-        <w:t>受禍嗎</w:t>
-      </w:r>
-      <w:proofErr w:type="gramEnd"/>
-      <w:r>
-        <w:rPr>
-          <w:rFonts w:ascii="Barlow Condensed Medium" w:eastAsia="華康細黑體" w:hAnsi="Barlow Condensed Medium" w:cs="微軟正黑體" w:hint="eastAsia"/>
-          <w:w w:val="66"/>
-          <w:sz w:val="26"/>
-          <w:szCs w:val="26"/>
-        </w:rPr>
-        <w:t>？」</w:t>
-      </w:r>
-      <w:r>
-        <w:rPr>
-          <w:rFonts w:ascii="Barlow Condensed Medium" w:eastAsia="華康細黑體" w:hAnsi="Barlow Condensed Medium" w:cs="微軟正黑體" w:hint="eastAsia"/>
-          <w:w w:val="66"/>
-          <w:sz w:val="26"/>
-          <w:szCs w:val="26"/>
-        </w:rPr>
-        <w:t>(2:9)</w:t>
-      </w:r>
-      <w:r>
-        <w:rPr>
-          <w:rFonts w:ascii="Barlow Condensed Medium" w:eastAsia="華康細黑體" w:hAnsi="Barlow Condensed Medium" w:cs="微軟正黑體" w:hint="eastAsia"/>
-          <w:w w:val="66"/>
-          <w:sz w:val="26"/>
-          <w:szCs w:val="26"/>
-        </w:rPr>
-        <w:t>主權就在　神手中，人只能禱告尋求　神的解答，沒有人能代替　神回答約伯的困惑。又</w:t>
-      </w:r>
-      <w:proofErr w:type="gramStart"/>
-      <w:r>
-        <w:rPr>
-          <w:rFonts w:ascii="Barlow Condensed Medium" w:eastAsia="華康細黑體" w:hAnsi="Barlow Condensed Medium" w:cs="微軟正黑體" w:hint="eastAsia"/>
-          <w:w w:val="66"/>
-          <w:sz w:val="26"/>
-          <w:szCs w:val="26"/>
-        </w:rPr>
-        <w:t>能秤出人心</w:t>
-      </w:r>
-      <w:proofErr w:type="gramEnd"/>
-      <w:r>
-        <w:rPr>
-          <w:rFonts w:ascii="Barlow Condensed Medium" w:eastAsia="華康細黑體" w:hAnsi="Barlow Condensed Medium" w:cs="微軟正黑體" w:hint="eastAsia"/>
-          <w:w w:val="66"/>
-          <w:sz w:val="26"/>
-          <w:szCs w:val="26"/>
-        </w:rPr>
-        <w:t>中的</w:t>
-      </w:r>
-      <w:proofErr w:type="gramStart"/>
-      <w:r>
-        <w:rPr>
-          <w:rFonts w:ascii="Barlow Condensed Medium" w:eastAsia="華康細黑體" w:hAnsi="Barlow Condensed Medium" w:cs="微軟正黑體" w:hint="eastAsia"/>
-          <w:w w:val="66"/>
-          <w:sz w:val="26"/>
-          <w:szCs w:val="26"/>
-        </w:rPr>
-        <w:t>煩惱，</w:t>
-      </w:r>
-      <w:proofErr w:type="gramEnd"/>
-      <w:r>
-        <w:rPr>
-          <w:rFonts w:ascii="Barlow Condensed Medium" w:eastAsia="華康細黑體" w:hAnsi="Barlow Condensed Medium" w:cs="微軟正黑體" w:hint="eastAsia"/>
-          <w:w w:val="66"/>
-          <w:sz w:val="26"/>
-          <w:szCs w:val="26"/>
-        </w:rPr>
-        <w:t>且能不離</w:t>
-      </w:r>
-      <w:proofErr w:type="gramStart"/>
-      <w:r>
-        <w:rPr>
-          <w:rFonts w:ascii="Barlow Condensed Medium" w:eastAsia="華康細黑體" w:hAnsi="Barlow Condensed Medium" w:cs="微軟正黑體" w:hint="eastAsia"/>
-          <w:w w:val="66"/>
-          <w:sz w:val="26"/>
-          <w:szCs w:val="26"/>
-        </w:rPr>
-        <w:t>不</w:t>
-      </w:r>
-      <w:proofErr w:type="gramEnd"/>
-      <w:r>
-        <w:rPr>
-          <w:rFonts w:ascii="Barlow Condensed Medium" w:eastAsia="華康細黑體" w:hAnsi="Barlow Condensed Medium" w:cs="微軟正黑體" w:hint="eastAsia"/>
-          <w:w w:val="66"/>
-          <w:sz w:val="26"/>
-          <w:szCs w:val="26"/>
-        </w:rPr>
-        <w:t>棄，這樣的知己，才是苦難中唯一的安慰。</w:t>
-      </w:r>
-      <w:r>
-        <w:rPr>
-          <w:rFonts w:ascii="Barlow Condensed Medium" w:eastAsia="華康細黑體" w:hAnsi="Barlow Condensed Medium" w:cs="微軟正黑體" w:hint="eastAsia"/>
-          <w:w w:val="66"/>
+          <w:w w:val="73"/>
           <w:sz w:val="26"/>
           <w:szCs w:val="26"/>
         </w:rPr>
@@ -28371,8 +26395,8 @@
       </w:r>
     </w:p>
     <w:sectPr>
-      <w:headerReference w:type="even" r:id="rId18"/>
-      <w:headerReference w:type="default" r:id="rId19"/>
+      <w:headerReference w:type="even" r:id="rId17"/>
+      <w:headerReference w:type="default" r:id="rId18"/>
       <w:type w:val="evenPage"/>
       <w:pgSz w:w="20639" w:h="14572" w:orient="landscape" w:code="12"/>
       <w:pgMar w:top="794" w:right="567" w:bottom="510" w:left="567" w:header="340" w:footer="454" w:gutter="0"/>
@@ -28390,7 +26414,7 @@
 </file>
 
 <file path=word/endnotes.xml><?xml version="1.0" encoding="utf-8"?>
-<w:endnotes xmlns:wpc="http://schemas.microsoft.com/office/word/2010/wordprocessingCanvas" xmlns:cx="http://schemas.microsoft.com/office/drawing/2014/chartex" xmlns:cx1="http://schemas.microsoft.com/office/drawing/2015/9/8/chartex" xmlns:cx2="http://schemas.microsoft.com/office/drawing/2015/10/21/chartex" xmlns:cx3="http://schemas.microsoft.com/office/drawing/2016/5/9/chartex" xmlns:cx4="http://schemas.microsoft.com/office/drawing/2016/5/10/chartex" xmlns:cx5="http://schemas.microsoft.com/office/drawing/2016/5/11/chartex" xmlns:cx6="http://schemas.microsoft.com/office/drawing/2016/5/12/chartex" xmlns:cx7="http://schemas.microsoft.com/office/drawing/2016/5/13/chartex" xmlns:cx8="http://schemas.microsoft.com/office/drawing/2016/5/14/chartex" xmlns:mc="http://schemas.openxmlformats.org/markup-compatibility/2006" xmlns:aink="http://schemas.microsoft.com/office/drawing/2016/ink" xmlns:am3d="http://schemas.microsoft.com/office/drawing/2017/model3d" xmlns:o="urn:schemas-microsoft-com:office:office" xmlns:oel="http://schemas.microsoft.com/office/2019/extlst" xmlns:r="http://schemas.openxmlformats.org/officeDocument/2006/relationships" xmlns:m="http://schemas.openxmlformats.org/officeDocument/2006/math" xmlns:v="urn:schemas-microsoft-com:vml" xmlns:wp14="http://schemas.microsoft.com/office/word/2010/wordprocessingDrawing" xmlns:wp="http://schemas.openxmlformats.org/drawingml/2006/wordprocessingDrawing" xmlns:w10="urn:schemas-microsoft-com:office:word" xmlns:w="http://schemas.openxmlformats.org/wordprocessingml/2006/main" xmlns:w14="http://schemas.microsoft.com/office/word/2010/wordml" xmlns:w15="http://schemas.microsoft.com/office/word/2012/wordml" xmlns:w16cex="http://schemas.microsoft.com/office/word/2018/wordml/cex" xmlns:w16cid="http://schemas.microsoft.com/office/word/2016/wordml/cid" xmlns:w16="http://schemas.microsoft.com/office/word/2018/wordml" xmlns:w16sdtdh="http://schemas.microsoft.com/office/word/2020/wordml/sdtdatahash" xmlns:w16se="http://schemas.microsoft.com/office/word/2015/wordml/symex" xmlns:wpg="http://schemas.microsoft.com/office/word/2010/wordprocessingGroup" xmlns:wpi="http://schemas.microsoft.com/office/word/2010/wordprocessingInk" xmlns:wne="http://schemas.microsoft.com/office/word/2006/wordml" xmlns:wps="http://schemas.microsoft.com/office/word/2010/wordprocessingShape" mc:Ignorable="w14 w15 w16se w16cid w16 w16cex w16sdtdh wp14">
+<w:endnotes xmlns:wpc="http://schemas.microsoft.com/office/word/2010/wordprocessingCanvas" xmlns:mc="http://schemas.openxmlformats.org/markup-compatibility/2006" xmlns:o="urn:schemas-microsoft-com:office:office" xmlns:r="http://schemas.openxmlformats.org/officeDocument/2006/relationships" xmlns:m="http://schemas.openxmlformats.org/officeDocument/2006/math" xmlns:v="urn:schemas-microsoft-com:vml" xmlns:wp14="http://schemas.microsoft.com/office/word/2010/wordprocessingDrawing" xmlns:wp="http://schemas.openxmlformats.org/drawingml/2006/wordprocessingDrawing" xmlns:w10="urn:schemas-microsoft-com:office:word" xmlns:w="http://schemas.openxmlformats.org/wordprocessingml/2006/main" xmlns:w14="http://schemas.microsoft.com/office/word/2010/wordml" xmlns:w15="http://schemas.microsoft.com/office/word/2012/wordml" xmlns:wpg="http://schemas.microsoft.com/office/word/2010/wordprocessingGroup" xmlns:wpi="http://schemas.microsoft.com/office/word/2010/wordprocessingInk" xmlns:wne="http://schemas.microsoft.com/office/word/2006/wordml" xmlns:wps="http://schemas.microsoft.com/office/word/2010/wordprocessingShape" mc:Ignorable="w14 w15 wp14">
   <w:endnote w:type="separator" w:id="-1">
     <w:p>
       <w:r>
@@ -28409,7 +26433,7 @@
 </file>
 
 <file path=word/footnotes.xml><?xml version="1.0" encoding="utf-8"?>
-<w:footnotes xmlns:wpc="http://schemas.microsoft.com/office/word/2010/wordprocessingCanvas" xmlns:cx="http://schemas.microsoft.com/office/drawing/2014/chartex" xmlns:cx1="http://schemas.microsoft.com/office/drawing/2015/9/8/chartex" xmlns:cx2="http://schemas.microsoft.com/office/drawing/2015/10/21/chartex" xmlns:cx3="http://schemas.microsoft.com/office/drawing/2016/5/9/chartex" xmlns:cx4="http://schemas.microsoft.com/office/drawing/2016/5/10/chartex" xmlns:cx5="http://schemas.microsoft.com/office/drawing/2016/5/11/chartex" xmlns:cx6="http://schemas.microsoft.com/office/drawing/2016/5/12/chartex" xmlns:cx7="http://schemas.microsoft.com/office/drawing/2016/5/13/chartex" xmlns:cx8="http://schemas.microsoft.com/office/drawing/2016/5/14/chartex" xmlns:mc="http://schemas.openxmlformats.org/markup-compatibility/2006" xmlns:aink="http://schemas.microsoft.com/office/drawing/2016/ink" xmlns:am3d="http://schemas.microsoft.com/office/drawing/2017/model3d" xmlns:o="urn:schemas-microsoft-com:office:office" xmlns:oel="http://schemas.microsoft.com/office/2019/extlst" xmlns:r="http://schemas.openxmlformats.org/officeDocument/2006/relationships" xmlns:m="http://schemas.openxmlformats.org/officeDocument/2006/math" xmlns:v="urn:schemas-microsoft-com:vml" xmlns:wp14="http://schemas.microsoft.com/office/word/2010/wordprocessingDrawing" xmlns:wp="http://schemas.openxmlformats.org/drawingml/2006/wordprocessingDrawing" xmlns:w10="urn:schemas-microsoft-com:office:word" xmlns:w="http://schemas.openxmlformats.org/wordprocessingml/2006/main" xmlns:w14="http://schemas.microsoft.com/office/word/2010/wordml" xmlns:w15="http://schemas.microsoft.com/office/word/2012/wordml" xmlns:w16cex="http://schemas.microsoft.com/office/word/2018/wordml/cex" xmlns:w16cid="http://schemas.microsoft.com/office/word/2016/wordml/cid" xmlns:w16="http://schemas.microsoft.com/office/word/2018/wordml" xmlns:w16sdtdh="http://schemas.microsoft.com/office/word/2020/wordml/sdtdatahash" xmlns:w16se="http://schemas.microsoft.com/office/word/2015/wordml/symex" xmlns:wpg="http://schemas.microsoft.com/office/word/2010/wordprocessingGroup" xmlns:wpi="http://schemas.microsoft.com/office/word/2010/wordprocessingInk" xmlns:wne="http://schemas.microsoft.com/office/word/2006/wordml" xmlns:wps="http://schemas.microsoft.com/office/word/2010/wordprocessingShape" mc:Ignorable="w14 w15 w16se w16cid w16 w16cex w16sdtdh wp14">
+<w:footnotes xmlns:wpc="http://schemas.microsoft.com/office/word/2010/wordprocessingCanvas" xmlns:mc="http://schemas.openxmlformats.org/markup-compatibility/2006" xmlns:o="urn:schemas-microsoft-com:office:office" xmlns:r="http://schemas.openxmlformats.org/officeDocument/2006/relationships" xmlns:m="http://schemas.openxmlformats.org/officeDocument/2006/math" xmlns:v="urn:schemas-microsoft-com:vml" xmlns:wp14="http://schemas.microsoft.com/office/word/2010/wordprocessingDrawing" xmlns:wp="http://schemas.openxmlformats.org/drawingml/2006/wordprocessingDrawing" xmlns:w10="urn:schemas-microsoft-com:office:word" xmlns:w="http://schemas.openxmlformats.org/wordprocessingml/2006/main" xmlns:w14="http://schemas.microsoft.com/office/word/2010/wordml" xmlns:w15="http://schemas.microsoft.com/office/word/2012/wordml" xmlns:wpg="http://schemas.microsoft.com/office/word/2010/wordprocessingGroup" xmlns:wpi="http://schemas.microsoft.com/office/word/2010/wordprocessingInk" xmlns:wne="http://schemas.microsoft.com/office/word/2006/wordml" xmlns:wps="http://schemas.microsoft.com/office/word/2010/wordprocessingShape" mc:Ignorable="w14 w15 wp14">
   <w:footnote w:type="separator" w:id="-1">
     <w:p>
       <w:r>
@@ -28428,7 +26452,7 @@
 </file>
 
 <file path=word/header1.xml><?xml version="1.0" encoding="utf-8"?>
-<w:hdr xmlns:wpc="http://schemas.microsoft.com/office/word/2010/wordprocessingCanvas" xmlns:cx="http://schemas.microsoft.com/office/drawing/2014/chartex" xmlns:cx1="http://schemas.microsoft.com/office/drawing/2015/9/8/chartex" xmlns:cx2="http://schemas.microsoft.com/office/drawing/2015/10/21/chartex" xmlns:cx3="http://schemas.microsoft.com/office/drawing/2016/5/9/chartex" xmlns:cx4="http://schemas.microsoft.com/office/drawing/2016/5/10/chartex" xmlns:cx5="http://schemas.microsoft.com/office/drawing/2016/5/11/chartex" xmlns:cx6="http://schemas.microsoft.com/office/drawing/2016/5/12/chartex" xmlns:cx7="http://schemas.microsoft.com/office/drawing/2016/5/13/chartex" xmlns:cx8="http://schemas.microsoft.com/office/drawing/2016/5/14/chartex" xmlns:mc="http://schemas.openxmlformats.org/markup-compatibility/2006" xmlns:aink="http://schemas.microsoft.com/office/drawing/2016/ink" xmlns:am3d="http://schemas.microsoft.com/office/drawing/2017/model3d" xmlns:o="urn:schemas-microsoft-com:office:office" xmlns:oel="http://schemas.microsoft.com/office/2019/extlst" xmlns:r="http://schemas.openxmlformats.org/officeDocument/2006/relationships" xmlns:m="http://schemas.openxmlformats.org/officeDocument/2006/math" xmlns:v="urn:schemas-microsoft-com:vml" xmlns:wp14="http://schemas.microsoft.com/office/word/2010/wordprocessingDrawing" xmlns:wp="http://schemas.openxmlformats.org/drawingml/2006/wordprocessingDrawing" xmlns:w10="urn:schemas-microsoft-com:office:word" xmlns:w="http://schemas.openxmlformats.org/wordprocessingml/2006/main" xmlns:w14="http://schemas.microsoft.com/office/word/2010/wordml" xmlns:w15="http://schemas.microsoft.com/office/word/2012/wordml" xmlns:w16cex="http://schemas.microsoft.com/office/word/2018/wordml/cex" xmlns:w16cid="http://schemas.microsoft.com/office/word/2016/wordml/cid" xmlns:w16="http://schemas.microsoft.com/office/word/2018/wordml" xmlns:w16sdtdh="http://schemas.microsoft.com/office/word/2020/wordml/sdtdatahash" xmlns:w16se="http://schemas.microsoft.com/office/word/2015/wordml/symex" xmlns:wpg="http://schemas.microsoft.com/office/word/2010/wordprocessingGroup" xmlns:wpi="http://schemas.microsoft.com/office/word/2010/wordprocessingInk" xmlns:wne="http://schemas.microsoft.com/office/word/2006/wordml" xmlns:wps="http://schemas.microsoft.com/office/word/2010/wordprocessingShape" mc:Ignorable="w14 w15 w16se w16cid w16 w16cex w16sdtdh wp14">
+<w:hdr xmlns:wpc="http://schemas.microsoft.com/office/word/2010/wordprocessingCanvas" xmlns:mc="http://schemas.openxmlformats.org/markup-compatibility/2006" xmlns:o="urn:schemas-microsoft-com:office:office" xmlns:r="http://schemas.openxmlformats.org/officeDocument/2006/relationships" xmlns:m="http://schemas.openxmlformats.org/officeDocument/2006/math" xmlns:v="urn:schemas-microsoft-com:vml" xmlns:wp14="http://schemas.microsoft.com/office/word/2010/wordprocessingDrawing" xmlns:wp="http://schemas.openxmlformats.org/drawingml/2006/wordprocessingDrawing" xmlns:w10="urn:schemas-microsoft-com:office:word" xmlns:w="http://schemas.openxmlformats.org/wordprocessingml/2006/main" xmlns:w14="http://schemas.microsoft.com/office/word/2010/wordml" xmlns:w15="http://schemas.microsoft.com/office/word/2012/wordml" xmlns:wpg="http://schemas.microsoft.com/office/word/2010/wordprocessingGroup" xmlns:wpi="http://schemas.microsoft.com/office/word/2010/wordprocessingInk" xmlns:wne="http://schemas.microsoft.com/office/word/2006/wordml" xmlns:wps="http://schemas.microsoft.com/office/word/2010/wordprocessingShape" mc:Ignorable="w14 w15 wp14">
   <w:p>
     <w:pPr>
       <w:pStyle w:val="a4"/>
@@ -28500,7 +26524,7 @@
         <w:b/>
         <w:noProof/>
       </w:rPr>
-      <w:t>2634</w:t>
+      <w:t>2635</w:t>
     </w:r>
     <w:r>
       <w:rPr>
@@ -28637,7 +26661,7 @@
         <w:b/>
         <w:noProof/>
       </w:rPr>
-      <w:t>23</w:t>
+      <w:t>30</w:t>
     </w:r>
     <w:r>
       <w:rPr>
@@ -28709,7 +26733,7 @@
         <w:b/>
         <w:noProof/>
       </w:rPr>
-      <w:t>2634</w:t>
+      <w:t>2635</w:t>
     </w:r>
     <w:r>
       <w:rPr>
@@ -28846,7 +26870,7 @@
         <w:b/>
         <w:noProof/>
       </w:rPr>
-      <w:t>23</w:t>
+      <w:t>30</w:t>
     </w:r>
     <w:r>
       <w:rPr>
@@ -28886,7 +26910,7 @@
 </file>
 
 <file path=word/header2.xml><?xml version="1.0" encoding="utf-8"?>
-<w:hdr xmlns:wpc="http://schemas.microsoft.com/office/word/2010/wordprocessingCanvas" xmlns:cx="http://schemas.microsoft.com/office/drawing/2014/chartex" xmlns:cx1="http://schemas.microsoft.com/office/drawing/2015/9/8/chartex" xmlns:cx2="http://schemas.microsoft.com/office/drawing/2015/10/21/chartex" xmlns:cx3="http://schemas.microsoft.com/office/drawing/2016/5/9/chartex" xmlns:cx4="http://schemas.microsoft.com/office/drawing/2016/5/10/chartex" xmlns:cx5="http://schemas.microsoft.com/office/drawing/2016/5/11/chartex" xmlns:cx6="http://schemas.microsoft.com/office/drawing/2016/5/12/chartex" xmlns:cx7="http://schemas.microsoft.com/office/drawing/2016/5/13/chartex" xmlns:cx8="http://schemas.microsoft.com/office/drawing/2016/5/14/chartex" xmlns:mc="http://schemas.openxmlformats.org/markup-compatibility/2006" xmlns:aink="http://schemas.microsoft.com/office/drawing/2016/ink" xmlns:am3d="http://schemas.microsoft.com/office/drawing/2017/model3d" xmlns:o="urn:schemas-microsoft-com:office:office" xmlns:oel="http://schemas.microsoft.com/office/2019/extlst" xmlns:r="http://schemas.openxmlformats.org/officeDocument/2006/relationships" xmlns:m="http://schemas.openxmlformats.org/officeDocument/2006/math" xmlns:v="urn:schemas-microsoft-com:vml" xmlns:wp14="http://schemas.microsoft.com/office/word/2010/wordprocessingDrawing" xmlns:wp="http://schemas.openxmlformats.org/drawingml/2006/wordprocessingDrawing" xmlns:w10="urn:schemas-microsoft-com:office:word" xmlns:w="http://schemas.openxmlformats.org/wordprocessingml/2006/main" xmlns:w14="http://schemas.microsoft.com/office/word/2010/wordml" xmlns:w15="http://schemas.microsoft.com/office/word/2012/wordml" xmlns:w16cex="http://schemas.microsoft.com/office/word/2018/wordml/cex" xmlns:w16cid="http://schemas.microsoft.com/office/word/2016/wordml/cid" xmlns:w16="http://schemas.microsoft.com/office/word/2018/wordml" xmlns:w16sdtdh="http://schemas.microsoft.com/office/word/2020/wordml/sdtdatahash" xmlns:w16se="http://schemas.microsoft.com/office/word/2015/wordml/symex" xmlns:wpg="http://schemas.microsoft.com/office/word/2010/wordprocessingGroup" xmlns:wpi="http://schemas.microsoft.com/office/word/2010/wordprocessingInk" xmlns:wne="http://schemas.microsoft.com/office/word/2006/wordml" xmlns:wps="http://schemas.microsoft.com/office/word/2010/wordprocessingShape" mc:Ignorable="w14 w15 w16se w16cid w16 w16cex w16sdtdh wp14">
+<w:hdr xmlns:wpc="http://schemas.microsoft.com/office/word/2010/wordprocessingCanvas" xmlns:mc="http://schemas.openxmlformats.org/markup-compatibility/2006" xmlns:o="urn:schemas-microsoft-com:office:office" xmlns:r="http://schemas.openxmlformats.org/officeDocument/2006/relationships" xmlns:m="http://schemas.openxmlformats.org/officeDocument/2006/math" xmlns:v="urn:schemas-microsoft-com:vml" xmlns:wp14="http://schemas.microsoft.com/office/word/2010/wordprocessingDrawing" xmlns:wp="http://schemas.openxmlformats.org/drawingml/2006/wordprocessingDrawing" xmlns:w10="urn:schemas-microsoft-com:office:word" xmlns:w="http://schemas.openxmlformats.org/wordprocessingml/2006/main" xmlns:w14="http://schemas.microsoft.com/office/word/2010/wordml" xmlns:w15="http://schemas.microsoft.com/office/word/2012/wordml" xmlns:wpg="http://schemas.microsoft.com/office/word/2010/wordprocessingGroup" xmlns:wpi="http://schemas.microsoft.com/office/word/2010/wordprocessingInk" xmlns:wne="http://schemas.microsoft.com/office/word/2006/wordml" xmlns:wps="http://schemas.microsoft.com/office/word/2010/wordprocessingShape" mc:Ignorable="w14 w15 wp14">
   <w:p>
     <w:pPr>
       <w:pStyle w:val="a4"/>
@@ -29344,7 +27368,7 @@
 </file>
 
 <file path=word/header3.xml><?xml version="1.0" encoding="utf-8"?>
-<w:hdr xmlns:wpc="http://schemas.microsoft.com/office/word/2010/wordprocessingCanvas" xmlns:cx="http://schemas.microsoft.com/office/drawing/2014/chartex" xmlns:cx1="http://schemas.microsoft.com/office/drawing/2015/9/8/chartex" xmlns:cx2="http://schemas.microsoft.com/office/drawing/2015/10/21/chartex" xmlns:cx3="http://schemas.microsoft.com/office/drawing/2016/5/9/chartex" xmlns:cx4="http://schemas.microsoft.com/office/drawing/2016/5/10/chartex" xmlns:cx5="http://schemas.microsoft.com/office/drawing/2016/5/11/chartex" xmlns:cx6="http://schemas.microsoft.com/office/drawing/2016/5/12/chartex" xmlns:cx7="http://schemas.microsoft.com/office/drawing/2016/5/13/chartex" xmlns:cx8="http://schemas.microsoft.com/office/drawing/2016/5/14/chartex" xmlns:mc="http://schemas.openxmlformats.org/markup-compatibility/2006" xmlns:aink="http://schemas.microsoft.com/office/drawing/2016/ink" xmlns:am3d="http://schemas.microsoft.com/office/drawing/2017/model3d" xmlns:o="urn:schemas-microsoft-com:office:office" xmlns:oel="http://schemas.microsoft.com/office/2019/extlst" xmlns:r="http://schemas.openxmlformats.org/officeDocument/2006/relationships" xmlns:m="http://schemas.openxmlformats.org/officeDocument/2006/math" xmlns:v="urn:schemas-microsoft-com:vml" xmlns:wp14="http://schemas.microsoft.com/office/word/2010/wordprocessingDrawing" xmlns:wp="http://schemas.openxmlformats.org/drawingml/2006/wordprocessingDrawing" xmlns:w10="urn:schemas-microsoft-com:office:word" xmlns:w="http://schemas.openxmlformats.org/wordprocessingml/2006/main" xmlns:w14="http://schemas.microsoft.com/office/word/2010/wordml" xmlns:w15="http://schemas.microsoft.com/office/word/2012/wordml" xmlns:w16cex="http://schemas.microsoft.com/office/word/2018/wordml/cex" xmlns:w16cid="http://schemas.microsoft.com/office/word/2016/wordml/cid" xmlns:w16="http://schemas.microsoft.com/office/word/2018/wordml" xmlns:w16sdtdh="http://schemas.microsoft.com/office/word/2020/wordml/sdtdatahash" xmlns:w16se="http://schemas.microsoft.com/office/word/2015/wordml/symex" xmlns:wpg="http://schemas.microsoft.com/office/word/2010/wordprocessingGroup" xmlns:wpi="http://schemas.microsoft.com/office/word/2010/wordprocessingInk" xmlns:wne="http://schemas.microsoft.com/office/word/2006/wordml" xmlns:wps="http://schemas.microsoft.com/office/word/2010/wordprocessingShape" mc:Ignorable="w14 w15 w16se w16cid w16 w16cex w16sdtdh wp14">
+<w:hdr xmlns:wpc="http://schemas.microsoft.com/office/word/2010/wordprocessingCanvas" xmlns:mc="http://schemas.openxmlformats.org/markup-compatibility/2006" xmlns:o="urn:schemas-microsoft-com:office:office" xmlns:r="http://schemas.openxmlformats.org/officeDocument/2006/relationships" xmlns:m="http://schemas.openxmlformats.org/officeDocument/2006/math" xmlns:v="urn:schemas-microsoft-com:vml" xmlns:wp14="http://schemas.microsoft.com/office/word/2010/wordprocessingDrawing" xmlns:wp="http://schemas.openxmlformats.org/drawingml/2006/wordprocessingDrawing" xmlns:w10="urn:schemas-microsoft-com:office:word" xmlns:w="http://schemas.openxmlformats.org/wordprocessingml/2006/main" xmlns:w14="http://schemas.microsoft.com/office/word/2010/wordml" xmlns:w15="http://schemas.microsoft.com/office/word/2012/wordml" xmlns:wpg="http://schemas.microsoft.com/office/word/2010/wordprocessingGroup" xmlns:wpi="http://schemas.microsoft.com/office/word/2010/wordprocessingInk" xmlns:wne="http://schemas.microsoft.com/office/word/2006/wordml" xmlns:wps="http://schemas.microsoft.com/office/word/2010/wordprocessingShape" mc:Ignorable="w14 w15 wp14">
   <w:p>
     <w:pPr>
       <w:pStyle w:val="a4"/>
@@ -29802,7 +27826,7 @@
 </file>
 
 <file path=word/header4.xml><?xml version="1.0" encoding="utf-8"?>
-<w:hdr xmlns:wpc="http://schemas.microsoft.com/office/word/2010/wordprocessingCanvas" xmlns:cx="http://schemas.microsoft.com/office/drawing/2014/chartex" xmlns:cx1="http://schemas.microsoft.com/office/drawing/2015/9/8/chartex" xmlns:cx2="http://schemas.microsoft.com/office/drawing/2015/10/21/chartex" xmlns:cx3="http://schemas.microsoft.com/office/drawing/2016/5/9/chartex" xmlns:cx4="http://schemas.microsoft.com/office/drawing/2016/5/10/chartex" xmlns:cx5="http://schemas.microsoft.com/office/drawing/2016/5/11/chartex" xmlns:cx6="http://schemas.microsoft.com/office/drawing/2016/5/12/chartex" xmlns:cx7="http://schemas.microsoft.com/office/drawing/2016/5/13/chartex" xmlns:cx8="http://schemas.microsoft.com/office/drawing/2016/5/14/chartex" xmlns:mc="http://schemas.openxmlformats.org/markup-compatibility/2006" xmlns:aink="http://schemas.microsoft.com/office/drawing/2016/ink" xmlns:am3d="http://schemas.microsoft.com/office/drawing/2017/model3d" xmlns:o="urn:schemas-microsoft-com:office:office" xmlns:oel="http://schemas.microsoft.com/office/2019/extlst" xmlns:r="http://schemas.openxmlformats.org/officeDocument/2006/relationships" xmlns:m="http://schemas.openxmlformats.org/officeDocument/2006/math" xmlns:v="urn:schemas-microsoft-com:vml" xmlns:wp14="http://schemas.microsoft.com/office/word/2010/wordprocessingDrawing" xmlns:wp="http://schemas.openxmlformats.org/drawingml/2006/wordprocessingDrawing" xmlns:w10="urn:schemas-microsoft-com:office:word" xmlns:w="http://schemas.openxmlformats.org/wordprocessingml/2006/main" xmlns:w14="http://schemas.microsoft.com/office/word/2010/wordml" xmlns:w15="http://schemas.microsoft.com/office/word/2012/wordml" xmlns:w16cex="http://schemas.microsoft.com/office/word/2018/wordml/cex" xmlns:w16cid="http://schemas.microsoft.com/office/word/2016/wordml/cid" xmlns:w16="http://schemas.microsoft.com/office/word/2018/wordml" xmlns:w16sdtdh="http://schemas.microsoft.com/office/word/2020/wordml/sdtdatahash" xmlns:w16se="http://schemas.microsoft.com/office/word/2015/wordml/symex" xmlns:wpg="http://schemas.microsoft.com/office/word/2010/wordprocessingGroup" xmlns:wpi="http://schemas.microsoft.com/office/word/2010/wordprocessingInk" xmlns:wne="http://schemas.microsoft.com/office/word/2006/wordml" xmlns:wps="http://schemas.microsoft.com/office/word/2010/wordprocessingShape" mc:Ignorable="w14 w15 w16se w16cid w16 w16cex w16sdtdh wp14">
+<w:hdr xmlns:wpc="http://schemas.microsoft.com/office/word/2010/wordprocessingCanvas" xmlns:mc="http://schemas.openxmlformats.org/markup-compatibility/2006" xmlns:o="urn:schemas-microsoft-com:office:office" xmlns:r="http://schemas.openxmlformats.org/officeDocument/2006/relationships" xmlns:m="http://schemas.openxmlformats.org/officeDocument/2006/math" xmlns:v="urn:schemas-microsoft-com:vml" xmlns:wp14="http://schemas.microsoft.com/office/word/2010/wordprocessingDrawing" xmlns:wp="http://schemas.openxmlformats.org/drawingml/2006/wordprocessingDrawing" xmlns:w10="urn:schemas-microsoft-com:office:word" xmlns:w="http://schemas.openxmlformats.org/wordprocessingml/2006/main" xmlns:w14="http://schemas.microsoft.com/office/word/2010/wordml" xmlns:w15="http://schemas.microsoft.com/office/word/2012/wordml" xmlns:wpg="http://schemas.microsoft.com/office/word/2010/wordprocessingGroup" xmlns:wpi="http://schemas.microsoft.com/office/word/2010/wordprocessingInk" xmlns:wne="http://schemas.microsoft.com/office/word/2006/wordml" xmlns:wps="http://schemas.microsoft.com/office/word/2010/wordprocessingShape" mc:Ignorable="w14 w15 wp14">
   <w:p>
     <w:pPr>
       <w:pStyle w:val="a4"/>
@@ -29874,7 +27898,7 @@
         <w:b/>
         <w:noProof/>
       </w:rPr>
-      <w:t>2634</w:t>
+      <w:t>2635</w:t>
     </w:r>
     <w:r>
       <w:rPr>
@@ -30011,7 +28035,7 @@
         <w:b/>
         <w:noProof/>
       </w:rPr>
-      <w:t>23</w:t>
+      <w:t>30</w:t>
     </w:r>
     <w:r>
       <w:rPr>
@@ -30083,7 +28107,7 @@
         <w:b/>
         <w:noProof/>
       </w:rPr>
-      <w:t>2634</w:t>
+      <w:t>2635</w:t>
     </w:r>
     <w:r>
       <w:rPr>
@@ -30220,7 +28244,7 @@
         <w:b/>
         <w:noProof/>
       </w:rPr>
-      <w:t>23</w:t>
+      <w:t>30</w:t>
     </w:r>
     <w:r>
       <w:rPr>
@@ -30260,7 +28284,7 @@
 </file>
 
 <file path=word/numbering.xml><?xml version="1.0" encoding="utf-8"?>
-<w:numbering xmlns:wpc="http://schemas.microsoft.com/office/word/2010/wordprocessingCanvas" xmlns:cx="http://schemas.microsoft.com/office/drawing/2014/chartex" xmlns:cx1="http://schemas.microsoft.com/office/drawing/2015/9/8/chartex" xmlns:cx2="http://schemas.microsoft.com/office/drawing/2015/10/21/chartex" xmlns:cx3="http://schemas.microsoft.com/office/drawing/2016/5/9/chartex" xmlns:cx4="http://schemas.microsoft.com/office/drawing/2016/5/10/chartex" xmlns:cx5="http://schemas.microsoft.com/office/drawing/2016/5/11/chartex" xmlns:cx6="http://schemas.microsoft.com/office/drawing/2016/5/12/chartex" xmlns:cx7="http://schemas.microsoft.com/office/drawing/2016/5/13/chartex" xmlns:cx8="http://schemas.microsoft.com/office/drawing/2016/5/14/chartex" xmlns:mc="http://schemas.openxmlformats.org/markup-compatibility/2006" xmlns:aink="http://schemas.microsoft.com/office/drawing/2016/ink" xmlns:am3d="http://schemas.microsoft.com/office/drawing/2017/model3d" xmlns:o="urn:schemas-microsoft-com:office:office" xmlns:oel="http://schemas.microsoft.com/office/2019/extlst" xmlns:r="http://schemas.openxmlformats.org/officeDocument/2006/relationships" xmlns:m="http://schemas.openxmlformats.org/officeDocument/2006/math" xmlns:v="urn:schemas-microsoft-com:vml" xmlns:wp14="http://schemas.microsoft.com/office/word/2010/wordprocessingDrawing" xmlns:wp="http://schemas.openxmlformats.org/drawingml/2006/wordprocessingDrawing" xmlns:w10="urn:schemas-microsoft-com:office:word" xmlns:w="http://schemas.openxmlformats.org/wordprocessingml/2006/main" xmlns:w14="http://schemas.microsoft.com/office/word/2010/wordml" xmlns:w15="http://schemas.microsoft.com/office/word/2012/wordml" xmlns:w16cex="http://schemas.microsoft.com/office/word/2018/wordml/cex" xmlns:w16cid="http://schemas.microsoft.com/office/word/2016/wordml/cid" xmlns:w16="http://schemas.microsoft.com/office/word/2018/wordml" xmlns:w16sdtdh="http://schemas.microsoft.com/office/word/2020/wordml/sdtdatahash" xmlns:w16se="http://schemas.microsoft.com/office/word/2015/wordml/symex" xmlns:wpg="http://schemas.microsoft.com/office/word/2010/wordprocessingGroup" xmlns:wpi="http://schemas.microsoft.com/office/word/2010/wordprocessingInk" xmlns:wne="http://schemas.microsoft.com/office/word/2006/wordml" xmlns:wps="http://schemas.microsoft.com/office/word/2010/wordprocessingShape" mc:Ignorable="w14 w15 w16se w16cid w16 w16cex w16sdtdh wp14">
+<w:numbering xmlns:wpc="http://schemas.microsoft.com/office/word/2010/wordprocessingCanvas" xmlns:mc="http://schemas.openxmlformats.org/markup-compatibility/2006" xmlns:o="urn:schemas-microsoft-com:office:office" xmlns:r="http://schemas.openxmlformats.org/officeDocument/2006/relationships" xmlns:m="http://schemas.openxmlformats.org/officeDocument/2006/math" xmlns:v="urn:schemas-microsoft-com:vml" xmlns:wp14="http://schemas.microsoft.com/office/word/2010/wordprocessingDrawing" xmlns:wp="http://schemas.openxmlformats.org/drawingml/2006/wordprocessingDrawing" xmlns:w10="urn:schemas-microsoft-com:office:word" xmlns:w="http://schemas.openxmlformats.org/wordprocessingml/2006/main" xmlns:w14="http://schemas.microsoft.com/office/word/2010/wordml" xmlns:w15="http://schemas.microsoft.com/office/word/2012/wordml" xmlns:wpg="http://schemas.microsoft.com/office/word/2010/wordprocessingGroup" xmlns:wpi="http://schemas.microsoft.com/office/word/2010/wordprocessingInk" xmlns:wne="http://schemas.microsoft.com/office/word/2006/wordml" xmlns:wps="http://schemas.microsoft.com/office/word/2010/wordprocessingShape" mc:Ignorable="w14 w15 wp14">
   <w:abstractNum w:abstractNumId="0" w15:restartNumberingAfterBreak="0">
     <w:nsid w:val="0397573A"/>
     <w:multiLevelType w:val="hybridMultilevel"/>
@@ -31952,68 +29976,68 @@
       </w:pPr>
     </w:lvl>
   </w:abstractNum>
-  <w:num w:numId="1" w16cid:durableId="2017227377">
+  <w:num w:numId="1">
     <w:abstractNumId w:val="18"/>
   </w:num>
-  <w:num w:numId="2" w16cid:durableId="1052078705">
+  <w:num w:numId="2">
     <w:abstractNumId w:val="5"/>
   </w:num>
-  <w:num w:numId="3" w16cid:durableId="477039937">
+  <w:num w:numId="3">
     <w:abstractNumId w:val="9"/>
   </w:num>
-  <w:num w:numId="4" w16cid:durableId="649751110">
+  <w:num w:numId="4">
     <w:abstractNumId w:val="3"/>
   </w:num>
-  <w:num w:numId="5" w16cid:durableId="388262866">
+  <w:num w:numId="5">
     <w:abstractNumId w:val="10"/>
   </w:num>
-  <w:num w:numId="6" w16cid:durableId="543100091">
+  <w:num w:numId="6">
     <w:abstractNumId w:val="17"/>
   </w:num>
-  <w:num w:numId="7" w16cid:durableId="853612682">
+  <w:num w:numId="7">
     <w:abstractNumId w:val="16"/>
   </w:num>
-  <w:num w:numId="8" w16cid:durableId="1978682022">
+  <w:num w:numId="8">
     <w:abstractNumId w:val="8"/>
   </w:num>
-  <w:num w:numId="9" w16cid:durableId="446004154">
+  <w:num w:numId="9">
     <w:abstractNumId w:val="14"/>
   </w:num>
-  <w:num w:numId="10" w16cid:durableId="596795470">
+  <w:num w:numId="10">
     <w:abstractNumId w:val="4"/>
   </w:num>
-  <w:num w:numId="11" w16cid:durableId="2054453911">
+  <w:num w:numId="11">
     <w:abstractNumId w:val="11"/>
   </w:num>
-  <w:num w:numId="12" w16cid:durableId="405033168">
+  <w:num w:numId="12">
     <w:abstractNumId w:val="2"/>
   </w:num>
-  <w:num w:numId="13" w16cid:durableId="442070984">
+  <w:num w:numId="13">
     <w:abstractNumId w:val="12"/>
   </w:num>
-  <w:num w:numId="14" w16cid:durableId="712652206">
+  <w:num w:numId="14">
     <w:abstractNumId w:val="13"/>
   </w:num>
-  <w:num w:numId="15" w16cid:durableId="1070081345">
+  <w:num w:numId="15">
     <w:abstractNumId w:val="1"/>
   </w:num>
-  <w:num w:numId="16" w16cid:durableId="1042749508">
+  <w:num w:numId="16">
     <w:abstractNumId w:val="0"/>
   </w:num>
-  <w:num w:numId="17" w16cid:durableId="767389737">
+  <w:num w:numId="17">
     <w:abstractNumId w:val="15"/>
   </w:num>
-  <w:num w:numId="18" w16cid:durableId="815414236">
+  <w:num w:numId="18">
     <w:abstractNumId w:val="7"/>
   </w:num>
-  <w:num w:numId="19" w16cid:durableId="246234201">
+  <w:num w:numId="19">
     <w:abstractNumId w:val="6"/>
   </w:num>
 </w:numbering>
 </file>
 
 <file path=word/styles.xml><?xml version="1.0" encoding="utf-8"?>
-<w:styles xmlns:mc="http://schemas.openxmlformats.org/markup-compatibility/2006" xmlns:r="http://schemas.openxmlformats.org/officeDocument/2006/relationships" xmlns:w="http://schemas.openxmlformats.org/wordprocessingml/2006/main" xmlns:w14="http://schemas.microsoft.com/office/word/2010/wordml" xmlns:w15="http://schemas.microsoft.com/office/word/2012/wordml" xmlns:w16cex="http://schemas.microsoft.com/office/word/2018/wordml/cex" xmlns:w16cid="http://schemas.microsoft.com/office/word/2016/wordml/cid" xmlns:w16="http://schemas.microsoft.com/office/word/2018/wordml" xmlns:w16sdtdh="http://schemas.microsoft.com/office/word/2020/wordml/sdtdatahash" xmlns:w16se="http://schemas.microsoft.com/office/word/2015/wordml/symex" mc:Ignorable="w14 w15 w16se w16cid w16 w16cex w16sdtdh">
+<w:styles xmlns:mc="http://schemas.openxmlformats.org/markup-compatibility/2006" xmlns:r="http://schemas.openxmlformats.org/officeDocument/2006/relationships" xmlns:w="http://schemas.openxmlformats.org/wordprocessingml/2006/main" xmlns:w14="http://schemas.microsoft.com/office/word/2010/wordml" xmlns:w15="http://schemas.microsoft.com/office/word/2012/wordml" mc:Ignorable="w14 w15">
   <w:docDefaults>
     <w:rPrDefault>
       <w:rPr>
@@ -32026,7 +30050,7 @@
     </w:rPrDefault>
     <w:pPrDefault/>
   </w:docDefaults>
-  <w:latentStyles w:defLockedState="0" w:defUIPriority="99" w:defSemiHidden="0" w:defUnhideWhenUsed="0" w:defQFormat="0" w:count="376">
+  <w:latentStyles w:defLockedState="0" w:defUIPriority="99" w:defSemiHidden="0" w:defUnhideWhenUsed="0" w:defQFormat="0" w:count="371">
     <w:lsdException w:name="Normal" w:uiPriority="0" w:qFormat="1"/>
     <w:lsdException w:name="heading 1" w:uiPriority="9" w:qFormat="1"/>
     <w:lsdException w:name="heading 2" w:semiHidden="1" w:uiPriority="9" w:unhideWhenUsed="1" w:qFormat="1"/>
@@ -32398,11 +30422,6 @@
     <w:lsdException w:name="List Table 5 Dark Accent 6" w:uiPriority="50"/>
     <w:lsdException w:name="List Table 6 Colorful Accent 6" w:uiPriority="51"/>
     <w:lsdException w:name="List Table 7 Colorful Accent 6" w:uiPriority="52"/>
-    <w:lsdException w:name="Mention" w:semiHidden="1" w:unhideWhenUsed="1"/>
-    <w:lsdException w:name="Smart Hyperlink" w:semiHidden="1" w:unhideWhenUsed="1"/>
-    <w:lsdException w:name="Hashtag" w:semiHidden="1" w:unhideWhenUsed="1"/>
-    <w:lsdException w:name="Unresolved Mention" w:semiHidden="1" w:unhideWhenUsed="1"/>
-    <w:lsdException w:name="Smart Link" w:semiHidden="1" w:unhideWhenUsed="1"/>
   </w:latentStyles>
   <w:style w:type="paragraph" w:default="1" w:styleId="a">
     <w:name w:val="Normal"/>
@@ -33058,7 +31077,7 @@
 </file>
 
 <file path=customXml/itemProps1.xml><?xml version="1.0" encoding="utf-8"?>
-<ds:datastoreItem xmlns:ds="http://schemas.openxmlformats.org/officeDocument/2006/customXml" ds:itemID="{1FD0C650-FF74-47D9-9B42-2BB35232E596}">
+<ds:datastoreItem xmlns:ds="http://schemas.openxmlformats.org/officeDocument/2006/customXml" ds:itemID="{C319B186-B5B0-4559-9CF8-703B55F0EC21}">
   <ds:schemaRefs>
     <ds:schemaRef ds:uri="http://schemas.openxmlformats.org/officeDocument/2006/bibliography"/>
   </ds:schemaRefs>
